--- a/Apna college sheet DSA/Array/Self Notes.docx
+++ b/Apna college sheet DSA/Array/Self Notes.docx
@@ -7,18 +7,26 @@
         <w:rPr>
           <w:b/>
           <w:bCs/>
-        </w:rPr>
-      </w:pPr>
-      <w:r>
-        <w:t>169)</w:t>
-      </w:r>
-      <w:r>
-        <w:t xml:space="preserve"> </w:t>
-      </w:r>
-      <w:r>
-        <w:rPr>
-          <w:b/>
-          <w:bCs/>
+          <w:sz w:val="32"/>
+          <w:szCs w:val="32"/>
+          <w:u w:val="single"/>
+        </w:rPr>
+      </w:pPr>
+      <w:r>
+        <w:rPr>
+          <w:sz w:val="32"/>
+          <w:szCs w:val="32"/>
+          <w:u w:val="single"/>
+        </w:rPr>
+        <w:t xml:space="preserve">169) </w:t>
+      </w:r>
+      <w:r>
+        <w:rPr>
+          <w:b/>
+          <w:bCs/>
+          <w:sz w:val="32"/>
+          <w:szCs w:val="32"/>
+          <w:u w:val="single"/>
         </w:rPr>
         <w:t>Majority Element</w:t>
       </w:r>
@@ -733,12 +741,28 @@
         <w:rPr>
           <w:b/>
           <w:bCs/>
-        </w:rPr>
-      </w:pPr>
-      <w:r>
-        <w:rPr>
-          <w:b/>
-          <w:bCs/>
+          <w:sz w:val="32"/>
+          <w:szCs w:val="32"/>
+          <w:u w:val="single"/>
+        </w:rPr>
+      </w:pPr>
+      <w:r>
+        <w:rPr>
+          <w:b/>
+          <w:bCs/>
+          <w:sz w:val="32"/>
+          <w:szCs w:val="32"/>
+          <w:u w:val="single"/>
+        </w:rPr>
+        <w:t>2965)</w:t>
+      </w:r>
+      <w:r>
+        <w:rPr>
+          <w:b/>
+          <w:bCs/>
+          <w:sz w:val="32"/>
+          <w:szCs w:val="32"/>
+          <w:u w:val="single"/>
         </w:rPr>
         <w:t>Repeat &amp; Missing Number</w:t>
       </w:r>
@@ -1033,6 +1057,950 @@
     </w:tbl>
     <w:p/>
     <w:p/>
+    <w:p/>
+    <w:p/>
+    <w:p/>
+    <w:p/>
+    <w:p/>
+    <w:p/>
+    <w:p/>
+    <w:p/>
+    <w:p/>
+    <w:p>
+      <w:pPr>
+        <w:rPr>
+          <w:b/>
+          <w:bCs/>
+          <w:sz w:val="32"/>
+          <w:szCs w:val="32"/>
+          <w:u w:val="single"/>
+        </w:rPr>
+      </w:pPr>
+      <w:r>
+        <w:rPr>
+          <w:b/>
+          <w:bCs/>
+          <w:sz w:val="32"/>
+          <w:szCs w:val="32"/>
+          <w:u w:val="single"/>
+        </w:rPr>
+        <w:t>88) Merge sorted array without using extra space</w:t>
+      </w:r>
+    </w:p>
+    <w:p>
+      <w:r>
+        <w:rPr>
+          <w:b/>
+          <w:bCs/>
+        </w:rPr>
+        <w:t xml:space="preserve">Problem </w:t>
+      </w:r>
+      <w:proofErr w:type="gramStart"/>
+      <w:r>
+        <w:rPr>
+          <w:b/>
+          <w:bCs/>
+        </w:rPr>
+        <w:t>Statement :</w:t>
+      </w:r>
+      <w:proofErr w:type="gramEnd"/>
+    </w:p>
+    <w:p>
+      <w:r>
+        <w:t>You are given two integer arrays</w:t>
+      </w:r>
+      <w:r>
+        <w:rPr>
+          <w:b/>
+          <w:bCs/>
+        </w:rPr>
+        <w:t> nums1</w:t>
+      </w:r>
+      <w:r>
+        <w:t> and </w:t>
+      </w:r>
+      <w:r>
+        <w:rPr>
+          <w:b/>
+          <w:bCs/>
+        </w:rPr>
+        <w:t>nums2,</w:t>
+      </w:r>
+      <w:r>
+        <w:t> sorted in </w:t>
+      </w:r>
+      <w:r>
+        <w:rPr>
+          <w:b/>
+          <w:bCs/>
+        </w:rPr>
+        <w:t>non-decreasing order</w:t>
+      </w:r>
+      <w:r>
+        <w:t>, and two integers</w:t>
+      </w:r>
+      <w:r>
+        <w:rPr>
+          <w:b/>
+          <w:bCs/>
+        </w:rPr>
+        <w:t> m </w:t>
+      </w:r>
+      <w:r>
+        <w:t>and </w:t>
+      </w:r>
+      <w:r>
+        <w:rPr>
+          <w:b/>
+          <w:bCs/>
+        </w:rPr>
+        <w:t>n,</w:t>
+      </w:r>
+      <w:r>
+        <w:t> representing the number of elements in </w:t>
+      </w:r>
+      <w:r>
+        <w:rPr>
+          <w:b/>
+          <w:bCs/>
+        </w:rPr>
+        <w:t>nums1</w:t>
+      </w:r>
+      <w:r>
+        <w:t> and </w:t>
+      </w:r>
+      <w:r>
+        <w:rPr>
+          <w:b/>
+          <w:bCs/>
+        </w:rPr>
+        <w:t>nums2</w:t>
+      </w:r>
+      <w:r>
+        <w:t>, respectively.</w:t>
+      </w:r>
+    </w:p>
+    <w:p>
+      <w:r>
+        <w:t>Merge </w:t>
+      </w:r>
+      <w:r>
+        <w:rPr>
+          <w:b/>
+          <w:bCs/>
+        </w:rPr>
+        <w:t>nums1</w:t>
+      </w:r>
+      <w:r>
+        <w:t> and </w:t>
+      </w:r>
+      <w:r>
+        <w:rPr>
+          <w:b/>
+          <w:bCs/>
+        </w:rPr>
+        <w:t>nums2</w:t>
+      </w:r>
+      <w:r>
+        <w:t> into a single array sorted in </w:t>
+      </w:r>
+      <w:r>
+        <w:rPr>
+          <w:b/>
+          <w:bCs/>
+        </w:rPr>
+        <w:t>non-decreasing order</w:t>
+      </w:r>
+      <w:r>
+        <w:t>.</w:t>
+      </w:r>
+    </w:p>
+    <w:p>
+      <w:r>
+        <w:t>The final sorted array should not be returned by the function but instead be stored inside the array </w:t>
+      </w:r>
+      <w:r>
+        <w:rPr>
+          <w:b/>
+          <w:bCs/>
+        </w:rPr>
+        <w:t>nums1</w:t>
+      </w:r>
+      <w:r>
+        <w:t>. To accommodate this, nums1 has a length of </w:t>
+      </w:r>
+      <w:r>
+        <w:rPr>
+          <w:b/>
+          <w:bCs/>
+        </w:rPr>
+        <w:t>m + n</w:t>
+      </w:r>
+      <w:r>
+        <w:t>, where the first </w:t>
+      </w:r>
+      <w:r>
+        <w:rPr>
+          <w:b/>
+          <w:bCs/>
+        </w:rPr>
+        <w:t>m</w:t>
+      </w:r>
+      <w:r>
+        <w:t> elements denote the elements that should be merged, and the last </w:t>
+      </w:r>
+      <w:r>
+        <w:rPr>
+          <w:b/>
+          <w:bCs/>
+        </w:rPr>
+        <w:t>n</w:t>
+      </w:r>
+      <w:r>
+        <w:t> elements are set to 0 and should be ignored. </w:t>
+      </w:r>
+      <w:r>
+        <w:rPr>
+          <w:b/>
+          <w:bCs/>
+        </w:rPr>
+        <w:t>nums2</w:t>
+      </w:r>
+      <w:r>
+        <w:t> has a length of </w:t>
+      </w:r>
+      <w:r>
+        <w:rPr>
+          <w:b/>
+          <w:bCs/>
+        </w:rPr>
+        <w:t>n</w:t>
+      </w:r>
+    </w:p>
+    <w:p>
+      <w:pPr>
+        <w:rPr>
+          <w:b/>
+          <w:bCs/>
+        </w:rPr>
+      </w:pPr>
+      <w:proofErr w:type="gramStart"/>
+      <w:r>
+        <w:rPr>
+          <w:b/>
+          <w:bCs/>
+        </w:rPr>
+        <w:t>Approach</w:t>
+      </w:r>
+      <w:r>
+        <w:rPr>
+          <w:b/>
+          <w:bCs/>
+        </w:rPr>
+        <w:t>(</w:t>
+      </w:r>
+      <w:proofErr w:type="gramEnd"/>
+      <w:r>
+        <w:rPr>
+          <w:b/>
+          <w:bCs/>
+        </w:rPr>
+        <w:t>Better)</w:t>
+      </w:r>
+    </w:p>
+    <w:p>
+      <w:r>
+        <w:rPr>
+          <w:b/>
+          <w:bCs/>
+        </w:rPr>
+        <w:t xml:space="preserve">Using Sorting </w:t>
+      </w:r>
+      <w:r>
+        <w:rPr>
+          <w:b/>
+          <w:bCs/>
+        </w:rPr>
+        <w:t>(Better)</w:t>
+      </w:r>
+      <w:r>
+        <w:rPr>
+          <w:b/>
+          <w:bCs/>
+        </w:rPr>
+        <w:t>:</w:t>
+      </w:r>
+    </w:p>
+    <w:p>
+      <w:r>
+        <w:t>Copy every element from nums2 and place it in the blank space in nums1, then sort the complete array of nums1.</w:t>
+      </w:r>
+    </w:p>
+    <w:p>
+      <w:r>
+        <w:t>1. Copy all the n elements from nums2 and put them into the empty space at the end of nums1 (from index m onward).</w:t>
+      </w:r>
+    </w:p>
+    <w:p>
+      <w:r>
+        <w:t>2. Sort the entire nums1 array, which makes num1 in increasing order.</w:t>
+      </w:r>
+    </w:p>
+    <w:p/>
+    <w:tbl>
+      <w:tblPr>
+        <w:tblW w:w="13440" w:type="dxa"/>
+        <w:tblBorders>
+          <w:top w:val="single" w:sz="2" w:space="0" w:color="auto"/>
+          <w:left w:val="single" w:sz="2" w:space="0" w:color="auto"/>
+          <w:bottom w:val="single" w:sz="2" w:space="0" w:color="auto"/>
+          <w:right w:val="single" w:sz="2" w:space="0" w:color="auto"/>
+        </w:tblBorders>
+        <w:shd w:val="clear" w:color="auto" w:fill="1F2022"/>
+        <w:tblCellMar>
+          <w:left w:w="0" w:type="dxa"/>
+          <w:right w:w="0" w:type="dxa"/>
+        </w:tblCellMar>
+        <w:tblLook w:val="04A0" w:firstRow="1" w:lastRow="0" w:firstColumn="1" w:lastColumn="0" w:noHBand="0" w:noVBand="1"/>
+      </w:tblPr>
+      <w:tblGrid>
+        <w:gridCol w:w="2338"/>
+        <w:gridCol w:w="5971"/>
+        <w:gridCol w:w="5131"/>
+      </w:tblGrid>
+      <w:tr>
+        <w:trPr>
+          <w:tblHeader/>
+        </w:trPr>
+        <w:tc>
+          <w:tcPr>
+            <w:tcW w:w="0" w:type="auto"/>
+            <w:tcBorders>
+              <w:top w:val="single" w:sz="6" w:space="0" w:color="313336"/>
+              <w:left w:val="single" w:sz="2" w:space="0" w:color="313336"/>
+              <w:bottom w:val="single" w:sz="6" w:space="0" w:color="313336"/>
+              <w:right w:val="single" w:sz="2" w:space="0" w:color="313336"/>
+            </w:tcBorders>
+            <w:shd w:val="clear" w:color="auto" w:fill="1F2022"/>
+            <w:vAlign w:val="center"/>
+            <w:hideMark/>
+          </w:tcPr>
+          <w:p>
+            <w:pPr>
+              <w:rPr>
+                <w:b/>
+                <w:bCs/>
+              </w:rPr>
+            </w:pPr>
+            <w:r>
+              <w:rPr>
+                <w:b/>
+                <w:bCs/>
+              </w:rPr>
+              <w:t>Method</w:t>
+            </w:r>
+          </w:p>
+        </w:tc>
+        <w:tc>
+          <w:tcPr>
+            <w:tcW w:w="0" w:type="auto"/>
+            <w:tcBorders>
+              <w:top w:val="single" w:sz="6" w:space="0" w:color="313336"/>
+              <w:left w:val="single" w:sz="2" w:space="0" w:color="313336"/>
+              <w:bottom w:val="single" w:sz="6" w:space="0" w:color="313336"/>
+              <w:right w:val="single" w:sz="2" w:space="0" w:color="313336"/>
+            </w:tcBorders>
+            <w:shd w:val="clear" w:color="auto" w:fill="1F2022"/>
+            <w:vAlign w:val="center"/>
+            <w:hideMark/>
+          </w:tcPr>
+          <w:p>
+            <w:pPr>
+              <w:rPr>
+                <w:b/>
+                <w:bCs/>
+              </w:rPr>
+            </w:pPr>
+            <w:r>
+              <w:rPr>
+                <w:b/>
+                <w:bCs/>
+              </w:rPr>
+              <w:t>Time Complexity</w:t>
+            </w:r>
+          </w:p>
+        </w:tc>
+        <w:tc>
+          <w:tcPr>
+            <w:tcW w:w="0" w:type="auto"/>
+            <w:tcBorders>
+              <w:top w:val="single" w:sz="6" w:space="0" w:color="313336"/>
+              <w:left w:val="single" w:sz="2" w:space="0" w:color="313336"/>
+              <w:bottom w:val="single" w:sz="6" w:space="0" w:color="313336"/>
+              <w:right w:val="single" w:sz="2" w:space="0" w:color="313336"/>
+            </w:tcBorders>
+            <w:shd w:val="clear" w:color="auto" w:fill="1F2022"/>
+            <w:vAlign w:val="center"/>
+            <w:hideMark/>
+          </w:tcPr>
+          <w:p>
+            <w:pPr>
+              <w:rPr>
+                <w:b/>
+                <w:bCs/>
+              </w:rPr>
+            </w:pPr>
+            <w:r>
+              <w:rPr>
+                <w:b/>
+                <w:bCs/>
+              </w:rPr>
+              <w:t>Space Complexity</w:t>
+            </w:r>
+          </w:p>
+        </w:tc>
+      </w:tr>
+      <w:tr>
+        <w:tc>
+          <w:tcPr>
+            <w:tcW w:w="0" w:type="auto"/>
+            <w:tcBorders>
+              <w:top w:val="single" w:sz="2" w:space="0" w:color="313336"/>
+              <w:left w:val="single" w:sz="2" w:space="0" w:color="313336"/>
+              <w:bottom w:val="single" w:sz="6" w:space="0" w:color="313336"/>
+              <w:right w:val="single" w:sz="2" w:space="0" w:color="313336"/>
+            </w:tcBorders>
+            <w:shd w:val="clear" w:color="auto" w:fill="1F2022"/>
+            <w:vAlign w:val="center"/>
+            <w:hideMark/>
+          </w:tcPr>
+          <w:p>
+            <w:r>
+              <w:t>Better</w:t>
+            </w:r>
+          </w:p>
+        </w:tc>
+        <w:tc>
+          <w:tcPr>
+            <w:tcW w:w="0" w:type="auto"/>
+            <w:tcBorders>
+              <w:top w:val="single" w:sz="2" w:space="0" w:color="313336"/>
+              <w:left w:val="single" w:sz="2" w:space="0" w:color="313336"/>
+              <w:bottom w:val="single" w:sz="6" w:space="0" w:color="313336"/>
+              <w:right w:val="single" w:sz="2" w:space="0" w:color="313336"/>
+            </w:tcBorders>
+            <w:shd w:val="clear" w:color="auto" w:fill="1F2022"/>
+            <w:vAlign w:val="center"/>
+            <w:hideMark/>
+          </w:tcPr>
+          <w:p>
+            <w:proofErr w:type="gramStart"/>
+            <w:r>
+              <w:t>O(</w:t>
+            </w:r>
+            <w:proofErr w:type="gramEnd"/>
+            <w:r>
+              <w:t xml:space="preserve">(m+ </w:t>
+            </w:r>
+            <w:proofErr w:type="gramStart"/>
+            <w:r>
+              <w:t>n)*</w:t>
+            </w:r>
+            <w:proofErr w:type="gramEnd"/>
+            <w:r>
+              <w:t xml:space="preserve"> </w:t>
+            </w:r>
+            <w:proofErr w:type="gramStart"/>
+            <w:r>
+              <w:t>log(</w:t>
+            </w:r>
+            <w:proofErr w:type="gramEnd"/>
+            <w:r>
+              <w:t>m +n))</w:t>
+            </w:r>
+          </w:p>
+        </w:tc>
+        <w:tc>
+          <w:tcPr>
+            <w:tcW w:w="0" w:type="auto"/>
+            <w:tcBorders>
+              <w:top w:val="single" w:sz="2" w:space="0" w:color="313336"/>
+              <w:left w:val="single" w:sz="2" w:space="0" w:color="313336"/>
+              <w:bottom w:val="single" w:sz="6" w:space="0" w:color="313336"/>
+              <w:right w:val="single" w:sz="2" w:space="0" w:color="313336"/>
+            </w:tcBorders>
+            <w:shd w:val="clear" w:color="auto" w:fill="1F2022"/>
+            <w:vAlign w:val="center"/>
+            <w:hideMark/>
+          </w:tcPr>
+          <w:p>
+            <w:proofErr w:type="gramStart"/>
+            <w:r>
+              <w:t>O(</w:t>
+            </w:r>
+            <w:proofErr w:type="gramEnd"/>
+            <w:r>
+              <w:t>1)</w:t>
+            </w:r>
+          </w:p>
+        </w:tc>
+      </w:tr>
+      <w:tr>
+        <w:tc>
+          <w:tcPr>
+            <w:tcW w:w="0" w:type="auto"/>
+            <w:tcBorders>
+              <w:top w:val="single" w:sz="2" w:space="0" w:color="313336"/>
+              <w:left w:val="single" w:sz="2" w:space="0" w:color="313336"/>
+              <w:bottom w:val="single" w:sz="6" w:space="0" w:color="313336"/>
+              <w:right w:val="single" w:sz="2" w:space="0" w:color="313336"/>
+            </w:tcBorders>
+            <w:shd w:val="clear" w:color="auto" w:fill="1F2022"/>
+            <w:vAlign w:val="center"/>
+            <w:hideMark/>
+          </w:tcPr>
+          <w:p>
+            <w:r>
+              <w:t>Best</w:t>
+            </w:r>
+          </w:p>
+        </w:tc>
+        <w:tc>
+          <w:tcPr>
+            <w:tcW w:w="0" w:type="auto"/>
+            <w:tcBorders>
+              <w:top w:val="single" w:sz="2" w:space="0" w:color="313336"/>
+              <w:left w:val="single" w:sz="2" w:space="0" w:color="313336"/>
+              <w:bottom w:val="single" w:sz="6" w:space="0" w:color="313336"/>
+              <w:right w:val="single" w:sz="2" w:space="0" w:color="313336"/>
+            </w:tcBorders>
+            <w:shd w:val="clear" w:color="auto" w:fill="1F2022"/>
+            <w:vAlign w:val="center"/>
+            <w:hideMark/>
+          </w:tcPr>
+          <w:p>
+            <w:r>
+              <w:t>O(</w:t>
+            </w:r>
+            <w:proofErr w:type="spellStart"/>
+            <w:r>
+              <w:t>m+n</w:t>
+            </w:r>
+            <w:proofErr w:type="spellEnd"/>
+            <w:r>
+              <w:t>)</w:t>
+            </w:r>
+          </w:p>
+        </w:tc>
+        <w:tc>
+          <w:tcPr>
+            <w:tcW w:w="0" w:type="auto"/>
+            <w:tcBorders>
+              <w:top w:val="single" w:sz="2" w:space="0" w:color="313336"/>
+              <w:left w:val="single" w:sz="2" w:space="0" w:color="313336"/>
+              <w:bottom w:val="single" w:sz="6" w:space="0" w:color="313336"/>
+              <w:right w:val="single" w:sz="2" w:space="0" w:color="313336"/>
+            </w:tcBorders>
+            <w:shd w:val="clear" w:color="auto" w:fill="1F2022"/>
+            <w:vAlign w:val="center"/>
+            <w:hideMark/>
+          </w:tcPr>
+          <w:p>
+            <w:proofErr w:type="gramStart"/>
+            <w:r>
+              <w:t>O(</w:t>
+            </w:r>
+            <w:proofErr w:type="gramEnd"/>
+            <w:r>
+              <w:t>1)</w:t>
+            </w:r>
+          </w:p>
+        </w:tc>
+      </w:tr>
+    </w:tbl>
+    <w:p/>
+    <w:p/>
+    <w:p/>
+    <w:p/>
+    <w:p/>
+    <w:p/>
+    <w:p/>
+    <w:p/>
+    <w:p/>
+    <w:p>
+      <w:pPr>
+        <w:rPr>
+          <w:b/>
+          <w:bCs/>
+        </w:rPr>
+      </w:pPr>
+      <w:proofErr w:type="gramStart"/>
+      <w:r>
+        <w:rPr>
+          <w:b/>
+          <w:bCs/>
+        </w:rPr>
+        <w:t>Approach</w:t>
+      </w:r>
+      <w:r>
+        <w:rPr>
+          <w:b/>
+          <w:bCs/>
+        </w:rPr>
+        <w:t>(</w:t>
+      </w:r>
+      <w:proofErr w:type="gramEnd"/>
+      <w:r>
+        <w:rPr>
+          <w:b/>
+          <w:bCs/>
+        </w:rPr>
+        <w:t>BEST)</w:t>
+      </w:r>
+    </w:p>
+    <w:p>
+      <w:r>
+        <w:rPr>
+          <w:b/>
+          <w:bCs/>
+        </w:rPr>
+        <w:t xml:space="preserve">Using three </w:t>
+      </w:r>
+      <w:proofErr w:type="gramStart"/>
+      <w:r>
+        <w:rPr>
+          <w:b/>
+          <w:bCs/>
+        </w:rPr>
+        <w:t>pointers :</w:t>
+      </w:r>
+      <w:proofErr w:type="gramEnd"/>
+    </w:p>
+    <w:p>
+      <w:r>
+        <w:t>Instead of adding elements from the front (which would need shifting), we start from the back of nums1 and place the largest elements first. This avoids extra space and shifting.</w:t>
+      </w:r>
+    </w:p>
+    <w:p>
+      <w:r>
+        <w:t>1. We use 3 pointers:</w:t>
+      </w:r>
+    </w:p>
+    <w:p>
+      <w:pPr>
+        <w:numPr>
+          <w:ilvl w:val="0"/>
+          <w:numId w:val="4"/>
+        </w:numPr>
+      </w:pPr>
+      <w:r>
+        <w:t>One at the end of valid numbers in nums1</w:t>
+      </w:r>
+    </w:p>
+    <w:p>
+      <w:pPr>
+        <w:numPr>
+          <w:ilvl w:val="0"/>
+          <w:numId w:val="4"/>
+        </w:numPr>
+      </w:pPr>
+      <w:r>
+        <w:t>One at the end of nums2</w:t>
+      </w:r>
+    </w:p>
+    <w:p>
+      <w:pPr>
+        <w:numPr>
+          <w:ilvl w:val="0"/>
+          <w:numId w:val="4"/>
+        </w:numPr>
+      </w:pPr>
+      <w:r>
+        <w:t>One at the very end of nums1 (where we start placing elements)</w:t>
+      </w:r>
+    </w:p>
+    <w:p>
+      <w:r>
+        <w:t>2. Compare numbers from the end of both arrays and put the larger one at the end of nums1.</w:t>
+      </w:r>
+    </w:p>
+    <w:p>
+      <w:r>
+        <w:t>3. Keep moving backward and repeat this until one of the arrays is finished.</w:t>
+      </w:r>
+    </w:p>
+    <w:p>
+      <w:r>
+        <w:t>4. If anything is left in nums2, copy it to the beginning of nums1.</w:t>
+      </w:r>
+    </w:p>
+    <w:p/>
+    <w:p/>
+    <w:tbl>
+      <w:tblPr>
+        <w:tblW w:w="13440" w:type="dxa"/>
+        <w:tblBorders>
+          <w:top w:val="single" w:sz="2" w:space="0" w:color="auto"/>
+          <w:left w:val="single" w:sz="2" w:space="0" w:color="auto"/>
+          <w:bottom w:val="single" w:sz="2" w:space="0" w:color="auto"/>
+          <w:right w:val="single" w:sz="2" w:space="0" w:color="auto"/>
+        </w:tblBorders>
+        <w:tblCellMar>
+          <w:left w:w="0" w:type="dxa"/>
+          <w:right w:w="0" w:type="dxa"/>
+        </w:tblCellMar>
+        <w:tblLook w:val="04A0" w:firstRow="1" w:lastRow="0" w:firstColumn="1" w:lastColumn="0" w:noHBand="0" w:noVBand="1"/>
+      </w:tblPr>
+      <w:tblGrid>
+        <w:gridCol w:w="2338"/>
+        <w:gridCol w:w="5971"/>
+        <w:gridCol w:w="5131"/>
+      </w:tblGrid>
+      <w:tr>
+        <w:trPr>
+          <w:tblHeader/>
+        </w:trPr>
+        <w:tc>
+          <w:tcPr>
+            <w:tcW w:w="0" w:type="auto"/>
+            <w:tcBorders>
+              <w:top w:val="single" w:sz="6" w:space="0" w:color="313336"/>
+              <w:left w:val="single" w:sz="2" w:space="0" w:color="313336"/>
+              <w:bottom w:val="single" w:sz="6" w:space="0" w:color="313336"/>
+              <w:right w:val="single" w:sz="2" w:space="0" w:color="313336"/>
+            </w:tcBorders>
+            <w:vAlign w:val="center"/>
+            <w:hideMark/>
+          </w:tcPr>
+          <w:p>
+            <w:pPr>
+              <w:rPr>
+                <w:b/>
+                <w:bCs/>
+              </w:rPr>
+            </w:pPr>
+            <w:r>
+              <w:rPr>
+                <w:b/>
+                <w:bCs/>
+              </w:rPr>
+              <w:t>Method</w:t>
+            </w:r>
+          </w:p>
+        </w:tc>
+        <w:tc>
+          <w:tcPr>
+            <w:tcW w:w="0" w:type="auto"/>
+            <w:tcBorders>
+              <w:top w:val="single" w:sz="6" w:space="0" w:color="313336"/>
+              <w:left w:val="single" w:sz="2" w:space="0" w:color="313336"/>
+              <w:bottom w:val="single" w:sz="6" w:space="0" w:color="313336"/>
+              <w:right w:val="single" w:sz="2" w:space="0" w:color="313336"/>
+            </w:tcBorders>
+            <w:vAlign w:val="center"/>
+            <w:hideMark/>
+          </w:tcPr>
+          <w:p>
+            <w:pPr>
+              <w:rPr>
+                <w:b/>
+                <w:bCs/>
+              </w:rPr>
+            </w:pPr>
+            <w:r>
+              <w:rPr>
+                <w:b/>
+                <w:bCs/>
+              </w:rPr>
+              <w:t>Time Complexity</w:t>
+            </w:r>
+          </w:p>
+        </w:tc>
+        <w:tc>
+          <w:tcPr>
+            <w:tcW w:w="0" w:type="auto"/>
+            <w:tcBorders>
+              <w:top w:val="single" w:sz="6" w:space="0" w:color="313336"/>
+              <w:left w:val="single" w:sz="2" w:space="0" w:color="313336"/>
+              <w:bottom w:val="single" w:sz="6" w:space="0" w:color="313336"/>
+              <w:right w:val="single" w:sz="2" w:space="0" w:color="313336"/>
+            </w:tcBorders>
+            <w:vAlign w:val="center"/>
+            <w:hideMark/>
+          </w:tcPr>
+          <w:p>
+            <w:pPr>
+              <w:rPr>
+                <w:b/>
+                <w:bCs/>
+              </w:rPr>
+            </w:pPr>
+            <w:r>
+              <w:rPr>
+                <w:b/>
+                <w:bCs/>
+              </w:rPr>
+              <w:t>Space Complexity</w:t>
+            </w:r>
+          </w:p>
+        </w:tc>
+      </w:tr>
+      <w:tr>
+        <w:tc>
+          <w:tcPr>
+            <w:tcW w:w="0" w:type="auto"/>
+            <w:tcBorders>
+              <w:top w:val="single" w:sz="2" w:space="0" w:color="313336"/>
+              <w:left w:val="single" w:sz="2" w:space="0" w:color="313336"/>
+              <w:bottom w:val="single" w:sz="6" w:space="0" w:color="313336"/>
+              <w:right w:val="single" w:sz="2" w:space="0" w:color="313336"/>
+            </w:tcBorders>
+            <w:vAlign w:val="center"/>
+            <w:hideMark/>
+          </w:tcPr>
+          <w:p>
+            <w:r>
+              <w:t>Better</w:t>
+            </w:r>
+          </w:p>
+        </w:tc>
+        <w:tc>
+          <w:tcPr>
+            <w:tcW w:w="0" w:type="auto"/>
+            <w:tcBorders>
+              <w:top w:val="single" w:sz="2" w:space="0" w:color="313336"/>
+              <w:left w:val="single" w:sz="2" w:space="0" w:color="313336"/>
+              <w:bottom w:val="single" w:sz="6" w:space="0" w:color="313336"/>
+              <w:right w:val="single" w:sz="2" w:space="0" w:color="313336"/>
+            </w:tcBorders>
+            <w:vAlign w:val="center"/>
+            <w:hideMark/>
+          </w:tcPr>
+          <w:p>
+            <w:proofErr w:type="gramStart"/>
+            <w:r>
+              <w:t>O(</w:t>
+            </w:r>
+            <w:proofErr w:type="gramEnd"/>
+            <w:r>
+              <w:t xml:space="preserve">(m+ </w:t>
+            </w:r>
+            <w:proofErr w:type="gramStart"/>
+            <w:r>
+              <w:t>n)*</w:t>
+            </w:r>
+            <w:proofErr w:type="gramEnd"/>
+            <w:r>
+              <w:t xml:space="preserve"> </w:t>
+            </w:r>
+            <w:proofErr w:type="gramStart"/>
+            <w:r>
+              <w:t>log(</w:t>
+            </w:r>
+            <w:proofErr w:type="gramEnd"/>
+            <w:r>
+              <w:t>m +n))</w:t>
+            </w:r>
+          </w:p>
+        </w:tc>
+        <w:tc>
+          <w:tcPr>
+            <w:tcW w:w="0" w:type="auto"/>
+            <w:tcBorders>
+              <w:top w:val="single" w:sz="2" w:space="0" w:color="313336"/>
+              <w:left w:val="single" w:sz="2" w:space="0" w:color="313336"/>
+              <w:bottom w:val="single" w:sz="6" w:space="0" w:color="313336"/>
+              <w:right w:val="single" w:sz="2" w:space="0" w:color="313336"/>
+            </w:tcBorders>
+            <w:vAlign w:val="center"/>
+            <w:hideMark/>
+          </w:tcPr>
+          <w:p>
+            <w:proofErr w:type="gramStart"/>
+            <w:r>
+              <w:t>O(</w:t>
+            </w:r>
+            <w:proofErr w:type="gramEnd"/>
+            <w:r>
+              <w:t>1)</w:t>
+            </w:r>
+          </w:p>
+        </w:tc>
+      </w:tr>
+      <w:tr>
+        <w:tc>
+          <w:tcPr>
+            <w:tcW w:w="0" w:type="auto"/>
+            <w:tcBorders>
+              <w:top w:val="single" w:sz="2" w:space="0" w:color="313336"/>
+              <w:left w:val="single" w:sz="2" w:space="0" w:color="313336"/>
+              <w:bottom w:val="single" w:sz="6" w:space="0" w:color="313336"/>
+              <w:right w:val="single" w:sz="2" w:space="0" w:color="313336"/>
+            </w:tcBorders>
+            <w:vAlign w:val="center"/>
+            <w:hideMark/>
+          </w:tcPr>
+          <w:p>
+            <w:r>
+              <w:t>Best</w:t>
+            </w:r>
+          </w:p>
+        </w:tc>
+        <w:tc>
+          <w:tcPr>
+            <w:tcW w:w="0" w:type="auto"/>
+            <w:tcBorders>
+              <w:top w:val="single" w:sz="2" w:space="0" w:color="313336"/>
+              <w:left w:val="single" w:sz="2" w:space="0" w:color="313336"/>
+              <w:bottom w:val="single" w:sz="6" w:space="0" w:color="313336"/>
+              <w:right w:val="single" w:sz="2" w:space="0" w:color="313336"/>
+            </w:tcBorders>
+            <w:vAlign w:val="center"/>
+            <w:hideMark/>
+          </w:tcPr>
+          <w:p>
+            <w:r>
+              <w:t>O(</w:t>
+            </w:r>
+            <w:proofErr w:type="spellStart"/>
+            <w:r>
+              <w:t>m+n</w:t>
+            </w:r>
+            <w:proofErr w:type="spellEnd"/>
+            <w:r>
+              <w:t>)</w:t>
+            </w:r>
+          </w:p>
+        </w:tc>
+        <w:tc>
+          <w:tcPr>
+            <w:tcW w:w="0" w:type="auto"/>
+            <w:tcBorders>
+              <w:top w:val="single" w:sz="2" w:space="0" w:color="313336"/>
+              <w:left w:val="single" w:sz="2" w:space="0" w:color="313336"/>
+              <w:bottom w:val="single" w:sz="6" w:space="0" w:color="313336"/>
+              <w:right w:val="single" w:sz="2" w:space="0" w:color="313336"/>
+            </w:tcBorders>
+            <w:vAlign w:val="center"/>
+            <w:hideMark/>
+          </w:tcPr>
+          <w:p>
+            <w:proofErr w:type="gramStart"/>
+            <w:r>
+              <w:t>O(</w:t>
+            </w:r>
+            <w:proofErr w:type="gramEnd"/>
+            <w:r>
+              <w:t>1)</w:t>
+            </w:r>
+          </w:p>
+        </w:tc>
+      </w:tr>
+    </w:tbl>
+    <w:p/>
+    <w:p/>
+    <w:p/>
+    <w:p/>
     <w:sectPr>
       <w:pgSz w:w="11906" w:h="16838"/>
       <w:pgMar w:top="1440" w:right="1440" w:bottom="1440" w:left="1440" w:header="708" w:footer="708" w:gutter="0"/>
@@ -1492,6 +2460,155 @@
       </w:rPr>
     </w:lvl>
   </w:abstractNum>
+  <w:abstractNum w:abstractNumId="3" w15:restartNumberingAfterBreak="0">
+    <w:nsid w:val="544A7336"/>
+    <w:multiLevelType w:val="multilevel"/>
+    <w:tmpl w:val="754A0798"/>
+    <w:lvl w:ilvl="0">
+      <w:start w:val="1"/>
+      <w:numFmt w:val="bullet"/>
+      <w:lvlText w:val=""/>
+      <w:lvlJc w:val="left"/>
+      <w:pPr>
+        <w:tabs>
+          <w:tab w:val="num" w:pos="720"/>
+        </w:tabs>
+        <w:ind w:left="720" w:hanging="360"/>
+      </w:pPr>
+      <w:rPr>
+        <w:rFonts w:ascii="Symbol" w:hAnsi="Symbol" w:hint="default"/>
+        <w:sz w:val="20"/>
+      </w:rPr>
+    </w:lvl>
+    <w:lvl w:ilvl="1" w:tentative="1">
+      <w:start w:val="1"/>
+      <w:numFmt w:val="bullet"/>
+      <w:lvlText w:val=""/>
+      <w:lvlJc w:val="left"/>
+      <w:pPr>
+        <w:tabs>
+          <w:tab w:val="num" w:pos="1440"/>
+        </w:tabs>
+        <w:ind w:left="1440" w:hanging="360"/>
+      </w:pPr>
+      <w:rPr>
+        <w:rFonts w:ascii="Symbol" w:hAnsi="Symbol" w:hint="default"/>
+        <w:sz w:val="20"/>
+      </w:rPr>
+    </w:lvl>
+    <w:lvl w:ilvl="2" w:tentative="1">
+      <w:start w:val="1"/>
+      <w:numFmt w:val="bullet"/>
+      <w:lvlText w:val=""/>
+      <w:lvlJc w:val="left"/>
+      <w:pPr>
+        <w:tabs>
+          <w:tab w:val="num" w:pos="2160"/>
+        </w:tabs>
+        <w:ind w:left="2160" w:hanging="360"/>
+      </w:pPr>
+      <w:rPr>
+        <w:rFonts w:ascii="Symbol" w:hAnsi="Symbol" w:hint="default"/>
+        <w:sz w:val="20"/>
+      </w:rPr>
+    </w:lvl>
+    <w:lvl w:ilvl="3" w:tentative="1">
+      <w:start w:val="1"/>
+      <w:numFmt w:val="bullet"/>
+      <w:lvlText w:val=""/>
+      <w:lvlJc w:val="left"/>
+      <w:pPr>
+        <w:tabs>
+          <w:tab w:val="num" w:pos="2880"/>
+        </w:tabs>
+        <w:ind w:left="2880" w:hanging="360"/>
+      </w:pPr>
+      <w:rPr>
+        <w:rFonts w:ascii="Symbol" w:hAnsi="Symbol" w:hint="default"/>
+        <w:sz w:val="20"/>
+      </w:rPr>
+    </w:lvl>
+    <w:lvl w:ilvl="4" w:tentative="1">
+      <w:start w:val="1"/>
+      <w:numFmt w:val="bullet"/>
+      <w:lvlText w:val=""/>
+      <w:lvlJc w:val="left"/>
+      <w:pPr>
+        <w:tabs>
+          <w:tab w:val="num" w:pos="3600"/>
+        </w:tabs>
+        <w:ind w:left="3600" w:hanging="360"/>
+      </w:pPr>
+      <w:rPr>
+        <w:rFonts w:ascii="Symbol" w:hAnsi="Symbol" w:hint="default"/>
+        <w:sz w:val="20"/>
+      </w:rPr>
+    </w:lvl>
+    <w:lvl w:ilvl="5" w:tentative="1">
+      <w:start w:val="1"/>
+      <w:numFmt w:val="bullet"/>
+      <w:lvlText w:val=""/>
+      <w:lvlJc w:val="left"/>
+      <w:pPr>
+        <w:tabs>
+          <w:tab w:val="num" w:pos="4320"/>
+        </w:tabs>
+        <w:ind w:left="4320" w:hanging="360"/>
+      </w:pPr>
+      <w:rPr>
+        <w:rFonts w:ascii="Symbol" w:hAnsi="Symbol" w:hint="default"/>
+        <w:sz w:val="20"/>
+      </w:rPr>
+    </w:lvl>
+    <w:lvl w:ilvl="6" w:tentative="1">
+      <w:start w:val="1"/>
+      <w:numFmt w:val="bullet"/>
+      <w:lvlText w:val=""/>
+      <w:lvlJc w:val="left"/>
+      <w:pPr>
+        <w:tabs>
+          <w:tab w:val="num" w:pos="5040"/>
+        </w:tabs>
+        <w:ind w:left="5040" w:hanging="360"/>
+      </w:pPr>
+      <w:rPr>
+        <w:rFonts w:ascii="Symbol" w:hAnsi="Symbol" w:hint="default"/>
+        <w:sz w:val="20"/>
+      </w:rPr>
+    </w:lvl>
+    <w:lvl w:ilvl="7" w:tentative="1">
+      <w:start w:val="1"/>
+      <w:numFmt w:val="bullet"/>
+      <w:lvlText w:val=""/>
+      <w:lvlJc w:val="left"/>
+      <w:pPr>
+        <w:tabs>
+          <w:tab w:val="num" w:pos="5760"/>
+        </w:tabs>
+        <w:ind w:left="5760" w:hanging="360"/>
+      </w:pPr>
+      <w:rPr>
+        <w:rFonts w:ascii="Symbol" w:hAnsi="Symbol" w:hint="default"/>
+        <w:sz w:val="20"/>
+      </w:rPr>
+    </w:lvl>
+    <w:lvl w:ilvl="8" w:tentative="1">
+      <w:start w:val="1"/>
+      <w:numFmt w:val="bullet"/>
+      <w:lvlText w:val=""/>
+      <w:lvlJc w:val="left"/>
+      <w:pPr>
+        <w:tabs>
+          <w:tab w:val="num" w:pos="6480"/>
+        </w:tabs>
+        <w:ind w:left="6480" w:hanging="360"/>
+      </w:pPr>
+      <w:rPr>
+        <w:rFonts w:ascii="Symbol" w:hAnsi="Symbol" w:hint="default"/>
+        <w:sz w:val="20"/>
+      </w:rPr>
+    </w:lvl>
+  </w:abstractNum>
   <w:num w:numId="1" w16cid:durableId="806817170">
     <w:abstractNumId w:val="0"/>
   </w:num>
@@ -1500,6 +2617,9 @@
   </w:num>
   <w:num w:numId="3" w16cid:durableId="855195527">
     <w:abstractNumId w:val="2"/>
+  </w:num>
+  <w:num w:numId="4" w16cid:durableId="1456169704">
+    <w:abstractNumId w:val="3"/>
   </w:num>
 </w:numbering>
 </file>
@@ -1932,7 +3052,6 @@
     <w:next w:val="Normal"/>
     <w:link w:val="Heading2Char"/>
     <w:uiPriority w:val="9"/>
-    <w:semiHidden/>
     <w:unhideWhenUsed/>
     <w:qFormat/>
     <w:rsid w:val="00AD419F"/>
@@ -2148,7 +3267,6 @@
     <w:basedOn w:val="DefaultParagraphFont"/>
     <w:link w:val="Heading2"/>
     <w:uiPriority w:val="9"/>
-    <w:semiHidden/>
     <w:rsid w:val="00AD419F"/>
     <w:rPr>
       <w:rFonts w:asciiTheme="majorHAnsi" w:eastAsiaTheme="majorEastAsia" w:hAnsiTheme="majorHAnsi" w:cstheme="majorBidi"/>

--- a/Apna college sheet DSA/Array/Self Notes.docx
+++ b/Apna college sheet DSA/Array/Self Notes.docx
@@ -1998,6 +1998,1249 @@
       </w:tr>
     </w:tbl>
     <w:p/>
+    <w:p>
+      <w:r>
+        <w:rPr>
+          <w:b/>
+          <w:bCs/>
+          <w:sz w:val="32"/>
+          <w:szCs w:val="32"/>
+          <w:u w:val="single"/>
+        </w:rPr>
+        <w:t>136) Single Number</w:t>
+      </w:r>
+      <w:r>
+        <w:rPr>
+          <w:b/>
+          <w:bCs/>
+          <w:sz w:val="32"/>
+          <w:szCs w:val="32"/>
+          <w:u w:val="single"/>
+        </w:rPr>
+        <w:br/>
+      </w:r>
+      <w:r>
+        <w:rPr>
+          <w:b/>
+          <w:bCs/>
+        </w:rPr>
+        <w:t xml:space="preserve">Problem </w:t>
+      </w:r>
+      <w:proofErr w:type="gramStart"/>
+      <w:r>
+        <w:rPr>
+          <w:b/>
+          <w:bCs/>
+        </w:rPr>
+        <w:t>Statement :</w:t>
+      </w:r>
+      <w:proofErr w:type="gramEnd"/>
+    </w:p>
+    <w:p/>
+    <w:p>
+      <w:pPr>
+        <w:pStyle w:val="NoSpacing"/>
+      </w:pPr>
+      <w:r>
+        <w:t>Given a non-empty array of integer </w:t>
+      </w:r>
+      <w:proofErr w:type="spellStart"/>
+      <w:r>
+        <w:rPr>
+          <w:b/>
+          <w:bCs/>
+        </w:rPr>
+        <w:t>nums</w:t>
+      </w:r>
+      <w:proofErr w:type="spellEnd"/>
+      <w:r>
+        <w:t xml:space="preserve">, every element appears twice except for one. Find that single </w:t>
+      </w:r>
+      <w:proofErr w:type="spellStart"/>
+      <w:proofErr w:type="gramStart"/>
+      <w:r>
+        <w:t>one.You</w:t>
+      </w:r>
+      <w:proofErr w:type="spellEnd"/>
+      <w:proofErr w:type="gramEnd"/>
+      <w:r>
+        <w:t xml:space="preserve"> must implement a solution with a linear runtime complexity and use only constant extra space.</w:t>
+      </w:r>
+    </w:p>
+    <w:p>
+      <w:pPr>
+        <w:pStyle w:val="NoSpacing"/>
+      </w:pPr>
+    </w:p>
+    <w:p>
+      <w:pPr>
+        <w:pStyle w:val="NoSpacing"/>
+      </w:pPr>
+      <w:proofErr w:type="gramStart"/>
+      <w:r>
+        <w:rPr>
+          <w:b/>
+          <w:bCs/>
+        </w:rPr>
+        <w:t>Example :</w:t>
+      </w:r>
+      <w:proofErr w:type="gramEnd"/>
+      <w:r>
+        <w:rPr>
+          <w:b/>
+          <w:bCs/>
+        </w:rPr>
+        <w:t xml:space="preserve"> The Mystery of the Extra Guest</w:t>
+      </w:r>
+    </w:p>
+    <w:p>
+      <w:pPr>
+        <w:pStyle w:val="NoSpacing"/>
+      </w:pPr>
+      <w:r>
+        <w:t xml:space="preserve">Rahul’s birthday party had a special rule—every friend came with their brother, both having the same name. As guests arrived, Rahul wrote down each name and crossed it off when the brother arrived. In the end, one name remained—the guest without a brother! For example, in [4,1,2,1,2], after </w:t>
+      </w:r>
+      <w:proofErr w:type="spellStart"/>
+      <w:r>
+        <w:t>canceling</w:t>
+      </w:r>
+      <w:proofErr w:type="spellEnd"/>
+      <w:r>
+        <w:t xml:space="preserve"> pairs, 4 was alone. This simple trick helped Rahul find the extra guest easily!</w:t>
+      </w:r>
+    </w:p>
+    <w:p>
+      <w:pPr>
+        <w:pStyle w:val="NoSpacing"/>
+      </w:pPr>
+    </w:p>
+    <w:p>
+      <w:pPr>
+        <w:pStyle w:val="NoSpacing"/>
+      </w:pPr>
+    </w:p>
+    <w:p>
+      <w:pPr>
+        <w:pStyle w:val="NoSpacing"/>
+        <w:rPr>
+          <w:b/>
+          <w:bCs/>
+        </w:rPr>
+      </w:pPr>
+      <w:proofErr w:type="gramStart"/>
+      <w:r>
+        <w:rPr>
+          <w:b/>
+          <w:bCs/>
+        </w:rPr>
+        <w:t>Approach</w:t>
+      </w:r>
+      <w:r>
+        <w:rPr>
+          <w:b/>
+          <w:bCs/>
+        </w:rPr>
+        <w:t>(</w:t>
+      </w:r>
+      <w:proofErr w:type="gramEnd"/>
+      <w:r>
+        <w:rPr>
+          <w:b/>
+          <w:bCs/>
+        </w:rPr>
+        <w:t>Naïve)</w:t>
+      </w:r>
+    </w:p>
+    <w:p>
+      <w:pPr>
+        <w:pStyle w:val="NoSpacing"/>
+      </w:pPr>
+      <w:r>
+        <w:rPr>
+          <w:b/>
+          <w:bCs/>
+        </w:rPr>
+        <w:t xml:space="preserve">Using Nested </w:t>
+      </w:r>
+      <w:proofErr w:type="gramStart"/>
+      <w:r>
+        <w:rPr>
+          <w:b/>
+          <w:bCs/>
+        </w:rPr>
+        <w:t>Loops :</w:t>
+      </w:r>
+      <w:proofErr w:type="gramEnd"/>
+    </w:p>
+    <w:p>
+      <w:pPr>
+        <w:pStyle w:val="NoSpacing"/>
+      </w:pPr>
+    </w:p>
+    <w:p>
+      <w:pPr>
+        <w:pStyle w:val="NoSpacing"/>
+      </w:pPr>
+      <w:r>
+        <w:t>Check how many times each number appears; return the one that appears only once.</w:t>
+      </w:r>
+    </w:p>
+    <w:p>
+      <w:pPr>
+        <w:pStyle w:val="NoSpacing"/>
+      </w:pPr>
+    </w:p>
+    <w:p>
+      <w:pPr>
+        <w:pStyle w:val="NoSpacing"/>
+      </w:pPr>
+      <w:r>
+        <w:t xml:space="preserve">1. Outer loop </w:t>
+      </w:r>
+      <w:proofErr w:type="spellStart"/>
+      <w:r>
+        <w:t>i</w:t>
+      </w:r>
+      <w:proofErr w:type="spellEnd"/>
+      <w:r>
+        <w:t xml:space="preserve"> from 0 to n-1 to pick each number.</w:t>
+      </w:r>
+    </w:p>
+    <w:p>
+      <w:pPr>
+        <w:pStyle w:val="NoSpacing"/>
+      </w:pPr>
+      <w:r>
+        <w:t xml:space="preserve">2. Begin with count = 0 for each </w:t>
+      </w:r>
+      <w:proofErr w:type="spellStart"/>
+      <w:r>
+        <w:t>i</w:t>
+      </w:r>
+      <w:proofErr w:type="spellEnd"/>
+      <w:r>
+        <w:t>.</w:t>
+      </w:r>
+    </w:p>
+    <w:p>
+      <w:pPr>
+        <w:pStyle w:val="NoSpacing"/>
+      </w:pPr>
+      <w:r>
+        <w:t xml:space="preserve">3. Inner loop j from 0 to n-1 to compare </w:t>
+      </w:r>
+      <w:proofErr w:type="spellStart"/>
+      <w:r>
+        <w:t>nums</w:t>
+      </w:r>
+      <w:proofErr w:type="spellEnd"/>
+      <w:r>
+        <w:t>[</w:t>
+      </w:r>
+      <w:proofErr w:type="spellStart"/>
+      <w:r>
+        <w:t>i</w:t>
+      </w:r>
+      <w:proofErr w:type="spellEnd"/>
+      <w:r>
+        <w:t xml:space="preserve">] with </w:t>
+      </w:r>
+      <w:proofErr w:type="spellStart"/>
+      <w:r>
+        <w:t>nums</w:t>
+      </w:r>
+      <w:proofErr w:type="spellEnd"/>
+      <w:r>
+        <w:t>[j].</w:t>
+      </w:r>
+    </w:p>
+    <w:p>
+      <w:pPr>
+        <w:pStyle w:val="NoSpacing"/>
+      </w:pPr>
+      <w:r>
+        <w:t xml:space="preserve">4. If </w:t>
+      </w:r>
+      <w:proofErr w:type="spellStart"/>
+      <w:r>
+        <w:t>nums</w:t>
+      </w:r>
+      <w:proofErr w:type="spellEnd"/>
+      <w:r>
+        <w:t>[</w:t>
+      </w:r>
+      <w:proofErr w:type="spellStart"/>
+      <w:r>
+        <w:t>i</w:t>
+      </w:r>
+      <w:proofErr w:type="spellEnd"/>
+      <w:r>
+        <w:t xml:space="preserve">] == </w:t>
+      </w:r>
+      <w:proofErr w:type="spellStart"/>
+      <w:r>
+        <w:t>nums</w:t>
+      </w:r>
+      <w:proofErr w:type="spellEnd"/>
+      <w:r>
+        <w:t>[j], increment count.</w:t>
+      </w:r>
+    </w:p>
+    <w:p>
+      <w:pPr>
+        <w:pStyle w:val="NoSpacing"/>
+      </w:pPr>
+      <w:r>
+        <w:t xml:space="preserve">5. If count == 1, return </w:t>
+      </w:r>
+      <w:proofErr w:type="spellStart"/>
+      <w:r>
+        <w:t>nums</w:t>
+      </w:r>
+      <w:proofErr w:type="spellEnd"/>
+      <w:r>
+        <w:t>[</w:t>
+      </w:r>
+      <w:proofErr w:type="spellStart"/>
+      <w:r>
+        <w:t>i</w:t>
+      </w:r>
+      <w:proofErr w:type="spellEnd"/>
+      <w:r>
+        <w:t>] as the unique number.</w:t>
+      </w:r>
+    </w:p>
+    <w:p>
+      <w:pPr>
+        <w:pStyle w:val="NoSpacing"/>
+      </w:pPr>
+      <w:r>
+        <w:t>6. After all iterations, return -1. (Although, this won’t happen, as it is mentioned in the question that every element appears twice except one.)</w:t>
+      </w:r>
+    </w:p>
+    <w:p>
+      <w:pPr>
+        <w:pStyle w:val="NoSpacing"/>
+      </w:pPr>
+    </w:p>
+    <w:p>
+      <w:pPr>
+        <w:pStyle w:val="NoSpacing"/>
+      </w:pPr>
+    </w:p>
+    <w:tbl>
+      <w:tblPr>
+        <w:tblW w:w="13357" w:type="dxa"/>
+        <w:tblCellSpacing w:w="15" w:type="dxa"/>
+        <w:tblBorders>
+          <w:top w:val="single" w:sz="2" w:space="0" w:color="auto"/>
+          <w:left w:val="single" w:sz="2" w:space="0" w:color="auto"/>
+          <w:bottom w:val="single" w:sz="2" w:space="0" w:color="auto"/>
+          <w:right w:val="single" w:sz="2" w:space="0" w:color="auto"/>
+        </w:tblBorders>
+        <w:shd w:val="clear" w:color="auto" w:fill="1F2022"/>
+        <w:tblCellMar>
+          <w:left w:w="0" w:type="dxa"/>
+          <w:right w:w="0" w:type="dxa"/>
+        </w:tblCellMar>
+        <w:tblLook w:val="04A0" w:firstRow="1" w:lastRow="0" w:firstColumn="1" w:lastColumn="0" w:noHBand="0" w:noVBand="1"/>
+      </w:tblPr>
+      <w:tblGrid>
+        <w:gridCol w:w="6531"/>
+        <w:gridCol w:w="6826"/>
+      </w:tblGrid>
+      <w:tr>
+        <w:trPr>
+          <w:tblHeader/>
+          <w:tblCellSpacing w:w="15" w:type="dxa"/>
+        </w:trPr>
+        <w:tc>
+          <w:tcPr>
+            <w:tcW w:w="0" w:type="auto"/>
+            <w:tcBorders>
+              <w:top w:val="single" w:sz="6" w:space="0" w:color="313336"/>
+              <w:left w:val="single" w:sz="6" w:space="0" w:color="313336"/>
+              <w:bottom w:val="single" w:sz="6" w:space="0" w:color="313336"/>
+              <w:right w:val="single" w:sz="2" w:space="0" w:color="313336"/>
+            </w:tcBorders>
+            <w:shd w:val="clear" w:color="auto" w:fill="2B2C2E"/>
+            <w:tcMar>
+              <w:top w:w="120" w:type="dxa"/>
+              <w:left w:w="120" w:type="dxa"/>
+              <w:bottom w:w="120" w:type="dxa"/>
+              <w:right w:w="120" w:type="dxa"/>
+            </w:tcMar>
+            <w:vAlign w:val="center"/>
+            <w:hideMark/>
+          </w:tcPr>
+          <w:p>
+            <w:pPr>
+              <w:pStyle w:val="NoSpacing"/>
+              <w:rPr>
+                <w:b/>
+                <w:bCs/>
+              </w:rPr>
+            </w:pPr>
+            <w:r>
+              <w:rPr>
+                <w:b/>
+                <w:bCs/>
+              </w:rPr>
+              <w:t>Time Complexity</w:t>
+            </w:r>
+          </w:p>
+        </w:tc>
+        <w:tc>
+          <w:tcPr>
+            <w:tcW w:w="0" w:type="auto"/>
+            <w:tcBorders>
+              <w:top w:val="single" w:sz="6" w:space="0" w:color="313336"/>
+              <w:left w:val="single" w:sz="2" w:space="0" w:color="313336"/>
+              <w:bottom w:val="single" w:sz="6" w:space="0" w:color="313336"/>
+              <w:right w:val="single" w:sz="6" w:space="0" w:color="313336"/>
+            </w:tcBorders>
+            <w:shd w:val="clear" w:color="auto" w:fill="2B2C2E"/>
+            <w:tcMar>
+              <w:top w:w="120" w:type="dxa"/>
+              <w:left w:w="120" w:type="dxa"/>
+              <w:bottom w:w="120" w:type="dxa"/>
+              <w:right w:w="120" w:type="dxa"/>
+            </w:tcMar>
+            <w:vAlign w:val="center"/>
+            <w:hideMark/>
+          </w:tcPr>
+          <w:p>
+            <w:pPr>
+              <w:pStyle w:val="NoSpacing"/>
+              <w:rPr>
+                <w:b/>
+                <w:bCs/>
+              </w:rPr>
+            </w:pPr>
+            <w:r>
+              <w:rPr>
+                <w:b/>
+                <w:bCs/>
+              </w:rPr>
+              <w:t>Space Complexity</w:t>
+            </w:r>
+          </w:p>
+        </w:tc>
+      </w:tr>
+      <w:tr>
+        <w:trPr>
+          <w:tblCellSpacing w:w="15" w:type="dxa"/>
+        </w:trPr>
+        <w:tc>
+          <w:tcPr>
+            <w:tcW w:w="0" w:type="auto"/>
+            <w:tcBorders>
+              <w:top w:val="single" w:sz="2" w:space="0" w:color="auto"/>
+              <w:left w:val="single" w:sz="2" w:space="0" w:color="auto"/>
+              <w:bottom w:val="single" w:sz="2" w:space="0" w:color="auto"/>
+              <w:right w:val="single" w:sz="2" w:space="0" w:color="auto"/>
+            </w:tcBorders>
+            <w:shd w:val="clear" w:color="auto" w:fill="1F2022"/>
+            <w:tcMar>
+              <w:top w:w="180" w:type="dxa"/>
+              <w:left w:w="180" w:type="dxa"/>
+              <w:bottom w:w="180" w:type="dxa"/>
+              <w:right w:w="180" w:type="dxa"/>
+            </w:tcMar>
+            <w:vAlign w:val="center"/>
+            <w:hideMark/>
+          </w:tcPr>
+          <w:p>
+            <w:pPr>
+              <w:pStyle w:val="NoSpacing"/>
+            </w:pPr>
+            <w:r>
+              <w:t>O(n^2)</w:t>
+            </w:r>
+          </w:p>
+        </w:tc>
+        <w:tc>
+          <w:tcPr>
+            <w:tcW w:w="0" w:type="auto"/>
+            <w:tcBorders>
+              <w:top w:val="single" w:sz="2" w:space="0" w:color="auto"/>
+              <w:left w:val="single" w:sz="2" w:space="0" w:color="auto"/>
+              <w:bottom w:val="single" w:sz="2" w:space="0" w:color="auto"/>
+              <w:right w:val="single" w:sz="2" w:space="0" w:color="auto"/>
+            </w:tcBorders>
+            <w:shd w:val="clear" w:color="auto" w:fill="1F2022"/>
+            <w:tcMar>
+              <w:top w:w="180" w:type="dxa"/>
+              <w:left w:w="180" w:type="dxa"/>
+              <w:bottom w:w="180" w:type="dxa"/>
+              <w:right w:w="180" w:type="dxa"/>
+            </w:tcMar>
+            <w:vAlign w:val="center"/>
+            <w:hideMark/>
+          </w:tcPr>
+          <w:p>
+            <w:pPr>
+              <w:pStyle w:val="NoSpacing"/>
+            </w:pPr>
+            <w:proofErr w:type="gramStart"/>
+            <w:r>
+              <w:t>O(</w:t>
+            </w:r>
+            <w:proofErr w:type="gramEnd"/>
+            <w:r>
+              <w:t>1)</w:t>
+            </w:r>
+          </w:p>
+        </w:tc>
+      </w:tr>
+    </w:tbl>
+    <w:p>
+      <w:pPr>
+        <w:pStyle w:val="NoSpacing"/>
+      </w:pPr>
+    </w:p>
+    <w:p>
+      <w:pPr>
+        <w:pStyle w:val="NoSpacing"/>
+        <w:rPr>
+          <w:b/>
+          <w:bCs/>
+        </w:rPr>
+      </w:pPr>
+      <w:proofErr w:type="gramStart"/>
+      <w:r>
+        <w:rPr>
+          <w:b/>
+          <w:bCs/>
+        </w:rPr>
+        <w:t>Approach</w:t>
+      </w:r>
+      <w:r>
+        <w:rPr>
+          <w:b/>
+          <w:bCs/>
+        </w:rPr>
+        <w:t>(</w:t>
+      </w:r>
+      <w:proofErr w:type="gramEnd"/>
+      <w:r>
+        <w:rPr>
+          <w:b/>
+          <w:bCs/>
+        </w:rPr>
+        <w:t>Better)</w:t>
+      </w:r>
+    </w:p>
+    <w:p>
+      <w:pPr>
+        <w:pStyle w:val="NoSpacing"/>
+      </w:pPr>
+      <w:r>
+        <w:rPr>
+          <w:b/>
+          <w:bCs/>
+        </w:rPr>
+        <w:t xml:space="preserve">Using </w:t>
+      </w:r>
+      <w:proofErr w:type="gramStart"/>
+      <w:r>
+        <w:rPr>
+          <w:b/>
+          <w:bCs/>
+        </w:rPr>
+        <w:t>HashMap :</w:t>
+      </w:r>
+      <w:proofErr w:type="gramEnd"/>
+    </w:p>
+    <w:p>
+      <w:pPr>
+        <w:pStyle w:val="NoSpacing"/>
+      </w:pPr>
+      <w:r>
+        <w:t>Store frequencies of each number using a hash map and return the one that appears exactly once.</w:t>
+      </w:r>
+    </w:p>
+    <w:p>
+      <w:pPr>
+        <w:pStyle w:val="NoSpacing"/>
+      </w:pPr>
+    </w:p>
+    <w:p>
+      <w:pPr>
+        <w:pStyle w:val="NoSpacing"/>
+      </w:pPr>
+      <w:r>
+        <w:rPr>
+          <w:b/>
+          <w:bCs/>
+        </w:rPr>
+        <w:t>1. Initialize a Hash Map </w:t>
+      </w:r>
+    </w:p>
+    <w:p>
+      <w:pPr>
+        <w:pStyle w:val="NoSpacing"/>
+      </w:pPr>
+      <w:r>
+        <w:t>    Create an empty map to store the frequency of each number.</w:t>
+      </w:r>
+    </w:p>
+    <w:p>
+      <w:pPr>
+        <w:pStyle w:val="NoSpacing"/>
+      </w:pPr>
+      <w:r>
+        <w:rPr>
+          <w:b/>
+          <w:bCs/>
+        </w:rPr>
+        <w:t>2. Build the Map </w:t>
+      </w:r>
+    </w:p>
+    <w:p>
+      <w:pPr>
+        <w:pStyle w:val="NoSpacing"/>
+      </w:pPr>
+      <w:r>
+        <w:t>   Loop through the array and update the count of each number in the map.</w:t>
+      </w:r>
+    </w:p>
+    <w:p>
+      <w:pPr>
+        <w:pStyle w:val="NoSpacing"/>
+      </w:pPr>
+      <w:r>
+        <w:rPr>
+          <w:b/>
+          <w:bCs/>
+        </w:rPr>
+        <w:t>3. Find the Unique Number</w:t>
+      </w:r>
+    </w:p>
+    <w:p>
+      <w:pPr>
+        <w:pStyle w:val="NoSpacing"/>
+      </w:pPr>
+      <w:r>
+        <w:t>   Traverse the map and return the key with a frequency of exactly 1.</w:t>
+      </w:r>
+    </w:p>
+    <w:p>
+      <w:pPr>
+        <w:pStyle w:val="NoSpacing"/>
+      </w:pPr>
+    </w:p>
+    <w:tbl>
+      <w:tblPr>
+        <w:tblW w:w="13357" w:type="dxa"/>
+        <w:tblCellSpacing w:w="15" w:type="dxa"/>
+        <w:tblBorders>
+          <w:top w:val="single" w:sz="2" w:space="0" w:color="auto"/>
+          <w:left w:val="single" w:sz="2" w:space="0" w:color="auto"/>
+          <w:bottom w:val="single" w:sz="2" w:space="0" w:color="auto"/>
+          <w:right w:val="single" w:sz="2" w:space="0" w:color="auto"/>
+        </w:tblBorders>
+        <w:shd w:val="clear" w:color="auto" w:fill="1F2022"/>
+        <w:tblCellMar>
+          <w:left w:w="0" w:type="dxa"/>
+          <w:right w:w="0" w:type="dxa"/>
+        </w:tblCellMar>
+        <w:tblLook w:val="04A0" w:firstRow="1" w:lastRow="0" w:firstColumn="1" w:lastColumn="0" w:noHBand="0" w:noVBand="1"/>
+      </w:tblPr>
+      <w:tblGrid>
+        <w:gridCol w:w="6526"/>
+        <w:gridCol w:w="6831"/>
+      </w:tblGrid>
+      <w:tr>
+        <w:trPr>
+          <w:tblHeader/>
+          <w:tblCellSpacing w:w="15" w:type="dxa"/>
+        </w:trPr>
+        <w:tc>
+          <w:tcPr>
+            <w:tcW w:w="0" w:type="auto"/>
+            <w:tcBorders>
+              <w:top w:val="single" w:sz="6" w:space="0" w:color="313336"/>
+              <w:left w:val="single" w:sz="6" w:space="0" w:color="313336"/>
+              <w:bottom w:val="single" w:sz="6" w:space="0" w:color="313336"/>
+              <w:right w:val="single" w:sz="2" w:space="0" w:color="313336"/>
+            </w:tcBorders>
+            <w:shd w:val="clear" w:color="auto" w:fill="2B2C2E"/>
+            <w:tcMar>
+              <w:top w:w="120" w:type="dxa"/>
+              <w:left w:w="120" w:type="dxa"/>
+              <w:bottom w:w="120" w:type="dxa"/>
+              <w:right w:w="120" w:type="dxa"/>
+            </w:tcMar>
+            <w:vAlign w:val="center"/>
+            <w:hideMark/>
+          </w:tcPr>
+          <w:p>
+            <w:pPr>
+              <w:rPr>
+                <w:b/>
+                <w:bCs/>
+                <w:sz w:val="32"/>
+                <w:szCs w:val="32"/>
+                <w:u w:val="single"/>
+              </w:rPr>
+            </w:pPr>
+            <w:r>
+              <w:rPr>
+                <w:b/>
+                <w:bCs/>
+                <w:sz w:val="32"/>
+                <w:szCs w:val="32"/>
+                <w:u w:val="single"/>
+              </w:rPr>
+              <w:t>Time Complexity</w:t>
+            </w:r>
+          </w:p>
+        </w:tc>
+        <w:tc>
+          <w:tcPr>
+            <w:tcW w:w="0" w:type="auto"/>
+            <w:tcBorders>
+              <w:top w:val="single" w:sz="6" w:space="0" w:color="313336"/>
+              <w:left w:val="single" w:sz="2" w:space="0" w:color="313336"/>
+              <w:bottom w:val="single" w:sz="6" w:space="0" w:color="313336"/>
+              <w:right w:val="single" w:sz="6" w:space="0" w:color="313336"/>
+            </w:tcBorders>
+            <w:shd w:val="clear" w:color="auto" w:fill="2B2C2E"/>
+            <w:tcMar>
+              <w:top w:w="120" w:type="dxa"/>
+              <w:left w:w="120" w:type="dxa"/>
+              <w:bottom w:w="120" w:type="dxa"/>
+              <w:right w:w="120" w:type="dxa"/>
+            </w:tcMar>
+            <w:vAlign w:val="center"/>
+            <w:hideMark/>
+          </w:tcPr>
+          <w:p>
+            <w:pPr>
+              <w:rPr>
+                <w:b/>
+                <w:bCs/>
+                <w:sz w:val="32"/>
+                <w:szCs w:val="32"/>
+                <w:u w:val="single"/>
+              </w:rPr>
+            </w:pPr>
+            <w:r>
+              <w:rPr>
+                <w:b/>
+                <w:bCs/>
+                <w:sz w:val="32"/>
+                <w:szCs w:val="32"/>
+                <w:u w:val="single"/>
+              </w:rPr>
+              <w:t>Space Complexity</w:t>
+            </w:r>
+          </w:p>
+        </w:tc>
+      </w:tr>
+      <w:tr>
+        <w:trPr>
+          <w:tblCellSpacing w:w="15" w:type="dxa"/>
+        </w:trPr>
+        <w:tc>
+          <w:tcPr>
+            <w:tcW w:w="0" w:type="auto"/>
+            <w:tcBorders>
+              <w:top w:val="single" w:sz="2" w:space="0" w:color="auto"/>
+              <w:left w:val="single" w:sz="2" w:space="0" w:color="auto"/>
+              <w:bottom w:val="single" w:sz="2" w:space="0" w:color="auto"/>
+              <w:right w:val="single" w:sz="2" w:space="0" w:color="auto"/>
+            </w:tcBorders>
+            <w:shd w:val="clear" w:color="auto" w:fill="1F2022"/>
+            <w:tcMar>
+              <w:top w:w="180" w:type="dxa"/>
+              <w:left w:w="180" w:type="dxa"/>
+              <w:bottom w:w="180" w:type="dxa"/>
+              <w:right w:w="180" w:type="dxa"/>
+            </w:tcMar>
+            <w:vAlign w:val="center"/>
+            <w:hideMark/>
+          </w:tcPr>
+          <w:p>
+            <w:pPr>
+              <w:rPr>
+                <w:b/>
+                <w:bCs/>
+                <w:sz w:val="32"/>
+                <w:szCs w:val="32"/>
+                <w:u w:val="single"/>
+              </w:rPr>
+            </w:pPr>
+            <w:r>
+              <w:rPr>
+                <w:b/>
+                <w:bCs/>
+                <w:sz w:val="32"/>
+                <w:szCs w:val="32"/>
+                <w:u w:val="single"/>
+              </w:rPr>
+              <w:t>O(n)</w:t>
+            </w:r>
+          </w:p>
+        </w:tc>
+        <w:tc>
+          <w:tcPr>
+            <w:tcW w:w="0" w:type="auto"/>
+            <w:tcBorders>
+              <w:top w:val="single" w:sz="2" w:space="0" w:color="auto"/>
+              <w:left w:val="single" w:sz="2" w:space="0" w:color="auto"/>
+              <w:bottom w:val="single" w:sz="2" w:space="0" w:color="auto"/>
+              <w:right w:val="single" w:sz="2" w:space="0" w:color="auto"/>
+            </w:tcBorders>
+            <w:shd w:val="clear" w:color="auto" w:fill="1F2022"/>
+            <w:tcMar>
+              <w:top w:w="180" w:type="dxa"/>
+              <w:left w:w="180" w:type="dxa"/>
+              <w:bottom w:w="180" w:type="dxa"/>
+              <w:right w:w="180" w:type="dxa"/>
+            </w:tcMar>
+            <w:vAlign w:val="center"/>
+            <w:hideMark/>
+          </w:tcPr>
+          <w:p>
+            <w:pPr>
+              <w:rPr>
+                <w:b/>
+                <w:bCs/>
+                <w:sz w:val="32"/>
+                <w:szCs w:val="32"/>
+                <w:u w:val="single"/>
+              </w:rPr>
+            </w:pPr>
+            <w:r>
+              <w:rPr>
+                <w:b/>
+                <w:bCs/>
+                <w:sz w:val="32"/>
+                <w:szCs w:val="32"/>
+                <w:u w:val="single"/>
+              </w:rPr>
+              <w:t>O(n) </w:t>
+            </w:r>
+          </w:p>
+        </w:tc>
+      </w:tr>
+    </w:tbl>
+    <w:p>
+      <w:pPr>
+        <w:rPr>
+          <w:b/>
+          <w:bCs/>
+          <w:sz w:val="32"/>
+          <w:szCs w:val="32"/>
+          <w:u w:val="single"/>
+        </w:rPr>
+      </w:pPr>
+    </w:p>
+    <w:p>
+      <w:pPr>
+        <w:rPr>
+          <w:b/>
+          <w:bCs/>
+          <w:u w:val="single"/>
+        </w:rPr>
+      </w:pPr>
+    </w:p>
+    <w:p>
+      <w:pPr>
+        <w:rPr>
+          <w:b/>
+          <w:bCs/>
+        </w:rPr>
+      </w:pPr>
+    </w:p>
+    <w:p>
+      <w:pPr>
+        <w:rPr>
+          <w:b/>
+          <w:bCs/>
+        </w:rPr>
+      </w:pPr>
+    </w:p>
+    <w:p>
+      <w:pPr>
+        <w:rPr>
+          <w:b/>
+          <w:bCs/>
+        </w:rPr>
+      </w:pPr>
+    </w:p>
+    <w:p>
+      <w:pPr>
+        <w:rPr>
+          <w:b/>
+          <w:bCs/>
+        </w:rPr>
+      </w:pPr>
+      <w:proofErr w:type="gramStart"/>
+      <w:r>
+        <w:rPr>
+          <w:b/>
+          <w:bCs/>
+        </w:rPr>
+        <w:t>Approach</w:t>
+      </w:r>
+      <w:r>
+        <w:rPr>
+          <w:b/>
+          <w:bCs/>
+        </w:rPr>
+        <w:t>(</w:t>
+      </w:r>
+      <w:proofErr w:type="gramEnd"/>
+      <w:r>
+        <w:rPr>
+          <w:b/>
+          <w:bCs/>
+        </w:rPr>
+        <w:t>Best)</w:t>
+      </w:r>
+    </w:p>
+    <w:p>
+      <w:r>
+        <w:rPr>
+          <w:b/>
+          <w:bCs/>
+        </w:rPr>
+        <w:t xml:space="preserve">Using </w:t>
+      </w:r>
+      <w:proofErr w:type="spellStart"/>
+      <w:r>
+        <w:rPr>
+          <w:b/>
+          <w:bCs/>
+        </w:rPr>
+        <w:t>Xor</w:t>
+      </w:r>
+      <w:proofErr w:type="spellEnd"/>
+      <w:r>
+        <w:rPr>
+          <w:b/>
+          <w:bCs/>
+        </w:rPr>
+        <w:t xml:space="preserve"> </w:t>
+      </w:r>
+      <w:proofErr w:type="gramStart"/>
+      <w:r>
+        <w:rPr>
+          <w:b/>
+          <w:bCs/>
+        </w:rPr>
+        <w:t>Operator :</w:t>
+      </w:r>
+      <w:proofErr w:type="gramEnd"/>
+    </w:p>
+    <w:p>
+      <w:r>
+        <w:t>By XORing all the elements, duplicate elements cancel out each other, and the remaining element is our unique element.</w:t>
+      </w:r>
+    </w:p>
+    <w:p>
+      <w:r>
+        <w:rPr>
+          <w:b/>
+          <w:bCs/>
+        </w:rPr>
+        <w:t>1. Understand XOR Basics</w:t>
+      </w:r>
+    </w:p>
+    <w:p>
+      <w:pPr>
+        <w:numPr>
+          <w:ilvl w:val="0"/>
+          <w:numId w:val="5"/>
+        </w:numPr>
+      </w:pPr>
+      <w:r>
+        <w:t>a ^ a = 0 (same numbers cancel out)</w:t>
+      </w:r>
+    </w:p>
+    <w:p>
+      <w:pPr>
+        <w:numPr>
+          <w:ilvl w:val="0"/>
+          <w:numId w:val="5"/>
+        </w:numPr>
+      </w:pPr>
+      <w:r>
+        <w:t>0 ^ a = a (XOR with zero keeps the number unchanged.)</w:t>
+      </w:r>
+    </w:p>
+    <w:p>
+      <w:r>
+        <w:rPr>
+          <w:b/>
+          <w:bCs/>
+        </w:rPr>
+        <w:t>2. Initialize XOR Variable</w:t>
+      </w:r>
+    </w:p>
+    <w:p>
+      <w:pPr>
+        <w:numPr>
+          <w:ilvl w:val="0"/>
+          <w:numId w:val="6"/>
+        </w:numPr>
+      </w:pPr>
+      <w:r>
+        <w:t xml:space="preserve">Start with </w:t>
+      </w:r>
+      <w:proofErr w:type="spellStart"/>
+      <w:r>
+        <w:t>xorResult</w:t>
+      </w:r>
+      <w:proofErr w:type="spellEnd"/>
+      <w:r>
+        <w:t xml:space="preserve"> = 0 to hold the running XOR.</w:t>
+      </w:r>
+    </w:p>
+    <w:p>
+      <w:r>
+        <w:rPr>
+          <w:b/>
+          <w:bCs/>
+        </w:rPr>
+        <w:t>3. Iterate and XOR All Elements</w:t>
+      </w:r>
+    </w:p>
+    <w:p>
+      <w:pPr>
+        <w:numPr>
+          <w:ilvl w:val="0"/>
+          <w:numId w:val="7"/>
+        </w:numPr>
+      </w:pPr>
+      <w:r>
+        <w:t xml:space="preserve">Traverse the array and do </w:t>
+      </w:r>
+      <w:proofErr w:type="spellStart"/>
+      <w:r>
+        <w:t>xor</w:t>
+      </w:r>
+      <w:proofErr w:type="spellEnd"/>
+      <w:r>
+        <w:t xml:space="preserve"> for all the elements with </w:t>
+      </w:r>
+      <w:proofErr w:type="spellStart"/>
+      <w:r>
+        <w:t>xorResult</w:t>
+      </w:r>
+      <w:proofErr w:type="spellEnd"/>
+      <w:r>
+        <w:t>.</w:t>
+      </w:r>
+    </w:p>
+    <w:p>
+      <w:pPr>
+        <w:numPr>
+          <w:ilvl w:val="0"/>
+          <w:numId w:val="7"/>
+        </w:numPr>
+      </w:pPr>
+      <w:r>
+        <w:t>Duplicates cancel out, and only the unique element is left.</w:t>
+      </w:r>
+    </w:p>
+    <w:p>
+      <w:r>
+        <w:rPr>
+          <w:b/>
+          <w:bCs/>
+        </w:rPr>
+        <w:t>4. Return the Result</w:t>
+      </w:r>
+    </w:p>
+    <w:p>
+      <w:pPr>
+        <w:numPr>
+          <w:ilvl w:val="0"/>
+          <w:numId w:val="8"/>
+        </w:numPr>
+      </w:pPr>
+      <w:r>
+        <w:t xml:space="preserve">After the loop, </w:t>
+      </w:r>
+      <w:proofErr w:type="spellStart"/>
+      <w:r>
+        <w:t>xorResult</w:t>
+      </w:r>
+      <w:proofErr w:type="spellEnd"/>
+      <w:r>
+        <w:t xml:space="preserve"> holds the non-repeating number.</w:t>
+      </w:r>
+    </w:p>
+    <w:p>
+      <w:pPr>
+        <w:pStyle w:val="NoSpacing"/>
+      </w:pPr>
+    </w:p>
+    <w:p/>
+    <w:tbl>
+      <w:tblPr>
+        <w:tblW w:w="13357" w:type="dxa"/>
+        <w:tblCellSpacing w:w="15" w:type="dxa"/>
+        <w:tblBorders>
+          <w:top w:val="single" w:sz="2" w:space="0" w:color="auto"/>
+          <w:left w:val="single" w:sz="2" w:space="0" w:color="auto"/>
+          <w:bottom w:val="single" w:sz="2" w:space="0" w:color="auto"/>
+          <w:right w:val="single" w:sz="2" w:space="0" w:color="auto"/>
+        </w:tblBorders>
+        <w:shd w:val="clear" w:color="auto" w:fill="1F2022"/>
+        <w:tblCellMar>
+          <w:left w:w="0" w:type="dxa"/>
+          <w:right w:w="0" w:type="dxa"/>
+        </w:tblCellMar>
+        <w:tblLook w:val="04A0" w:firstRow="1" w:lastRow="0" w:firstColumn="1" w:lastColumn="0" w:noHBand="0" w:noVBand="1"/>
+      </w:tblPr>
+      <w:tblGrid>
+        <w:gridCol w:w="6531"/>
+        <w:gridCol w:w="6826"/>
+      </w:tblGrid>
+      <w:tr>
+        <w:trPr>
+          <w:tblHeader/>
+          <w:tblCellSpacing w:w="15" w:type="dxa"/>
+        </w:trPr>
+        <w:tc>
+          <w:tcPr>
+            <w:tcW w:w="0" w:type="auto"/>
+            <w:tcBorders>
+              <w:top w:val="single" w:sz="6" w:space="0" w:color="313336"/>
+              <w:left w:val="single" w:sz="6" w:space="0" w:color="313336"/>
+              <w:bottom w:val="single" w:sz="6" w:space="0" w:color="313336"/>
+              <w:right w:val="single" w:sz="2" w:space="0" w:color="313336"/>
+            </w:tcBorders>
+            <w:shd w:val="clear" w:color="auto" w:fill="2B2C2E"/>
+            <w:tcMar>
+              <w:top w:w="120" w:type="dxa"/>
+              <w:left w:w="120" w:type="dxa"/>
+              <w:bottom w:w="120" w:type="dxa"/>
+              <w:right w:w="120" w:type="dxa"/>
+            </w:tcMar>
+            <w:vAlign w:val="center"/>
+            <w:hideMark/>
+          </w:tcPr>
+          <w:p>
+            <w:pPr>
+              <w:rPr>
+                <w:b/>
+                <w:bCs/>
+              </w:rPr>
+            </w:pPr>
+            <w:r>
+              <w:rPr>
+                <w:b/>
+                <w:bCs/>
+              </w:rPr>
+              <w:t>Time Complexity</w:t>
+            </w:r>
+          </w:p>
+        </w:tc>
+        <w:tc>
+          <w:tcPr>
+            <w:tcW w:w="0" w:type="auto"/>
+            <w:tcBorders>
+              <w:top w:val="single" w:sz="6" w:space="0" w:color="313336"/>
+              <w:left w:val="single" w:sz="2" w:space="0" w:color="313336"/>
+              <w:bottom w:val="single" w:sz="6" w:space="0" w:color="313336"/>
+              <w:right w:val="single" w:sz="6" w:space="0" w:color="313336"/>
+            </w:tcBorders>
+            <w:shd w:val="clear" w:color="auto" w:fill="2B2C2E"/>
+            <w:tcMar>
+              <w:top w:w="120" w:type="dxa"/>
+              <w:left w:w="120" w:type="dxa"/>
+              <w:bottom w:w="120" w:type="dxa"/>
+              <w:right w:w="120" w:type="dxa"/>
+            </w:tcMar>
+            <w:vAlign w:val="center"/>
+            <w:hideMark/>
+          </w:tcPr>
+          <w:p>
+            <w:pPr>
+              <w:rPr>
+                <w:b/>
+                <w:bCs/>
+              </w:rPr>
+            </w:pPr>
+            <w:r>
+              <w:rPr>
+                <w:b/>
+                <w:bCs/>
+              </w:rPr>
+              <w:t>Space Complexity</w:t>
+            </w:r>
+          </w:p>
+        </w:tc>
+      </w:tr>
+      <w:tr>
+        <w:trPr>
+          <w:tblCellSpacing w:w="15" w:type="dxa"/>
+        </w:trPr>
+        <w:tc>
+          <w:tcPr>
+            <w:tcW w:w="0" w:type="auto"/>
+            <w:tcBorders>
+              <w:top w:val="single" w:sz="2" w:space="0" w:color="auto"/>
+              <w:left w:val="single" w:sz="2" w:space="0" w:color="auto"/>
+              <w:bottom w:val="single" w:sz="2" w:space="0" w:color="auto"/>
+              <w:right w:val="single" w:sz="2" w:space="0" w:color="auto"/>
+            </w:tcBorders>
+            <w:shd w:val="clear" w:color="auto" w:fill="1F2022"/>
+            <w:tcMar>
+              <w:top w:w="180" w:type="dxa"/>
+              <w:left w:w="180" w:type="dxa"/>
+              <w:bottom w:w="180" w:type="dxa"/>
+              <w:right w:w="180" w:type="dxa"/>
+            </w:tcMar>
+            <w:vAlign w:val="center"/>
+            <w:hideMark/>
+          </w:tcPr>
+          <w:p>
+            <w:r>
+              <w:t>O(n) </w:t>
+            </w:r>
+          </w:p>
+        </w:tc>
+        <w:tc>
+          <w:tcPr>
+            <w:tcW w:w="0" w:type="auto"/>
+            <w:tcBorders>
+              <w:top w:val="single" w:sz="2" w:space="0" w:color="auto"/>
+              <w:left w:val="single" w:sz="2" w:space="0" w:color="auto"/>
+              <w:bottom w:val="single" w:sz="2" w:space="0" w:color="auto"/>
+              <w:right w:val="single" w:sz="2" w:space="0" w:color="auto"/>
+            </w:tcBorders>
+            <w:shd w:val="clear" w:color="auto" w:fill="1F2022"/>
+            <w:tcMar>
+              <w:top w:w="180" w:type="dxa"/>
+              <w:left w:w="180" w:type="dxa"/>
+              <w:bottom w:w="180" w:type="dxa"/>
+              <w:right w:w="180" w:type="dxa"/>
+            </w:tcMar>
+            <w:vAlign w:val="center"/>
+            <w:hideMark/>
+          </w:tcPr>
+          <w:p>
+            <w:proofErr w:type="gramStart"/>
+            <w:r>
+              <w:t>O(</w:t>
+            </w:r>
+            <w:proofErr w:type="gramEnd"/>
+            <w:r>
+              <w:t>1)</w:t>
+            </w:r>
+          </w:p>
+        </w:tc>
+      </w:tr>
+    </w:tbl>
+    <w:p/>
+    <w:p/>
     <w:p/>
     <w:p/>
     <w:p/>
@@ -2014,6 +3257,155 @@
 <file path=word/numbering.xml><?xml version="1.0" encoding="utf-8"?>
 <w:numbering xmlns:wpc="http://schemas.microsoft.com/office/word/2010/wordprocessingCanvas" xmlns:cx="http://schemas.microsoft.com/office/drawing/2014/chartex" xmlns:cx1="http://schemas.microsoft.com/office/drawing/2015/9/8/chartex" xmlns:cx2="http://schemas.microsoft.com/office/drawing/2015/10/21/chartex" xmlns:cx3="http://schemas.microsoft.com/office/drawing/2016/5/9/chartex" xmlns:cx4="http://schemas.microsoft.com/office/drawing/2016/5/10/chartex" xmlns:cx5="http://schemas.microsoft.com/office/drawing/2016/5/11/chartex" xmlns:cx6="http://schemas.microsoft.com/office/drawing/2016/5/12/chartex" xmlns:cx7="http://schemas.microsoft.com/office/drawing/2016/5/13/chartex" xmlns:cx8="http://schemas.microsoft.com/office/drawing/2016/5/14/chartex" xmlns:mc="http://schemas.openxmlformats.org/markup-compatibility/2006" xmlns:aink="http://schemas.microsoft.com/office/drawing/2016/ink" xmlns:am3d="http://schemas.microsoft.com/office/drawing/2017/model3d" xmlns:o="urn:schemas-microsoft-com:office:office" xmlns:oel="http://schemas.microsoft.com/office/2019/extlst" xmlns:r="http://schemas.openxmlformats.org/officeDocument/2006/relationships" xmlns:m="http://schemas.openxmlformats.org/officeDocument/2006/math" xmlns:v="urn:schemas-microsoft-com:vml" xmlns:wp14="http://schemas.microsoft.com/office/word/2010/wordprocessingDrawing" xmlns:wp="http://schemas.openxmlformats.org/drawingml/2006/wordprocessingDrawing" xmlns:w10="urn:schemas-microsoft-com:office:word" xmlns:w="http://schemas.openxmlformats.org/wordprocessingml/2006/main" xmlns:w14="http://schemas.microsoft.com/office/word/2010/wordml" xmlns:w15="http://schemas.microsoft.com/office/word/2012/wordml" xmlns:w16cex="http://schemas.microsoft.com/office/word/2018/wordml/cex" xmlns:w16cid="http://schemas.microsoft.com/office/word/2016/wordml/cid" xmlns:w16="http://schemas.microsoft.com/office/word/2018/wordml" xmlns:w16du="http://schemas.microsoft.com/office/word/2023/wordml/word16du" xmlns:w16sdtdh="http://schemas.microsoft.com/office/word/2020/wordml/sdtdatahash" xmlns:w16sdtfl="http://schemas.microsoft.com/office/word/2024/wordml/sdtformatlock" xmlns:w16se="http://schemas.microsoft.com/office/word/2015/wordml/symex" xmlns:wpg="http://schemas.microsoft.com/office/word/2010/wordprocessingGroup" xmlns:wpi="http://schemas.microsoft.com/office/word/2010/wordprocessingInk" xmlns:wne="http://schemas.microsoft.com/office/word/2006/wordml" xmlns:wps="http://schemas.microsoft.com/office/word/2010/wordprocessingShape" mc:Ignorable="w14 w15 w16se w16cid w16 w16cex w16sdtdh w16sdtfl w16du wp14">
   <w:abstractNum w:abstractNumId="0" w15:restartNumberingAfterBreak="0">
+    <w:nsid w:val="06C61A33"/>
+    <w:multiLevelType w:val="multilevel"/>
+    <w:tmpl w:val="830248DA"/>
+    <w:lvl w:ilvl="0">
+      <w:start w:val="1"/>
+      <w:numFmt w:val="bullet"/>
+      <w:lvlText w:val=""/>
+      <w:lvlJc w:val="left"/>
+      <w:pPr>
+        <w:tabs>
+          <w:tab w:val="num" w:pos="720"/>
+        </w:tabs>
+        <w:ind w:left="720" w:hanging="360"/>
+      </w:pPr>
+      <w:rPr>
+        <w:rFonts w:ascii="Symbol" w:hAnsi="Symbol" w:hint="default"/>
+        <w:sz w:val="20"/>
+      </w:rPr>
+    </w:lvl>
+    <w:lvl w:ilvl="1" w:tentative="1">
+      <w:start w:val="1"/>
+      <w:numFmt w:val="bullet"/>
+      <w:lvlText w:val=""/>
+      <w:lvlJc w:val="left"/>
+      <w:pPr>
+        <w:tabs>
+          <w:tab w:val="num" w:pos="1440"/>
+        </w:tabs>
+        <w:ind w:left="1440" w:hanging="360"/>
+      </w:pPr>
+      <w:rPr>
+        <w:rFonts w:ascii="Symbol" w:hAnsi="Symbol" w:hint="default"/>
+        <w:sz w:val="20"/>
+      </w:rPr>
+    </w:lvl>
+    <w:lvl w:ilvl="2" w:tentative="1">
+      <w:start w:val="1"/>
+      <w:numFmt w:val="bullet"/>
+      <w:lvlText w:val=""/>
+      <w:lvlJc w:val="left"/>
+      <w:pPr>
+        <w:tabs>
+          <w:tab w:val="num" w:pos="2160"/>
+        </w:tabs>
+        <w:ind w:left="2160" w:hanging="360"/>
+      </w:pPr>
+      <w:rPr>
+        <w:rFonts w:ascii="Symbol" w:hAnsi="Symbol" w:hint="default"/>
+        <w:sz w:val="20"/>
+      </w:rPr>
+    </w:lvl>
+    <w:lvl w:ilvl="3" w:tentative="1">
+      <w:start w:val="1"/>
+      <w:numFmt w:val="bullet"/>
+      <w:lvlText w:val=""/>
+      <w:lvlJc w:val="left"/>
+      <w:pPr>
+        <w:tabs>
+          <w:tab w:val="num" w:pos="2880"/>
+        </w:tabs>
+        <w:ind w:left="2880" w:hanging="360"/>
+      </w:pPr>
+      <w:rPr>
+        <w:rFonts w:ascii="Symbol" w:hAnsi="Symbol" w:hint="default"/>
+        <w:sz w:val="20"/>
+      </w:rPr>
+    </w:lvl>
+    <w:lvl w:ilvl="4" w:tentative="1">
+      <w:start w:val="1"/>
+      <w:numFmt w:val="bullet"/>
+      <w:lvlText w:val=""/>
+      <w:lvlJc w:val="left"/>
+      <w:pPr>
+        <w:tabs>
+          <w:tab w:val="num" w:pos="3600"/>
+        </w:tabs>
+        <w:ind w:left="3600" w:hanging="360"/>
+      </w:pPr>
+      <w:rPr>
+        <w:rFonts w:ascii="Symbol" w:hAnsi="Symbol" w:hint="default"/>
+        <w:sz w:val="20"/>
+      </w:rPr>
+    </w:lvl>
+    <w:lvl w:ilvl="5" w:tentative="1">
+      <w:start w:val="1"/>
+      <w:numFmt w:val="bullet"/>
+      <w:lvlText w:val=""/>
+      <w:lvlJc w:val="left"/>
+      <w:pPr>
+        <w:tabs>
+          <w:tab w:val="num" w:pos="4320"/>
+        </w:tabs>
+        <w:ind w:left="4320" w:hanging="360"/>
+      </w:pPr>
+      <w:rPr>
+        <w:rFonts w:ascii="Symbol" w:hAnsi="Symbol" w:hint="default"/>
+        <w:sz w:val="20"/>
+      </w:rPr>
+    </w:lvl>
+    <w:lvl w:ilvl="6" w:tentative="1">
+      <w:start w:val="1"/>
+      <w:numFmt w:val="bullet"/>
+      <w:lvlText w:val=""/>
+      <w:lvlJc w:val="left"/>
+      <w:pPr>
+        <w:tabs>
+          <w:tab w:val="num" w:pos="5040"/>
+        </w:tabs>
+        <w:ind w:left="5040" w:hanging="360"/>
+      </w:pPr>
+      <w:rPr>
+        <w:rFonts w:ascii="Symbol" w:hAnsi="Symbol" w:hint="default"/>
+        <w:sz w:val="20"/>
+      </w:rPr>
+    </w:lvl>
+    <w:lvl w:ilvl="7" w:tentative="1">
+      <w:start w:val="1"/>
+      <w:numFmt w:val="bullet"/>
+      <w:lvlText w:val=""/>
+      <w:lvlJc w:val="left"/>
+      <w:pPr>
+        <w:tabs>
+          <w:tab w:val="num" w:pos="5760"/>
+        </w:tabs>
+        <w:ind w:left="5760" w:hanging="360"/>
+      </w:pPr>
+      <w:rPr>
+        <w:rFonts w:ascii="Symbol" w:hAnsi="Symbol" w:hint="default"/>
+        <w:sz w:val="20"/>
+      </w:rPr>
+    </w:lvl>
+    <w:lvl w:ilvl="8" w:tentative="1">
+      <w:start w:val="1"/>
+      <w:numFmt w:val="bullet"/>
+      <w:lvlText w:val=""/>
+      <w:lvlJc w:val="left"/>
+      <w:pPr>
+        <w:tabs>
+          <w:tab w:val="num" w:pos="6480"/>
+        </w:tabs>
+        <w:ind w:left="6480" w:hanging="360"/>
+      </w:pPr>
+      <w:rPr>
+        <w:rFonts w:ascii="Symbol" w:hAnsi="Symbol" w:hint="default"/>
+        <w:sz w:val="20"/>
+      </w:rPr>
+    </w:lvl>
+  </w:abstractNum>
+  <w:abstractNum w:abstractNumId="1" w15:restartNumberingAfterBreak="0">
     <w:nsid w:val="10E009D4"/>
     <w:multiLevelType w:val="multilevel"/>
     <w:tmpl w:val="825A5312"/>
@@ -2162,7 +3554,156 @@
       </w:rPr>
     </w:lvl>
   </w:abstractNum>
-  <w:abstractNum w:abstractNumId="1" w15:restartNumberingAfterBreak="0">
+  <w:abstractNum w:abstractNumId="2" w15:restartNumberingAfterBreak="0">
+    <w:nsid w:val="1BAB34BD"/>
+    <w:multiLevelType w:val="multilevel"/>
+    <w:tmpl w:val="C7A6D49E"/>
+    <w:lvl w:ilvl="0">
+      <w:start w:val="1"/>
+      <w:numFmt w:val="bullet"/>
+      <w:lvlText w:val=""/>
+      <w:lvlJc w:val="left"/>
+      <w:pPr>
+        <w:tabs>
+          <w:tab w:val="num" w:pos="720"/>
+        </w:tabs>
+        <w:ind w:left="720" w:hanging="360"/>
+      </w:pPr>
+      <w:rPr>
+        <w:rFonts w:ascii="Symbol" w:hAnsi="Symbol" w:hint="default"/>
+        <w:sz w:val="20"/>
+      </w:rPr>
+    </w:lvl>
+    <w:lvl w:ilvl="1" w:tentative="1">
+      <w:start w:val="1"/>
+      <w:numFmt w:val="bullet"/>
+      <w:lvlText w:val=""/>
+      <w:lvlJc w:val="left"/>
+      <w:pPr>
+        <w:tabs>
+          <w:tab w:val="num" w:pos="1440"/>
+        </w:tabs>
+        <w:ind w:left="1440" w:hanging="360"/>
+      </w:pPr>
+      <w:rPr>
+        <w:rFonts w:ascii="Symbol" w:hAnsi="Symbol" w:hint="default"/>
+        <w:sz w:val="20"/>
+      </w:rPr>
+    </w:lvl>
+    <w:lvl w:ilvl="2" w:tentative="1">
+      <w:start w:val="1"/>
+      <w:numFmt w:val="bullet"/>
+      <w:lvlText w:val=""/>
+      <w:lvlJc w:val="left"/>
+      <w:pPr>
+        <w:tabs>
+          <w:tab w:val="num" w:pos="2160"/>
+        </w:tabs>
+        <w:ind w:left="2160" w:hanging="360"/>
+      </w:pPr>
+      <w:rPr>
+        <w:rFonts w:ascii="Symbol" w:hAnsi="Symbol" w:hint="default"/>
+        <w:sz w:val="20"/>
+      </w:rPr>
+    </w:lvl>
+    <w:lvl w:ilvl="3" w:tentative="1">
+      <w:start w:val="1"/>
+      <w:numFmt w:val="bullet"/>
+      <w:lvlText w:val=""/>
+      <w:lvlJc w:val="left"/>
+      <w:pPr>
+        <w:tabs>
+          <w:tab w:val="num" w:pos="2880"/>
+        </w:tabs>
+        <w:ind w:left="2880" w:hanging="360"/>
+      </w:pPr>
+      <w:rPr>
+        <w:rFonts w:ascii="Symbol" w:hAnsi="Symbol" w:hint="default"/>
+        <w:sz w:val="20"/>
+      </w:rPr>
+    </w:lvl>
+    <w:lvl w:ilvl="4" w:tentative="1">
+      <w:start w:val="1"/>
+      <w:numFmt w:val="bullet"/>
+      <w:lvlText w:val=""/>
+      <w:lvlJc w:val="left"/>
+      <w:pPr>
+        <w:tabs>
+          <w:tab w:val="num" w:pos="3600"/>
+        </w:tabs>
+        <w:ind w:left="3600" w:hanging="360"/>
+      </w:pPr>
+      <w:rPr>
+        <w:rFonts w:ascii="Symbol" w:hAnsi="Symbol" w:hint="default"/>
+        <w:sz w:val="20"/>
+      </w:rPr>
+    </w:lvl>
+    <w:lvl w:ilvl="5" w:tentative="1">
+      <w:start w:val="1"/>
+      <w:numFmt w:val="bullet"/>
+      <w:lvlText w:val=""/>
+      <w:lvlJc w:val="left"/>
+      <w:pPr>
+        <w:tabs>
+          <w:tab w:val="num" w:pos="4320"/>
+        </w:tabs>
+        <w:ind w:left="4320" w:hanging="360"/>
+      </w:pPr>
+      <w:rPr>
+        <w:rFonts w:ascii="Symbol" w:hAnsi="Symbol" w:hint="default"/>
+        <w:sz w:val="20"/>
+      </w:rPr>
+    </w:lvl>
+    <w:lvl w:ilvl="6" w:tentative="1">
+      <w:start w:val="1"/>
+      <w:numFmt w:val="bullet"/>
+      <w:lvlText w:val=""/>
+      <w:lvlJc w:val="left"/>
+      <w:pPr>
+        <w:tabs>
+          <w:tab w:val="num" w:pos="5040"/>
+        </w:tabs>
+        <w:ind w:left="5040" w:hanging="360"/>
+      </w:pPr>
+      <w:rPr>
+        <w:rFonts w:ascii="Symbol" w:hAnsi="Symbol" w:hint="default"/>
+        <w:sz w:val="20"/>
+      </w:rPr>
+    </w:lvl>
+    <w:lvl w:ilvl="7" w:tentative="1">
+      <w:start w:val="1"/>
+      <w:numFmt w:val="bullet"/>
+      <w:lvlText w:val=""/>
+      <w:lvlJc w:val="left"/>
+      <w:pPr>
+        <w:tabs>
+          <w:tab w:val="num" w:pos="5760"/>
+        </w:tabs>
+        <w:ind w:left="5760" w:hanging="360"/>
+      </w:pPr>
+      <w:rPr>
+        <w:rFonts w:ascii="Symbol" w:hAnsi="Symbol" w:hint="default"/>
+        <w:sz w:val="20"/>
+      </w:rPr>
+    </w:lvl>
+    <w:lvl w:ilvl="8" w:tentative="1">
+      <w:start w:val="1"/>
+      <w:numFmt w:val="bullet"/>
+      <w:lvlText w:val=""/>
+      <w:lvlJc w:val="left"/>
+      <w:pPr>
+        <w:tabs>
+          <w:tab w:val="num" w:pos="6480"/>
+        </w:tabs>
+        <w:ind w:left="6480" w:hanging="360"/>
+      </w:pPr>
+      <w:rPr>
+        <w:rFonts w:ascii="Symbol" w:hAnsi="Symbol" w:hint="default"/>
+        <w:sz w:val="20"/>
+      </w:rPr>
+    </w:lvl>
+  </w:abstractNum>
+  <w:abstractNum w:abstractNumId="3" w15:restartNumberingAfterBreak="0">
     <w:nsid w:val="42823EE6"/>
     <w:multiLevelType w:val="multilevel"/>
     <w:tmpl w:val="8EE8D394"/>
@@ -2311,7 +3852,7 @@
       </w:rPr>
     </w:lvl>
   </w:abstractNum>
-  <w:abstractNum w:abstractNumId="2" w15:restartNumberingAfterBreak="0">
+  <w:abstractNum w:abstractNumId="4" w15:restartNumberingAfterBreak="0">
     <w:nsid w:val="4F3E539F"/>
     <w:multiLevelType w:val="multilevel"/>
     <w:tmpl w:val="8382A780"/>
@@ -2460,7 +4001,156 @@
       </w:rPr>
     </w:lvl>
   </w:abstractNum>
-  <w:abstractNum w:abstractNumId="3" w15:restartNumberingAfterBreak="0">
+  <w:abstractNum w:abstractNumId="5" w15:restartNumberingAfterBreak="0">
+    <w:nsid w:val="4F843E15"/>
+    <w:multiLevelType w:val="multilevel"/>
+    <w:tmpl w:val="E6D879DC"/>
+    <w:lvl w:ilvl="0">
+      <w:start w:val="1"/>
+      <w:numFmt w:val="bullet"/>
+      <w:lvlText w:val=""/>
+      <w:lvlJc w:val="left"/>
+      <w:pPr>
+        <w:tabs>
+          <w:tab w:val="num" w:pos="720"/>
+        </w:tabs>
+        <w:ind w:left="720" w:hanging="360"/>
+      </w:pPr>
+      <w:rPr>
+        <w:rFonts w:ascii="Symbol" w:hAnsi="Symbol" w:hint="default"/>
+        <w:sz w:val="20"/>
+      </w:rPr>
+    </w:lvl>
+    <w:lvl w:ilvl="1" w:tentative="1">
+      <w:start w:val="1"/>
+      <w:numFmt w:val="bullet"/>
+      <w:lvlText w:val=""/>
+      <w:lvlJc w:val="left"/>
+      <w:pPr>
+        <w:tabs>
+          <w:tab w:val="num" w:pos="1440"/>
+        </w:tabs>
+        <w:ind w:left="1440" w:hanging="360"/>
+      </w:pPr>
+      <w:rPr>
+        <w:rFonts w:ascii="Symbol" w:hAnsi="Symbol" w:hint="default"/>
+        <w:sz w:val="20"/>
+      </w:rPr>
+    </w:lvl>
+    <w:lvl w:ilvl="2" w:tentative="1">
+      <w:start w:val="1"/>
+      <w:numFmt w:val="bullet"/>
+      <w:lvlText w:val=""/>
+      <w:lvlJc w:val="left"/>
+      <w:pPr>
+        <w:tabs>
+          <w:tab w:val="num" w:pos="2160"/>
+        </w:tabs>
+        <w:ind w:left="2160" w:hanging="360"/>
+      </w:pPr>
+      <w:rPr>
+        <w:rFonts w:ascii="Symbol" w:hAnsi="Symbol" w:hint="default"/>
+        <w:sz w:val="20"/>
+      </w:rPr>
+    </w:lvl>
+    <w:lvl w:ilvl="3" w:tentative="1">
+      <w:start w:val="1"/>
+      <w:numFmt w:val="bullet"/>
+      <w:lvlText w:val=""/>
+      <w:lvlJc w:val="left"/>
+      <w:pPr>
+        <w:tabs>
+          <w:tab w:val="num" w:pos="2880"/>
+        </w:tabs>
+        <w:ind w:left="2880" w:hanging="360"/>
+      </w:pPr>
+      <w:rPr>
+        <w:rFonts w:ascii="Symbol" w:hAnsi="Symbol" w:hint="default"/>
+        <w:sz w:val="20"/>
+      </w:rPr>
+    </w:lvl>
+    <w:lvl w:ilvl="4" w:tentative="1">
+      <w:start w:val="1"/>
+      <w:numFmt w:val="bullet"/>
+      <w:lvlText w:val=""/>
+      <w:lvlJc w:val="left"/>
+      <w:pPr>
+        <w:tabs>
+          <w:tab w:val="num" w:pos="3600"/>
+        </w:tabs>
+        <w:ind w:left="3600" w:hanging="360"/>
+      </w:pPr>
+      <w:rPr>
+        <w:rFonts w:ascii="Symbol" w:hAnsi="Symbol" w:hint="default"/>
+        <w:sz w:val="20"/>
+      </w:rPr>
+    </w:lvl>
+    <w:lvl w:ilvl="5" w:tentative="1">
+      <w:start w:val="1"/>
+      <w:numFmt w:val="bullet"/>
+      <w:lvlText w:val=""/>
+      <w:lvlJc w:val="left"/>
+      <w:pPr>
+        <w:tabs>
+          <w:tab w:val="num" w:pos="4320"/>
+        </w:tabs>
+        <w:ind w:left="4320" w:hanging="360"/>
+      </w:pPr>
+      <w:rPr>
+        <w:rFonts w:ascii="Symbol" w:hAnsi="Symbol" w:hint="default"/>
+        <w:sz w:val="20"/>
+      </w:rPr>
+    </w:lvl>
+    <w:lvl w:ilvl="6" w:tentative="1">
+      <w:start w:val="1"/>
+      <w:numFmt w:val="bullet"/>
+      <w:lvlText w:val=""/>
+      <w:lvlJc w:val="left"/>
+      <w:pPr>
+        <w:tabs>
+          <w:tab w:val="num" w:pos="5040"/>
+        </w:tabs>
+        <w:ind w:left="5040" w:hanging="360"/>
+      </w:pPr>
+      <w:rPr>
+        <w:rFonts w:ascii="Symbol" w:hAnsi="Symbol" w:hint="default"/>
+        <w:sz w:val="20"/>
+      </w:rPr>
+    </w:lvl>
+    <w:lvl w:ilvl="7" w:tentative="1">
+      <w:start w:val="1"/>
+      <w:numFmt w:val="bullet"/>
+      <w:lvlText w:val=""/>
+      <w:lvlJc w:val="left"/>
+      <w:pPr>
+        <w:tabs>
+          <w:tab w:val="num" w:pos="5760"/>
+        </w:tabs>
+        <w:ind w:left="5760" w:hanging="360"/>
+      </w:pPr>
+      <w:rPr>
+        <w:rFonts w:ascii="Symbol" w:hAnsi="Symbol" w:hint="default"/>
+        <w:sz w:val="20"/>
+      </w:rPr>
+    </w:lvl>
+    <w:lvl w:ilvl="8" w:tentative="1">
+      <w:start w:val="1"/>
+      <w:numFmt w:val="bullet"/>
+      <w:lvlText w:val=""/>
+      <w:lvlJc w:val="left"/>
+      <w:pPr>
+        <w:tabs>
+          <w:tab w:val="num" w:pos="6480"/>
+        </w:tabs>
+        <w:ind w:left="6480" w:hanging="360"/>
+      </w:pPr>
+      <w:rPr>
+        <w:rFonts w:ascii="Symbol" w:hAnsi="Symbol" w:hint="default"/>
+        <w:sz w:val="20"/>
+      </w:rPr>
+    </w:lvl>
+  </w:abstractNum>
+  <w:abstractNum w:abstractNumId="6" w15:restartNumberingAfterBreak="0">
     <w:nsid w:val="544A7336"/>
     <w:multiLevelType w:val="multilevel"/>
     <w:tmpl w:val="754A0798"/>
@@ -2609,17 +4299,178 @@
       </w:rPr>
     </w:lvl>
   </w:abstractNum>
+  <w:abstractNum w:abstractNumId="7" w15:restartNumberingAfterBreak="0">
+    <w:nsid w:val="764F176E"/>
+    <w:multiLevelType w:val="multilevel"/>
+    <w:tmpl w:val="3530BD80"/>
+    <w:lvl w:ilvl="0">
+      <w:start w:val="1"/>
+      <w:numFmt w:val="bullet"/>
+      <w:lvlText w:val=""/>
+      <w:lvlJc w:val="left"/>
+      <w:pPr>
+        <w:tabs>
+          <w:tab w:val="num" w:pos="720"/>
+        </w:tabs>
+        <w:ind w:left="720" w:hanging="360"/>
+      </w:pPr>
+      <w:rPr>
+        <w:rFonts w:ascii="Symbol" w:hAnsi="Symbol" w:hint="default"/>
+        <w:sz w:val="20"/>
+      </w:rPr>
+    </w:lvl>
+    <w:lvl w:ilvl="1" w:tentative="1">
+      <w:start w:val="1"/>
+      <w:numFmt w:val="bullet"/>
+      <w:lvlText w:val=""/>
+      <w:lvlJc w:val="left"/>
+      <w:pPr>
+        <w:tabs>
+          <w:tab w:val="num" w:pos="1440"/>
+        </w:tabs>
+        <w:ind w:left="1440" w:hanging="360"/>
+      </w:pPr>
+      <w:rPr>
+        <w:rFonts w:ascii="Symbol" w:hAnsi="Symbol" w:hint="default"/>
+        <w:sz w:val="20"/>
+      </w:rPr>
+    </w:lvl>
+    <w:lvl w:ilvl="2" w:tentative="1">
+      <w:start w:val="1"/>
+      <w:numFmt w:val="bullet"/>
+      <w:lvlText w:val=""/>
+      <w:lvlJc w:val="left"/>
+      <w:pPr>
+        <w:tabs>
+          <w:tab w:val="num" w:pos="2160"/>
+        </w:tabs>
+        <w:ind w:left="2160" w:hanging="360"/>
+      </w:pPr>
+      <w:rPr>
+        <w:rFonts w:ascii="Symbol" w:hAnsi="Symbol" w:hint="default"/>
+        <w:sz w:val="20"/>
+      </w:rPr>
+    </w:lvl>
+    <w:lvl w:ilvl="3" w:tentative="1">
+      <w:start w:val="1"/>
+      <w:numFmt w:val="bullet"/>
+      <w:lvlText w:val=""/>
+      <w:lvlJc w:val="left"/>
+      <w:pPr>
+        <w:tabs>
+          <w:tab w:val="num" w:pos="2880"/>
+        </w:tabs>
+        <w:ind w:left="2880" w:hanging="360"/>
+      </w:pPr>
+      <w:rPr>
+        <w:rFonts w:ascii="Symbol" w:hAnsi="Symbol" w:hint="default"/>
+        <w:sz w:val="20"/>
+      </w:rPr>
+    </w:lvl>
+    <w:lvl w:ilvl="4" w:tentative="1">
+      <w:start w:val="1"/>
+      <w:numFmt w:val="bullet"/>
+      <w:lvlText w:val=""/>
+      <w:lvlJc w:val="left"/>
+      <w:pPr>
+        <w:tabs>
+          <w:tab w:val="num" w:pos="3600"/>
+        </w:tabs>
+        <w:ind w:left="3600" w:hanging="360"/>
+      </w:pPr>
+      <w:rPr>
+        <w:rFonts w:ascii="Symbol" w:hAnsi="Symbol" w:hint="default"/>
+        <w:sz w:val="20"/>
+      </w:rPr>
+    </w:lvl>
+    <w:lvl w:ilvl="5" w:tentative="1">
+      <w:start w:val="1"/>
+      <w:numFmt w:val="bullet"/>
+      <w:lvlText w:val=""/>
+      <w:lvlJc w:val="left"/>
+      <w:pPr>
+        <w:tabs>
+          <w:tab w:val="num" w:pos="4320"/>
+        </w:tabs>
+        <w:ind w:left="4320" w:hanging="360"/>
+      </w:pPr>
+      <w:rPr>
+        <w:rFonts w:ascii="Symbol" w:hAnsi="Symbol" w:hint="default"/>
+        <w:sz w:val="20"/>
+      </w:rPr>
+    </w:lvl>
+    <w:lvl w:ilvl="6" w:tentative="1">
+      <w:start w:val="1"/>
+      <w:numFmt w:val="bullet"/>
+      <w:lvlText w:val=""/>
+      <w:lvlJc w:val="left"/>
+      <w:pPr>
+        <w:tabs>
+          <w:tab w:val="num" w:pos="5040"/>
+        </w:tabs>
+        <w:ind w:left="5040" w:hanging="360"/>
+      </w:pPr>
+      <w:rPr>
+        <w:rFonts w:ascii="Symbol" w:hAnsi="Symbol" w:hint="default"/>
+        <w:sz w:val="20"/>
+      </w:rPr>
+    </w:lvl>
+    <w:lvl w:ilvl="7" w:tentative="1">
+      <w:start w:val="1"/>
+      <w:numFmt w:val="bullet"/>
+      <w:lvlText w:val=""/>
+      <w:lvlJc w:val="left"/>
+      <w:pPr>
+        <w:tabs>
+          <w:tab w:val="num" w:pos="5760"/>
+        </w:tabs>
+        <w:ind w:left="5760" w:hanging="360"/>
+      </w:pPr>
+      <w:rPr>
+        <w:rFonts w:ascii="Symbol" w:hAnsi="Symbol" w:hint="default"/>
+        <w:sz w:val="20"/>
+      </w:rPr>
+    </w:lvl>
+    <w:lvl w:ilvl="8" w:tentative="1">
+      <w:start w:val="1"/>
+      <w:numFmt w:val="bullet"/>
+      <w:lvlText w:val=""/>
+      <w:lvlJc w:val="left"/>
+      <w:pPr>
+        <w:tabs>
+          <w:tab w:val="num" w:pos="6480"/>
+        </w:tabs>
+        <w:ind w:left="6480" w:hanging="360"/>
+      </w:pPr>
+      <w:rPr>
+        <w:rFonts w:ascii="Symbol" w:hAnsi="Symbol" w:hint="default"/>
+        <w:sz w:val="20"/>
+      </w:rPr>
+    </w:lvl>
+  </w:abstractNum>
   <w:num w:numId="1" w16cid:durableId="806817170">
+    <w:abstractNumId w:val="1"/>
+  </w:num>
+  <w:num w:numId="2" w16cid:durableId="1049644441">
+    <w:abstractNumId w:val="3"/>
+  </w:num>
+  <w:num w:numId="3" w16cid:durableId="855195527">
+    <w:abstractNumId w:val="4"/>
+  </w:num>
+  <w:num w:numId="4" w16cid:durableId="1456169704">
+    <w:abstractNumId w:val="6"/>
+  </w:num>
+  <w:num w:numId="5" w16cid:durableId="613444548">
+    <w:abstractNumId w:val="7"/>
+  </w:num>
+  <w:num w:numId="6" w16cid:durableId="269171363">
     <w:abstractNumId w:val="0"/>
   </w:num>
-  <w:num w:numId="2" w16cid:durableId="1049644441">
-    <w:abstractNumId w:val="1"/>
+  <w:num w:numId="7" w16cid:durableId="920456329">
+    <w:abstractNumId w:val="5"/>
   </w:num>
-  <w:num w:numId="3" w16cid:durableId="855195527">
+  <w:num w:numId="8" w16cid:durableId="811756253">
     <w:abstractNumId w:val="2"/>
-  </w:num>
-  <w:num w:numId="4" w16cid:durableId="1456169704">
-    <w:abstractNumId w:val="3"/>
   </w:num>
 </w:numbering>
 </file>
@@ -3538,6 +5389,26 @@
       <w:spacing w:val="5"/>
     </w:rPr>
   </w:style>
+  <w:style w:type="paragraph" w:styleId="NormalWeb">
+    <w:name w:val="Normal (Web)"/>
+    <w:basedOn w:val="Normal"/>
+    <w:uiPriority w:val="99"/>
+    <w:semiHidden/>
+    <w:unhideWhenUsed/>
+    <w:rsid w:val="00EF3A0A"/>
+    <w:rPr>
+      <w:rFonts w:ascii="Times New Roman" w:hAnsi="Times New Roman" w:cs="Times New Roman"/>
+    </w:rPr>
+  </w:style>
+  <w:style w:type="paragraph" w:styleId="NoSpacing">
+    <w:name w:val="No Spacing"/>
+    <w:uiPriority w:val="1"/>
+    <w:qFormat/>
+    <w:rsid w:val="00EF3A0A"/>
+    <w:pPr>
+      <w:spacing w:after="0" w:line="240" w:lineRule="auto"/>
+    </w:pPr>
+  </w:style>
 </w:styles>
 </file>
 

--- a/Apna college sheet DSA/Array/Self Notes.docx
+++ b/Apna college sheet DSA/Array/Self Notes.docx
@@ -3241,7 +3241,880 @@
     </w:tbl>
     <w:p/>
     <w:p/>
+    <w:p>
+      <w:pPr>
+        <w:rPr>
+          <w:sz w:val="26"/>
+          <w:szCs w:val="26"/>
+        </w:rPr>
+      </w:pPr>
+      <w:r>
+        <w:rPr>
+          <w:b/>
+          <w:bCs/>
+          <w:sz w:val="32"/>
+          <w:szCs w:val="32"/>
+          <w:u w:val="single"/>
+        </w:rPr>
+        <w:t xml:space="preserve">121) Stock Buy and selling </w:t>
+      </w:r>
+    </w:p>
+    <w:p>
+      <w:r>
+        <w:rPr>
+          <w:b/>
+          <w:bCs/>
+        </w:rPr>
+        <w:t xml:space="preserve">Problem </w:t>
+      </w:r>
+      <w:proofErr w:type="gramStart"/>
+      <w:r>
+        <w:rPr>
+          <w:b/>
+          <w:bCs/>
+        </w:rPr>
+        <w:t>Statement :</w:t>
+      </w:r>
+      <w:proofErr w:type="gramEnd"/>
+    </w:p>
+    <w:p>
+      <w:pPr>
+        <w:pStyle w:val="NoSpacing"/>
+      </w:pPr>
+      <w:r>
+        <w:t>You are given an array </w:t>
+      </w:r>
+      <w:proofErr w:type="gramStart"/>
+      <w:r>
+        <w:rPr>
+          <w:b/>
+          <w:bCs/>
+        </w:rPr>
+        <w:t>prices</w:t>
+      </w:r>
+      <w:proofErr w:type="gramEnd"/>
+      <w:r>
+        <w:t> where </w:t>
+      </w:r>
+      <w:r>
+        <w:rPr>
+          <w:b/>
+          <w:bCs/>
+        </w:rPr>
+        <w:t>prices[</w:t>
+      </w:r>
+      <w:proofErr w:type="spellStart"/>
+      <w:r>
+        <w:rPr>
+          <w:b/>
+          <w:bCs/>
+        </w:rPr>
+        <w:t>i</w:t>
+      </w:r>
+      <w:proofErr w:type="spellEnd"/>
+      <w:r>
+        <w:rPr>
+          <w:b/>
+          <w:bCs/>
+        </w:rPr>
+        <w:t>] </w:t>
+      </w:r>
+      <w:r>
+        <w:t>is the price of a given stock on the</w:t>
+      </w:r>
+      <w:r>
+        <w:rPr>
+          <w:b/>
+          <w:bCs/>
+        </w:rPr>
+        <w:t> </w:t>
+      </w:r>
+      <w:proofErr w:type="spellStart"/>
+      <w:r>
+        <w:rPr>
+          <w:b/>
+          <w:bCs/>
+        </w:rPr>
+        <w:t>i</w:t>
+      </w:r>
+      <w:proofErr w:type="spellEnd"/>
+      <w:r>
+        <w:rPr>
+          <w:b/>
+          <w:bCs/>
+        </w:rPr>
+        <w:t xml:space="preserve"> </w:t>
+      </w:r>
+      <w:proofErr w:type="spellStart"/>
+      <w:r>
+        <w:rPr>
+          <w:b/>
+          <w:bCs/>
+        </w:rPr>
+        <w:t>th</w:t>
+      </w:r>
+      <w:proofErr w:type="spellEnd"/>
+      <w:r>
+        <w:t> day.</w:t>
+      </w:r>
+    </w:p>
+    <w:p>
+      <w:r>
+        <w:t>You want to maximize your profit by choosing a single day to buy one stock and choosing a different day in the future to sell that stock. Return the maximum profit you can achieve from this transaction. If you cannot achieve any profit, return 0.</w:t>
+      </w:r>
+    </w:p>
     <w:p/>
+    <w:p/>
+    <w:p>
+      <w:pPr>
+        <w:pStyle w:val="NoSpacing"/>
+        <w:rPr>
+          <w:b/>
+          <w:bCs/>
+        </w:rPr>
+      </w:pPr>
+      <w:proofErr w:type="gramStart"/>
+      <w:r>
+        <w:rPr>
+          <w:b/>
+          <w:bCs/>
+        </w:rPr>
+        <w:t>Approach</w:t>
+      </w:r>
+      <w:r>
+        <w:rPr>
+          <w:b/>
+          <w:bCs/>
+        </w:rPr>
+        <w:t>(</w:t>
+      </w:r>
+      <w:proofErr w:type="gramEnd"/>
+      <w:r>
+        <w:rPr>
+          <w:b/>
+          <w:bCs/>
+        </w:rPr>
+        <w:t>Naïve)</w:t>
+      </w:r>
+    </w:p>
+    <w:p>
+      <w:pPr>
+        <w:pStyle w:val="NoSpacing"/>
+      </w:pPr>
+      <w:r>
+        <w:rPr>
+          <w:b/>
+          <w:bCs/>
+        </w:rPr>
+        <w:t xml:space="preserve">Using nested for </w:t>
+      </w:r>
+      <w:proofErr w:type="gramStart"/>
+      <w:r>
+        <w:rPr>
+          <w:b/>
+          <w:bCs/>
+        </w:rPr>
+        <w:t>loop :</w:t>
+      </w:r>
+      <w:proofErr w:type="gramEnd"/>
+    </w:p>
+    <w:p>
+      <w:pPr>
+        <w:pStyle w:val="NoSpacing"/>
+      </w:pPr>
+    </w:p>
+    <w:p>
+      <w:pPr>
+        <w:pStyle w:val="NoSpacing"/>
+      </w:pPr>
+      <w:r>
+        <w:t>To find the maximum profit, we inspect all possible (</w:t>
+      </w:r>
+      <w:proofErr w:type="spellStart"/>
+      <w:proofErr w:type="gramStart"/>
+      <w:r>
+        <w:t>buy,sell</w:t>
+      </w:r>
+      <w:proofErr w:type="spellEnd"/>
+      <w:proofErr w:type="gramEnd"/>
+      <w:r>
+        <w:t>) pairs using nested for loop. </w:t>
+      </w:r>
+    </w:p>
+    <w:p>
+      <w:pPr>
+        <w:pStyle w:val="NoSpacing"/>
+      </w:pPr>
+    </w:p>
+    <w:p>
+      <w:pPr>
+        <w:pStyle w:val="NoSpacing"/>
+      </w:pPr>
+      <w:r>
+        <w:t>1. Initialize profit = 0 and n = length of price array.</w:t>
+      </w:r>
+    </w:p>
+    <w:p>
+      <w:pPr>
+        <w:pStyle w:val="NoSpacing"/>
+      </w:pPr>
+      <w:r>
+        <w:t xml:space="preserve">2. Run an outer loop </w:t>
+      </w:r>
+      <w:proofErr w:type="spellStart"/>
+      <w:r>
+        <w:t>i</w:t>
+      </w:r>
+      <w:proofErr w:type="spellEnd"/>
+      <w:r>
+        <w:t xml:space="preserve"> from 0 to n-1 to choose the buying day.</w:t>
+      </w:r>
+    </w:p>
+    <w:p>
+      <w:pPr>
+        <w:pStyle w:val="NoSpacing"/>
+      </w:pPr>
+      <w:r>
+        <w:t>3. Run an inner loop j from i+1 to n-1 to choose the selling day.</w:t>
+      </w:r>
+    </w:p>
+    <w:p>
+      <w:pPr>
+        <w:pStyle w:val="NoSpacing"/>
+      </w:pPr>
+      <w:r>
+        <w:t xml:space="preserve">4. Calculate profit = </w:t>
+      </w:r>
+      <w:proofErr w:type="gramStart"/>
+      <w:r>
+        <w:t>max(</w:t>
+      </w:r>
+      <w:proofErr w:type="gramEnd"/>
+      <w:r>
+        <w:t>profit, prices[j] - prices[</w:t>
+      </w:r>
+      <w:proofErr w:type="spellStart"/>
+      <w:r>
+        <w:t>i</w:t>
+      </w:r>
+      <w:proofErr w:type="spellEnd"/>
+      <w:r>
+        <w:t>]).</w:t>
+      </w:r>
+    </w:p>
+    <w:p>
+      <w:pPr>
+        <w:pStyle w:val="NoSpacing"/>
+      </w:pPr>
+      <w:r>
+        <w:t>5. After checking all pairs, return the final profit.</w:t>
+      </w:r>
+    </w:p>
+    <w:p>
+      <w:pPr>
+        <w:pStyle w:val="NoSpacing"/>
+      </w:pPr>
+    </w:p>
+    <w:p>
+      <w:pPr>
+        <w:pStyle w:val="NoSpacing"/>
+      </w:pPr>
+    </w:p>
+    <w:tbl>
+      <w:tblPr>
+        <w:tblW w:w="13357" w:type="dxa"/>
+        <w:tblCellSpacing w:w="15" w:type="dxa"/>
+        <w:tblBorders>
+          <w:top w:val="single" w:sz="2" w:space="0" w:color="auto"/>
+          <w:left w:val="single" w:sz="2" w:space="0" w:color="auto"/>
+          <w:bottom w:val="single" w:sz="2" w:space="0" w:color="auto"/>
+          <w:right w:val="single" w:sz="2" w:space="0" w:color="auto"/>
+        </w:tblBorders>
+        <w:shd w:val="clear" w:color="auto" w:fill="1F2022"/>
+        <w:tblCellMar>
+          <w:left w:w="0" w:type="dxa"/>
+          <w:right w:w="0" w:type="dxa"/>
+        </w:tblCellMar>
+        <w:tblLook w:val="04A0" w:firstRow="1" w:lastRow="0" w:firstColumn="1" w:lastColumn="0" w:noHBand="0" w:noVBand="1"/>
+      </w:tblPr>
+      <w:tblGrid>
+        <w:gridCol w:w="6531"/>
+        <w:gridCol w:w="6826"/>
+      </w:tblGrid>
+      <w:tr>
+        <w:trPr>
+          <w:tblHeader/>
+          <w:tblCellSpacing w:w="15" w:type="dxa"/>
+        </w:trPr>
+        <w:tc>
+          <w:tcPr>
+            <w:tcW w:w="0" w:type="auto"/>
+            <w:tcBorders>
+              <w:top w:val="single" w:sz="6" w:space="0" w:color="313336"/>
+              <w:left w:val="single" w:sz="6" w:space="0" w:color="313336"/>
+              <w:bottom w:val="single" w:sz="6" w:space="0" w:color="313336"/>
+              <w:right w:val="single" w:sz="2" w:space="0" w:color="313336"/>
+            </w:tcBorders>
+            <w:shd w:val="clear" w:color="auto" w:fill="2B2C2E"/>
+            <w:tcMar>
+              <w:top w:w="120" w:type="dxa"/>
+              <w:left w:w="120" w:type="dxa"/>
+              <w:bottom w:w="120" w:type="dxa"/>
+              <w:right w:w="120" w:type="dxa"/>
+            </w:tcMar>
+            <w:vAlign w:val="center"/>
+            <w:hideMark/>
+          </w:tcPr>
+          <w:p>
+            <w:pPr>
+              <w:pStyle w:val="NoSpacing"/>
+              <w:rPr>
+                <w:b/>
+                <w:bCs/>
+              </w:rPr>
+            </w:pPr>
+            <w:r>
+              <w:rPr>
+                <w:b/>
+                <w:bCs/>
+              </w:rPr>
+              <w:t>Time Complexity</w:t>
+            </w:r>
+          </w:p>
+        </w:tc>
+        <w:tc>
+          <w:tcPr>
+            <w:tcW w:w="0" w:type="auto"/>
+            <w:tcBorders>
+              <w:top w:val="single" w:sz="6" w:space="0" w:color="313336"/>
+              <w:left w:val="single" w:sz="2" w:space="0" w:color="313336"/>
+              <w:bottom w:val="single" w:sz="6" w:space="0" w:color="313336"/>
+              <w:right w:val="single" w:sz="6" w:space="0" w:color="313336"/>
+            </w:tcBorders>
+            <w:shd w:val="clear" w:color="auto" w:fill="2B2C2E"/>
+            <w:tcMar>
+              <w:top w:w="120" w:type="dxa"/>
+              <w:left w:w="120" w:type="dxa"/>
+              <w:bottom w:w="120" w:type="dxa"/>
+              <w:right w:w="120" w:type="dxa"/>
+            </w:tcMar>
+            <w:vAlign w:val="center"/>
+            <w:hideMark/>
+          </w:tcPr>
+          <w:p>
+            <w:pPr>
+              <w:pStyle w:val="NoSpacing"/>
+              <w:rPr>
+                <w:b/>
+                <w:bCs/>
+              </w:rPr>
+            </w:pPr>
+            <w:r>
+              <w:rPr>
+                <w:b/>
+                <w:bCs/>
+              </w:rPr>
+              <w:t>Space Complexity</w:t>
+            </w:r>
+          </w:p>
+        </w:tc>
+      </w:tr>
+      <w:tr>
+        <w:trPr>
+          <w:tblCellSpacing w:w="15" w:type="dxa"/>
+        </w:trPr>
+        <w:tc>
+          <w:tcPr>
+            <w:tcW w:w="0" w:type="auto"/>
+            <w:tcBorders>
+              <w:top w:val="single" w:sz="2" w:space="0" w:color="auto"/>
+              <w:left w:val="single" w:sz="2" w:space="0" w:color="auto"/>
+              <w:bottom w:val="single" w:sz="2" w:space="0" w:color="auto"/>
+              <w:right w:val="single" w:sz="2" w:space="0" w:color="auto"/>
+            </w:tcBorders>
+            <w:shd w:val="clear" w:color="auto" w:fill="1F2022"/>
+            <w:tcMar>
+              <w:top w:w="180" w:type="dxa"/>
+              <w:left w:w="180" w:type="dxa"/>
+              <w:bottom w:w="180" w:type="dxa"/>
+              <w:right w:w="180" w:type="dxa"/>
+            </w:tcMar>
+            <w:vAlign w:val="center"/>
+            <w:hideMark/>
+          </w:tcPr>
+          <w:p>
+            <w:pPr>
+              <w:pStyle w:val="NoSpacing"/>
+            </w:pPr>
+            <w:r>
+              <w:t>O(n^2)</w:t>
+            </w:r>
+          </w:p>
+        </w:tc>
+        <w:tc>
+          <w:tcPr>
+            <w:tcW w:w="0" w:type="auto"/>
+            <w:tcBorders>
+              <w:top w:val="single" w:sz="2" w:space="0" w:color="auto"/>
+              <w:left w:val="single" w:sz="2" w:space="0" w:color="auto"/>
+              <w:bottom w:val="single" w:sz="2" w:space="0" w:color="auto"/>
+              <w:right w:val="single" w:sz="2" w:space="0" w:color="auto"/>
+            </w:tcBorders>
+            <w:shd w:val="clear" w:color="auto" w:fill="1F2022"/>
+            <w:tcMar>
+              <w:top w:w="180" w:type="dxa"/>
+              <w:left w:w="180" w:type="dxa"/>
+              <w:bottom w:w="180" w:type="dxa"/>
+              <w:right w:w="180" w:type="dxa"/>
+            </w:tcMar>
+            <w:vAlign w:val="center"/>
+            <w:hideMark/>
+          </w:tcPr>
+          <w:p>
+            <w:pPr>
+              <w:pStyle w:val="NoSpacing"/>
+            </w:pPr>
+            <w:proofErr w:type="gramStart"/>
+            <w:r>
+              <w:t>O(</w:t>
+            </w:r>
+            <w:proofErr w:type="gramEnd"/>
+            <w:r>
+              <w:t>1)</w:t>
+            </w:r>
+          </w:p>
+        </w:tc>
+      </w:tr>
+    </w:tbl>
+    <w:p>
+      <w:pPr>
+        <w:pStyle w:val="NoSpacing"/>
+      </w:pPr>
+    </w:p>
+    <w:p>
+      <w:pPr>
+        <w:pStyle w:val="NoSpacing"/>
+        <w:rPr>
+          <w:b/>
+          <w:bCs/>
+        </w:rPr>
+      </w:pPr>
+      <w:proofErr w:type="gramStart"/>
+      <w:r>
+        <w:rPr>
+          <w:b/>
+          <w:bCs/>
+        </w:rPr>
+        <w:t>Approach</w:t>
+      </w:r>
+      <w:r>
+        <w:rPr>
+          <w:b/>
+          <w:bCs/>
+        </w:rPr>
+        <w:t>(</w:t>
+      </w:r>
+      <w:proofErr w:type="gramEnd"/>
+      <w:r>
+        <w:rPr>
+          <w:b/>
+          <w:bCs/>
+        </w:rPr>
+        <w:t>Best)</w:t>
+      </w:r>
+    </w:p>
+    <w:p>
+      <w:pPr>
+        <w:pStyle w:val="NoSpacing"/>
+      </w:pPr>
+      <w:r>
+        <w:rPr>
+          <w:b/>
+          <w:bCs/>
+        </w:rPr>
+        <w:t xml:space="preserve">Single pass </w:t>
+      </w:r>
+      <w:proofErr w:type="gramStart"/>
+      <w:r>
+        <w:rPr>
+          <w:b/>
+          <w:bCs/>
+        </w:rPr>
+        <w:t>approach :</w:t>
+      </w:r>
+      <w:proofErr w:type="gramEnd"/>
+    </w:p>
+    <w:p>
+      <w:pPr>
+        <w:pStyle w:val="NoSpacing"/>
+      </w:pPr>
+    </w:p>
+    <w:p>
+      <w:pPr>
+        <w:pStyle w:val="NoSpacing"/>
+      </w:pPr>
+      <w:r>
+        <w:t>We track the lowest buying price and update the profit only when a better selling opportunity appears after it.</w:t>
+      </w:r>
+    </w:p>
+    <w:p>
+      <w:pPr>
+        <w:pStyle w:val="NoSpacing"/>
+      </w:pPr>
+    </w:p>
+    <w:p>
+      <w:pPr>
+        <w:pStyle w:val="NoSpacing"/>
+      </w:pPr>
+      <w:r>
+        <w:t xml:space="preserve">1. Initialize buy = </w:t>
+      </w:r>
+      <w:proofErr w:type="gramStart"/>
+      <w:r>
+        <w:t>prices[</w:t>
+      </w:r>
+      <w:proofErr w:type="gramEnd"/>
+      <w:r>
+        <w:t>0] and profit = 0 to track the best buying price and max profit.</w:t>
+      </w:r>
+    </w:p>
+    <w:p>
+      <w:pPr>
+        <w:pStyle w:val="NoSpacing"/>
+      </w:pPr>
+      <w:r>
+        <w:t>2. Since we already buy the stock at index 0 (the first day), we start traversing the array from index 1 (the second day) to index n - 1 (the last day) to evaluate each subsequent stock price. If prices[</w:t>
+      </w:r>
+      <w:proofErr w:type="spellStart"/>
+      <w:r>
+        <w:t>i</w:t>
+      </w:r>
+      <w:proofErr w:type="spellEnd"/>
+      <w:r>
+        <w:t>] &lt; buy, update buy with the lower price.</w:t>
+      </w:r>
+    </w:p>
+    <w:p>
+      <w:pPr>
+        <w:pStyle w:val="NoSpacing"/>
+      </w:pPr>
+      <w:r>
+        <w:t>3. Else if prices[</w:t>
+      </w:r>
+      <w:proofErr w:type="spellStart"/>
+      <w:r>
+        <w:t>i</w:t>
+      </w:r>
+      <w:proofErr w:type="spellEnd"/>
+      <w:r>
+        <w:t>] - buy &gt; profit, update profit with the new max profit.</w:t>
+      </w:r>
+    </w:p>
+    <w:p>
+      <w:pPr>
+        <w:pStyle w:val="NoSpacing"/>
+      </w:pPr>
+      <w:r>
+        <w:t>4. Continue this process to track the lowest buy and highest sell combination.</w:t>
+      </w:r>
+    </w:p>
+    <w:p>
+      <w:pPr>
+        <w:pStyle w:val="NoSpacing"/>
+      </w:pPr>
+      <w:r>
+        <w:t>5. Return the final profit, which holds the maximum achievable profit.</w:t>
+      </w:r>
+    </w:p>
+    <w:p>
+      <w:pPr>
+        <w:pStyle w:val="NoSpacing"/>
+      </w:pPr>
+    </w:p>
+    <w:p>
+      <w:pPr>
+        <w:pStyle w:val="NoSpacing"/>
+      </w:pPr>
+      <w:r>
+        <w:rPr>
+          <w:b/>
+          <w:bCs/>
+        </w:rPr>
+        <w:t>Dry Run</w:t>
+      </w:r>
+    </w:p>
+    <w:p>
+      <w:pPr>
+        <w:pStyle w:val="NoSpacing"/>
+      </w:pPr>
+      <w:r>
+        <w:t>Input: prices = [7, 1, 5, 3, 6, 4]</w:t>
+      </w:r>
+    </w:p>
+    <w:p>
+      <w:pPr>
+        <w:pStyle w:val="NoSpacing"/>
+      </w:pPr>
+      <w:r>
+        <w:t xml:space="preserve">Initialization: Buy = </w:t>
+      </w:r>
+      <w:proofErr w:type="gramStart"/>
+      <w:r>
+        <w:t>prices[</w:t>
+      </w:r>
+      <w:proofErr w:type="gramEnd"/>
+      <w:r>
+        <w:t>0</w:t>
+      </w:r>
+      <w:proofErr w:type="gramStart"/>
+      <w:r>
+        <w:t>] ,</w:t>
+      </w:r>
+      <w:proofErr w:type="gramEnd"/>
+      <w:r>
+        <w:t xml:space="preserve"> Profit = 0</w:t>
+      </w:r>
+    </w:p>
+    <w:p>
+      <w:pPr>
+        <w:pStyle w:val="NoSpacing"/>
+      </w:pPr>
+      <w:r>
+        <w:t>Result:</w:t>
+      </w:r>
+    </w:p>
+    <w:p>
+      <w:pPr>
+        <w:pStyle w:val="NoSpacing"/>
+        <w:numPr>
+          <w:ilvl w:val="0"/>
+          <w:numId w:val="9"/>
+        </w:numPr>
+      </w:pPr>
+      <w:r>
+        <w:t>Buy on Day 1 at Price = 1</w:t>
+      </w:r>
+    </w:p>
+    <w:p>
+      <w:pPr>
+        <w:pStyle w:val="NoSpacing"/>
+        <w:numPr>
+          <w:ilvl w:val="0"/>
+          <w:numId w:val="9"/>
+        </w:numPr>
+      </w:pPr>
+      <w:r>
+        <w:t>Sell on Day 4 at Price = 6</w:t>
+      </w:r>
+    </w:p>
+    <w:p>
+      <w:pPr>
+        <w:pStyle w:val="NoSpacing"/>
+        <w:numPr>
+          <w:ilvl w:val="0"/>
+          <w:numId w:val="9"/>
+        </w:numPr>
+      </w:pPr>
+      <w:r>
+        <w:t>Profit = 6 - 1 = 5</w:t>
+      </w:r>
+    </w:p>
+    <w:p>
+      <w:pPr>
+        <w:pStyle w:val="NoSpacing"/>
+      </w:pPr>
+    </w:p>
+    <w:tbl>
+      <w:tblPr>
+        <w:tblW w:w="13357" w:type="dxa"/>
+        <w:tblCellSpacing w:w="15" w:type="dxa"/>
+        <w:tblBorders>
+          <w:top w:val="single" w:sz="2" w:space="0" w:color="auto"/>
+          <w:left w:val="single" w:sz="2" w:space="0" w:color="auto"/>
+          <w:bottom w:val="single" w:sz="2" w:space="0" w:color="auto"/>
+          <w:right w:val="single" w:sz="2" w:space="0" w:color="auto"/>
+        </w:tblBorders>
+        <w:shd w:val="clear" w:color="auto" w:fill="1F2022"/>
+        <w:tblCellMar>
+          <w:left w:w="0" w:type="dxa"/>
+          <w:right w:w="0" w:type="dxa"/>
+        </w:tblCellMar>
+        <w:tblLook w:val="04A0" w:firstRow="1" w:lastRow="0" w:firstColumn="1" w:lastColumn="0" w:noHBand="0" w:noVBand="1"/>
+      </w:tblPr>
+      <w:tblGrid>
+        <w:gridCol w:w="6531"/>
+        <w:gridCol w:w="6826"/>
+      </w:tblGrid>
+      <w:tr>
+        <w:trPr>
+          <w:tblHeader/>
+          <w:tblCellSpacing w:w="15" w:type="dxa"/>
+        </w:trPr>
+        <w:tc>
+          <w:tcPr>
+            <w:tcW w:w="0" w:type="auto"/>
+            <w:tcBorders>
+              <w:top w:val="single" w:sz="6" w:space="0" w:color="313336"/>
+              <w:left w:val="single" w:sz="6" w:space="0" w:color="313336"/>
+              <w:bottom w:val="single" w:sz="6" w:space="0" w:color="313336"/>
+              <w:right w:val="single" w:sz="2" w:space="0" w:color="313336"/>
+            </w:tcBorders>
+            <w:shd w:val="clear" w:color="auto" w:fill="2B2C2E"/>
+            <w:tcMar>
+              <w:top w:w="120" w:type="dxa"/>
+              <w:left w:w="120" w:type="dxa"/>
+              <w:bottom w:w="120" w:type="dxa"/>
+              <w:right w:w="120" w:type="dxa"/>
+            </w:tcMar>
+            <w:vAlign w:val="center"/>
+            <w:hideMark/>
+          </w:tcPr>
+          <w:p>
+            <w:pPr>
+              <w:pStyle w:val="NoSpacing"/>
+              <w:rPr>
+                <w:b/>
+                <w:bCs/>
+              </w:rPr>
+            </w:pPr>
+            <w:r>
+              <w:rPr>
+                <w:b/>
+                <w:bCs/>
+              </w:rPr>
+              <w:t>Time Complexity</w:t>
+            </w:r>
+          </w:p>
+        </w:tc>
+        <w:tc>
+          <w:tcPr>
+            <w:tcW w:w="0" w:type="auto"/>
+            <w:tcBorders>
+              <w:top w:val="single" w:sz="6" w:space="0" w:color="313336"/>
+              <w:left w:val="single" w:sz="2" w:space="0" w:color="313336"/>
+              <w:bottom w:val="single" w:sz="6" w:space="0" w:color="313336"/>
+              <w:right w:val="single" w:sz="6" w:space="0" w:color="313336"/>
+            </w:tcBorders>
+            <w:shd w:val="clear" w:color="auto" w:fill="2B2C2E"/>
+            <w:tcMar>
+              <w:top w:w="120" w:type="dxa"/>
+              <w:left w:w="120" w:type="dxa"/>
+              <w:bottom w:w="120" w:type="dxa"/>
+              <w:right w:w="120" w:type="dxa"/>
+            </w:tcMar>
+            <w:vAlign w:val="center"/>
+            <w:hideMark/>
+          </w:tcPr>
+          <w:p>
+            <w:pPr>
+              <w:pStyle w:val="NoSpacing"/>
+              <w:rPr>
+                <w:b/>
+                <w:bCs/>
+              </w:rPr>
+            </w:pPr>
+            <w:r>
+              <w:rPr>
+                <w:b/>
+                <w:bCs/>
+              </w:rPr>
+              <w:t>Space Complexity</w:t>
+            </w:r>
+          </w:p>
+        </w:tc>
+      </w:tr>
+      <w:tr>
+        <w:trPr>
+          <w:tblCellSpacing w:w="15" w:type="dxa"/>
+        </w:trPr>
+        <w:tc>
+          <w:tcPr>
+            <w:tcW w:w="0" w:type="auto"/>
+            <w:tcBorders>
+              <w:top w:val="single" w:sz="2" w:space="0" w:color="auto"/>
+              <w:left w:val="single" w:sz="2" w:space="0" w:color="auto"/>
+              <w:bottom w:val="single" w:sz="2" w:space="0" w:color="auto"/>
+              <w:right w:val="single" w:sz="2" w:space="0" w:color="auto"/>
+            </w:tcBorders>
+            <w:shd w:val="clear" w:color="auto" w:fill="1F2022"/>
+            <w:tcMar>
+              <w:top w:w="180" w:type="dxa"/>
+              <w:left w:w="180" w:type="dxa"/>
+              <w:bottom w:w="180" w:type="dxa"/>
+              <w:right w:w="180" w:type="dxa"/>
+            </w:tcMar>
+            <w:vAlign w:val="center"/>
+            <w:hideMark/>
+          </w:tcPr>
+          <w:p>
+            <w:pPr>
+              <w:pStyle w:val="NoSpacing"/>
+            </w:pPr>
+            <w:r>
+              <w:t>O(n) </w:t>
+            </w:r>
+          </w:p>
+        </w:tc>
+        <w:tc>
+          <w:tcPr>
+            <w:tcW w:w="0" w:type="auto"/>
+            <w:tcBorders>
+              <w:top w:val="single" w:sz="2" w:space="0" w:color="auto"/>
+              <w:left w:val="single" w:sz="2" w:space="0" w:color="auto"/>
+              <w:bottom w:val="single" w:sz="2" w:space="0" w:color="auto"/>
+              <w:right w:val="single" w:sz="2" w:space="0" w:color="auto"/>
+            </w:tcBorders>
+            <w:shd w:val="clear" w:color="auto" w:fill="1F2022"/>
+            <w:tcMar>
+              <w:top w:w="180" w:type="dxa"/>
+              <w:left w:w="180" w:type="dxa"/>
+              <w:bottom w:w="180" w:type="dxa"/>
+              <w:right w:w="180" w:type="dxa"/>
+            </w:tcMar>
+            <w:vAlign w:val="center"/>
+            <w:hideMark/>
+          </w:tcPr>
+          <w:p>
+            <w:pPr>
+              <w:pStyle w:val="NoSpacing"/>
+            </w:pPr>
+            <w:proofErr w:type="gramStart"/>
+            <w:r>
+              <w:t>O(</w:t>
+            </w:r>
+            <w:proofErr w:type="gramEnd"/>
+            <w:r>
+              <w:t>1)</w:t>
+            </w:r>
+          </w:p>
+        </w:tc>
+      </w:tr>
+    </w:tbl>
+    <w:p>
+      <w:pPr>
+        <w:pStyle w:val="NoSpacing"/>
+      </w:pPr>
+    </w:p>
+    <w:p>
+      <w:pPr>
+        <w:pStyle w:val="NoSpacing"/>
+      </w:pPr>
+    </w:p>
+    <w:p>
+      <w:pPr>
+        <w:pStyle w:val="NoSpacing"/>
+      </w:pPr>
+    </w:p>
+    <w:p>
+      <w:pPr>
+        <w:pStyle w:val="NoSpacing"/>
+      </w:pPr>
+    </w:p>
+    <w:p>
+      <w:pPr>
+        <w:pStyle w:val="NoSpacing"/>
+      </w:pPr>
+    </w:p>
     <w:p/>
     <w:p/>
     <w:sectPr>
@@ -3555,6 +4428,155 @@
     </w:lvl>
   </w:abstractNum>
   <w:abstractNum w:abstractNumId="2" w15:restartNumberingAfterBreak="0">
+    <w:nsid w:val="1AB94F04"/>
+    <w:multiLevelType w:val="multilevel"/>
+    <w:tmpl w:val="3858D5FC"/>
+    <w:lvl w:ilvl="0">
+      <w:start w:val="1"/>
+      <w:numFmt w:val="bullet"/>
+      <w:lvlText w:val=""/>
+      <w:lvlJc w:val="left"/>
+      <w:pPr>
+        <w:tabs>
+          <w:tab w:val="num" w:pos="720"/>
+        </w:tabs>
+        <w:ind w:left="720" w:hanging="360"/>
+      </w:pPr>
+      <w:rPr>
+        <w:rFonts w:ascii="Symbol" w:hAnsi="Symbol" w:hint="default"/>
+        <w:sz w:val="20"/>
+      </w:rPr>
+    </w:lvl>
+    <w:lvl w:ilvl="1" w:tentative="1">
+      <w:start w:val="1"/>
+      <w:numFmt w:val="bullet"/>
+      <w:lvlText w:val=""/>
+      <w:lvlJc w:val="left"/>
+      <w:pPr>
+        <w:tabs>
+          <w:tab w:val="num" w:pos="1440"/>
+        </w:tabs>
+        <w:ind w:left="1440" w:hanging="360"/>
+      </w:pPr>
+      <w:rPr>
+        <w:rFonts w:ascii="Symbol" w:hAnsi="Symbol" w:hint="default"/>
+        <w:sz w:val="20"/>
+      </w:rPr>
+    </w:lvl>
+    <w:lvl w:ilvl="2" w:tentative="1">
+      <w:start w:val="1"/>
+      <w:numFmt w:val="bullet"/>
+      <w:lvlText w:val=""/>
+      <w:lvlJc w:val="left"/>
+      <w:pPr>
+        <w:tabs>
+          <w:tab w:val="num" w:pos="2160"/>
+        </w:tabs>
+        <w:ind w:left="2160" w:hanging="360"/>
+      </w:pPr>
+      <w:rPr>
+        <w:rFonts w:ascii="Symbol" w:hAnsi="Symbol" w:hint="default"/>
+        <w:sz w:val="20"/>
+      </w:rPr>
+    </w:lvl>
+    <w:lvl w:ilvl="3" w:tentative="1">
+      <w:start w:val="1"/>
+      <w:numFmt w:val="bullet"/>
+      <w:lvlText w:val=""/>
+      <w:lvlJc w:val="left"/>
+      <w:pPr>
+        <w:tabs>
+          <w:tab w:val="num" w:pos="2880"/>
+        </w:tabs>
+        <w:ind w:left="2880" w:hanging="360"/>
+      </w:pPr>
+      <w:rPr>
+        <w:rFonts w:ascii="Symbol" w:hAnsi="Symbol" w:hint="default"/>
+        <w:sz w:val="20"/>
+      </w:rPr>
+    </w:lvl>
+    <w:lvl w:ilvl="4" w:tentative="1">
+      <w:start w:val="1"/>
+      <w:numFmt w:val="bullet"/>
+      <w:lvlText w:val=""/>
+      <w:lvlJc w:val="left"/>
+      <w:pPr>
+        <w:tabs>
+          <w:tab w:val="num" w:pos="3600"/>
+        </w:tabs>
+        <w:ind w:left="3600" w:hanging="360"/>
+      </w:pPr>
+      <w:rPr>
+        <w:rFonts w:ascii="Symbol" w:hAnsi="Symbol" w:hint="default"/>
+        <w:sz w:val="20"/>
+      </w:rPr>
+    </w:lvl>
+    <w:lvl w:ilvl="5" w:tentative="1">
+      <w:start w:val="1"/>
+      <w:numFmt w:val="bullet"/>
+      <w:lvlText w:val=""/>
+      <w:lvlJc w:val="left"/>
+      <w:pPr>
+        <w:tabs>
+          <w:tab w:val="num" w:pos="4320"/>
+        </w:tabs>
+        <w:ind w:left="4320" w:hanging="360"/>
+      </w:pPr>
+      <w:rPr>
+        <w:rFonts w:ascii="Symbol" w:hAnsi="Symbol" w:hint="default"/>
+        <w:sz w:val="20"/>
+      </w:rPr>
+    </w:lvl>
+    <w:lvl w:ilvl="6" w:tentative="1">
+      <w:start w:val="1"/>
+      <w:numFmt w:val="bullet"/>
+      <w:lvlText w:val=""/>
+      <w:lvlJc w:val="left"/>
+      <w:pPr>
+        <w:tabs>
+          <w:tab w:val="num" w:pos="5040"/>
+        </w:tabs>
+        <w:ind w:left="5040" w:hanging="360"/>
+      </w:pPr>
+      <w:rPr>
+        <w:rFonts w:ascii="Symbol" w:hAnsi="Symbol" w:hint="default"/>
+        <w:sz w:val="20"/>
+      </w:rPr>
+    </w:lvl>
+    <w:lvl w:ilvl="7" w:tentative="1">
+      <w:start w:val="1"/>
+      <w:numFmt w:val="bullet"/>
+      <w:lvlText w:val=""/>
+      <w:lvlJc w:val="left"/>
+      <w:pPr>
+        <w:tabs>
+          <w:tab w:val="num" w:pos="5760"/>
+        </w:tabs>
+        <w:ind w:left="5760" w:hanging="360"/>
+      </w:pPr>
+      <w:rPr>
+        <w:rFonts w:ascii="Symbol" w:hAnsi="Symbol" w:hint="default"/>
+        <w:sz w:val="20"/>
+      </w:rPr>
+    </w:lvl>
+    <w:lvl w:ilvl="8" w:tentative="1">
+      <w:start w:val="1"/>
+      <w:numFmt w:val="bullet"/>
+      <w:lvlText w:val=""/>
+      <w:lvlJc w:val="left"/>
+      <w:pPr>
+        <w:tabs>
+          <w:tab w:val="num" w:pos="6480"/>
+        </w:tabs>
+        <w:ind w:left="6480" w:hanging="360"/>
+      </w:pPr>
+      <w:rPr>
+        <w:rFonts w:ascii="Symbol" w:hAnsi="Symbol" w:hint="default"/>
+        <w:sz w:val="20"/>
+      </w:rPr>
+    </w:lvl>
+  </w:abstractNum>
+  <w:abstractNum w:abstractNumId="3" w15:restartNumberingAfterBreak="0">
     <w:nsid w:val="1BAB34BD"/>
     <w:multiLevelType w:val="multilevel"/>
     <w:tmpl w:val="C7A6D49E"/>
@@ -3703,7 +4725,7 @@
       </w:rPr>
     </w:lvl>
   </w:abstractNum>
-  <w:abstractNum w:abstractNumId="3" w15:restartNumberingAfterBreak="0">
+  <w:abstractNum w:abstractNumId="4" w15:restartNumberingAfterBreak="0">
     <w:nsid w:val="42823EE6"/>
     <w:multiLevelType w:val="multilevel"/>
     <w:tmpl w:val="8EE8D394"/>
@@ -3852,7 +4874,7 @@
       </w:rPr>
     </w:lvl>
   </w:abstractNum>
-  <w:abstractNum w:abstractNumId="4" w15:restartNumberingAfterBreak="0">
+  <w:abstractNum w:abstractNumId="5" w15:restartNumberingAfterBreak="0">
     <w:nsid w:val="4F3E539F"/>
     <w:multiLevelType w:val="multilevel"/>
     <w:tmpl w:val="8382A780"/>
@@ -4001,7 +5023,7 @@
       </w:rPr>
     </w:lvl>
   </w:abstractNum>
-  <w:abstractNum w:abstractNumId="5" w15:restartNumberingAfterBreak="0">
+  <w:abstractNum w:abstractNumId="6" w15:restartNumberingAfterBreak="0">
     <w:nsid w:val="4F843E15"/>
     <w:multiLevelType w:val="multilevel"/>
     <w:tmpl w:val="E6D879DC"/>
@@ -4150,7 +5172,7 @@
       </w:rPr>
     </w:lvl>
   </w:abstractNum>
-  <w:abstractNum w:abstractNumId="6" w15:restartNumberingAfterBreak="0">
+  <w:abstractNum w:abstractNumId="7" w15:restartNumberingAfterBreak="0">
     <w:nsid w:val="544A7336"/>
     <w:multiLevelType w:val="multilevel"/>
     <w:tmpl w:val="754A0798"/>
@@ -4299,7 +5321,7 @@
       </w:rPr>
     </w:lvl>
   </w:abstractNum>
-  <w:abstractNum w:abstractNumId="7" w15:restartNumberingAfterBreak="0">
+  <w:abstractNum w:abstractNumId="8" w15:restartNumberingAfterBreak="0">
     <w:nsid w:val="764F176E"/>
     <w:multiLevelType w:val="multilevel"/>
     <w:tmpl w:val="3530BD80"/>
@@ -4452,24 +5474,27 @@
     <w:abstractNumId w:val="1"/>
   </w:num>
   <w:num w:numId="2" w16cid:durableId="1049644441">
-    <w:abstractNumId w:val="3"/>
+    <w:abstractNumId w:val="4"/>
   </w:num>
   <w:num w:numId="3" w16cid:durableId="855195527">
-    <w:abstractNumId w:val="4"/>
+    <w:abstractNumId w:val="5"/>
   </w:num>
   <w:num w:numId="4" w16cid:durableId="1456169704">
-    <w:abstractNumId w:val="6"/>
+    <w:abstractNumId w:val="7"/>
   </w:num>
   <w:num w:numId="5" w16cid:durableId="613444548">
-    <w:abstractNumId w:val="7"/>
+    <w:abstractNumId w:val="8"/>
   </w:num>
   <w:num w:numId="6" w16cid:durableId="269171363">
     <w:abstractNumId w:val="0"/>
   </w:num>
   <w:num w:numId="7" w16cid:durableId="920456329">
-    <w:abstractNumId w:val="5"/>
+    <w:abstractNumId w:val="6"/>
   </w:num>
   <w:num w:numId="8" w16cid:durableId="811756253">
+    <w:abstractNumId w:val="3"/>
+  </w:num>
+  <w:num w:numId="9" w16cid:durableId="1310598230">
     <w:abstractNumId w:val="2"/>
   </w:num>
 </w:numbering>

--- a/Apna college sheet DSA/Array/Self Notes.docx
+++ b/Apna college sheet DSA/Array/Self Notes.docx
@@ -4107,14 +4107,1521 @@
     </w:p>
     <w:p>
       <w:pPr>
+        <w:rPr>
+          <w:b/>
+          <w:bCs/>
+          <w:sz w:val="32"/>
+          <w:szCs w:val="32"/>
+          <w:u w:val="single"/>
+        </w:rPr>
+      </w:pPr>
+      <w:r>
+        <w:rPr>
+          <w:b/>
+          <w:bCs/>
+          <w:sz w:val="32"/>
+          <w:szCs w:val="32"/>
+          <w:u w:val="single"/>
+        </w:rPr>
+        <w:t>50) Power(</w:t>
+      </w:r>
+      <w:proofErr w:type="spellStart"/>
+      <w:proofErr w:type="gramStart"/>
+      <w:r>
+        <w:rPr>
+          <w:b/>
+          <w:bCs/>
+          <w:sz w:val="32"/>
+          <w:szCs w:val="32"/>
+          <w:u w:val="single"/>
+        </w:rPr>
+        <w:t>x,n</w:t>
+      </w:r>
+      <w:proofErr w:type="spellEnd"/>
+      <w:proofErr w:type="gramEnd"/>
+      <w:r>
+        <w:rPr>
+          <w:b/>
+          <w:bCs/>
+          <w:sz w:val="32"/>
+          <w:szCs w:val="32"/>
+          <w:u w:val="single"/>
+        </w:rPr>
+        <w:t xml:space="preserve">) </w:t>
+      </w:r>
+    </w:p>
+    <w:p>
+      <w:pPr>
+        <w:rPr>
+          <w:sz w:val="26"/>
+          <w:szCs w:val="26"/>
+        </w:rPr>
+      </w:pPr>
+      <w:r>
+        <w:rPr>
+          <w:b/>
+          <w:bCs/>
+          <w:sz w:val="26"/>
+          <w:szCs w:val="26"/>
+        </w:rPr>
+        <w:t xml:space="preserve">Problem </w:t>
+      </w:r>
+      <w:proofErr w:type="gramStart"/>
+      <w:r>
+        <w:rPr>
+          <w:b/>
+          <w:bCs/>
+          <w:sz w:val="26"/>
+          <w:szCs w:val="26"/>
+        </w:rPr>
+        <w:t>Statement :</w:t>
+      </w:r>
+      <w:proofErr w:type="gramEnd"/>
+    </w:p>
+    <w:p>
+      <w:pPr>
+        <w:rPr>
+          <w:sz w:val="26"/>
+          <w:szCs w:val="26"/>
+        </w:rPr>
+      </w:pPr>
+      <w:r>
+        <w:rPr>
+          <w:sz w:val="26"/>
+          <w:szCs w:val="26"/>
+        </w:rPr>
+        <w:t>We are given two variables x and n. Implement </w:t>
+      </w:r>
+      <w:proofErr w:type="gramStart"/>
+      <w:r>
+        <w:rPr>
+          <w:b/>
+          <w:bCs/>
+          <w:sz w:val="26"/>
+          <w:szCs w:val="26"/>
+        </w:rPr>
+        <w:t>pow(</w:t>
+      </w:r>
+      <w:proofErr w:type="gramEnd"/>
+      <w:r>
+        <w:rPr>
+          <w:b/>
+          <w:bCs/>
+          <w:sz w:val="26"/>
+          <w:szCs w:val="26"/>
+        </w:rPr>
+        <w:t>x, n)</w:t>
+      </w:r>
+      <w:r>
+        <w:rPr>
+          <w:sz w:val="26"/>
+          <w:szCs w:val="26"/>
+        </w:rPr>
+        <w:t>, which calculates </w:t>
+      </w:r>
+      <w:r>
+        <w:rPr>
+          <w:b/>
+          <w:bCs/>
+          <w:sz w:val="26"/>
+          <w:szCs w:val="26"/>
+        </w:rPr>
+        <w:t>x</w:t>
+      </w:r>
+      <w:r>
+        <w:rPr>
+          <w:sz w:val="26"/>
+          <w:szCs w:val="26"/>
+        </w:rPr>
+        <w:t> raised to the power </w:t>
+      </w:r>
+      <w:r>
+        <w:rPr>
+          <w:b/>
+          <w:bCs/>
+          <w:sz w:val="26"/>
+          <w:szCs w:val="26"/>
+        </w:rPr>
+        <w:t>n</w:t>
+      </w:r>
+      <w:r>
+        <w:rPr>
+          <w:sz w:val="26"/>
+          <w:szCs w:val="26"/>
+        </w:rPr>
+        <w:t> (i.e., </w:t>
+      </w:r>
+      <w:proofErr w:type="spellStart"/>
+      <w:r>
+        <w:rPr>
+          <w:b/>
+          <w:bCs/>
+          <w:sz w:val="26"/>
+          <w:szCs w:val="26"/>
+        </w:rPr>
+        <w:t>x^n</w:t>
+      </w:r>
+      <w:proofErr w:type="spellEnd"/>
+      <w:r>
+        <w:rPr>
+          <w:sz w:val="26"/>
+          <w:szCs w:val="26"/>
+        </w:rPr>
+        <w:t>)</w:t>
+      </w:r>
+    </w:p>
+    <w:p>
+      <w:pPr>
         <w:pStyle w:val="NoSpacing"/>
       </w:pPr>
+      <w:r>
+        <w:t>Example 1:</w:t>
+      </w:r>
     </w:p>
     <w:p>
       <w:pPr>
         <w:pStyle w:val="NoSpacing"/>
       </w:pPr>
-    </w:p>
+      <w:r>
+        <w:t>Input: x = 2.00000, n = 10</w:t>
+      </w:r>
+    </w:p>
+    <w:p>
+      <w:pPr>
+        <w:pStyle w:val="NoSpacing"/>
+      </w:pPr>
+      <w:r>
+        <w:t>Output: 1024.00000</w:t>
+      </w:r>
+    </w:p>
+    <w:p>
+      <w:pPr>
+        <w:pStyle w:val="NoSpacing"/>
+      </w:pPr>
+    </w:p>
+    <w:p>
+      <w:pPr>
+        <w:pStyle w:val="NoSpacing"/>
+      </w:pPr>
+      <w:r>
+        <w:rPr>
+          <w:noProof/>
+        </w:rPr>
+        <w:drawing>
+          <wp:inline distT="0" distB="0" distL="0" distR="0" wp14:anchorId="0BE98CA6" wp14:editId="18E81104">
+            <wp:extent cx="3093720" cy="1470865"/>
+            <wp:effectExtent l="0" t="0" r="0" b="0"/>
+            <wp:docPr id="310258126" name="Picture 1"/>
+            <wp:cNvGraphicFramePr>
+              <a:graphicFrameLocks xmlns:a="http://schemas.openxmlformats.org/drawingml/2006/main" noChangeAspect="1"/>
+            </wp:cNvGraphicFramePr>
+            <a:graphic xmlns:a="http://schemas.openxmlformats.org/drawingml/2006/main">
+              <a:graphicData uri="http://schemas.openxmlformats.org/drawingml/2006/picture">
+                <pic:pic xmlns:pic="http://schemas.openxmlformats.org/drawingml/2006/picture">
+                  <pic:nvPicPr>
+                    <pic:cNvPr id="0" name="Picture 1"/>
+                    <pic:cNvPicPr>
+                      <a:picLocks noChangeAspect="1" noChangeArrowheads="1"/>
+                    </pic:cNvPicPr>
+                  </pic:nvPicPr>
+                  <pic:blipFill>
+                    <a:blip r:embed="rId5">
+                      <a:extLst>
+                        <a:ext uri="{28A0092B-C50C-407E-A947-70E740481C1C}">
+                          <a14:useLocalDpi xmlns:a14="http://schemas.microsoft.com/office/drawing/2010/main" val="0"/>
+                        </a:ext>
+                      </a:extLst>
+                    </a:blip>
+                    <a:srcRect/>
+                    <a:stretch>
+                      <a:fillRect/>
+                    </a:stretch>
+                  </pic:blipFill>
+                  <pic:spPr bwMode="auto">
+                    <a:xfrm>
+                      <a:off x="0" y="0"/>
+                      <a:ext cx="3121810" cy="1484220"/>
+                    </a:xfrm>
+                    <a:prstGeom prst="rect">
+                      <a:avLst/>
+                    </a:prstGeom>
+                    <a:noFill/>
+                    <a:ln>
+                      <a:noFill/>
+                    </a:ln>
+                  </pic:spPr>
+                </pic:pic>
+              </a:graphicData>
+            </a:graphic>
+          </wp:inline>
+        </w:drawing>
+      </w:r>
+    </w:p>
+    <w:p>
+      <w:pPr>
+        <w:rPr>
+          <w:sz w:val="26"/>
+          <w:szCs w:val="26"/>
+        </w:rPr>
+      </w:pPr>
+    </w:p>
+    <w:p>
+      <w:pPr>
+        <w:pStyle w:val="NoSpacing"/>
+        <w:rPr>
+          <w:b/>
+          <w:bCs/>
+          <w:sz w:val="26"/>
+          <w:szCs w:val="26"/>
+        </w:rPr>
+      </w:pPr>
+      <w:proofErr w:type="gramStart"/>
+      <w:r>
+        <w:rPr>
+          <w:b/>
+          <w:bCs/>
+          <w:sz w:val="26"/>
+          <w:szCs w:val="26"/>
+        </w:rPr>
+        <w:t>Approach</w:t>
+      </w:r>
+      <w:r>
+        <w:rPr>
+          <w:b/>
+          <w:bCs/>
+          <w:sz w:val="26"/>
+          <w:szCs w:val="26"/>
+        </w:rPr>
+        <w:t>(</w:t>
+      </w:r>
+      <w:proofErr w:type="gramEnd"/>
+      <w:r>
+        <w:rPr>
+          <w:b/>
+          <w:bCs/>
+          <w:sz w:val="26"/>
+          <w:szCs w:val="26"/>
+        </w:rPr>
+        <w:t>Brute force)</w:t>
+      </w:r>
+    </w:p>
+    <w:p>
+      <w:pPr>
+        <w:pStyle w:val="NoSpacing"/>
+        <w:rPr>
+          <w:sz w:val="26"/>
+          <w:szCs w:val="26"/>
+        </w:rPr>
+      </w:pPr>
+      <w:r>
+        <w:rPr>
+          <w:b/>
+          <w:bCs/>
+          <w:sz w:val="26"/>
+          <w:szCs w:val="26"/>
+        </w:rPr>
+        <w:t xml:space="preserve">Using Linear </w:t>
+      </w:r>
+      <w:proofErr w:type="gramStart"/>
+      <w:r>
+        <w:rPr>
+          <w:b/>
+          <w:bCs/>
+          <w:sz w:val="26"/>
+          <w:szCs w:val="26"/>
+        </w:rPr>
+        <w:t>Exponentiation :</w:t>
+      </w:r>
+      <w:proofErr w:type="gramEnd"/>
+    </w:p>
+    <w:p>
+      <w:pPr>
+        <w:pStyle w:val="NoSpacing"/>
+      </w:pPr>
+    </w:p>
+    <w:p>
+      <w:pPr>
+        <w:pStyle w:val="NoSpacing"/>
+        <w:rPr>
+          <w:sz w:val="26"/>
+          <w:szCs w:val="26"/>
+        </w:rPr>
+      </w:pPr>
+      <w:r>
+        <w:rPr>
+          <w:sz w:val="26"/>
+          <w:szCs w:val="26"/>
+        </w:rPr>
+        <w:t xml:space="preserve">To compute </w:t>
+      </w:r>
+      <w:proofErr w:type="spellStart"/>
+      <w:r>
+        <w:rPr>
+          <w:sz w:val="26"/>
+          <w:szCs w:val="26"/>
+        </w:rPr>
+        <w:t>x^n</w:t>
+      </w:r>
+      <w:proofErr w:type="spellEnd"/>
+      <w:r>
+        <w:rPr>
+          <w:sz w:val="26"/>
+          <w:szCs w:val="26"/>
+        </w:rPr>
+        <w:t>, we multiply x by itself n times. If n is negative, we first compute the power using the positive value of n, then take the reciprocal of the result.</w:t>
+      </w:r>
+    </w:p>
+    <w:p>
+      <w:pPr>
+        <w:pStyle w:val="NoSpacing"/>
+        <w:rPr>
+          <w:sz w:val="26"/>
+          <w:szCs w:val="26"/>
+        </w:rPr>
+      </w:pPr>
+    </w:p>
+    <w:p>
+      <w:pPr>
+        <w:pStyle w:val="NoSpacing"/>
+        <w:rPr>
+          <w:sz w:val="26"/>
+          <w:szCs w:val="26"/>
+        </w:rPr>
+      </w:pPr>
+      <w:r>
+        <w:rPr>
+          <w:sz w:val="26"/>
+          <w:szCs w:val="26"/>
+        </w:rPr>
+        <w:t xml:space="preserve">1. Make a variable </w:t>
+      </w:r>
+      <w:proofErr w:type="spellStart"/>
+      <w:r>
+        <w:rPr>
+          <w:sz w:val="26"/>
+          <w:szCs w:val="26"/>
+        </w:rPr>
+        <w:t>ans</w:t>
+      </w:r>
+      <w:proofErr w:type="spellEnd"/>
+      <w:r>
+        <w:rPr>
+          <w:sz w:val="26"/>
+          <w:szCs w:val="26"/>
+        </w:rPr>
+        <w:t xml:space="preserve"> = 1.</w:t>
+      </w:r>
+    </w:p>
+    <w:p>
+      <w:pPr>
+        <w:pStyle w:val="NoSpacing"/>
+        <w:rPr>
+          <w:sz w:val="26"/>
+          <w:szCs w:val="26"/>
+        </w:rPr>
+      </w:pPr>
+      <w:r>
+        <w:rPr>
+          <w:sz w:val="26"/>
+          <w:szCs w:val="26"/>
+        </w:rPr>
+        <w:t>2. Convert exponent n to its absolute value.</w:t>
+      </w:r>
+    </w:p>
+    <w:p>
+      <w:pPr>
+        <w:pStyle w:val="NoSpacing"/>
+        <w:rPr>
+          <w:sz w:val="26"/>
+          <w:szCs w:val="26"/>
+        </w:rPr>
+      </w:pPr>
+      <w:r>
+        <w:rPr>
+          <w:sz w:val="26"/>
+          <w:szCs w:val="26"/>
+        </w:rPr>
+        <w:t>3. Repeat the following step n times:</w:t>
+      </w:r>
+    </w:p>
+    <w:p>
+      <w:pPr>
+        <w:pStyle w:val="NoSpacing"/>
+        <w:numPr>
+          <w:ilvl w:val="0"/>
+          <w:numId w:val="10"/>
+        </w:numPr>
+        <w:rPr>
+          <w:sz w:val="26"/>
+          <w:szCs w:val="26"/>
+        </w:rPr>
+      </w:pPr>
+      <w:r>
+        <w:rPr>
+          <w:sz w:val="26"/>
+          <w:szCs w:val="26"/>
+        </w:rPr>
+        <w:t xml:space="preserve">Multiply the </w:t>
+      </w:r>
+      <w:proofErr w:type="spellStart"/>
+      <w:r>
+        <w:rPr>
+          <w:sz w:val="26"/>
+          <w:szCs w:val="26"/>
+        </w:rPr>
+        <w:t>ans</w:t>
+      </w:r>
+      <w:proofErr w:type="spellEnd"/>
+      <w:r>
+        <w:rPr>
+          <w:sz w:val="26"/>
+          <w:szCs w:val="26"/>
+        </w:rPr>
+        <w:t xml:space="preserve"> by x.</w:t>
+      </w:r>
+    </w:p>
+    <w:p>
+      <w:pPr>
+        <w:pStyle w:val="NoSpacing"/>
+        <w:rPr>
+          <w:sz w:val="26"/>
+          <w:szCs w:val="26"/>
+        </w:rPr>
+      </w:pPr>
+      <w:r>
+        <w:rPr>
+          <w:sz w:val="26"/>
+          <w:szCs w:val="26"/>
+        </w:rPr>
+        <w:t>4. If the original exponent was negative:</w:t>
+      </w:r>
+    </w:p>
+    <w:p>
+      <w:pPr>
+        <w:pStyle w:val="NoSpacing"/>
+        <w:numPr>
+          <w:ilvl w:val="0"/>
+          <w:numId w:val="11"/>
+        </w:numPr>
+        <w:rPr>
+          <w:sz w:val="26"/>
+          <w:szCs w:val="26"/>
+        </w:rPr>
+      </w:pPr>
+      <w:r>
+        <w:rPr>
+          <w:sz w:val="26"/>
+          <w:szCs w:val="26"/>
+        </w:rPr>
+        <w:t>Return 1 / ans.</w:t>
+      </w:r>
+    </w:p>
+    <w:p>
+      <w:pPr>
+        <w:pStyle w:val="NoSpacing"/>
+        <w:rPr>
+          <w:sz w:val="26"/>
+          <w:szCs w:val="26"/>
+        </w:rPr>
+      </w:pPr>
+      <w:r>
+        <w:rPr>
+          <w:sz w:val="26"/>
+          <w:szCs w:val="26"/>
+        </w:rPr>
+        <w:t>5. Otherwise, return ans.</w:t>
+      </w:r>
+    </w:p>
+    <w:p>
+      <w:pPr>
+        <w:pStyle w:val="NoSpacing"/>
+      </w:pPr>
+    </w:p>
+    <w:tbl>
+      <w:tblPr>
+        <w:tblW w:w="13357" w:type="dxa"/>
+        <w:tblCellSpacing w:w="15" w:type="dxa"/>
+        <w:tblBorders>
+          <w:top w:val="single" w:sz="2" w:space="0" w:color="auto"/>
+          <w:left w:val="single" w:sz="2" w:space="0" w:color="auto"/>
+          <w:bottom w:val="single" w:sz="2" w:space="0" w:color="auto"/>
+          <w:right w:val="single" w:sz="2" w:space="0" w:color="auto"/>
+        </w:tblBorders>
+        <w:shd w:val="clear" w:color="auto" w:fill="1F2022"/>
+        <w:tblCellMar>
+          <w:left w:w="0" w:type="dxa"/>
+          <w:right w:w="0" w:type="dxa"/>
+        </w:tblCellMar>
+        <w:tblLook w:val="04A0" w:firstRow="1" w:lastRow="0" w:firstColumn="1" w:lastColumn="0" w:noHBand="0" w:noVBand="1"/>
+      </w:tblPr>
+      <w:tblGrid>
+        <w:gridCol w:w="6531"/>
+        <w:gridCol w:w="6826"/>
+      </w:tblGrid>
+      <w:tr>
+        <w:trPr>
+          <w:tblHeader/>
+          <w:tblCellSpacing w:w="15" w:type="dxa"/>
+        </w:trPr>
+        <w:tc>
+          <w:tcPr>
+            <w:tcW w:w="0" w:type="auto"/>
+            <w:tcBorders>
+              <w:top w:val="single" w:sz="6" w:space="0" w:color="313336"/>
+              <w:left w:val="single" w:sz="6" w:space="0" w:color="313336"/>
+              <w:bottom w:val="single" w:sz="6" w:space="0" w:color="313336"/>
+              <w:right w:val="single" w:sz="2" w:space="0" w:color="313336"/>
+            </w:tcBorders>
+            <w:shd w:val="clear" w:color="auto" w:fill="2B2C2E"/>
+            <w:tcMar>
+              <w:top w:w="120" w:type="dxa"/>
+              <w:left w:w="120" w:type="dxa"/>
+              <w:bottom w:w="120" w:type="dxa"/>
+              <w:right w:w="120" w:type="dxa"/>
+            </w:tcMar>
+            <w:vAlign w:val="center"/>
+            <w:hideMark/>
+          </w:tcPr>
+          <w:p>
+            <w:pPr>
+              <w:pStyle w:val="NoSpacing"/>
+              <w:rPr>
+                <w:b/>
+                <w:bCs/>
+              </w:rPr>
+            </w:pPr>
+            <w:r>
+              <w:rPr>
+                <w:b/>
+                <w:bCs/>
+              </w:rPr>
+              <w:t>Time Complexity</w:t>
+            </w:r>
+          </w:p>
+        </w:tc>
+        <w:tc>
+          <w:tcPr>
+            <w:tcW w:w="0" w:type="auto"/>
+            <w:tcBorders>
+              <w:top w:val="single" w:sz="6" w:space="0" w:color="313336"/>
+              <w:left w:val="single" w:sz="2" w:space="0" w:color="313336"/>
+              <w:bottom w:val="single" w:sz="6" w:space="0" w:color="313336"/>
+              <w:right w:val="single" w:sz="6" w:space="0" w:color="313336"/>
+            </w:tcBorders>
+            <w:shd w:val="clear" w:color="auto" w:fill="2B2C2E"/>
+            <w:tcMar>
+              <w:top w:w="120" w:type="dxa"/>
+              <w:left w:w="120" w:type="dxa"/>
+              <w:bottom w:w="120" w:type="dxa"/>
+              <w:right w:w="120" w:type="dxa"/>
+            </w:tcMar>
+            <w:vAlign w:val="center"/>
+            <w:hideMark/>
+          </w:tcPr>
+          <w:p>
+            <w:pPr>
+              <w:pStyle w:val="NoSpacing"/>
+              <w:rPr>
+                <w:b/>
+                <w:bCs/>
+              </w:rPr>
+            </w:pPr>
+            <w:r>
+              <w:rPr>
+                <w:b/>
+                <w:bCs/>
+              </w:rPr>
+              <w:t>Space Complexity</w:t>
+            </w:r>
+          </w:p>
+        </w:tc>
+      </w:tr>
+      <w:tr>
+        <w:trPr>
+          <w:tblCellSpacing w:w="15" w:type="dxa"/>
+        </w:trPr>
+        <w:tc>
+          <w:tcPr>
+            <w:tcW w:w="0" w:type="auto"/>
+            <w:tcBorders>
+              <w:top w:val="single" w:sz="2" w:space="0" w:color="auto"/>
+              <w:left w:val="single" w:sz="2" w:space="0" w:color="auto"/>
+              <w:bottom w:val="single" w:sz="2" w:space="0" w:color="auto"/>
+              <w:right w:val="single" w:sz="2" w:space="0" w:color="auto"/>
+            </w:tcBorders>
+            <w:shd w:val="clear" w:color="auto" w:fill="1F2022"/>
+            <w:tcMar>
+              <w:top w:w="180" w:type="dxa"/>
+              <w:left w:w="180" w:type="dxa"/>
+              <w:bottom w:w="180" w:type="dxa"/>
+              <w:right w:w="180" w:type="dxa"/>
+            </w:tcMar>
+            <w:vAlign w:val="center"/>
+            <w:hideMark/>
+          </w:tcPr>
+          <w:p>
+            <w:pPr>
+              <w:pStyle w:val="NoSpacing"/>
+            </w:pPr>
+            <w:r>
+              <w:t>O(n) </w:t>
+            </w:r>
+          </w:p>
+        </w:tc>
+        <w:tc>
+          <w:tcPr>
+            <w:tcW w:w="0" w:type="auto"/>
+            <w:tcBorders>
+              <w:top w:val="single" w:sz="2" w:space="0" w:color="auto"/>
+              <w:left w:val="single" w:sz="2" w:space="0" w:color="auto"/>
+              <w:bottom w:val="single" w:sz="2" w:space="0" w:color="auto"/>
+              <w:right w:val="single" w:sz="2" w:space="0" w:color="auto"/>
+            </w:tcBorders>
+            <w:shd w:val="clear" w:color="auto" w:fill="1F2022"/>
+            <w:tcMar>
+              <w:top w:w="180" w:type="dxa"/>
+              <w:left w:w="180" w:type="dxa"/>
+              <w:bottom w:w="180" w:type="dxa"/>
+              <w:right w:w="180" w:type="dxa"/>
+            </w:tcMar>
+            <w:vAlign w:val="center"/>
+            <w:hideMark/>
+          </w:tcPr>
+          <w:p>
+            <w:pPr>
+              <w:pStyle w:val="NoSpacing"/>
+            </w:pPr>
+            <w:proofErr w:type="gramStart"/>
+            <w:r>
+              <w:t>O(</w:t>
+            </w:r>
+            <w:proofErr w:type="gramEnd"/>
+            <w:r>
+              <w:t>1)</w:t>
+            </w:r>
+          </w:p>
+        </w:tc>
+      </w:tr>
+    </w:tbl>
+    <w:p>
+      <w:pPr>
+        <w:pStyle w:val="NoSpacing"/>
+      </w:pPr>
+    </w:p>
+    <w:p>
+      <w:pPr>
+        <w:pStyle w:val="NoSpacing"/>
+      </w:pPr>
+    </w:p>
+    <w:p>
+      <w:pPr>
+        <w:rPr>
+          <w:b/>
+          <w:bCs/>
+        </w:rPr>
+      </w:pPr>
+    </w:p>
+    <w:p>
+      <w:pPr>
+        <w:rPr>
+          <w:b/>
+          <w:bCs/>
+        </w:rPr>
+      </w:pPr>
+    </w:p>
+    <w:p>
+      <w:pPr>
+        <w:rPr>
+          <w:b/>
+          <w:bCs/>
+        </w:rPr>
+      </w:pPr>
+    </w:p>
+    <w:p>
+      <w:pPr>
+        <w:rPr>
+          <w:b/>
+          <w:bCs/>
+        </w:rPr>
+      </w:pPr>
+      <w:proofErr w:type="gramStart"/>
+      <w:r>
+        <w:rPr>
+          <w:b/>
+          <w:bCs/>
+        </w:rPr>
+        <w:t>Approach</w:t>
+      </w:r>
+      <w:r>
+        <w:rPr>
+          <w:b/>
+          <w:bCs/>
+        </w:rPr>
+        <w:t>(</w:t>
+      </w:r>
+      <w:proofErr w:type="gramEnd"/>
+      <w:r>
+        <w:rPr>
+          <w:b/>
+          <w:bCs/>
+        </w:rPr>
+        <w:t>Better)</w:t>
+      </w:r>
+    </w:p>
+    <w:p>
+      <w:r>
+        <w:rPr>
+          <w:b/>
+          <w:bCs/>
+        </w:rPr>
+        <w:t xml:space="preserve">Using predefined </w:t>
+      </w:r>
+      <w:proofErr w:type="gramStart"/>
+      <w:r>
+        <w:rPr>
+          <w:b/>
+          <w:bCs/>
+        </w:rPr>
+        <w:t>function :</w:t>
+      </w:r>
+      <w:proofErr w:type="gramEnd"/>
+    </w:p>
+    <w:p/>
+    <w:p>
+      <w:r>
+        <w:t xml:space="preserve">1.    The built-in </w:t>
+      </w:r>
+      <w:proofErr w:type="gramStart"/>
+      <w:r>
+        <w:t>pow(</w:t>
+      </w:r>
+      <w:proofErr w:type="gramEnd"/>
+      <w:r>
+        <w:t xml:space="preserve">x, n) function is being called </w:t>
+      </w:r>
+      <w:proofErr w:type="gramStart"/>
+      <w:r>
+        <w:t>here :</w:t>
+      </w:r>
+      <w:proofErr w:type="gramEnd"/>
+    </w:p>
+    <w:p>
+      <w:pPr>
+        <w:numPr>
+          <w:ilvl w:val="0"/>
+          <w:numId w:val="12"/>
+        </w:numPr>
+      </w:pPr>
+      <w:r>
+        <w:t xml:space="preserve">The standard function </w:t>
+      </w:r>
+      <w:proofErr w:type="gramStart"/>
+      <w:r>
+        <w:t>pow(</w:t>
+      </w:r>
+      <w:proofErr w:type="gramEnd"/>
+      <w:r>
+        <w:t>x, n) is defined in the library.</w:t>
+      </w:r>
+    </w:p>
+    <w:p>
+      <w:pPr>
+        <w:numPr>
+          <w:ilvl w:val="0"/>
+          <w:numId w:val="12"/>
+        </w:numPr>
+      </w:pPr>
+      <w:r>
+        <w:t>It uses an optimized internal technique to compute</w:t>
+      </w:r>
+      <w:r>
+        <w:rPr>
+          <w:i/>
+          <w:iCs/>
+        </w:rPr>
+        <w:t> </w:t>
+      </w:r>
+      <w:proofErr w:type="spellStart"/>
+      <w:r>
+        <w:rPr>
+          <w:i/>
+          <w:iCs/>
+        </w:rPr>
+        <w:t>x^n</w:t>
+      </w:r>
+      <w:proofErr w:type="spellEnd"/>
+      <w:r>
+        <w:rPr>
+          <w:i/>
+          <w:iCs/>
+        </w:rPr>
+        <w:t> </w:t>
+      </w:r>
+      <w:r>
+        <w:t>directly.</w:t>
+      </w:r>
+    </w:p>
+    <w:tbl>
+      <w:tblPr>
+        <w:tblW w:w="13357" w:type="dxa"/>
+        <w:tblCellSpacing w:w="15" w:type="dxa"/>
+        <w:tblBorders>
+          <w:top w:val="single" w:sz="2" w:space="0" w:color="auto"/>
+          <w:left w:val="single" w:sz="2" w:space="0" w:color="auto"/>
+          <w:bottom w:val="single" w:sz="2" w:space="0" w:color="auto"/>
+          <w:right w:val="single" w:sz="2" w:space="0" w:color="auto"/>
+        </w:tblBorders>
+        <w:shd w:val="clear" w:color="auto" w:fill="1F2022"/>
+        <w:tblCellMar>
+          <w:left w:w="0" w:type="dxa"/>
+          <w:right w:w="0" w:type="dxa"/>
+        </w:tblCellMar>
+        <w:tblLook w:val="04A0" w:firstRow="1" w:lastRow="0" w:firstColumn="1" w:lastColumn="0" w:noHBand="0" w:noVBand="1"/>
+      </w:tblPr>
+      <w:tblGrid>
+        <w:gridCol w:w="6531"/>
+        <w:gridCol w:w="6826"/>
+      </w:tblGrid>
+      <w:tr>
+        <w:trPr>
+          <w:tblHeader/>
+          <w:tblCellSpacing w:w="15" w:type="dxa"/>
+        </w:trPr>
+        <w:tc>
+          <w:tcPr>
+            <w:tcW w:w="0" w:type="auto"/>
+            <w:tcBorders>
+              <w:top w:val="single" w:sz="6" w:space="0" w:color="313336"/>
+              <w:left w:val="single" w:sz="6" w:space="0" w:color="313336"/>
+              <w:bottom w:val="single" w:sz="6" w:space="0" w:color="313336"/>
+              <w:right w:val="single" w:sz="2" w:space="0" w:color="313336"/>
+            </w:tcBorders>
+            <w:shd w:val="clear" w:color="auto" w:fill="2B2C2E"/>
+            <w:tcMar>
+              <w:top w:w="120" w:type="dxa"/>
+              <w:left w:w="120" w:type="dxa"/>
+              <w:bottom w:w="120" w:type="dxa"/>
+              <w:right w:w="120" w:type="dxa"/>
+            </w:tcMar>
+            <w:vAlign w:val="center"/>
+            <w:hideMark/>
+          </w:tcPr>
+          <w:p>
+            <w:pPr>
+              <w:rPr>
+                <w:b/>
+                <w:bCs/>
+              </w:rPr>
+            </w:pPr>
+            <w:r>
+              <w:rPr>
+                <w:b/>
+                <w:bCs/>
+              </w:rPr>
+              <w:t>Time Complexity</w:t>
+            </w:r>
+          </w:p>
+        </w:tc>
+        <w:tc>
+          <w:tcPr>
+            <w:tcW w:w="0" w:type="auto"/>
+            <w:tcBorders>
+              <w:top w:val="single" w:sz="6" w:space="0" w:color="313336"/>
+              <w:left w:val="single" w:sz="2" w:space="0" w:color="313336"/>
+              <w:bottom w:val="single" w:sz="6" w:space="0" w:color="313336"/>
+              <w:right w:val="single" w:sz="6" w:space="0" w:color="313336"/>
+            </w:tcBorders>
+            <w:shd w:val="clear" w:color="auto" w:fill="2B2C2E"/>
+            <w:tcMar>
+              <w:top w:w="120" w:type="dxa"/>
+              <w:left w:w="120" w:type="dxa"/>
+              <w:bottom w:w="120" w:type="dxa"/>
+              <w:right w:w="120" w:type="dxa"/>
+            </w:tcMar>
+            <w:vAlign w:val="center"/>
+            <w:hideMark/>
+          </w:tcPr>
+          <w:p>
+            <w:pPr>
+              <w:rPr>
+                <w:b/>
+                <w:bCs/>
+              </w:rPr>
+            </w:pPr>
+            <w:r>
+              <w:rPr>
+                <w:b/>
+                <w:bCs/>
+              </w:rPr>
+              <w:t>Space Complexity</w:t>
+            </w:r>
+          </w:p>
+        </w:tc>
+      </w:tr>
+      <w:tr>
+        <w:trPr>
+          <w:tblCellSpacing w:w="15" w:type="dxa"/>
+        </w:trPr>
+        <w:tc>
+          <w:tcPr>
+            <w:tcW w:w="0" w:type="auto"/>
+            <w:tcBorders>
+              <w:top w:val="single" w:sz="2" w:space="0" w:color="auto"/>
+              <w:left w:val="single" w:sz="2" w:space="0" w:color="auto"/>
+              <w:bottom w:val="single" w:sz="2" w:space="0" w:color="auto"/>
+              <w:right w:val="single" w:sz="2" w:space="0" w:color="auto"/>
+            </w:tcBorders>
+            <w:shd w:val="clear" w:color="auto" w:fill="1F2022"/>
+            <w:tcMar>
+              <w:top w:w="180" w:type="dxa"/>
+              <w:left w:w="180" w:type="dxa"/>
+              <w:bottom w:w="180" w:type="dxa"/>
+              <w:right w:w="180" w:type="dxa"/>
+            </w:tcMar>
+            <w:vAlign w:val="center"/>
+            <w:hideMark/>
+          </w:tcPr>
+          <w:p>
+            <w:r>
+              <w:t>O(log(n))</w:t>
+            </w:r>
+          </w:p>
+        </w:tc>
+        <w:tc>
+          <w:tcPr>
+            <w:tcW w:w="0" w:type="auto"/>
+            <w:tcBorders>
+              <w:top w:val="single" w:sz="2" w:space="0" w:color="auto"/>
+              <w:left w:val="single" w:sz="2" w:space="0" w:color="auto"/>
+              <w:bottom w:val="single" w:sz="2" w:space="0" w:color="auto"/>
+              <w:right w:val="single" w:sz="2" w:space="0" w:color="auto"/>
+            </w:tcBorders>
+            <w:shd w:val="clear" w:color="auto" w:fill="1F2022"/>
+            <w:tcMar>
+              <w:top w:w="180" w:type="dxa"/>
+              <w:left w:w="180" w:type="dxa"/>
+              <w:bottom w:w="180" w:type="dxa"/>
+              <w:right w:w="180" w:type="dxa"/>
+            </w:tcMar>
+            <w:vAlign w:val="center"/>
+            <w:hideMark/>
+          </w:tcPr>
+          <w:p>
+            <w:proofErr w:type="gramStart"/>
+            <w:r>
+              <w:t>O(</w:t>
+            </w:r>
+            <w:proofErr w:type="gramEnd"/>
+            <w:r>
+              <w:t>1)</w:t>
+            </w:r>
+          </w:p>
+        </w:tc>
+      </w:tr>
+    </w:tbl>
+    <w:p/>
+    <w:p>
+      <w:pPr>
+        <w:rPr>
+          <w:b/>
+          <w:bCs/>
+          <w:sz w:val="26"/>
+          <w:szCs w:val="26"/>
+        </w:rPr>
+      </w:pPr>
+      <w:r>
+        <w:rPr>
+          <w:b/>
+          <w:bCs/>
+          <w:sz w:val="26"/>
+          <w:szCs w:val="26"/>
+        </w:rPr>
+        <w:t>Approach</w:t>
+      </w:r>
+    </w:p>
+    <w:p>
+      <w:pPr>
+        <w:rPr>
+          <w:sz w:val="26"/>
+          <w:szCs w:val="26"/>
+        </w:rPr>
+      </w:pPr>
+      <w:r>
+        <w:rPr>
+          <w:b/>
+          <w:bCs/>
+          <w:sz w:val="26"/>
+          <w:szCs w:val="26"/>
+        </w:rPr>
+        <w:t xml:space="preserve">Exponentiation by Squaring Using </w:t>
+      </w:r>
+      <w:proofErr w:type="gramStart"/>
+      <w:r>
+        <w:rPr>
+          <w:b/>
+          <w:bCs/>
+          <w:sz w:val="26"/>
+          <w:szCs w:val="26"/>
+        </w:rPr>
+        <w:t>Recursion :</w:t>
+      </w:r>
+      <w:proofErr w:type="gramEnd"/>
+    </w:p>
+    <w:p>
+      <w:pPr>
+        <w:rPr>
+          <w:sz w:val="26"/>
+          <w:szCs w:val="26"/>
+        </w:rPr>
+      </w:pPr>
+    </w:p>
+    <w:p>
+      <w:pPr>
+        <w:rPr>
+          <w:sz w:val="26"/>
+          <w:szCs w:val="26"/>
+        </w:rPr>
+      </w:pPr>
+      <w:r>
+        <w:rPr>
+          <w:sz w:val="26"/>
+          <w:szCs w:val="26"/>
+        </w:rPr>
+        <w:t xml:space="preserve">We need to compute </w:t>
+      </w:r>
+      <w:proofErr w:type="spellStart"/>
+      <w:r>
+        <w:rPr>
+          <w:sz w:val="26"/>
+          <w:szCs w:val="26"/>
+        </w:rPr>
+        <w:t>x^n</w:t>
+      </w:r>
+      <w:proofErr w:type="spellEnd"/>
+      <w:r>
+        <w:rPr>
+          <w:sz w:val="26"/>
+          <w:szCs w:val="26"/>
+        </w:rPr>
+        <w:t>, and instead of multiplying x by itself n times, we break it down to smaller parts using the following approach:</w:t>
+      </w:r>
+    </w:p>
+    <w:p>
+      <w:pPr>
+        <w:rPr>
+          <w:sz w:val="26"/>
+          <w:szCs w:val="26"/>
+        </w:rPr>
+      </w:pPr>
+      <w:r>
+        <w:rPr>
+          <w:b/>
+          <w:bCs/>
+          <w:sz w:val="26"/>
+          <w:szCs w:val="26"/>
+        </w:rPr>
+        <w:t>1. Even Exponent (n is even</w:t>
+      </w:r>
+      <w:proofErr w:type="gramStart"/>
+      <w:r>
+        <w:rPr>
+          <w:b/>
+          <w:bCs/>
+          <w:sz w:val="26"/>
+          <w:szCs w:val="26"/>
+        </w:rPr>
+        <w:t>) :</w:t>
+      </w:r>
+      <w:proofErr w:type="gramEnd"/>
+    </w:p>
+    <w:p>
+      <w:pPr>
+        <w:rPr>
+          <w:sz w:val="26"/>
+          <w:szCs w:val="26"/>
+        </w:rPr>
+      </w:pPr>
+      <w:r>
+        <w:rPr>
+          <w:sz w:val="26"/>
+          <w:szCs w:val="26"/>
+        </w:rPr>
+        <w:t xml:space="preserve">    We can express </w:t>
+      </w:r>
+      <w:proofErr w:type="spellStart"/>
+      <w:r>
+        <w:rPr>
+          <w:sz w:val="26"/>
+          <w:szCs w:val="26"/>
+        </w:rPr>
+        <w:t>x^n</w:t>
+      </w:r>
+      <w:proofErr w:type="spellEnd"/>
+      <w:r>
+        <w:rPr>
+          <w:sz w:val="26"/>
+          <w:szCs w:val="26"/>
+        </w:rPr>
+        <w:t xml:space="preserve"> as (x^{n/2</w:t>
+      </w:r>
+      <w:proofErr w:type="gramStart"/>
+      <w:r>
+        <w:rPr>
+          <w:sz w:val="26"/>
+          <w:szCs w:val="26"/>
+        </w:rPr>
+        <w:t>})^</w:t>
+      </w:r>
+      <w:proofErr w:type="gramEnd"/>
+      <w:r>
+        <w:rPr>
+          <w:sz w:val="26"/>
+          <w:szCs w:val="26"/>
+        </w:rPr>
+        <w:t xml:space="preserve">2. This reduces the problem to finding x^{n/2}, which we then square to get </w:t>
+      </w:r>
+      <w:proofErr w:type="spellStart"/>
+      <w:r>
+        <w:rPr>
+          <w:sz w:val="26"/>
+          <w:szCs w:val="26"/>
+        </w:rPr>
+        <w:t>x^n</w:t>
+      </w:r>
+      <w:proofErr w:type="spellEnd"/>
+      <w:r>
+        <w:rPr>
+          <w:sz w:val="26"/>
+          <w:szCs w:val="26"/>
+        </w:rPr>
+        <w:t>.  </w:t>
+      </w:r>
+    </w:p>
+    <w:p>
+      <w:pPr>
+        <w:rPr>
+          <w:sz w:val="26"/>
+          <w:szCs w:val="26"/>
+        </w:rPr>
+      </w:pPr>
+      <w:r>
+        <w:rPr>
+          <w:b/>
+          <w:bCs/>
+          <w:sz w:val="26"/>
+          <w:szCs w:val="26"/>
+        </w:rPr>
+        <w:t>2. Odd Exponent (n is odd):</w:t>
+      </w:r>
+    </w:p>
+    <w:p>
+      <w:pPr>
+        <w:rPr>
+          <w:sz w:val="26"/>
+          <w:szCs w:val="26"/>
+        </w:rPr>
+      </w:pPr>
+      <w:r>
+        <w:rPr>
+          <w:sz w:val="26"/>
+          <w:szCs w:val="26"/>
+        </w:rPr>
+        <w:t xml:space="preserve">    For odd n, we split it as </w:t>
+      </w:r>
+      <w:proofErr w:type="spellStart"/>
+      <w:r>
+        <w:rPr>
+          <w:sz w:val="26"/>
+          <w:szCs w:val="26"/>
+        </w:rPr>
+        <w:t>x^n</w:t>
+      </w:r>
+      <w:proofErr w:type="spellEnd"/>
+      <w:r>
+        <w:rPr>
+          <w:sz w:val="26"/>
+          <w:szCs w:val="26"/>
+        </w:rPr>
+        <w:t xml:space="preserve"> = x * x^{n-1}. Now, we can compute x^{n-1} as (x^{(n-1)/2</w:t>
+      </w:r>
+      <w:proofErr w:type="gramStart"/>
+      <w:r>
+        <w:rPr>
+          <w:sz w:val="26"/>
+          <w:szCs w:val="26"/>
+        </w:rPr>
+        <w:t>})^</w:t>
+      </w:r>
+      <w:proofErr w:type="gramEnd"/>
+      <w:r>
+        <w:rPr>
+          <w:sz w:val="26"/>
+          <w:szCs w:val="26"/>
+        </w:rPr>
+        <w:t>2 and multiply by x.</w:t>
+      </w:r>
+    </w:p>
+    <w:p>
+      <w:pPr>
+        <w:rPr>
+          <w:sz w:val="26"/>
+          <w:szCs w:val="26"/>
+        </w:rPr>
+      </w:pPr>
+      <w:r>
+        <w:rPr>
+          <w:sz w:val="26"/>
+          <w:szCs w:val="26"/>
+        </w:rPr>
+        <w:t>    By repeatedly halving the exponent, we drastically reduce the number of multiplications, making this approach much more efficient than directly multiplying x by itself n times.</w:t>
+      </w:r>
+    </w:p>
+    <w:p>
+      <w:pPr>
+        <w:numPr>
+          <w:ilvl w:val="0"/>
+          <w:numId w:val="13"/>
+        </w:numPr>
+        <w:rPr>
+          <w:sz w:val="26"/>
+          <w:szCs w:val="26"/>
+        </w:rPr>
+      </w:pPr>
+      <w:r>
+        <w:rPr>
+          <w:sz w:val="26"/>
+          <w:szCs w:val="26"/>
+        </w:rPr>
+        <w:t>The base case is reached when n == 0 and returns 1.</w:t>
+      </w:r>
+    </w:p>
+    <w:p>
+      <w:pPr>
+        <w:numPr>
+          <w:ilvl w:val="0"/>
+          <w:numId w:val="13"/>
+        </w:numPr>
+        <w:rPr>
+          <w:sz w:val="26"/>
+          <w:szCs w:val="26"/>
+        </w:rPr>
+      </w:pPr>
+      <w:r>
+        <w:rPr>
+          <w:sz w:val="26"/>
+          <w:szCs w:val="26"/>
+        </w:rPr>
+        <w:t>Negative Exponent: If n is negative, compute the result for -n and take the reciprocal.</w:t>
+      </w:r>
+    </w:p>
+    <w:p>
+      <w:pPr>
+        <w:numPr>
+          <w:ilvl w:val="0"/>
+          <w:numId w:val="13"/>
+        </w:numPr>
+        <w:rPr>
+          <w:sz w:val="26"/>
+          <w:szCs w:val="26"/>
+        </w:rPr>
+      </w:pPr>
+      <w:r>
+        <w:rPr>
+          <w:sz w:val="26"/>
+          <w:szCs w:val="26"/>
+        </w:rPr>
+        <w:t>Divide and Conquer: Recursively compute x^(n/2). If n is even, square the result. If odd, multiply by x once more.</w:t>
+      </w:r>
+    </w:p>
+    <w:p>
+      <w:pPr>
+        <w:numPr>
+          <w:ilvl w:val="0"/>
+          <w:numId w:val="13"/>
+        </w:numPr>
+        <w:rPr>
+          <w:sz w:val="26"/>
+          <w:szCs w:val="26"/>
+        </w:rPr>
+      </w:pPr>
+      <w:r>
+        <w:rPr>
+          <w:sz w:val="26"/>
+          <w:szCs w:val="26"/>
+        </w:rPr>
+        <w:t>Return: Reciprocal the result for negative n; otherwise, return the computed value.</w:t>
+      </w:r>
+    </w:p>
+    <w:p/>
+    <w:tbl>
+      <w:tblPr>
+        <w:tblW w:w="13357" w:type="dxa"/>
+        <w:tblCellSpacing w:w="15" w:type="dxa"/>
+        <w:tblBorders>
+          <w:top w:val="single" w:sz="2" w:space="0" w:color="auto"/>
+          <w:left w:val="single" w:sz="2" w:space="0" w:color="auto"/>
+          <w:bottom w:val="single" w:sz="2" w:space="0" w:color="auto"/>
+          <w:right w:val="single" w:sz="2" w:space="0" w:color="auto"/>
+        </w:tblBorders>
+        <w:shd w:val="clear" w:color="auto" w:fill="1F2022"/>
+        <w:tblCellMar>
+          <w:left w:w="0" w:type="dxa"/>
+          <w:right w:w="0" w:type="dxa"/>
+        </w:tblCellMar>
+        <w:tblLook w:val="04A0" w:firstRow="1" w:lastRow="0" w:firstColumn="1" w:lastColumn="0" w:noHBand="0" w:noVBand="1"/>
+      </w:tblPr>
+      <w:tblGrid>
+        <w:gridCol w:w="6531"/>
+        <w:gridCol w:w="6826"/>
+      </w:tblGrid>
+      <w:tr>
+        <w:trPr>
+          <w:tblHeader/>
+          <w:tblCellSpacing w:w="15" w:type="dxa"/>
+        </w:trPr>
+        <w:tc>
+          <w:tcPr>
+            <w:tcW w:w="0" w:type="auto"/>
+            <w:tcBorders>
+              <w:top w:val="single" w:sz="6" w:space="0" w:color="313336"/>
+              <w:left w:val="single" w:sz="6" w:space="0" w:color="313336"/>
+              <w:bottom w:val="single" w:sz="6" w:space="0" w:color="313336"/>
+              <w:right w:val="single" w:sz="2" w:space="0" w:color="313336"/>
+            </w:tcBorders>
+            <w:shd w:val="clear" w:color="auto" w:fill="2B2C2E"/>
+            <w:tcMar>
+              <w:top w:w="120" w:type="dxa"/>
+              <w:left w:w="120" w:type="dxa"/>
+              <w:bottom w:w="120" w:type="dxa"/>
+              <w:right w:w="120" w:type="dxa"/>
+            </w:tcMar>
+            <w:vAlign w:val="center"/>
+            <w:hideMark/>
+          </w:tcPr>
+          <w:p>
+            <w:pPr>
+              <w:rPr>
+                <w:b/>
+                <w:bCs/>
+              </w:rPr>
+            </w:pPr>
+            <w:r>
+              <w:rPr>
+                <w:b/>
+                <w:bCs/>
+              </w:rPr>
+              <w:t>Time Complexity</w:t>
+            </w:r>
+          </w:p>
+        </w:tc>
+        <w:tc>
+          <w:tcPr>
+            <w:tcW w:w="0" w:type="auto"/>
+            <w:tcBorders>
+              <w:top w:val="single" w:sz="6" w:space="0" w:color="313336"/>
+              <w:left w:val="single" w:sz="2" w:space="0" w:color="313336"/>
+              <w:bottom w:val="single" w:sz="6" w:space="0" w:color="313336"/>
+              <w:right w:val="single" w:sz="6" w:space="0" w:color="313336"/>
+            </w:tcBorders>
+            <w:shd w:val="clear" w:color="auto" w:fill="2B2C2E"/>
+            <w:tcMar>
+              <w:top w:w="120" w:type="dxa"/>
+              <w:left w:w="120" w:type="dxa"/>
+              <w:bottom w:w="120" w:type="dxa"/>
+              <w:right w:w="120" w:type="dxa"/>
+            </w:tcMar>
+            <w:vAlign w:val="center"/>
+            <w:hideMark/>
+          </w:tcPr>
+          <w:p>
+            <w:pPr>
+              <w:rPr>
+                <w:b/>
+                <w:bCs/>
+              </w:rPr>
+            </w:pPr>
+            <w:r>
+              <w:rPr>
+                <w:b/>
+                <w:bCs/>
+              </w:rPr>
+              <w:t>Space Complexity</w:t>
+            </w:r>
+          </w:p>
+        </w:tc>
+      </w:tr>
+      <w:tr>
+        <w:trPr>
+          <w:tblCellSpacing w:w="15" w:type="dxa"/>
+        </w:trPr>
+        <w:tc>
+          <w:tcPr>
+            <w:tcW w:w="0" w:type="auto"/>
+            <w:tcBorders>
+              <w:top w:val="single" w:sz="2" w:space="0" w:color="auto"/>
+              <w:left w:val="single" w:sz="2" w:space="0" w:color="auto"/>
+              <w:bottom w:val="single" w:sz="2" w:space="0" w:color="auto"/>
+              <w:right w:val="single" w:sz="2" w:space="0" w:color="auto"/>
+            </w:tcBorders>
+            <w:shd w:val="clear" w:color="auto" w:fill="1F2022"/>
+            <w:tcMar>
+              <w:top w:w="180" w:type="dxa"/>
+              <w:left w:w="180" w:type="dxa"/>
+              <w:bottom w:w="180" w:type="dxa"/>
+              <w:right w:w="180" w:type="dxa"/>
+            </w:tcMar>
+            <w:vAlign w:val="center"/>
+            <w:hideMark/>
+          </w:tcPr>
+          <w:p>
+            <w:r>
+              <w:t>O(</w:t>
+            </w:r>
+            <w:proofErr w:type="spellStart"/>
+            <w:r>
+              <w:t>logn</w:t>
+            </w:r>
+            <w:proofErr w:type="spellEnd"/>
+            <w:r>
+              <w:t>) </w:t>
+            </w:r>
+          </w:p>
+        </w:tc>
+        <w:tc>
+          <w:tcPr>
+            <w:tcW w:w="0" w:type="auto"/>
+            <w:tcBorders>
+              <w:top w:val="single" w:sz="2" w:space="0" w:color="auto"/>
+              <w:left w:val="single" w:sz="2" w:space="0" w:color="auto"/>
+              <w:bottom w:val="single" w:sz="2" w:space="0" w:color="auto"/>
+              <w:right w:val="single" w:sz="2" w:space="0" w:color="auto"/>
+            </w:tcBorders>
+            <w:shd w:val="clear" w:color="auto" w:fill="1F2022"/>
+            <w:tcMar>
+              <w:top w:w="180" w:type="dxa"/>
+              <w:left w:w="180" w:type="dxa"/>
+              <w:bottom w:w="180" w:type="dxa"/>
+              <w:right w:w="180" w:type="dxa"/>
+            </w:tcMar>
+            <w:vAlign w:val="center"/>
+            <w:hideMark/>
+          </w:tcPr>
+          <w:p>
+            <w:r>
+              <w:t>O(</w:t>
+            </w:r>
+            <w:proofErr w:type="spellStart"/>
+            <w:r>
+              <w:t>logn</w:t>
+            </w:r>
+            <w:proofErr w:type="spellEnd"/>
+            <w:r>
+              <w:t>)</w:t>
+            </w:r>
+          </w:p>
+        </w:tc>
+      </w:tr>
+    </w:tbl>
     <w:p/>
     <w:p/>
     <w:sectPr>
@@ -4279,6 +5786,155 @@
     </w:lvl>
   </w:abstractNum>
   <w:abstractNum w:abstractNumId="1" w15:restartNumberingAfterBreak="0">
+    <w:nsid w:val="0C914E60"/>
+    <w:multiLevelType w:val="multilevel"/>
+    <w:tmpl w:val="E9F87C2A"/>
+    <w:lvl w:ilvl="0">
+      <w:start w:val="1"/>
+      <w:numFmt w:val="bullet"/>
+      <w:lvlText w:val=""/>
+      <w:lvlJc w:val="left"/>
+      <w:pPr>
+        <w:tabs>
+          <w:tab w:val="num" w:pos="720"/>
+        </w:tabs>
+        <w:ind w:left="720" w:hanging="360"/>
+      </w:pPr>
+      <w:rPr>
+        <w:rFonts w:ascii="Symbol" w:hAnsi="Symbol" w:hint="default"/>
+        <w:sz w:val="20"/>
+      </w:rPr>
+    </w:lvl>
+    <w:lvl w:ilvl="1" w:tentative="1">
+      <w:start w:val="1"/>
+      <w:numFmt w:val="bullet"/>
+      <w:lvlText w:val=""/>
+      <w:lvlJc w:val="left"/>
+      <w:pPr>
+        <w:tabs>
+          <w:tab w:val="num" w:pos="1440"/>
+        </w:tabs>
+        <w:ind w:left="1440" w:hanging="360"/>
+      </w:pPr>
+      <w:rPr>
+        <w:rFonts w:ascii="Symbol" w:hAnsi="Symbol" w:hint="default"/>
+        <w:sz w:val="20"/>
+      </w:rPr>
+    </w:lvl>
+    <w:lvl w:ilvl="2" w:tentative="1">
+      <w:start w:val="1"/>
+      <w:numFmt w:val="bullet"/>
+      <w:lvlText w:val=""/>
+      <w:lvlJc w:val="left"/>
+      <w:pPr>
+        <w:tabs>
+          <w:tab w:val="num" w:pos="2160"/>
+        </w:tabs>
+        <w:ind w:left="2160" w:hanging="360"/>
+      </w:pPr>
+      <w:rPr>
+        <w:rFonts w:ascii="Symbol" w:hAnsi="Symbol" w:hint="default"/>
+        <w:sz w:val="20"/>
+      </w:rPr>
+    </w:lvl>
+    <w:lvl w:ilvl="3" w:tentative="1">
+      <w:start w:val="1"/>
+      <w:numFmt w:val="bullet"/>
+      <w:lvlText w:val=""/>
+      <w:lvlJc w:val="left"/>
+      <w:pPr>
+        <w:tabs>
+          <w:tab w:val="num" w:pos="2880"/>
+        </w:tabs>
+        <w:ind w:left="2880" w:hanging="360"/>
+      </w:pPr>
+      <w:rPr>
+        <w:rFonts w:ascii="Symbol" w:hAnsi="Symbol" w:hint="default"/>
+        <w:sz w:val="20"/>
+      </w:rPr>
+    </w:lvl>
+    <w:lvl w:ilvl="4" w:tentative="1">
+      <w:start w:val="1"/>
+      <w:numFmt w:val="bullet"/>
+      <w:lvlText w:val=""/>
+      <w:lvlJc w:val="left"/>
+      <w:pPr>
+        <w:tabs>
+          <w:tab w:val="num" w:pos="3600"/>
+        </w:tabs>
+        <w:ind w:left="3600" w:hanging="360"/>
+      </w:pPr>
+      <w:rPr>
+        <w:rFonts w:ascii="Symbol" w:hAnsi="Symbol" w:hint="default"/>
+        <w:sz w:val="20"/>
+      </w:rPr>
+    </w:lvl>
+    <w:lvl w:ilvl="5" w:tentative="1">
+      <w:start w:val="1"/>
+      <w:numFmt w:val="bullet"/>
+      <w:lvlText w:val=""/>
+      <w:lvlJc w:val="left"/>
+      <w:pPr>
+        <w:tabs>
+          <w:tab w:val="num" w:pos="4320"/>
+        </w:tabs>
+        <w:ind w:left="4320" w:hanging="360"/>
+      </w:pPr>
+      <w:rPr>
+        <w:rFonts w:ascii="Symbol" w:hAnsi="Symbol" w:hint="default"/>
+        <w:sz w:val="20"/>
+      </w:rPr>
+    </w:lvl>
+    <w:lvl w:ilvl="6" w:tentative="1">
+      <w:start w:val="1"/>
+      <w:numFmt w:val="bullet"/>
+      <w:lvlText w:val=""/>
+      <w:lvlJc w:val="left"/>
+      <w:pPr>
+        <w:tabs>
+          <w:tab w:val="num" w:pos="5040"/>
+        </w:tabs>
+        <w:ind w:left="5040" w:hanging="360"/>
+      </w:pPr>
+      <w:rPr>
+        <w:rFonts w:ascii="Symbol" w:hAnsi="Symbol" w:hint="default"/>
+        <w:sz w:val="20"/>
+      </w:rPr>
+    </w:lvl>
+    <w:lvl w:ilvl="7" w:tentative="1">
+      <w:start w:val="1"/>
+      <w:numFmt w:val="bullet"/>
+      <w:lvlText w:val=""/>
+      <w:lvlJc w:val="left"/>
+      <w:pPr>
+        <w:tabs>
+          <w:tab w:val="num" w:pos="5760"/>
+        </w:tabs>
+        <w:ind w:left="5760" w:hanging="360"/>
+      </w:pPr>
+      <w:rPr>
+        <w:rFonts w:ascii="Symbol" w:hAnsi="Symbol" w:hint="default"/>
+        <w:sz w:val="20"/>
+      </w:rPr>
+    </w:lvl>
+    <w:lvl w:ilvl="8" w:tentative="1">
+      <w:start w:val="1"/>
+      <w:numFmt w:val="bullet"/>
+      <w:lvlText w:val=""/>
+      <w:lvlJc w:val="left"/>
+      <w:pPr>
+        <w:tabs>
+          <w:tab w:val="num" w:pos="6480"/>
+        </w:tabs>
+        <w:ind w:left="6480" w:hanging="360"/>
+      </w:pPr>
+      <w:rPr>
+        <w:rFonts w:ascii="Symbol" w:hAnsi="Symbol" w:hint="default"/>
+        <w:sz w:val="20"/>
+      </w:rPr>
+    </w:lvl>
+  </w:abstractNum>
+  <w:abstractNum w:abstractNumId="2" w15:restartNumberingAfterBreak="0">
     <w:nsid w:val="10E009D4"/>
     <w:multiLevelType w:val="multilevel"/>
     <w:tmpl w:val="825A5312"/>
@@ -4427,7 +6083,7 @@
       </w:rPr>
     </w:lvl>
   </w:abstractNum>
-  <w:abstractNum w:abstractNumId="2" w15:restartNumberingAfterBreak="0">
+  <w:abstractNum w:abstractNumId="3" w15:restartNumberingAfterBreak="0">
     <w:nsid w:val="1AB94F04"/>
     <w:multiLevelType w:val="multilevel"/>
     <w:tmpl w:val="3858D5FC"/>
@@ -4576,7 +6232,7 @@
       </w:rPr>
     </w:lvl>
   </w:abstractNum>
-  <w:abstractNum w:abstractNumId="3" w15:restartNumberingAfterBreak="0">
+  <w:abstractNum w:abstractNumId="4" w15:restartNumberingAfterBreak="0">
     <w:nsid w:val="1BAB34BD"/>
     <w:multiLevelType w:val="multilevel"/>
     <w:tmpl w:val="C7A6D49E"/>
@@ -4725,7 +6381,156 @@
       </w:rPr>
     </w:lvl>
   </w:abstractNum>
-  <w:abstractNum w:abstractNumId="4" w15:restartNumberingAfterBreak="0">
+  <w:abstractNum w:abstractNumId="5" w15:restartNumberingAfterBreak="0">
+    <w:nsid w:val="35A95BC9"/>
+    <w:multiLevelType w:val="multilevel"/>
+    <w:tmpl w:val="0D7E1900"/>
+    <w:lvl w:ilvl="0">
+      <w:start w:val="1"/>
+      <w:numFmt w:val="bullet"/>
+      <w:lvlText w:val=""/>
+      <w:lvlJc w:val="left"/>
+      <w:pPr>
+        <w:tabs>
+          <w:tab w:val="num" w:pos="720"/>
+        </w:tabs>
+        <w:ind w:left="720" w:hanging="360"/>
+      </w:pPr>
+      <w:rPr>
+        <w:rFonts w:ascii="Symbol" w:hAnsi="Symbol" w:hint="default"/>
+        <w:sz w:val="20"/>
+      </w:rPr>
+    </w:lvl>
+    <w:lvl w:ilvl="1" w:tentative="1">
+      <w:start w:val="1"/>
+      <w:numFmt w:val="bullet"/>
+      <w:lvlText w:val=""/>
+      <w:lvlJc w:val="left"/>
+      <w:pPr>
+        <w:tabs>
+          <w:tab w:val="num" w:pos="1440"/>
+        </w:tabs>
+        <w:ind w:left="1440" w:hanging="360"/>
+      </w:pPr>
+      <w:rPr>
+        <w:rFonts w:ascii="Symbol" w:hAnsi="Symbol" w:hint="default"/>
+        <w:sz w:val="20"/>
+      </w:rPr>
+    </w:lvl>
+    <w:lvl w:ilvl="2" w:tentative="1">
+      <w:start w:val="1"/>
+      <w:numFmt w:val="bullet"/>
+      <w:lvlText w:val=""/>
+      <w:lvlJc w:val="left"/>
+      <w:pPr>
+        <w:tabs>
+          <w:tab w:val="num" w:pos="2160"/>
+        </w:tabs>
+        <w:ind w:left="2160" w:hanging="360"/>
+      </w:pPr>
+      <w:rPr>
+        <w:rFonts w:ascii="Symbol" w:hAnsi="Symbol" w:hint="default"/>
+        <w:sz w:val="20"/>
+      </w:rPr>
+    </w:lvl>
+    <w:lvl w:ilvl="3" w:tentative="1">
+      <w:start w:val="1"/>
+      <w:numFmt w:val="bullet"/>
+      <w:lvlText w:val=""/>
+      <w:lvlJc w:val="left"/>
+      <w:pPr>
+        <w:tabs>
+          <w:tab w:val="num" w:pos="2880"/>
+        </w:tabs>
+        <w:ind w:left="2880" w:hanging="360"/>
+      </w:pPr>
+      <w:rPr>
+        <w:rFonts w:ascii="Symbol" w:hAnsi="Symbol" w:hint="default"/>
+        <w:sz w:val="20"/>
+      </w:rPr>
+    </w:lvl>
+    <w:lvl w:ilvl="4" w:tentative="1">
+      <w:start w:val="1"/>
+      <w:numFmt w:val="bullet"/>
+      <w:lvlText w:val=""/>
+      <w:lvlJc w:val="left"/>
+      <w:pPr>
+        <w:tabs>
+          <w:tab w:val="num" w:pos="3600"/>
+        </w:tabs>
+        <w:ind w:left="3600" w:hanging="360"/>
+      </w:pPr>
+      <w:rPr>
+        <w:rFonts w:ascii="Symbol" w:hAnsi="Symbol" w:hint="default"/>
+        <w:sz w:val="20"/>
+      </w:rPr>
+    </w:lvl>
+    <w:lvl w:ilvl="5" w:tentative="1">
+      <w:start w:val="1"/>
+      <w:numFmt w:val="bullet"/>
+      <w:lvlText w:val=""/>
+      <w:lvlJc w:val="left"/>
+      <w:pPr>
+        <w:tabs>
+          <w:tab w:val="num" w:pos="4320"/>
+        </w:tabs>
+        <w:ind w:left="4320" w:hanging="360"/>
+      </w:pPr>
+      <w:rPr>
+        <w:rFonts w:ascii="Symbol" w:hAnsi="Symbol" w:hint="default"/>
+        <w:sz w:val="20"/>
+      </w:rPr>
+    </w:lvl>
+    <w:lvl w:ilvl="6" w:tentative="1">
+      <w:start w:val="1"/>
+      <w:numFmt w:val="bullet"/>
+      <w:lvlText w:val=""/>
+      <w:lvlJc w:val="left"/>
+      <w:pPr>
+        <w:tabs>
+          <w:tab w:val="num" w:pos="5040"/>
+        </w:tabs>
+        <w:ind w:left="5040" w:hanging="360"/>
+      </w:pPr>
+      <w:rPr>
+        <w:rFonts w:ascii="Symbol" w:hAnsi="Symbol" w:hint="default"/>
+        <w:sz w:val="20"/>
+      </w:rPr>
+    </w:lvl>
+    <w:lvl w:ilvl="7" w:tentative="1">
+      <w:start w:val="1"/>
+      <w:numFmt w:val="bullet"/>
+      <w:lvlText w:val=""/>
+      <w:lvlJc w:val="left"/>
+      <w:pPr>
+        <w:tabs>
+          <w:tab w:val="num" w:pos="5760"/>
+        </w:tabs>
+        <w:ind w:left="5760" w:hanging="360"/>
+      </w:pPr>
+      <w:rPr>
+        <w:rFonts w:ascii="Symbol" w:hAnsi="Symbol" w:hint="default"/>
+        <w:sz w:val="20"/>
+      </w:rPr>
+    </w:lvl>
+    <w:lvl w:ilvl="8" w:tentative="1">
+      <w:start w:val="1"/>
+      <w:numFmt w:val="bullet"/>
+      <w:lvlText w:val=""/>
+      <w:lvlJc w:val="left"/>
+      <w:pPr>
+        <w:tabs>
+          <w:tab w:val="num" w:pos="6480"/>
+        </w:tabs>
+        <w:ind w:left="6480" w:hanging="360"/>
+      </w:pPr>
+      <w:rPr>
+        <w:rFonts w:ascii="Symbol" w:hAnsi="Symbol" w:hint="default"/>
+        <w:sz w:val="20"/>
+      </w:rPr>
+    </w:lvl>
+  </w:abstractNum>
+  <w:abstractNum w:abstractNumId="6" w15:restartNumberingAfterBreak="0">
     <w:nsid w:val="42823EE6"/>
     <w:multiLevelType w:val="multilevel"/>
     <w:tmpl w:val="8EE8D394"/>
@@ -4874,7 +6679,7 @@
       </w:rPr>
     </w:lvl>
   </w:abstractNum>
-  <w:abstractNum w:abstractNumId="5" w15:restartNumberingAfterBreak="0">
+  <w:abstractNum w:abstractNumId="7" w15:restartNumberingAfterBreak="0">
     <w:nsid w:val="4F3E539F"/>
     <w:multiLevelType w:val="multilevel"/>
     <w:tmpl w:val="8382A780"/>
@@ -5023,7 +6828,7 @@
       </w:rPr>
     </w:lvl>
   </w:abstractNum>
-  <w:abstractNum w:abstractNumId="6" w15:restartNumberingAfterBreak="0">
+  <w:abstractNum w:abstractNumId="8" w15:restartNumberingAfterBreak="0">
     <w:nsid w:val="4F843E15"/>
     <w:multiLevelType w:val="multilevel"/>
     <w:tmpl w:val="E6D879DC"/>
@@ -5172,7 +6977,7 @@
       </w:rPr>
     </w:lvl>
   </w:abstractNum>
-  <w:abstractNum w:abstractNumId="7" w15:restartNumberingAfterBreak="0">
+  <w:abstractNum w:abstractNumId="9" w15:restartNumberingAfterBreak="0">
     <w:nsid w:val="544A7336"/>
     <w:multiLevelType w:val="multilevel"/>
     <w:tmpl w:val="754A0798"/>
@@ -5321,7 +7126,305 @@
       </w:rPr>
     </w:lvl>
   </w:abstractNum>
-  <w:abstractNum w:abstractNumId="8" w15:restartNumberingAfterBreak="0">
+  <w:abstractNum w:abstractNumId="10" w15:restartNumberingAfterBreak="0">
+    <w:nsid w:val="576171E3"/>
+    <w:multiLevelType w:val="multilevel"/>
+    <w:tmpl w:val="DF80DC3E"/>
+    <w:lvl w:ilvl="0">
+      <w:start w:val="1"/>
+      <w:numFmt w:val="bullet"/>
+      <w:lvlText w:val=""/>
+      <w:lvlJc w:val="left"/>
+      <w:pPr>
+        <w:tabs>
+          <w:tab w:val="num" w:pos="720"/>
+        </w:tabs>
+        <w:ind w:left="720" w:hanging="360"/>
+      </w:pPr>
+      <w:rPr>
+        <w:rFonts w:ascii="Symbol" w:hAnsi="Symbol" w:hint="default"/>
+        <w:sz w:val="20"/>
+      </w:rPr>
+    </w:lvl>
+    <w:lvl w:ilvl="1" w:tentative="1">
+      <w:start w:val="1"/>
+      <w:numFmt w:val="bullet"/>
+      <w:lvlText w:val=""/>
+      <w:lvlJc w:val="left"/>
+      <w:pPr>
+        <w:tabs>
+          <w:tab w:val="num" w:pos="1440"/>
+        </w:tabs>
+        <w:ind w:left="1440" w:hanging="360"/>
+      </w:pPr>
+      <w:rPr>
+        <w:rFonts w:ascii="Symbol" w:hAnsi="Symbol" w:hint="default"/>
+        <w:sz w:val="20"/>
+      </w:rPr>
+    </w:lvl>
+    <w:lvl w:ilvl="2" w:tentative="1">
+      <w:start w:val="1"/>
+      <w:numFmt w:val="bullet"/>
+      <w:lvlText w:val=""/>
+      <w:lvlJc w:val="left"/>
+      <w:pPr>
+        <w:tabs>
+          <w:tab w:val="num" w:pos="2160"/>
+        </w:tabs>
+        <w:ind w:left="2160" w:hanging="360"/>
+      </w:pPr>
+      <w:rPr>
+        <w:rFonts w:ascii="Symbol" w:hAnsi="Symbol" w:hint="default"/>
+        <w:sz w:val="20"/>
+      </w:rPr>
+    </w:lvl>
+    <w:lvl w:ilvl="3" w:tentative="1">
+      <w:start w:val="1"/>
+      <w:numFmt w:val="bullet"/>
+      <w:lvlText w:val=""/>
+      <w:lvlJc w:val="left"/>
+      <w:pPr>
+        <w:tabs>
+          <w:tab w:val="num" w:pos="2880"/>
+        </w:tabs>
+        <w:ind w:left="2880" w:hanging="360"/>
+      </w:pPr>
+      <w:rPr>
+        <w:rFonts w:ascii="Symbol" w:hAnsi="Symbol" w:hint="default"/>
+        <w:sz w:val="20"/>
+      </w:rPr>
+    </w:lvl>
+    <w:lvl w:ilvl="4" w:tentative="1">
+      <w:start w:val="1"/>
+      <w:numFmt w:val="bullet"/>
+      <w:lvlText w:val=""/>
+      <w:lvlJc w:val="left"/>
+      <w:pPr>
+        <w:tabs>
+          <w:tab w:val="num" w:pos="3600"/>
+        </w:tabs>
+        <w:ind w:left="3600" w:hanging="360"/>
+      </w:pPr>
+      <w:rPr>
+        <w:rFonts w:ascii="Symbol" w:hAnsi="Symbol" w:hint="default"/>
+        <w:sz w:val="20"/>
+      </w:rPr>
+    </w:lvl>
+    <w:lvl w:ilvl="5" w:tentative="1">
+      <w:start w:val="1"/>
+      <w:numFmt w:val="bullet"/>
+      <w:lvlText w:val=""/>
+      <w:lvlJc w:val="left"/>
+      <w:pPr>
+        <w:tabs>
+          <w:tab w:val="num" w:pos="4320"/>
+        </w:tabs>
+        <w:ind w:left="4320" w:hanging="360"/>
+      </w:pPr>
+      <w:rPr>
+        <w:rFonts w:ascii="Symbol" w:hAnsi="Symbol" w:hint="default"/>
+        <w:sz w:val="20"/>
+      </w:rPr>
+    </w:lvl>
+    <w:lvl w:ilvl="6" w:tentative="1">
+      <w:start w:val="1"/>
+      <w:numFmt w:val="bullet"/>
+      <w:lvlText w:val=""/>
+      <w:lvlJc w:val="left"/>
+      <w:pPr>
+        <w:tabs>
+          <w:tab w:val="num" w:pos="5040"/>
+        </w:tabs>
+        <w:ind w:left="5040" w:hanging="360"/>
+      </w:pPr>
+      <w:rPr>
+        <w:rFonts w:ascii="Symbol" w:hAnsi="Symbol" w:hint="default"/>
+        <w:sz w:val="20"/>
+      </w:rPr>
+    </w:lvl>
+    <w:lvl w:ilvl="7" w:tentative="1">
+      <w:start w:val="1"/>
+      <w:numFmt w:val="bullet"/>
+      <w:lvlText w:val=""/>
+      <w:lvlJc w:val="left"/>
+      <w:pPr>
+        <w:tabs>
+          <w:tab w:val="num" w:pos="5760"/>
+        </w:tabs>
+        <w:ind w:left="5760" w:hanging="360"/>
+      </w:pPr>
+      <w:rPr>
+        <w:rFonts w:ascii="Symbol" w:hAnsi="Symbol" w:hint="default"/>
+        <w:sz w:val="20"/>
+      </w:rPr>
+    </w:lvl>
+    <w:lvl w:ilvl="8" w:tentative="1">
+      <w:start w:val="1"/>
+      <w:numFmt w:val="bullet"/>
+      <w:lvlText w:val=""/>
+      <w:lvlJc w:val="left"/>
+      <w:pPr>
+        <w:tabs>
+          <w:tab w:val="num" w:pos="6480"/>
+        </w:tabs>
+        <w:ind w:left="6480" w:hanging="360"/>
+      </w:pPr>
+      <w:rPr>
+        <w:rFonts w:ascii="Symbol" w:hAnsi="Symbol" w:hint="default"/>
+        <w:sz w:val="20"/>
+      </w:rPr>
+    </w:lvl>
+  </w:abstractNum>
+  <w:abstractNum w:abstractNumId="11" w15:restartNumberingAfterBreak="0">
+    <w:nsid w:val="5D6538FB"/>
+    <w:multiLevelType w:val="multilevel"/>
+    <w:tmpl w:val="5E30CCB8"/>
+    <w:lvl w:ilvl="0">
+      <w:start w:val="1"/>
+      <w:numFmt w:val="bullet"/>
+      <w:lvlText w:val=""/>
+      <w:lvlJc w:val="left"/>
+      <w:pPr>
+        <w:tabs>
+          <w:tab w:val="num" w:pos="720"/>
+        </w:tabs>
+        <w:ind w:left="720" w:hanging="360"/>
+      </w:pPr>
+      <w:rPr>
+        <w:rFonts w:ascii="Symbol" w:hAnsi="Symbol" w:hint="default"/>
+        <w:sz w:val="20"/>
+      </w:rPr>
+    </w:lvl>
+    <w:lvl w:ilvl="1" w:tentative="1">
+      <w:start w:val="1"/>
+      <w:numFmt w:val="bullet"/>
+      <w:lvlText w:val=""/>
+      <w:lvlJc w:val="left"/>
+      <w:pPr>
+        <w:tabs>
+          <w:tab w:val="num" w:pos="1440"/>
+        </w:tabs>
+        <w:ind w:left="1440" w:hanging="360"/>
+      </w:pPr>
+      <w:rPr>
+        <w:rFonts w:ascii="Symbol" w:hAnsi="Symbol" w:hint="default"/>
+        <w:sz w:val="20"/>
+      </w:rPr>
+    </w:lvl>
+    <w:lvl w:ilvl="2" w:tentative="1">
+      <w:start w:val="1"/>
+      <w:numFmt w:val="bullet"/>
+      <w:lvlText w:val=""/>
+      <w:lvlJc w:val="left"/>
+      <w:pPr>
+        <w:tabs>
+          <w:tab w:val="num" w:pos="2160"/>
+        </w:tabs>
+        <w:ind w:left="2160" w:hanging="360"/>
+      </w:pPr>
+      <w:rPr>
+        <w:rFonts w:ascii="Symbol" w:hAnsi="Symbol" w:hint="default"/>
+        <w:sz w:val="20"/>
+      </w:rPr>
+    </w:lvl>
+    <w:lvl w:ilvl="3" w:tentative="1">
+      <w:start w:val="1"/>
+      <w:numFmt w:val="bullet"/>
+      <w:lvlText w:val=""/>
+      <w:lvlJc w:val="left"/>
+      <w:pPr>
+        <w:tabs>
+          <w:tab w:val="num" w:pos="2880"/>
+        </w:tabs>
+        <w:ind w:left="2880" w:hanging="360"/>
+      </w:pPr>
+      <w:rPr>
+        <w:rFonts w:ascii="Symbol" w:hAnsi="Symbol" w:hint="default"/>
+        <w:sz w:val="20"/>
+      </w:rPr>
+    </w:lvl>
+    <w:lvl w:ilvl="4" w:tentative="1">
+      <w:start w:val="1"/>
+      <w:numFmt w:val="bullet"/>
+      <w:lvlText w:val=""/>
+      <w:lvlJc w:val="left"/>
+      <w:pPr>
+        <w:tabs>
+          <w:tab w:val="num" w:pos="3600"/>
+        </w:tabs>
+        <w:ind w:left="3600" w:hanging="360"/>
+      </w:pPr>
+      <w:rPr>
+        <w:rFonts w:ascii="Symbol" w:hAnsi="Symbol" w:hint="default"/>
+        <w:sz w:val="20"/>
+      </w:rPr>
+    </w:lvl>
+    <w:lvl w:ilvl="5" w:tentative="1">
+      <w:start w:val="1"/>
+      <w:numFmt w:val="bullet"/>
+      <w:lvlText w:val=""/>
+      <w:lvlJc w:val="left"/>
+      <w:pPr>
+        <w:tabs>
+          <w:tab w:val="num" w:pos="4320"/>
+        </w:tabs>
+        <w:ind w:left="4320" w:hanging="360"/>
+      </w:pPr>
+      <w:rPr>
+        <w:rFonts w:ascii="Symbol" w:hAnsi="Symbol" w:hint="default"/>
+        <w:sz w:val="20"/>
+      </w:rPr>
+    </w:lvl>
+    <w:lvl w:ilvl="6" w:tentative="1">
+      <w:start w:val="1"/>
+      <w:numFmt w:val="bullet"/>
+      <w:lvlText w:val=""/>
+      <w:lvlJc w:val="left"/>
+      <w:pPr>
+        <w:tabs>
+          <w:tab w:val="num" w:pos="5040"/>
+        </w:tabs>
+        <w:ind w:left="5040" w:hanging="360"/>
+      </w:pPr>
+      <w:rPr>
+        <w:rFonts w:ascii="Symbol" w:hAnsi="Symbol" w:hint="default"/>
+        <w:sz w:val="20"/>
+      </w:rPr>
+    </w:lvl>
+    <w:lvl w:ilvl="7" w:tentative="1">
+      <w:start w:val="1"/>
+      <w:numFmt w:val="bullet"/>
+      <w:lvlText w:val=""/>
+      <w:lvlJc w:val="left"/>
+      <w:pPr>
+        <w:tabs>
+          <w:tab w:val="num" w:pos="5760"/>
+        </w:tabs>
+        <w:ind w:left="5760" w:hanging="360"/>
+      </w:pPr>
+      <w:rPr>
+        <w:rFonts w:ascii="Symbol" w:hAnsi="Symbol" w:hint="default"/>
+        <w:sz w:val="20"/>
+      </w:rPr>
+    </w:lvl>
+    <w:lvl w:ilvl="8" w:tentative="1">
+      <w:start w:val="1"/>
+      <w:numFmt w:val="bullet"/>
+      <w:lvlText w:val=""/>
+      <w:lvlJc w:val="left"/>
+      <w:pPr>
+        <w:tabs>
+          <w:tab w:val="num" w:pos="6480"/>
+        </w:tabs>
+        <w:ind w:left="6480" w:hanging="360"/>
+      </w:pPr>
+      <w:rPr>
+        <w:rFonts w:ascii="Symbol" w:hAnsi="Symbol" w:hint="default"/>
+        <w:sz w:val="20"/>
+      </w:rPr>
+    </w:lvl>
+  </w:abstractNum>
+  <w:abstractNum w:abstractNumId="12" w15:restartNumberingAfterBreak="0">
     <w:nsid w:val="764F176E"/>
     <w:multiLevelType w:val="multilevel"/>
     <w:tmpl w:val="3530BD80"/>
@@ -5471,31 +7574,43 @@
     </w:lvl>
   </w:abstractNum>
   <w:num w:numId="1" w16cid:durableId="806817170">
-    <w:abstractNumId w:val="1"/>
+    <w:abstractNumId w:val="2"/>
   </w:num>
   <w:num w:numId="2" w16cid:durableId="1049644441">
-    <w:abstractNumId w:val="4"/>
+    <w:abstractNumId w:val="6"/>
   </w:num>
   <w:num w:numId="3" w16cid:durableId="855195527">
-    <w:abstractNumId w:val="5"/>
+    <w:abstractNumId w:val="7"/>
   </w:num>
   <w:num w:numId="4" w16cid:durableId="1456169704">
-    <w:abstractNumId w:val="7"/>
+    <w:abstractNumId w:val="9"/>
   </w:num>
   <w:num w:numId="5" w16cid:durableId="613444548">
-    <w:abstractNumId w:val="8"/>
+    <w:abstractNumId w:val="12"/>
   </w:num>
   <w:num w:numId="6" w16cid:durableId="269171363">
     <w:abstractNumId w:val="0"/>
   </w:num>
   <w:num w:numId="7" w16cid:durableId="920456329">
-    <w:abstractNumId w:val="6"/>
+    <w:abstractNumId w:val="8"/>
   </w:num>
   <w:num w:numId="8" w16cid:durableId="811756253">
+    <w:abstractNumId w:val="4"/>
+  </w:num>
+  <w:num w:numId="9" w16cid:durableId="1310598230">
     <w:abstractNumId w:val="3"/>
   </w:num>
-  <w:num w:numId="9" w16cid:durableId="1310598230">
-    <w:abstractNumId w:val="2"/>
+  <w:num w:numId="10" w16cid:durableId="788863381">
+    <w:abstractNumId w:val="11"/>
+  </w:num>
+  <w:num w:numId="11" w16cid:durableId="1725178185">
+    <w:abstractNumId w:val="1"/>
+  </w:num>
+  <w:num w:numId="12" w16cid:durableId="791090743">
+    <w:abstractNumId w:val="5"/>
+  </w:num>
+  <w:num w:numId="13" w16cid:durableId="1897428191">
+    <w:abstractNumId w:val="10"/>
   </w:num>
 </w:numbering>
 </file>
@@ -6434,6 +8549,29 @@
       <w:spacing w:after="0" w:line="240" w:lineRule="auto"/>
     </w:pPr>
   </w:style>
+  <w:style w:type="character" w:styleId="Hyperlink">
+    <w:name w:val="Hyperlink"/>
+    <w:basedOn w:val="DefaultParagraphFont"/>
+    <w:uiPriority w:val="99"/>
+    <w:unhideWhenUsed/>
+    <w:rsid w:val="005D2BD7"/>
+    <w:rPr>
+      <w:color w:val="0563C1" w:themeColor="hyperlink"/>
+      <w:u w:val="single"/>
+    </w:rPr>
+  </w:style>
+  <w:style w:type="character" w:styleId="UnresolvedMention">
+    <w:name w:val="Unresolved Mention"/>
+    <w:basedOn w:val="DefaultParagraphFont"/>
+    <w:uiPriority w:val="99"/>
+    <w:semiHidden/>
+    <w:unhideWhenUsed/>
+    <w:rsid w:val="005D2BD7"/>
+    <w:rPr>
+      <w:color w:val="605E5C"/>
+      <w:shd w:val="clear" w:color="auto" w:fill="E1DFDD"/>
+    </w:rPr>
+  </w:style>
 </w:styles>
 </file>
 

--- a/Apna college sheet DSA/Array/Self Notes.docx
+++ b/Apna college sheet DSA/Array/Self Notes.docx
@@ -4383,16 +4383,7 @@
           <w:sz w:val="26"/>
           <w:szCs w:val="26"/>
         </w:rPr>
-        <w:t>Approach</w:t>
-      </w:r>
-      <w:r>
-        <w:rPr>
-          <w:b/>
-          <w:bCs/>
-          <w:sz w:val="26"/>
-          <w:szCs w:val="26"/>
-        </w:rPr>
-        <w:t>(</w:t>
+        <w:t>Approach(</w:t>
       </w:r>
       <w:proofErr w:type="gramEnd"/>
       <w:r>
@@ -5623,7 +5614,2478 @@
       </w:tr>
     </w:tbl>
     <w:p/>
-    <w:p/>
+    <w:p>
+      <w:pPr>
+        <w:rPr>
+          <w:b/>
+          <w:bCs/>
+          <w:sz w:val="40"/>
+          <w:szCs w:val="40"/>
+          <w:u w:val="single"/>
+        </w:rPr>
+      </w:pPr>
+    </w:p>
+    <w:p>
+      <w:pPr>
+        <w:rPr>
+          <w:b/>
+          <w:bCs/>
+          <w:sz w:val="40"/>
+          <w:szCs w:val="40"/>
+          <w:u w:val="single"/>
+        </w:rPr>
+      </w:pPr>
+    </w:p>
+    <w:p>
+      <w:pPr>
+        <w:rPr>
+          <w:b/>
+          <w:bCs/>
+          <w:sz w:val="40"/>
+          <w:szCs w:val="40"/>
+          <w:u w:val="single"/>
+        </w:rPr>
+      </w:pPr>
+    </w:p>
+    <w:p>
+      <w:pPr>
+        <w:rPr>
+          <w:b/>
+          <w:bCs/>
+          <w:sz w:val="40"/>
+          <w:szCs w:val="40"/>
+          <w:u w:val="single"/>
+        </w:rPr>
+      </w:pPr>
+    </w:p>
+    <w:p>
+      <w:pPr>
+        <w:rPr>
+          <w:b/>
+          <w:bCs/>
+          <w:sz w:val="40"/>
+          <w:szCs w:val="40"/>
+          <w:u w:val="single"/>
+        </w:rPr>
+      </w:pPr>
+    </w:p>
+    <w:p>
+      <w:pPr>
+        <w:rPr>
+          <w:b/>
+          <w:bCs/>
+          <w:sz w:val="40"/>
+          <w:szCs w:val="40"/>
+          <w:u w:val="single"/>
+        </w:rPr>
+      </w:pPr>
+    </w:p>
+    <w:p>
+      <w:pPr>
+        <w:rPr>
+          <w:b/>
+          <w:bCs/>
+          <w:sz w:val="40"/>
+          <w:szCs w:val="40"/>
+          <w:u w:val="single"/>
+        </w:rPr>
+      </w:pPr>
+    </w:p>
+    <w:p>
+      <w:pPr>
+        <w:rPr>
+          <w:b/>
+          <w:bCs/>
+          <w:sz w:val="40"/>
+          <w:szCs w:val="40"/>
+          <w:u w:val="single"/>
+        </w:rPr>
+      </w:pPr>
+    </w:p>
+    <w:p>
+      <w:pPr>
+        <w:rPr>
+          <w:b/>
+          <w:bCs/>
+          <w:sz w:val="40"/>
+          <w:szCs w:val="40"/>
+          <w:u w:val="single"/>
+        </w:rPr>
+      </w:pPr>
+    </w:p>
+    <w:p>
+      <w:pPr>
+        <w:rPr>
+          <w:b/>
+          <w:bCs/>
+          <w:sz w:val="40"/>
+          <w:szCs w:val="40"/>
+          <w:u w:val="single"/>
+        </w:rPr>
+      </w:pPr>
+    </w:p>
+    <w:p>
+      <w:pPr>
+        <w:rPr>
+          <w:b/>
+          <w:bCs/>
+          <w:sz w:val="40"/>
+          <w:szCs w:val="40"/>
+          <w:u w:val="single"/>
+        </w:rPr>
+      </w:pPr>
+    </w:p>
+    <w:p>
+      <w:pPr>
+        <w:rPr>
+          <w:b/>
+          <w:bCs/>
+          <w:sz w:val="40"/>
+          <w:szCs w:val="40"/>
+          <w:u w:val="single"/>
+        </w:rPr>
+      </w:pPr>
+    </w:p>
+    <w:p>
+      <w:pPr>
+        <w:rPr>
+          <w:b/>
+          <w:bCs/>
+          <w:sz w:val="40"/>
+          <w:szCs w:val="40"/>
+          <w:u w:val="single"/>
+        </w:rPr>
+      </w:pPr>
+    </w:p>
+    <w:p>
+      <w:pPr>
+        <w:rPr>
+          <w:b/>
+          <w:bCs/>
+          <w:sz w:val="40"/>
+          <w:szCs w:val="40"/>
+          <w:u w:val="single"/>
+        </w:rPr>
+      </w:pPr>
+    </w:p>
+    <w:p>
+      <w:pPr>
+        <w:rPr>
+          <w:b/>
+          <w:bCs/>
+          <w:sz w:val="40"/>
+          <w:szCs w:val="40"/>
+          <w:u w:val="single"/>
+        </w:rPr>
+      </w:pPr>
+      <w:r>
+        <w:rPr>
+          <w:b/>
+          <w:bCs/>
+          <w:sz w:val="40"/>
+          <w:szCs w:val="40"/>
+          <w:u w:val="single"/>
+        </w:rPr>
+        <w:t>53. Maximum Subarray</w:t>
+      </w:r>
+    </w:p>
+    <w:p>
+      <w:pPr>
+        <w:rPr>
+          <w:b/>
+          <w:bCs/>
+          <w:sz w:val="32"/>
+          <w:szCs w:val="32"/>
+          <w:u w:val="single"/>
+        </w:rPr>
+      </w:pPr>
+      <w:r>
+        <w:rPr>
+          <w:b/>
+          <w:bCs/>
+          <w:sz w:val="32"/>
+          <w:szCs w:val="32"/>
+          <w:u w:val="single"/>
+        </w:rPr>
+        <w:t xml:space="preserve"> </w:t>
+      </w:r>
+    </w:p>
+    <w:p>
+      <w:pPr>
+        <w:rPr>
+          <w:sz w:val="26"/>
+          <w:szCs w:val="26"/>
+        </w:rPr>
+      </w:pPr>
+      <w:r>
+        <w:rPr>
+          <w:b/>
+          <w:bCs/>
+          <w:sz w:val="26"/>
+          <w:szCs w:val="26"/>
+        </w:rPr>
+        <w:t xml:space="preserve">Problem </w:t>
+      </w:r>
+      <w:r>
+        <w:rPr>
+          <w:b/>
+          <w:bCs/>
+          <w:sz w:val="26"/>
+          <w:szCs w:val="26"/>
+        </w:rPr>
+        <w:t>Statement:</w:t>
+      </w:r>
+      <w:r>
+        <w:rPr>
+          <w:sz w:val="26"/>
+          <w:szCs w:val="26"/>
+        </w:rPr>
+        <w:t xml:space="preserve"> Given</w:t>
+      </w:r>
+      <w:r>
+        <w:rPr>
+          <w:sz w:val="26"/>
+          <w:szCs w:val="26"/>
+        </w:rPr>
+        <w:t xml:space="preserve"> an integer array </w:t>
+      </w:r>
+      <w:proofErr w:type="spellStart"/>
+      <w:r>
+        <w:rPr>
+          <w:b/>
+          <w:bCs/>
+          <w:sz w:val="26"/>
+          <w:szCs w:val="26"/>
+        </w:rPr>
+        <w:t>nums</w:t>
+      </w:r>
+      <w:proofErr w:type="spellEnd"/>
+      <w:r>
+        <w:rPr>
+          <w:sz w:val="26"/>
+          <w:szCs w:val="26"/>
+        </w:rPr>
+        <w:t>, find the subarray with the largest sum and return its sum.</w:t>
+      </w:r>
+    </w:p>
+    <w:p>
+      <w:pPr>
+        <w:rPr>
+          <w:sz w:val="26"/>
+          <w:szCs w:val="26"/>
+        </w:rPr>
+      </w:pPr>
+      <w:proofErr w:type="gramStart"/>
+      <w:r>
+        <w:rPr>
+          <w:b/>
+          <w:bCs/>
+          <w:sz w:val="26"/>
+          <w:szCs w:val="26"/>
+        </w:rPr>
+        <w:t>Example :</w:t>
+      </w:r>
+      <w:proofErr w:type="gramEnd"/>
+      <w:r>
+        <w:rPr>
+          <w:b/>
+          <w:bCs/>
+          <w:sz w:val="26"/>
+          <w:szCs w:val="26"/>
+        </w:rPr>
+        <w:t xml:space="preserve"> </w:t>
+      </w:r>
+      <w:proofErr w:type="spellStart"/>
+      <w:r>
+        <w:rPr>
+          <w:b/>
+          <w:bCs/>
+          <w:sz w:val="26"/>
+          <w:szCs w:val="26"/>
+        </w:rPr>
+        <w:t>Leetcode</w:t>
+      </w:r>
+      <w:proofErr w:type="spellEnd"/>
+      <w:r>
+        <w:rPr>
+          <w:b/>
+          <w:bCs/>
+          <w:sz w:val="26"/>
+          <w:szCs w:val="26"/>
+        </w:rPr>
+        <w:t xml:space="preserve"> Streak</w:t>
+      </w:r>
+    </w:p>
+    <w:p>
+      <w:pPr>
+        <w:rPr>
+          <w:sz w:val="26"/>
+          <w:szCs w:val="26"/>
+        </w:rPr>
+      </w:pPr>
+      <w:r>
+        <w:rPr>
+          <w:sz w:val="26"/>
+          <w:szCs w:val="26"/>
+        </w:rPr>
+        <w:t xml:space="preserve">Rahul loves coding and wants to solve problems on </w:t>
+      </w:r>
+      <w:proofErr w:type="spellStart"/>
+      <w:r>
+        <w:rPr>
+          <w:sz w:val="26"/>
+          <w:szCs w:val="26"/>
+        </w:rPr>
+        <w:t>LeetCode</w:t>
+      </w:r>
+      <w:proofErr w:type="spellEnd"/>
+      <w:r>
+        <w:rPr>
+          <w:sz w:val="26"/>
+          <w:szCs w:val="26"/>
+        </w:rPr>
+        <w:t xml:space="preserve"> every day to improve his skills. Some days he solves many problems (+points), while on tough days, he struggles or skips (-points). To find his best streak, he uses </w:t>
+      </w:r>
+      <w:proofErr w:type="spellStart"/>
+      <w:r>
+        <w:rPr>
+          <w:sz w:val="26"/>
+          <w:szCs w:val="26"/>
+        </w:rPr>
+        <w:t>Kadane’s</w:t>
+      </w:r>
+      <w:proofErr w:type="spellEnd"/>
+      <w:r>
+        <w:rPr>
+          <w:sz w:val="26"/>
+          <w:szCs w:val="26"/>
+        </w:rPr>
+        <w:t xml:space="preserve"> algorithm, which helps track the highest consecutive score. Instead of checking all days manually, the algorithm smartly continues a streak or starts fresh when needed.</w:t>
+      </w:r>
+    </w:p>
+    <w:p>
+      <w:pPr>
+        <w:rPr>
+          <w:b/>
+          <w:bCs/>
+          <w:sz w:val="26"/>
+          <w:szCs w:val="26"/>
+        </w:rPr>
+      </w:pPr>
+      <w:proofErr w:type="gramStart"/>
+      <w:r>
+        <w:rPr>
+          <w:b/>
+          <w:bCs/>
+          <w:sz w:val="26"/>
+          <w:szCs w:val="26"/>
+        </w:rPr>
+        <w:t>Approach</w:t>
+      </w:r>
+      <w:r>
+        <w:rPr>
+          <w:b/>
+          <w:bCs/>
+          <w:sz w:val="26"/>
+          <w:szCs w:val="26"/>
+        </w:rPr>
+        <w:t>(</w:t>
+      </w:r>
+      <w:proofErr w:type="gramEnd"/>
+      <w:r>
+        <w:rPr>
+          <w:b/>
+          <w:bCs/>
+          <w:sz w:val="26"/>
+          <w:szCs w:val="26"/>
+        </w:rPr>
+        <w:t>Brute Force)</w:t>
+      </w:r>
+    </w:p>
+    <w:p>
+      <w:pPr>
+        <w:rPr>
+          <w:sz w:val="26"/>
+          <w:szCs w:val="26"/>
+        </w:rPr>
+      </w:pPr>
+      <w:r>
+        <w:rPr>
+          <w:b/>
+          <w:bCs/>
+          <w:sz w:val="26"/>
+          <w:szCs w:val="26"/>
+        </w:rPr>
+        <w:t xml:space="preserve">Using 2 </w:t>
+      </w:r>
+      <w:proofErr w:type="gramStart"/>
+      <w:r>
+        <w:rPr>
+          <w:b/>
+          <w:bCs/>
+          <w:sz w:val="26"/>
+          <w:szCs w:val="26"/>
+        </w:rPr>
+        <w:t>Loops :</w:t>
+      </w:r>
+      <w:proofErr w:type="gramEnd"/>
+    </w:p>
+    <w:p>
+      <w:pPr>
+        <w:rPr>
+          <w:sz w:val="26"/>
+          <w:szCs w:val="26"/>
+        </w:rPr>
+      </w:pPr>
+      <w:r>
+        <w:rPr>
+          <w:sz w:val="26"/>
+          <w:szCs w:val="26"/>
+        </w:rPr>
+        <w:t xml:space="preserve">1. Initialize a variable </w:t>
+      </w:r>
+      <w:proofErr w:type="spellStart"/>
+      <w:r>
+        <w:rPr>
+          <w:sz w:val="26"/>
+          <w:szCs w:val="26"/>
+        </w:rPr>
+        <w:t>max_sum</w:t>
+      </w:r>
+      <w:proofErr w:type="spellEnd"/>
+      <w:r>
+        <w:rPr>
+          <w:sz w:val="26"/>
+          <w:szCs w:val="26"/>
+        </w:rPr>
+        <w:t xml:space="preserve"> to negative infinity.</w:t>
+      </w:r>
+    </w:p>
+    <w:p>
+      <w:pPr>
+        <w:rPr>
+          <w:sz w:val="26"/>
+          <w:szCs w:val="26"/>
+        </w:rPr>
+      </w:pPr>
+      <w:r>
+        <w:rPr>
+          <w:sz w:val="26"/>
+          <w:szCs w:val="26"/>
+        </w:rPr>
+        <w:t>2. Use an outer loop to pick the start index of the subarray.</w:t>
+      </w:r>
+    </w:p>
+    <w:p>
+      <w:pPr>
+        <w:rPr>
+          <w:sz w:val="26"/>
+          <w:szCs w:val="26"/>
+        </w:rPr>
+      </w:pPr>
+      <w:r>
+        <w:rPr>
+          <w:sz w:val="26"/>
+          <w:szCs w:val="26"/>
+        </w:rPr>
+        <w:t>3. Use an inner loop to pick the end index of current subarray and compute the sum of the current subarray.</w:t>
+      </w:r>
+    </w:p>
+    <w:p>
+      <w:pPr>
+        <w:rPr>
+          <w:sz w:val="26"/>
+          <w:szCs w:val="26"/>
+        </w:rPr>
+      </w:pPr>
+      <w:r>
+        <w:rPr>
+          <w:sz w:val="26"/>
+          <w:szCs w:val="26"/>
+        </w:rPr>
+        <w:t xml:space="preserve">4. Compare each subarray sum with </w:t>
+      </w:r>
+      <w:proofErr w:type="spellStart"/>
+      <w:r>
+        <w:rPr>
+          <w:sz w:val="26"/>
+          <w:szCs w:val="26"/>
+        </w:rPr>
+        <w:t>max_sum</w:t>
+      </w:r>
+      <w:proofErr w:type="spellEnd"/>
+      <w:r>
+        <w:rPr>
+          <w:sz w:val="26"/>
+          <w:szCs w:val="26"/>
+        </w:rPr>
+        <w:t xml:space="preserve"> and update if it’s larger.</w:t>
+      </w:r>
+    </w:p>
+    <w:p>
+      <w:pPr>
+        <w:rPr>
+          <w:sz w:val="26"/>
+          <w:szCs w:val="26"/>
+        </w:rPr>
+      </w:pPr>
+      <w:r>
+        <w:rPr>
+          <w:sz w:val="26"/>
+          <w:szCs w:val="26"/>
+        </w:rPr>
+        <w:t xml:space="preserve">5. Return </w:t>
+      </w:r>
+      <w:proofErr w:type="spellStart"/>
+      <w:r>
+        <w:rPr>
+          <w:sz w:val="26"/>
+          <w:szCs w:val="26"/>
+        </w:rPr>
+        <w:t>max_sum</w:t>
+      </w:r>
+      <w:proofErr w:type="spellEnd"/>
+      <w:r>
+        <w:rPr>
+          <w:sz w:val="26"/>
+          <w:szCs w:val="26"/>
+        </w:rPr>
+        <w:t xml:space="preserve"> after all iterations.</w:t>
+      </w:r>
+    </w:p>
+    <w:tbl>
+      <w:tblPr>
+        <w:tblW w:w="13357" w:type="dxa"/>
+        <w:tblCellSpacing w:w="15" w:type="dxa"/>
+        <w:tblBorders>
+          <w:top w:val="single" w:sz="2" w:space="0" w:color="auto"/>
+          <w:left w:val="single" w:sz="2" w:space="0" w:color="auto"/>
+          <w:bottom w:val="single" w:sz="2" w:space="0" w:color="auto"/>
+          <w:right w:val="single" w:sz="2" w:space="0" w:color="auto"/>
+        </w:tblBorders>
+        <w:shd w:val="clear" w:color="auto" w:fill="1F2022"/>
+        <w:tblCellMar>
+          <w:left w:w="0" w:type="dxa"/>
+          <w:right w:w="0" w:type="dxa"/>
+        </w:tblCellMar>
+        <w:tblLook w:val="04A0" w:firstRow="1" w:lastRow="0" w:firstColumn="1" w:lastColumn="0" w:noHBand="0" w:noVBand="1"/>
+      </w:tblPr>
+      <w:tblGrid>
+        <w:gridCol w:w="6530"/>
+        <w:gridCol w:w="6827"/>
+      </w:tblGrid>
+      <w:tr>
+        <w:trPr>
+          <w:tblHeader/>
+          <w:tblCellSpacing w:w="15" w:type="dxa"/>
+        </w:trPr>
+        <w:tc>
+          <w:tcPr>
+            <w:tcW w:w="0" w:type="auto"/>
+            <w:tcBorders>
+              <w:top w:val="single" w:sz="6" w:space="0" w:color="313336"/>
+              <w:left w:val="single" w:sz="6" w:space="0" w:color="313336"/>
+              <w:bottom w:val="single" w:sz="6" w:space="0" w:color="313336"/>
+              <w:right w:val="single" w:sz="2" w:space="0" w:color="313336"/>
+            </w:tcBorders>
+            <w:shd w:val="clear" w:color="auto" w:fill="2B2C2E"/>
+            <w:tcMar>
+              <w:top w:w="120" w:type="dxa"/>
+              <w:left w:w="120" w:type="dxa"/>
+              <w:bottom w:w="120" w:type="dxa"/>
+              <w:right w:w="120" w:type="dxa"/>
+            </w:tcMar>
+            <w:vAlign w:val="center"/>
+            <w:hideMark/>
+          </w:tcPr>
+          <w:p>
+            <w:pPr>
+              <w:rPr>
+                <w:b/>
+                <w:bCs/>
+                <w:sz w:val="26"/>
+                <w:szCs w:val="26"/>
+              </w:rPr>
+            </w:pPr>
+            <w:r>
+              <w:rPr>
+                <w:b/>
+                <w:bCs/>
+                <w:sz w:val="26"/>
+                <w:szCs w:val="26"/>
+              </w:rPr>
+              <w:t>Time Complexity</w:t>
+            </w:r>
+          </w:p>
+        </w:tc>
+        <w:tc>
+          <w:tcPr>
+            <w:tcW w:w="0" w:type="auto"/>
+            <w:tcBorders>
+              <w:top w:val="single" w:sz="6" w:space="0" w:color="313336"/>
+              <w:left w:val="single" w:sz="2" w:space="0" w:color="313336"/>
+              <w:bottom w:val="single" w:sz="6" w:space="0" w:color="313336"/>
+              <w:right w:val="single" w:sz="6" w:space="0" w:color="313336"/>
+            </w:tcBorders>
+            <w:shd w:val="clear" w:color="auto" w:fill="2B2C2E"/>
+            <w:tcMar>
+              <w:top w:w="120" w:type="dxa"/>
+              <w:left w:w="120" w:type="dxa"/>
+              <w:bottom w:w="120" w:type="dxa"/>
+              <w:right w:w="120" w:type="dxa"/>
+            </w:tcMar>
+            <w:vAlign w:val="center"/>
+            <w:hideMark/>
+          </w:tcPr>
+          <w:p>
+            <w:pPr>
+              <w:rPr>
+                <w:b/>
+                <w:bCs/>
+                <w:sz w:val="26"/>
+                <w:szCs w:val="26"/>
+              </w:rPr>
+            </w:pPr>
+            <w:r>
+              <w:rPr>
+                <w:b/>
+                <w:bCs/>
+                <w:sz w:val="26"/>
+                <w:szCs w:val="26"/>
+              </w:rPr>
+              <w:t>Space Complexity</w:t>
+            </w:r>
+          </w:p>
+        </w:tc>
+      </w:tr>
+      <w:tr>
+        <w:trPr>
+          <w:tblCellSpacing w:w="15" w:type="dxa"/>
+        </w:trPr>
+        <w:tc>
+          <w:tcPr>
+            <w:tcW w:w="0" w:type="auto"/>
+            <w:tcBorders>
+              <w:top w:val="single" w:sz="2" w:space="0" w:color="auto"/>
+              <w:left w:val="single" w:sz="2" w:space="0" w:color="auto"/>
+              <w:bottom w:val="single" w:sz="2" w:space="0" w:color="auto"/>
+              <w:right w:val="single" w:sz="2" w:space="0" w:color="auto"/>
+            </w:tcBorders>
+            <w:shd w:val="clear" w:color="auto" w:fill="1F2022"/>
+            <w:tcMar>
+              <w:top w:w="180" w:type="dxa"/>
+              <w:left w:w="180" w:type="dxa"/>
+              <w:bottom w:w="180" w:type="dxa"/>
+              <w:right w:w="180" w:type="dxa"/>
+            </w:tcMar>
+            <w:vAlign w:val="center"/>
+            <w:hideMark/>
+          </w:tcPr>
+          <w:p>
+            <w:pPr>
+              <w:rPr>
+                <w:sz w:val="26"/>
+                <w:szCs w:val="26"/>
+              </w:rPr>
+            </w:pPr>
+            <w:r>
+              <w:rPr>
+                <w:sz w:val="26"/>
+                <w:szCs w:val="26"/>
+              </w:rPr>
+              <w:t>O(n^2)</w:t>
+            </w:r>
+          </w:p>
+        </w:tc>
+        <w:tc>
+          <w:tcPr>
+            <w:tcW w:w="0" w:type="auto"/>
+            <w:tcBorders>
+              <w:top w:val="single" w:sz="2" w:space="0" w:color="auto"/>
+              <w:left w:val="single" w:sz="2" w:space="0" w:color="auto"/>
+              <w:bottom w:val="single" w:sz="2" w:space="0" w:color="auto"/>
+              <w:right w:val="single" w:sz="2" w:space="0" w:color="auto"/>
+            </w:tcBorders>
+            <w:shd w:val="clear" w:color="auto" w:fill="1F2022"/>
+            <w:tcMar>
+              <w:top w:w="180" w:type="dxa"/>
+              <w:left w:w="180" w:type="dxa"/>
+              <w:bottom w:w="180" w:type="dxa"/>
+              <w:right w:w="180" w:type="dxa"/>
+            </w:tcMar>
+            <w:vAlign w:val="center"/>
+            <w:hideMark/>
+          </w:tcPr>
+          <w:p>
+            <w:pPr>
+              <w:rPr>
+                <w:sz w:val="26"/>
+                <w:szCs w:val="26"/>
+              </w:rPr>
+            </w:pPr>
+            <w:proofErr w:type="gramStart"/>
+            <w:r>
+              <w:rPr>
+                <w:sz w:val="26"/>
+                <w:szCs w:val="26"/>
+              </w:rPr>
+              <w:t>O(</w:t>
+            </w:r>
+            <w:proofErr w:type="gramEnd"/>
+            <w:r>
+              <w:rPr>
+                <w:sz w:val="26"/>
+                <w:szCs w:val="26"/>
+              </w:rPr>
+              <w:t>1)</w:t>
+            </w:r>
+          </w:p>
+        </w:tc>
+      </w:tr>
+    </w:tbl>
+    <w:p>
+      <w:pPr>
+        <w:rPr>
+          <w:sz w:val="26"/>
+          <w:szCs w:val="26"/>
+        </w:rPr>
+      </w:pPr>
+    </w:p>
+    <w:p>
+      <w:pPr>
+        <w:rPr>
+          <w:b/>
+          <w:bCs/>
+          <w:sz w:val="26"/>
+          <w:szCs w:val="26"/>
+        </w:rPr>
+      </w:pPr>
+      <w:r>
+        <w:rPr>
+          <w:b/>
+          <w:bCs/>
+          <w:sz w:val="26"/>
+          <w:szCs w:val="26"/>
+        </w:rPr>
+        <w:t>Approach</w:t>
+      </w:r>
+    </w:p>
+    <w:p>
+      <w:pPr>
+        <w:rPr>
+          <w:sz w:val="26"/>
+          <w:szCs w:val="26"/>
+        </w:rPr>
+      </w:pPr>
+      <w:r>
+        <w:rPr>
+          <w:b/>
+          <w:bCs/>
+          <w:sz w:val="26"/>
+          <w:szCs w:val="26"/>
+        </w:rPr>
+        <w:t xml:space="preserve">Using Dynamic </w:t>
+      </w:r>
+      <w:proofErr w:type="gramStart"/>
+      <w:r>
+        <w:rPr>
+          <w:b/>
+          <w:bCs/>
+          <w:sz w:val="26"/>
+          <w:szCs w:val="26"/>
+        </w:rPr>
+        <w:t>Programming :</w:t>
+      </w:r>
+      <w:proofErr w:type="gramEnd"/>
+    </w:p>
+    <w:p>
+      <w:pPr>
+        <w:rPr>
+          <w:sz w:val="26"/>
+          <w:szCs w:val="26"/>
+        </w:rPr>
+      </w:pPr>
+      <w:r>
+        <w:rPr>
+          <w:sz w:val="26"/>
+          <w:szCs w:val="26"/>
+        </w:rPr>
+        <w:t>We want to know the maximum subarray sum ending at each index.</w:t>
+      </w:r>
+    </w:p>
+    <w:p>
+      <w:pPr>
+        <w:rPr>
+          <w:sz w:val="26"/>
+          <w:szCs w:val="26"/>
+        </w:rPr>
+      </w:pPr>
+      <w:r>
+        <w:rPr>
+          <w:sz w:val="26"/>
+          <w:szCs w:val="26"/>
+        </w:rPr>
+        <w:t>At each step, we decide:</w:t>
+      </w:r>
+    </w:p>
+    <w:p>
+      <w:pPr>
+        <w:rPr>
+          <w:sz w:val="26"/>
+          <w:szCs w:val="26"/>
+        </w:rPr>
+      </w:pPr>
+      <w:r>
+        <w:rPr>
+          <w:sz w:val="26"/>
+          <w:szCs w:val="26"/>
+        </w:rPr>
+        <w:t>Do we start a new subarray at this index?</w:t>
+      </w:r>
+    </w:p>
+    <w:p>
+      <w:pPr>
+        <w:rPr>
+          <w:sz w:val="26"/>
+          <w:szCs w:val="26"/>
+        </w:rPr>
+      </w:pPr>
+      <w:r>
+        <w:rPr>
+          <w:sz w:val="26"/>
+          <w:szCs w:val="26"/>
+        </w:rPr>
+        <w:t>Or do we extend the previous subarray?</w:t>
+      </w:r>
+    </w:p>
+    <w:p>
+      <w:pPr>
+        <w:rPr>
+          <w:sz w:val="26"/>
+          <w:szCs w:val="26"/>
+        </w:rPr>
+      </w:pPr>
+      <w:r>
+        <w:rPr>
+          <w:sz w:val="26"/>
+          <w:szCs w:val="26"/>
+        </w:rPr>
+        <w:t xml:space="preserve">We store the result in a </w:t>
+      </w:r>
+      <w:proofErr w:type="spellStart"/>
+      <w:r>
+        <w:rPr>
+          <w:sz w:val="26"/>
+          <w:szCs w:val="26"/>
+        </w:rPr>
+        <w:t>dp</w:t>
+      </w:r>
+      <w:proofErr w:type="spellEnd"/>
+      <w:r>
+        <w:rPr>
+          <w:sz w:val="26"/>
+          <w:szCs w:val="26"/>
+        </w:rPr>
+        <w:t xml:space="preserve"> array where </w:t>
+      </w:r>
+      <w:proofErr w:type="spellStart"/>
+      <w:r>
+        <w:rPr>
+          <w:sz w:val="26"/>
+          <w:szCs w:val="26"/>
+        </w:rPr>
+        <w:t>dp</w:t>
+      </w:r>
+      <w:proofErr w:type="spellEnd"/>
+      <w:r>
+        <w:rPr>
+          <w:sz w:val="26"/>
+          <w:szCs w:val="26"/>
+        </w:rPr>
+        <w:t>[</w:t>
+      </w:r>
+      <w:proofErr w:type="spellStart"/>
+      <w:r>
+        <w:rPr>
+          <w:sz w:val="26"/>
+          <w:szCs w:val="26"/>
+        </w:rPr>
+        <w:t>i</w:t>
+      </w:r>
+      <w:proofErr w:type="spellEnd"/>
+      <w:r>
+        <w:rPr>
+          <w:sz w:val="26"/>
+          <w:szCs w:val="26"/>
+        </w:rPr>
+        <w:t xml:space="preserve">] = maximum sum ending at </w:t>
+      </w:r>
+      <w:proofErr w:type="spellStart"/>
+      <w:r>
+        <w:rPr>
+          <w:sz w:val="26"/>
+          <w:szCs w:val="26"/>
+        </w:rPr>
+        <w:t>i</w:t>
+      </w:r>
+      <w:proofErr w:type="spellEnd"/>
+      <w:r>
+        <w:rPr>
+          <w:sz w:val="26"/>
+          <w:szCs w:val="26"/>
+        </w:rPr>
+        <w:t>.</w:t>
+      </w:r>
+    </w:p>
+    <w:p>
+      <w:pPr>
+        <w:rPr>
+          <w:sz w:val="26"/>
+          <w:szCs w:val="26"/>
+        </w:rPr>
+      </w:pPr>
+    </w:p>
+    <w:p>
+      <w:pPr>
+        <w:rPr>
+          <w:sz w:val="26"/>
+          <w:szCs w:val="26"/>
+        </w:rPr>
+      </w:pPr>
+      <w:r>
+        <w:rPr>
+          <w:sz w:val="26"/>
+          <w:szCs w:val="26"/>
+        </w:rPr>
+        <w:t>1. Define DP state:</w:t>
+      </w:r>
+    </w:p>
+    <w:p>
+      <w:pPr>
+        <w:numPr>
+          <w:ilvl w:val="0"/>
+          <w:numId w:val="14"/>
+        </w:numPr>
+        <w:rPr>
+          <w:sz w:val="26"/>
+          <w:szCs w:val="26"/>
+        </w:rPr>
+      </w:pPr>
+      <w:proofErr w:type="spellStart"/>
+      <w:r>
+        <w:rPr>
+          <w:sz w:val="26"/>
+          <w:szCs w:val="26"/>
+        </w:rPr>
+        <w:t>dp</w:t>
+      </w:r>
+      <w:proofErr w:type="spellEnd"/>
+      <w:r>
+        <w:rPr>
+          <w:sz w:val="26"/>
+          <w:szCs w:val="26"/>
+        </w:rPr>
+        <w:t>[</w:t>
+      </w:r>
+      <w:proofErr w:type="spellStart"/>
+      <w:r>
+        <w:rPr>
+          <w:sz w:val="26"/>
+          <w:szCs w:val="26"/>
+        </w:rPr>
+        <w:t>i</w:t>
+      </w:r>
+      <w:proofErr w:type="spellEnd"/>
+      <w:r>
+        <w:rPr>
+          <w:sz w:val="26"/>
+          <w:szCs w:val="26"/>
+        </w:rPr>
+        <w:t xml:space="preserve">] = max subarray sum ending at index </w:t>
+      </w:r>
+      <w:proofErr w:type="spellStart"/>
+      <w:r>
+        <w:rPr>
+          <w:sz w:val="26"/>
+          <w:szCs w:val="26"/>
+        </w:rPr>
+        <w:t>i</w:t>
+      </w:r>
+      <w:proofErr w:type="spellEnd"/>
+    </w:p>
+    <w:p>
+      <w:pPr>
+        <w:rPr>
+          <w:sz w:val="26"/>
+          <w:szCs w:val="26"/>
+        </w:rPr>
+      </w:pPr>
+      <w:r>
+        <w:rPr>
+          <w:sz w:val="26"/>
+          <w:szCs w:val="26"/>
+        </w:rPr>
+        <w:t>2. Base Case:</w:t>
+      </w:r>
+    </w:p>
+    <w:p>
+      <w:pPr>
+        <w:numPr>
+          <w:ilvl w:val="0"/>
+          <w:numId w:val="15"/>
+        </w:numPr>
+        <w:rPr>
+          <w:sz w:val="26"/>
+          <w:szCs w:val="26"/>
+        </w:rPr>
+      </w:pPr>
+      <w:proofErr w:type="spellStart"/>
+      <w:proofErr w:type="gramStart"/>
+      <w:r>
+        <w:rPr>
+          <w:sz w:val="26"/>
+          <w:szCs w:val="26"/>
+        </w:rPr>
+        <w:t>dp</w:t>
+      </w:r>
+      <w:proofErr w:type="spellEnd"/>
+      <w:r>
+        <w:rPr>
+          <w:sz w:val="26"/>
+          <w:szCs w:val="26"/>
+        </w:rPr>
+        <w:t>[</w:t>
+      </w:r>
+      <w:proofErr w:type="gramEnd"/>
+      <w:r>
+        <w:rPr>
+          <w:sz w:val="26"/>
+          <w:szCs w:val="26"/>
+        </w:rPr>
+        <w:t xml:space="preserve">0] = </w:t>
+      </w:r>
+      <w:proofErr w:type="spellStart"/>
+      <w:proofErr w:type="gramStart"/>
+      <w:r>
+        <w:rPr>
+          <w:sz w:val="26"/>
+          <w:szCs w:val="26"/>
+        </w:rPr>
+        <w:t>nums</w:t>
+      </w:r>
+      <w:proofErr w:type="spellEnd"/>
+      <w:r>
+        <w:rPr>
+          <w:sz w:val="26"/>
+          <w:szCs w:val="26"/>
+        </w:rPr>
+        <w:t>[</w:t>
+      </w:r>
+      <w:proofErr w:type="gramEnd"/>
+      <w:r>
+        <w:rPr>
+          <w:sz w:val="26"/>
+          <w:szCs w:val="26"/>
+        </w:rPr>
+        <w:t>0]</w:t>
+      </w:r>
+    </w:p>
+    <w:p>
+      <w:pPr>
+        <w:numPr>
+          <w:ilvl w:val="0"/>
+          <w:numId w:val="15"/>
+        </w:numPr>
+        <w:rPr>
+          <w:sz w:val="26"/>
+          <w:szCs w:val="26"/>
+        </w:rPr>
+      </w:pPr>
+      <w:proofErr w:type="spellStart"/>
+      <w:r>
+        <w:rPr>
+          <w:sz w:val="26"/>
+          <w:szCs w:val="26"/>
+        </w:rPr>
+        <w:t>maxSum</w:t>
+      </w:r>
+      <w:proofErr w:type="spellEnd"/>
+      <w:r>
+        <w:rPr>
+          <w:sz w:val="26"/>
+          <w:szCs w:val="26"/>
+        </w:rPr>
+        <w:t xml:space="preserve"> = </w:t>
+      </w:r>
+      <w:proofErr w:type="spellStart"/>
+      <w:proofErr w:type="gramStart"/>
+      <w:r>
+        <w:rPr>
+          <w:sz w:val="26"/>
+          <w:szCs w:val="26"/>
+        </w:rPr>
+        <w:t>dp</w:t>
+      </w:r>
+      <w:proofErr w:type="spellEnd"/>
+      <w:r>
+        <w:rPr>
+          <w:sz w:val="26"/>
+          <w:szCs w:val="26"/>
+        </w:rPr>
+        <w:t>[</w:t>
+      </w:r>
+      <w:proofErr w:type="gramEnd"/>
+      <w:r>
+        <w:rPr>
+          <w:sz w:val="26"/>
+          <w:szCs w:val="26"/>
+        </w:rPr>
+        <w:t>0]</w:t>
+      </w:r>
+    </w:p>
+    <w:p>
+      <w:pPr>
+        <w:rPr>
+          <w:sz w:val="26"/>
+          <w:szCs w:val="26"/>
+        </w:rPr>
+      </w:pPr>
+      <w:r>
+        <w:rPr>
+          <w:sz w:val="26"/>
+          <w:szCs w:val="26"/>
+        </w:rPr>
+        <w:t>3. Transition/Recurrence:</w:t>
+      </w:r>
+    </w:p>
+    <w:p>
+      <w:pPr>
+        <w:rPr>
+          <w:sz w:val="26"/>
+          <w:szCs w:val="26"/>
+        </w:rPr>
+      </w:pPr>
+      <w:r>
+        <w:rPr>
+          <w:sz w:val="26"/>
+          <w:szCs w:val="26"/>
+        </w:rPr>
+        <w:t xml:space="preserve">     For each </w:t>
+      </w:r>
+      <w:proofErr w:type="spellStart"/>
+      <w:r>
+        <w:rPr>
+          <w:sz w:val="26"/>
+          <w:szCs w:val="26"/>
+        </w:rPr>
+        <w:t>i</w:t>
+      </w:r>
+      <w:proofErr w:type="spellEnd"/>
+      <w:r>
+        <w:rPr>
+          <w:sz w:val="26"/>
+          <w:szCs w:val="26"/>
+        </w:rPr>
+        <w:t xml:space="preserve"> from 1 to n - 1:</w:t>
+      </w:r>
+    </w:p>
+    <w:p>
+      <w:pPr>
+        <w:numPr>
+          <w:ilvl w:val="0"/>
+          <w:numId w:val="16"/>
+        </w:numPr>
+        <w:rPr>
+          <w:sz w:val="26"/>
+          <w:szCs w:val="26"/>
+        </w:rPr>
+      </w:pPr>
+      <w:proofErr w:type="spellStart"/>
+      <w:r>
+        <w:rPr>
+          <w:sz w:val="26"/>
+          <w:szCs w:val="26"/>
+        </w:rPr>
+        <w:t>dp</w:t>
+      </w:r>
+      <w:proofErr w:type="spellEnd"/>
+      <w:r>
+        <w:rPr>
+          <w:sz w:val="26"/>
+          <w:szCs w:val="26"/>
+        </w:rPr>
+        <w:t>[</w:t>
+      </w:r>
+      <w:proofErr w:type="spellStart"/>
+      <w:r>
+        <w:rPr>
+          <w:sz w:val="26"/>
+          <w:szCs w:val="26"/>
+        </w:rPr>
+        <w:t>i</w:t>
+      </w:r>
+      <w:proofErr w:type="spellEnd"/>
+      <w:r>
+        <w:rPr>
+          <w:sz w:val="26"/>
+          <w:szCs w:val="26"/>
+        </w:rPr>
+        <w:t>] = max(</w:t>
+      </w:r>
+      <w:proofErr w:type="spellStart"/>
+      <w:r>
+        <w:rPr>
+          <w:sz w:val="26"/>
+          <w:szCs w:val="26"/>
+        </w:rPr>
+        <w:t>nums</w:t>
+      </w:r>
+      <w:proofErr w:type="spellEnd"/>
+      <w:r>
+        <w:rPr>
+          <w:sz w:val="26"/>
+          <w:szCs w:val="26"/>
+        </w:rPr>
+        <w:t>[</w:t>
+      </w:r>
+      <w:proofErr w:type="spellStart"/>
+      <w:r>
+        <w:rPr>
+          <w:sz w:val="26"/>
+          <w:szCs w:val="26"/>
+        </w:rPr>
+        <w:t>i</w:t>
+      </w:r>
+      <w:proofErr w:type="spellEnd"/>
+      <w:r>
+        <w:rPr>
+          <w:sz w:val="26"/>
+          <w:szCs w:val="26"/>
+        </w:rPr>
+        <w:t xml:space="preserve">], </w:t>
+      </w:r>
+      <w:proofErr w:type="spellStart"/>
+      <w:proofErr w:type="gramStart"/>
+      <w:r>
+        <w:rPr>
+          <w:sz w:val="26"/>
+          <w:szCs w:val="26"/>
+        </w:rPr>
+        <w:t>dp</w:t>
+      </w:r>
+      <w:proofErr w:type="spellEnd"/>
+      <w:r>
+        <w:rPr>
+          <w:sz w:val="26"/>
+          <w:szCs w:val="26"/>
+        </w:rPr>
+        <w:t>[</w:t>
+      </w:r>
+      <w:proofErr w:type="spellStart"/>
+      <w:proofErr w:type="gramEnd"/>
+      <w:r>
+        <w:rPr>
+          <w:sz w:val="26"/>
+          <w:szCs w:val="26"/>
+        </w:rPr>
+        <w:t>i</w:t>
+      </w:r>
+      <w:proofErr w:type="spellEnd"/>
+      <w:r>
+        <w:rPr>
+          <w:sz w:val="26"/>
+          <w:szCs w:val="26"/>
+        </w:rPr>
+        <w:t xml:space="preserve"> - 1] + </w:t>
+      </w:r>
+      <w:proofErr w:type="spellStart"/>
+      <w:r>
+        <w:rPr>
+          <w:sz w:val="26"/>
+          <w:szCs w:val="26"/>
+        </w:rPr>
+        <w:t>nums</w:t>
+      </w:r>
+      <w:proofErr w:type="spellEnd"/>
+      <w:r>
+        <w:rPr>
+          <w:sz w:val="26"/>
+          <w:szCs w:val="26"/>
+        </w:rPr>
+        <w:t>[</w:t>
+      </w:r>
+      <w:proofErr w:type="spellStart"/>
+      <w:r>
+        <w:rPr>
+          <w:sz w:val="26"/>
+          <w:szCs w:val="26"/>
+        </w:rPr>
+        <w:t>i</w:t>
+      </w:r>
+      <w:proofErr w:type="spellEnd"/>
+      <w:r>
+        <w:rPr>
+          <w:sz w:val="26"/>
+          <w:szCs w:val="26"/>
+        </w:rPr>
+        <w:t>])</w:t>
+      </w:r>
+    </w:p>
+    <w:p>
+      <w:pPr>
+        <w:numPr>
+          <w:ilvl w:val="0"/>
+          <w:numId w:val="16"/>
+        </w:numPr>
+        <w:rPr>
+          <w:sz w:val="26"/>
+          <w:szCs w:val="26"/>
+        </w:rPr>
+      </w:pPr>
+      <w:r>
+        <w:rPr>
+          <w:sz w:val="26"/>
+          <w:szCs w:val="26"/>
+        </w:rPr>
+        <w:t>This decides whether to start fresh or extend</w:t>
+      </w:r>
+    </w:p>
+    <w:p>
+      <w:pPr>
+        <w:rPr>
+          <w:sz w:val="26"/>
+          <w:szCs w:val="26"/>
+        </w:rPr>
+      </w:pPr>
+      <w:r>
+        <w:rPr>
+          <w:sz w:val="26"/>
+          <w:szCs w:val="26"/>
+        </w:rPr>
+        <w:t>4. Track maximum:</w:t>
+      </w:r>
+    </w:p>
+    <w:p>
+      <w:pPr>
+        <w:numPr>
+          <w:ilvl w:val="0"/>
+          <w:numId w:val="17"/>
+        </w:numPr>
+        <w:rPr>
+          <w:sz w:val="26"/>
+          <w:szCs w:val="26"/>
+        </w:rPr>
+      </w:pPr>
+      <w:r>
+        <w:rPr>
+          <w:sz w:val="26"/>
+          <w:szCs w:val="26"/>
+        </w:rPr>
+        <w:t xml:space="preserve">Keep updating </w:t>
+      </w:r>
+      <w:proofErr w:type="spellStart"/>
+      <w:r>
+        <w:rPr>
+          <w:sz w:val="26"/>
+          <w:szCs w:val="26"/>
+        </w:rPr>
+        <w:t>maxSum</w:t>
+      </w:r>
+      <w:proofErr w:type="spellEnd"/>
+      <w:r>
+        <w:rPr>
+          <w:sz w:val="26"/>
+          <w:szCs w:val="26"/>
+        </w:rPr>
+        <w:t xml:space="preserve"> = </w:t>
+      </w:r>
+      <w:proofErr w:type="gramStart"/>
+      <w:r>
+        <w:rPr>
+          <w:sz w:val="26"/>
+          <w:szCs w:val="26"/>
+        </w:rPr>
+        <w:t>max(</w:t>
+      </w:r>
+      <w:proofErr w:type="spellStart"/>
+      <w:proofErr w:type="gramEnd"/>
+      <w:r>
+        <w:rPr>
+          <w:sz w:val="26"/>
+          <w:szCs w:val="26"/>
+        </w:rPr>
+        <w:t>maxSum</w:t>
+      </w:r>
+      <w:proofErr w:type="spellEnd"/>
+      <w:r>
+        <w:rPr>
+          <w:sz w:val="26"/>
+          <w:szCs w:val="26"/>
+        </w:rPr>
+        <w:t xml:space="preserve">, </w:t>
+      </w:r>
+      <w:proofErr w:type="spellStart"/>
+      <w:r>
+        <w:rPr>
+          <w:sz w:val="26"/>
+          <w:szCs w:val="26"/>
+        </w:rPr>
+        <w:t>dp</w:t>
+      </w:r>
+      <w:proofErr w:type="spellEnd"/>
+      <w:r>
+        <w:rPr>
+          <w:sz w:val="26"/>
+          <w:szCs w:val="26"/>
+        </w:rPr>
+        <w:t>[</w:t>
+      </w:r>
+      <w:proofErr w:type="spellStart"/>
+      <w:r>
+        <w:rPr>
+          <w:sz w:val="26"/>
+          <w:szCs w:val="26"/>
+        </w:rPr>
+        <w:t>i</w:t>
+      </w:r>
+      <w:proofErr w:type="spellEnd"/>
+      <w:r>
+        <w:rPr>
+          <w:sz w:val="26"/>
+          <w:szCs w:val="26"/>
+        </w:rPr>
+        <w:t>])</w:t>
+      </w:r>
+    </w:p>
+    <w:p>
+      <w:pPr>
+        <w:rPr>
+          <w:sz w:val="26"/>
+          <w:szCs w:val="26"/>
+        </w:rPr>
+      </w:pPr>
+      <w:r>
+        <w:rPr>
+          <w:sz w:val="26"/>
+          <w:szCs w:val="26"/>
+        </w:rPr>
+        <w:t>5. Return Result:</w:t>
+      </w:r>
+    </w:p>
+    <w:p>
+      <w:pPr>
+        <w:numPr>
+          <w:ilvl w:val="0"/>
+          <w:numId w:val="18"/>
+        </w:numPr>
+        <w:rPr>
+          <w:sz w:val="26"/>
+          <w:szCs w:val="26"/>
+        </w:rPr>
+      </w:pPr>
+      <w:r>
+        <w:rPr>
+          <w:sz w:val="26"/>
+          <w:szCs w:val="26"/>
+        </w:rPr>
+        <w:t xml:space="preserve">Final answer is </w:t>
+      </w:r>
+      <w:proofErr w:type="spellStart"/>
+      <w:r>
+        <w:rPr>
+          <w:sz w:val="26"/>
+          <w:szCs w:val="26"/>
+        </w:rPr>
+        <w:t>maxSum</w:t>
+      </w:r>
+      <w:proofErr w:type="spellEnd"/>
+    </w:p>
+    <w:p>
+      <w:pPr>
+        <w:rPr>
+          <w:sz w:val="26"/>
+          <w:szCs w:val="26"/>
+        </w:rPr>
+      </w:pPr>
+    </w:p>
+    <w:tbl>
+      <w:tblPr>
+        <w:tblW w:w="13357" w:type="dxa"/>
+        <w:tblCellSpacing w:w="15" w:type="dxa"/>
+        <w:tblBorders>
+          <w:top w:val="single" w:sz="2" w:space="0" w:color="auto"/>
+          <w:left w:val="single" w:sz="2" w:space="0" w:color="auto"/>
+          <w:bottom w:val="single" w:sz="2" w:space="0" w:color="auto"/>
+          <w:right w:val="single" w:sz="2" w:space="0" w:color="auto"/>
+        </w:tblBorders>
+        <w:shd w:val="clear" w:color="auto" w:fill="1F2022"/>
+        <w:tblCellMar>
+          <w:left w:w="0" w:type="dxa"/>
+          <w:right w:w="0" w:type="dxa"/>
+        </w:tblCellMar>
+        <w:tblLook w:val="04A0" w:firstRow="1" w:lastRow="0" w:firstColumn="1" w:lastColumn="0" w:noHBand="0" w:noVBand="1"/>
+      </w:tblPr>
+      <w:tblGrid>
+        <w:gridCol w:w="6530"/>
+        <w:gridCol w:w="6827"/>
+      </w:tblGrid>
+      <w:tr>
+        <w:trPr>
+          <w:tblHeader/>
+          <w:tblCellSpacing w:w="15" w:type="dxa"/>
+        </w:trPr>
+        <w:tc>
+          <w:tcPr>
+            <w:tcW w:w="0" w:type="auto"/>
+            <w:tcBorders>
+              <w:top w:val="single" w:sz="6" w:space="0" w:color="313336"/>
+              <w:left w:val="single" w:sz="6" w:space="0" w:color="313336"/>
+              <w:bottom w:val="single" w:sz="6" w:space="0" w:color="313336"/>
+              <w:right w:val="single" w:sz="2" w:space="0" w:color="313336"/>
+            </w:tcBorders>
+            <w:shd w:val="clear" w:color="auto" w:fill="2B2C2E"/>
+            <w:tcMar>
+              <w:top w:w="120" w:type="dxa"/>
+              <w:left w:w="120" w:type="dxa"/>
+              <w:bottom w:w="120" w:type="dxa"/>
+              <w:right w:w="120" w:type="dxa"/>
+            </w:tcMar>
+            <w:vAlign w:val="center"/>
+            <w:hideMark/>
+          </w:tcPr>
+          <w:p>
+            <w:pPr>
+              <w:rPr>
+                <w:b/>
+                <w:bCs/>
+                <w:sz w:val="26"/>
+                <w:szCs w:val="26"/>
+              </w:rPr>
+            </w:pPr>
+            <w:r>
+              <w:rPr>
+                <w:b/>
+                <w:bCs/>
+                <w:sz w:val="26"/>
+                <w:szCs w:val="26"/>
+              </w:rPr>
+              <w:t>Time Complexity</w:t>
+            </w:r>
+          </w:p>
+        </w:tc>
+        <w:tc>
+          <w:tcPr>
+            <w:tcW w:w="0" w:type="auto"/>
+            <w:tcBorders>
+              <w:top w:val="single" w:sz="6" w:space="0" w:color="313336"/>
+              <w:left w:val="single" w:sz="2" w:space="0" w:color="313336"/>
+              <w:bottom w:val="single" w:sz="6" w:space="0" w:color="313336"/>
+              <w:right w:val="single" w:sz="6" w:space="0" w:color="313336"/>
+            </w:tcBorders>
+            <w:shd w:val="clear" w:color="auto" w:fill="2B2C2E"/>
+            <w:tcMar>
+              <w:top w:w="120" w:type="dxa"/>
+              <w:left w:w="120" w:type="dxa"/>
+              <w:bottom w:w="120" w:type="dxa"/>
+              <w:right w:w="120" w:type="dxa"/>
+            </w:tcMar>
+            <w:vAlign w:val="center"/>
+            <w:hideMark/>
+          </w:tcPr>
+          <w:p>
+            <w:pPr>
+              <w:rPr>
+                <w:b/>
+                <w:bCs/>
+                <w:sz w:val="26"/>
+                <w:szCs w:val="26"/>
+              </w:rPr>
+            </w:pPr>
+            <w:r>
+              <w:rPr>
+                <w:b/>
+                <w:bCs/>
+                <w:sz w:val="26"/>
+                <w:szCs w:val="26"/>
+              </w:rPr>
+              <w:t>Space Complexity</w:t>
+            </w:r>
+          </w:p>
+        </w:tc>
+      </w:tr>
+      <w:tr>
+        <w:trPr>
+          <w:tblCellSpacing w:w="15" w:type="dxa"/>
+        </w:trPr>
+        <w:tc>
+          <w:tcPr>
+            <w:tcW w:w="0" w:type="auto"/>
+            <w:tcBorders>
+              <w:top w:val="single" w:sz="2" w:space="0" w:color="auto"/>
+              <w:left w:val="single" w:sz="2" w:space="0" w:color="auto"/>
+              <w:bottom w:val="single" w:sz="2" w:space="0" w:color="auto"/>
+              <w:right w:val="single" w:sz="2" w:space="0" w:color="auto"/>
+            </w:tcBorders>
+            <w:shd w:val="clear" w:color="auto" w:fill="1F2022"/>
+            <w:tcMar>
+              <w:top w:w="180" w:type="dxa"/>
+              <w:left w:w="180" w:type="dxa"/>
+              <w:bottom w:w="180" w:type="dxa"/>
+              <w:right w:w="180" w:type="dxa"/>
+            </w:tcMar>
+            <w:vAlign w:val="center"/>
+            <w:hideMark/>
+          </w:tcPr>
+          <w:p>
+            <w:pPr>
+              <w:rPr>
+                <w:sz w:val="26"/>
+                <w:szCs w:val="26"/>
+              </w:rPr>
+            </w:pPr>
+            <w:r>
+              <w:rPr>
+                <w:sz w:val="26"/>
+                <w:szCs w:val="26"/>
+              </w:rPr>
+              <w:t>O(n) </w:t>
+            </w:r>
+          </w:p>
+        </w:tc>
+        <w:tc>
+          <w:tcPr>
+            <w:tcW w:w="0" w:type="auto"/>
+            <w:tcBorders>
+              <w:top w:val="single" w:sz="2" w:space="0" w:color="auto"/>
+              <w:left w:val="single" w:sz="2" w:space="0" w:color="auto"/>
+              <w:bottom w:val="single" w:sz="2" w:space="0" w:color="auto"/>
+              <w:right w:val="single" w:sz="2" w:space="0" w:color="auto"/>
+            </w:tcBorders>
+            <w:shd w:val="clear" w:color="auto" w:fill="1F2022"/>
+            <w:tcMar>
+              <w:top w:w="180" w:type="dxa"/>
+              <w:left w:w="180" w:type="dxa"/>
+              <w:bottom w:w="180" w:type="dxa"/>
+              <w:right w:w="180" w:type="dxa"/>
+            </w:tcMar>
+            <w:vAlign w:val="center"/>
+            <w:hideMark/>
+          </w:tcPr>
+          <w:p>
+            <w:pPr>
+              <w:rPr>
+                <w:sz w:val="26"/>
+                <w:szCs w:val="26"/>
+              </w:rPr>
+            </w:pPr>
+            <w:r>
+              <w:rPr>
+                <w:sz w:val="26"/>
+                <w:szCs w:val="26"/>
+              </w:rPr>
+              <w:t>O(n) </w:t>
+            </w:r>
+          </w:p>
+        </w:tc>
+      </w:tr>
+    </w:tbl>
+    <w:p>
+      <w:pPr>
+        <w:rPr>
+          <w:sz w:val="26"/>
+          <w:szCs w:val="26"/>
+        </w:rPr>
+      </w:pPr>
+    </w:p>
+    <w:p>
+      <w:pPr>
+        <w:rPr>
+          <w:sz w:val="26"/>
+          <w:szCs w:val="26"/>
+        </w:rPr>
+      </w:pPr>
+    </w:p>
+    <w:p>
+      <w:pPr>
+        <w:rPr>
+          <w:b/>
+          <w:bCs/>
+          <w:sz w:val="26"/>
+          <w:szCs w:val="26"/>
+        </w:rPr>
+      </w:pPr>
+    </w:p>
+    <w:p>
+      <w:pPr>
+        <w:rPr>
+          <w:b/>
+          <w:bCs/>
+          <w:sz w:val="26"/>
+          <w:szCs w:val="26"/>
+        </w:rPr>
+      </w:pPr>
+    </w:p>
+    <w:p>
+      <w:pPr>
+        <w:rPr>
+          <w:b/>
+          <w:bCs/>
+          <w:sz w:val="26"/>
+          <w:szCs w:val="26"/>
+        </w:rPr>
+      </w:pPr>
+    </w:p>
+    <w:p>
+      <w:pPr>
+        <w:rPr>
+          <w:b/>
+          <w:bCs/>
+          <w:sz w:val="26"/>
+          <w:szCs w:val="26"/>
+        </w:rPr>
+      </w:pPr>
+    </w:p>
+    <w:p>
+      <w:pPr>
+        <w:rPr>
+          <w:b/>
+          <w:bCs/>
+          <w:sz w:val="26"/>
+          <w:szCs w:val="26"/>
+        </w:rPr>
+      </w:pPr>
+      <w:proofErr w:type="gramStart"/>
+      <w:r>
+        <w:rPr>
+          <w:b/>
+          <w:bCs/>
+          <w:sz w:val="26"/>
+          <w:szCs w:val="26"/>
+        </w:rPr>
+        <w:t>Approach</w:t>
+      </w:r>
+      <w:r>
+        <w:rPr>
+          <w:b/>
+          <w:bCs/>
+          <w:sz w:val="26"/>
+          <w:szCs w:val="26"/>
+        </w:rPr>
+        <w:t>(</w:t>
+      </w:r>
+      <w:proofErr w:type="gramEnd"/>
+      <w:r>
+        <w:rPr>
+          <w:b/>
+          <w:bCs/>
+          <w:sz w:val="26"/>
+          <w:szCs w:val="26"/>
+        </w:rPr>
+        <w:t>Best)</w:t>
+      </w:r>
+    </w:p>
+    <w:p>
+      <w:pPr>
+        <w:rPr>
+          <w:sz w:val="26"/>
+          <w:szCs w:val="26"/>
+        </w:rPr>
+      </w:pPr>
+      <w:r>
+        <w:rPr>
+          <w:b/>
+          <w:bCs/>
+          <w:sz w:val="26"/>
+          <w:szCs w:val="26"/>
+        </w:rPr>
+        <w:t xml:space="preserve">Using </w:t>
+      </w:r>
+      <w:proofErr w:type="spellStart"/>
+      <w:r>
+        <w:rPr>
+          <w:b/>
+          <w:bCs/>
+          <w:sz w:val="26"/>
+          <w:szCs w:val="26"/>
+        </w:rPr>
+        <w:t>Kadane’s</w:t>
+      </w:r>
+      <w:proofErr w:type="spellEnd"/>
+      <w:r>
+        <w:rPr>
+          <w:b/>
+          <w:bCs/>
+          <w:sz w:val="26"/>
+          <w:szCs w:val="26"/>
+        </w:rPr>
+        <w:t xml:space="preserve"> </w:t>
+      </w:r>
+      <w:proofErr w:type="gramStart"/>
+      <w:r>
+        <w:rPr>
+          <w:b/>
+          <w:bCs/>
+          <w:sz w:val="26"/>
+          <w:szCs w:val="26"/>
+        </w:rPr>
+        <w:t>Algorithm :</w:t>
+      </w:r>
+      <w:proofErr w:type="gramEnd"/>
+    </w:p>
+    <w:p>
+      <w:pPr>
+        <w:rPr>
+          <w:sz w:val="26"/>
+          <w:szCs w:val="26"/>
+        </w:rPr>
+      </w:pPr>
+    </w:p>
+    <w:p>
+      <w:pPr>
+        <w:rPr>
+          <w:sz w:val="26"/>
+          <w:szCs w:val="26"/>
+        </w:rPr>
+      </w:pPr>
+      <w:r>
+        <w:rPr>
+          <w:sz w:val="26"/>
+          <w:szCs w:val="26"/>
+        </w:rPr>
+        <w:t>1.    </w:t>
+      </w:r>
+      <w:proofErr w:type="spellStart"/>
+      <w:r>
+        <w:rPr>
+          <w:sz w:val="26"/>
+          <w:szCs w:val="26"/>
+        </w:rPr>
+        <w:t>Kadane's</w:t>
+      </w:r>
+      <w:proofErr w:type="spellEnd"/>
+      <w:r>
+        <w:rPr>
+          <w:sz w:val="26"/>
+          <w:szCs w:val="26"/>
+        </w:rPr>
+        <w:t xml:space="preserve"> Algorithm has two choices at every </w:t>
+      </w:r>
+      <w:proofErr w:type="gramStart"/>
+      <w:r>
+        <w:rPr>
+          <w:sz w:val="26"/>
+          <w:szCs w:val="26"/>
+        </w:rPr>
+        <w:t>element :</w:t>
+      </w:r>
+      <w:proofErr w:type="gramEnd"/>
+    </w:p>
+    <w:p>
+      <w:pPr>
+        <w:numPr>
+          <w:ilvl w:val="0"/>
+          <w:numId w:val="19"/>
+        </w:numPr>
+        <w:rPr>
+          <w:sz w:val="26"/>
+          <w:szCs w:val="26"/>
+        </w:rPr>
+      </w:pPr>
+      <w:r>
+        <w:rPr>
+          <w:sz w:val="26"/>
+          <w:szCs w:val="26"/>
+        </w:rPr>
+        <w:t>Add the current element to continue the current subarray.</w:t>
+      </w:r>
+    </w:p>
+    <w:p>
+      <w:pPr>
+        <w:numPr>
+          <w:ilvl w:val="0"/>
+          <w:numId w:val="19"/>
+        </w:numPr>
+        <w:rPr>
+          <w:sz w:val="26"/>
+          <w:szCs w:val="26"/>
+        </w:rPr>
+      </w:pPr>
+      <w:r>
+        <w:rPr>
+          <w:sz w:val="26"/>
+          <w:szCs w:val="26"/>
+        </w:rPr>
+        <w:t>Start the new subarray, If the current element gives a higher value than the previous subarray sum.</w:t>
+      </w:r>
+    </w:p>
+    <w:p>
+      <w:pPr>
+        <w:rPr>
+          <w:sz w:val="26"/>
+          <w:szCs w:val="26"/>
+        </w:rPr>
+      </w:pPr>
+    </w:p>
+    <w:p>
+      <w:pPr>
+        <w:rPr>
+          <w:sz w:val="26"/>
+          <w:szCs w:val="26"/>
+        </w:rPr>
+      </w:pPr>
+      <w:r>
+        <w:rPr>
+          <w:sz w:val="26"/>
+          <w:szCs w:val="26"/>
+        </w:rPr>
+        <w:t>2. It tracks the sum of the current subarray (</w:t>
+      </w:r>
+      <w:proofErr w:type="spellStart"/>
+      <w:r>
+        <w:rPr>
+          <w:sz w:val="26"/>
+          <w:szCs w:val="26"/>
+        </w:rPr>
+        <w:t>currSum</w:t>
+      </w:r>
+      <w:proofErr w:type="spellEnd"/>
+      <w:r>
+        <w:rPr>
+          <w:sz w:val="26"/>
+          <w:szCs w:val="26"/>
+        </w:rPr>
+        <w:t>) and the highest sum found so far (</w:t>
+      </w:r>
+      <w:proofErr w:type="spellStart"/>
+      <w:r>
+        <w:rPr>
+          <w:sz w:val="26"/>
+          <w:szCs w:val="26"/>
+        </w:rPr>
+        <w:t>maxSum</w:t>
+      </w:r>
+      <w:proofErr w:type="spellEnd"/>
+      <w:r>
+        <w:rPr>
+          <w:sz w:val="26"/>
+          <w:szCs w:val="26"/>
+        </w:rPr>
+        <w:t>).</w:t>
+      </w:r>
+    </w:p>
+    <w:p>
+      <w:pPr>
+        <w:rPr>
+          <w:sz w:val="26"/>
+          <w:szCs w:val="26"/>
+        </w:rPr>
+      </w:pPr>
+      <w:r>
+        <w:rPr>
+          <w:sz w:val="26"/>
+          <w:szCs w:val="26"/>
+        </w:rPr>
+        <w:t xml:space="preserve">3. Initialize </w:t>
+      </w:r>
+      <w:proofErr w:type="spellStart"/>
+      <w:r>
+        <w:rPr>
+          <w:sz w:val="26"/>
+          <w:szCs w:val="26"/>
+        </w:rPr>
+        <w:t>currSum</w:t>
+      </w:r>
+      <w:proofErr w:type="spellEnd"/>
+      <w:r>
+        <w:rPr>
+          <w:sz w:val="26"/>
+          <w:szCs w:val="26"/>
+        </w:rPr>
+        <w:t xml:space="preserve"> and </w:t>
+      </w:r>
+      <w:proofErr w:type="spellStart"/>
+      <w:r>
+        <w:rPr>
+          <w:sz w:val="26"/>
+          <w:szCs w:val="26"/>
+        </w:rPr>
+        <w:t>maxSum</w:t>
+      </w:r>
+      <w:proofErr w:type="spellEnd"/>
+      <w:r>
+        <w:rPr>
+          <w:sz w:val="26"/>
+          <w:szCs w:val="26"/>
+        </w:rPr>
+        <w:t xml:space="preserve"> to </w:t>
+      </w:r>
+      <w:proofErr w:type="spellStart"/>
+      <w:proofErr w:type="gramStart"/>
+      <w:r>
+        <w:rPr>
+          <w:sz w:val="26"/>
+          <w:szCs w:val="26"/>
+        </w:rPr>
+        <w:t>nums</w:t>
+      </w:r>
+      <w:proofErr w:type="spellEnd"/>
+      <w:r>
+        <w:rPr>
+          <w:sz w:val="26"/>
+          <w:szCs w:val="26"/>
+        </w:rPr>
+        <w:t>[</w:t>
+      </w:r>
+      <w:proofErr w:type="gramEnd"/>
+      <w:r>
+        <w:rPr>
+          <w:sz w:val="26"/>
+          <w:szCs w:val="26"/>
+        </w:rPr>
+        <w:t>0].</w:t>
+      </w:r>
+    </w:p>
+    <w:p>
+      <w:pPr>
+        <w:rPr>
+          <w:sz w:val="26"/>
+          <w:szCs w:val="26"/>
+        </w:rPr>
+      </w:pPr>
+      <w:r>
+        <w:rPr>
+          <w:sz w:val="26"/>
+          <w:szCs w:val="26"/>
+        </w:rPr>
+        <w:t xml:space="preserve">4. Iterate through the array, updating </w:t>
+      </w:r>
+      <w:proofErr w:type="spellStart"/>
+      <w:r>
+        <w:rPr>
+          <w:sz w:val="26"/>
+          <w:szCs w:val="26"/>
+        </w:rPr>
+        <w:t>currSum</w:t>
+      </w:r>
+      <w:proofErr w:type="spellEnd"/>
+      <w:r>
+        <w:rPr>
+          <w:sz w:val="26"/>
+          <w:szCs w:val="26"/>
+        </w:rPr>
+        <w:t xml:space="preserve"> to the maximum of:</w:t>
+      </w:r>
+    </w:p>
+    <w:p>
+      <w:pPr>
+        <w:numPr>
+          <w:ilvl w:val="0"/>
+          <w:numId w:val="20"/>
+        </w:numPr>
+        <w:rPr>
+          <w:sz w:val="26"/>
+          <w:szCs w:val="26"/>
+        </w:rPr>
+      </w:pPr>
+      <w:r>
+        <w:rPr>
+          <w:sz w:val="26"/>
+          <w:szCs w:val="26"/>
+        </w:rPr>
+        <w:t xml:space="preserve">Starting a new subarray with </w:t>
+      </w:r>
+      <w:proofErr w:type="spellStart"/>
+      <w:r>
+        <w:rPr>
+          <w:sz w:val="26"/>
+          <w:szCs w:val="26"/>
+        </w:rPr>
+        <w:t>nums</w:t>
+      </w:r>
+      <w:proofErr w:type="spellEnd"/>
+      <w:r>
+        <w:rPr>
+          <w:sz w:val="26"/>
+          <w:szCs w:val="26"/>
+        </w:rPr>
+        <w:t>[</w:t>
+      </w:r>
+      <w:proofErr w:type="spellStart"/>
+      <w:r>
+        <w:rPr>
+          <w:sz w:val="26"/>
+          <w:szCs w:val="26"/>
+        </w:rPr>
+        <w:t>i</w:t>
+      </w:r>
+      <w:proofErr w:type="spellEnd"/>
+      <w:r>
+        <w:rPr>
+          <w:sz w:val="26"/>
+          <w:szCs w:val="26"/>
+        </w:rPr>
+        <w:t>], or</w:t>
+      </w:r>
+    </w:p>
+    <w:p>
+      <w:pPr>
+        <w:numPr>
+          <w:ilvl w:val="0"/>
+          <w:numId w:val="20"/>
+        </w:numPr>
+        <w:rPr>
+          <w:sz w:val="26"/>
+          <w:szCs w:val="26"/>
+        </w:rPr>
+      </w:pPr>
+      <w:r>
+        <w:rPr>
+          <w:sz w:val="26"/>
+          <w:szCs w:val="26"/>
+        </w:rPr>
+        <w:t xml:space="preserve">Adding </w:t>
+      </w:r>
+      <w:proofErr w:type="spellStart"/>
+      <w:r>
+        <w:rPr>
+          <w:sz w:val="26"/>
+          <w:szCs w:val="26"/>
+        </w:rPr>
+        <w:t>nums</w:t>
+      </w:r>
+      <w:proofErr w:type="spellEnd"/>
+      <w:r>
+        <w:rPr>
+          <w:sz w:val="26"/>
+          <w:szCs w:val="26"/>
+        </w:rPr>
+        <w:t>[</w:t>
+      </w:r>
+      <w:proofErr w:type="spellStart"/>
+      <w:r>
+        <w:rPr>
+          <w:sz w:val="26"/>
+          <w:szCs w:val="26"/>
+        </w:rPr>
+        <w:t>i</w:t>
+      </w:r>
+      <w:proofErr w:type="spellEnd"/>
+      <w:r>
+        <w:rPr>
+          <w:sz w:val="26"/>
+          <w:szCs w:val="26"/>
+        </w:rPr>
+        <w:t>] to the current subarray.</w:t>
+      </w:r>
+    </w:p>
+    <w:p>
+      <w:pPr>
+        <w:rPr>
+          <w:sz w:val="26"/>
+          <w:szCs w:val="26"/>
+        </w:rPr>
+      </w:pPr>
+      <w:r>
+        <w:rPr>
+          <w:sz w:val="26"/>
+          <w:szCs w:val="26"/>
+        </w:rPr>
+        <w:t xml:space="preserve">5. Update </w:t>
+      </w:r>
+      <w:proofErr w:type="spellStart"/>
+      <w:r>
+        <w:rPr>
+          <w:sz w:val="26"/>
+          <w:szCs w:val="26"/>
+        </w:rPr>
+        <w:t>maxSum</w:t>
+      </w:r>
+      <w:proofErr w:type="spellEnd"/>
+      <w:r>
+        <w:rPr>
+          <w:sz w:val="26"/>
+          <w:szCs w:val="26"/>
+        </w:rPr>
+        <w:t xml:space="preserve"> with the larger of </w:t>
+      </w:r>
+      <w:proofErr w:type="spellStart"/>
+      <w:r>
+        <w:rPr>
+          <w:sz w:val="26"/>
+          <w:szCs w:val="26"/>
+        </w:rPr>
+        <w:t>maxSum</w:t>
+      </w:r>
+      <w:proofErr w:type="spellEnd"/>
+      <w:r>
+        <w:rPr>
+          <w:sz w:val="26"/>
+          <w:szCs w:val="26"/>
+        </w:rPr>
+        <w:t xml:space="preserve"> and </w:t>
+      </w:r>
+      <w:proofErr w:type="spellStart"/>
+      <w:r>
+        <w:rPr>
+          <w:sz w:val="26"/>
+          <w:szCs w:val="26"/>
+        </w:rPr>
+        <w:t>currSum</w:t>
+      </w:r>
+      <w:proofErr w:type="spellEnd"/>
+      <w:r>
+        <w:rPr>
+          <w:sz w:val="26"/>
+          <w:szCs w:val="26"/>
+        </w:rPr>
+        <w:t>.</w:t>
+      </w:r>
+    </w:p>
+    <w:p>
+      <w:pPr>
+        <w:rPr>
+          <w:sz w:val="26"/>
+          <w:szCs w:val="26"/>
+        </w:rPr>
+      </w:pPr>
+      <w:r>
+        <w:rPr>
+          <w:sz w:val="26"/>
+          <w:szCs w:val="26"/>
+        </w:rPr>
+        <w:t xml:space="preserve">6. Return </w:t>
+      </w:r>
+      <w:proofErr w:type="spellStart"/>
+      <w:r>
+        <w:rPr>
+          <w:sz w:val="26"/>
+          <w:szCs w:val="26"/>
+        </w:rPr>
+        <w:t>maxSum</w:t>
+      </w:r>
+      <w:proofErr w:type="spellEnd"/>
+      <w:r>
+        <w:rPr>
+          <w:sz w:val="26"/>
+          <w:szCs w:val="26"/>
+        </w:rPr>
+        <w:t xml:space="preserve"> as the result.</w:t>
+      </w:r>
+    </w:p>
+    <w:p>
+      <w:pPr>
+        <w:rPr>
+          <w:sz w:val="26"/>
+          <w:szCs w:val="26"/>
+        </w:rPr>
+      </w:pPr>
+    </w:p>
+    <w:tbl>
+      <w:tblPr>
+        <w:tblW w:w="13357" w:type="dxa"/>
+        <w:tblCellSpacing w:w="15" w:type="dxa"/>
+        <w:tblBorders>
+          <w:top w:val="single" w:sz="2" w:space="0" w:color="auto"/>
+          <w:left w:val="single" w:sz="2" w:space="0" w:color="auto"/>
+          <w:bottom w:val="single" w:sz="2" w:space="0" w:color="auto"/>
+          <w:right w:val="single" w:sz="2" w:space="0" w:color="auto"/>
+        </w:tblBorders>
+        <w:shd w:val="clear" w:color="auto" w:fill="1F2022"/>
+        <w:tblCellMar>
+          <w:left w:w="0" w:type="dxa"/>
+          <w:right w:w="0" w:type="dxa"/>
+        </w:tblCellMar>
+        <w:tblLook w:val="04A0" w:firstRow="1" w:lastRow="0" w:firstColumn="1" w:lastColumn="0" w:noHBand="0" w:noVBand="1"/>
+      </w:tblPr>
+      <w:tblGrid>
+        <w:gridCol w:w="6530"/>
+        <w:gridCol w:w="6827"/>
+      </w:tblGrid>
+      <w:tr>
+        <w:trPr>
+          <w:tblHeader/>
+          <w:tblCellSpacing w:w="15" w:type="dxa"/>
+        </w:trPr>
+        <w:tc>
+          <w:tcPr>
+            <w:tcW w:w="0" w:type="auto"/>
+            <w:tcBorders>
+              <w:top w:val="single" w:sz="6" w:space="0" w:color="313336"/>
+              <w:left w:val="single" w:sz="6" w:space="0" w:color="313336"/>
+              <w:bottom w:val="single" w:sz="6" w:space="0" w:color="313336"/>
+              <w:right w:val="single" w:sz="2" w:space="0" w:color="313336"/>
+            </w:tcBorders>
+            <w:shd w:val="clear" w:color="auto" w:fill="2B2C2E"/>
+            <w:tcMar>
+              <w:top w:w="120" w:type="dxa"/>
+              <w:left w:w="120" w:type="dxa"/>
+              <w:bottom w:w="120" w:type="dxa"/>
+              <w:right w:w="120" w:type="dxa"/>
+            </w:tcMar>
+            <w:vAlign w:val="center"/>
+            <w:hideMark/>
+          </w:tcPr>
+          <w:p>
+            <w:pPr>
+              <w:rPr>
+                <w:b/>
+                <w:bCs/>
+                <w:sz w:val="26"/>
+                <w:szCs w:val="26"/>
+              </w:rPr>
+            </w:pPr>
+            <w:r>
+              <w:rPr>
+                <w:b/>
+                <w:bCs/>
+                <w:sz w:val="26"/>
+                <w:szCs w:val="26"/>
+              </w:rPr>
+              <w:t>Time Complexity</w:t>
+            </w:r>
+          </w:p>
+        </w:tc>
+        <w:tc>
+          <w:tcPr>
+            <w:tcW w:w="0" w:type="auto"/>
+            <w:tcBorders>
+              <w:top w:val="single" w:sz="6" w:space="0" w:color="313336"/>
+              <w:left w:val="single" w:sz="2" w:space="0" w:color="313336"/>
+              <w:bottom w:val="single" w:sz="6" w:space="0" w:color="313336"/>
+              <w:right w:val="single" w:sz="6" w:space="0" w:color="313336"/>
+            </w:tcBorders>
+            <w:shd w:val="clear" w:color="auto" w:fill="2B2C2E"/>
+            <w:tcMar>
+              <w:top w:w="120" w:type="dxa"/>
+              <w:left w:w="120" w:type="dxa"/>
+              <w:bottom w:w="120" w:type="dxa"/>
+              <w:right w:w="120" w:type="dxa"/>
+            </w:tcMar>
+            <w:vAlign w:val="center"/>
+            <w:hideMark/>
+          </w:tcPr>
+          <w:p>
+            <w:pPr>
+              <w:rPr>
+                <w:b/>
+                <w:bCs/>
+                <w:sz w:val="26"/>
+                <w:szCs w:val="26"/>
+              </w:rPr>
+            </w:pPr>
+            <w:r>
+              <w:rPr>
+                <w:b/>
+                <w:bCs/>
+                <w:sz w:val="26"/>
+                <w:szCs w:val="26"/>
+              </w:rPr>
+              <w:t>Space Complexity</w:t>
+            </w:r>
+          </w:p>
+        </w:tc>
+      </w:tr>
+      <w:tr>
+        <w:trPr>
+          <w:tblCellSpacing w:w="15" w:type="dxa"/>
+        </w:trPr>
+        <w:tc>
+          <w:tcPr>
+            <w:tcW w:w="0" w:type="auto"/>
+            <w:tcBorders>
+              <w:top w:val="single" w:sz="2" w:space="0" w:color="auto"/>
+              <w:left w:val="single" w:sz="2" w:space="0" w:color="auto"/>
+              <w:bottom w:val="single" w:sz="2" w:space="0" w:color="auto"/>
+              <w:right w:val="single" w:sz="2" w:space="0" w:color="auto"/>
+            </w:tcBorders>
+            <w:shd w:val="clear" w:color="auto" w:fill="1F2022"/>
+            <w:tcMar>
+              <w:top w:w="180" w:type="dxa"/>
+              <w:left w:w="180" w:type="dxa"/>
+              <w:bottom w:w="180" w:type="dxa"/>
+              <w:right w:w="180" w:type="dxa"/>
+            </w:tcMar>
+            <w:vAlign w:val="center"/>
+            <w:hideMark/>
+          </w:tcPr>
+          <w:p>
+            <w:pPr>
+              <w:rPr>
+                <w:sz w:val="26"/>
+                <w:szCs w:val="26"/>
+              </w:rPr>
+            </w:pPr>
+            <w:r>
+              <w:rPr>
+                <w:sz w:val="26"/>
+                <w:szCs w:val="26"/>
+              </w:rPr>
+              <w:t>O(n) </w:t>
+            </w:r>
+          </w:p>
+        </w:tc>
+        <w:tc>
+          <w:tcPr>
+            <w:tcW w:w="0" w:type="auto"/>
+            <w:tcBorders>
+              <w:top w:val="single" w:sz="2" w:space="0" w:color="auto"/>
+              <w:left w:val="single" w:sz="2" w:space="0" w:color="auto"/>
+              <w:bottom w:val="single" w:sz="2" w:space="0" w:color="auto"/>
+              <w:right w:val="single" w:sz="2" w:space="0" w:color="auto"/>
+            </w:tcBorders>
+            <w:shd w:val="clear" w:color="auto" w:fill="1F2022"/>
+            <w:tcMar>
+              <w:top w:w="180" w:type="dxa"/>
+              <w:left w:w="180" w:type="dxa"/>
+              <w:bottom w:w="180" w:type="dxa"/>
+              <w:right w:w="180" w:type="dxa"/>
+            </w:tcMar>
+            <w:vAlign w:val="center"/>
+            <w:hideMark/>
+          </w:tcPr>
+          <w:p>
+            <w:pPr>
+              <w:rPr>
+                <w:sz w:val="26"/>
+                <w:szCs w:val="26"/>
+              </w:rPr>
+            </w:pPr>
+            <w:proofErr w:type="gramStart"/>
+            <w:r>
+              <w:rPr>
+                <w:sz w:val="26"/>
+                <w:szCs w:val="26"/>
+              </w:rPr>
+              <w:t>O(</w:t>
+            </w:r>
+            <w:proofErr w:type="gramEnd"/>
+            <w:r>
+              <w:rPr>
+                <w:sz w:val="26"/>
+                <w:szCs w:val="26"/>
+              </w:rPr>
+              <w:t>1)</w:t>
+            </w:r>
+          </w:p>
+        </w:tc>
+      </w:tr>
+    </w:tbl>
+    <w:p>
+      <w:pPr>
+        <w:rPr>
+          <w:sz w:val="26"/>
+          <w:szCs w:val="26"/>
+        </w:rPr>
+      </w:pPr>
+    </w:p>
+    <w:p>
+      <w:pPr>
+        <w:rPr>
+          <w:sz w:val="26"/>
+          <w:szCs w:val="26"/>
+        </w:rPr>
+      </w:pPr>
+    </w:p>
     <w:sectPr>
       <w:pgSz w:w="11906" w:h="16838"/>
       <w:pgMar w:top="1440" w:right="1440" w:bottom="1440" w:left="1440" w:header="708" w:footer="708" w:gutter="0"/>
@@ -5637,6 +8099,155 @@
 <file path=word/numbering.xml><?xml version="1.0" encoding="utf-8"?>
 <w:numbering xmlns:wpc="http://schemas.microsoft.com/office/word/2010/wordprocessingCanvas" xmlns:cx="http://schemas.microsoft.com/office/drawing/2014/chartex" xmlns:cx1="http://schemas.microsoft.com/office/drawing/2015/9/8/chartex" xmlns:cx2="http://schemas.microsoft.com/office/drawing/2015/10/21/chartex" xmlns:cx3="http://schemas.microsoft.com/office/drawing/2016/5/9/chartex" xmlns:cx4="http://schemas.microsoft.com/office/drawing/2016/5/10/chartex" xmlns:cx5="http://schemas.microsoft.com/office/drawing/2016/5/11/chartex" xmlns:cx6="http://schemas.microsoft.com/office/drawing/2016/5/12/chartex" xmlns:cx7="http://schemas.microsoft.com/office/drawing/2016/5/13/chartex" xmlns:cx8="http://schemas.microsoft.com/office/drawing/2016/5/14/chartex" xmlns:mc="http://schemas.openxmlformats.org/markup-compatibility/2006" xmlns:aink="http://schemas.microsoft.com/office/drawing/2016/ink" xmlns:am3d="http://schemas.microsoft.com/office/drawing/2017/model3d" xmlns:o="urn:schemas-microsoft-com:office:office" xmlns:oel="http://schemas.microsoft.com/office/2019/extlst" xmlns:r="http://schemas.openxmlformats.org/officeDocument/2006/relationships" xmlns:m="http://schemas.openxmlformats.org/officeDocument/2006/math" xmlns:v="urn:schemas-microsoft-com:vml" xmlns:wp14="http://schemas.microsoft.com/office/word/2010/wordprocessingDrawing" xmlns:wp="http://schemas.openxmlformats.org/drawingml/2006/wordprocessingDrawing" xmlns:w10="urn:schemas-microsoft-com:office:word" xmlns:w="http://schemas.openxmlformats.org/wordprocessingml/2006/main" xmlns:w14="http://schemas.microsoft.com/office/word/2010/wordml" xmlns:w15="http://schemas.microsoft.com/office/word/2012/wordml" xmlns:w16cex="http://schemas.microsoft.com/office/word/2018/wordml/cex" xmlns:w16cid="http://schemas.microsoft.com/office/word/2016/wordml/cid" xmlns:w16="http://schemas.microsoft.com/office/word/2018/wordml" xmlns:w16du="http://schemas.microsoft.com/office/word/2023/wordml/word16du" xmlns:w16sdtdh="http://schemas.microsoft.com/office/word/2020/wordml/sdtdatahash" xmlns:w16sdtfl="http://schemas.microsoft.com/office/word/2024/wordml/sdtformatlock" xmlns:w16se="http://schemas.microsoft.com/office/word/2015/wordml/symex" xmlns:wpg="http://schemas.microsoft.com/office/word/2010/wordprocessingGroup" xmlns:wpi="http://schemas.microsoft.com/office/word/2010/wordprocessingInk" xmlns:wne="http://schemas.microsoft.com/office/word/2006/wordml" xmlns:wps="http://schemas.microsoft.com/office/word/2010/wordprocessingShape" mc:Ignorable="w14 w15 w16se w16cid w16 w16cex w16sdtdh w16sdtfl w16du wp14">
   <w:abstractNum w:abstractNumId="0" w15:restartNumberingAfterBreak="0">
+    <w:nsid w:val="02C44FA8"/>
+    <w:multiLevelType w:val="multilevel"/>
+    <w:tmpl w:val="715C61A0"/>
+    <w:lvl w:ilvl="0">
+      <w:start w:val="1"/>
+      <w:numFmt w:val="bullet"/>
+      <w:lvlText w:val=""/>
+      <w:lvlJc w:val="left"/>
+      <w:pPr>
+        <w:tabs>
+          <w:tab w:val="num" w:pos="720"/>
+        </w:tabs>
+        <w:ind w:left="720" w:hanging="360"/>
+      </w:pPr>
+      <w:rPr>
+        <w:rFonts w:ascii="Symbol" w:hAnsi="Symbol" w:hint="default"/>
+        <w:sz w:val="20"/>
+      </w:rPr>
+    </w:lvl>
+    <w:lvl w:ilvl="1" w:tentative="1">
+      <w:start w:val="1"/>
+      <w:numFmt w:val="bullet"/>
+      <w:lvlText w:val=""/>
+      <w:lvlJc w:val="left"/>
+      <w:pPr>
+        <w:tabs>
+          <w:tab w:val="num" w:pos="1440"/>
+        </w:tabs>
+        <w:ind w:left="1440" w:hanging="360"/>
+      </w:pPr>
+      <w:rPr>
+        <w:rFonts w:ascii="Symbol" w:hAnsi="Symbol" w:hint="default"/>
+        <w:sz w:val="20"/>
+      </w:rPr>
+    </w:lvl>
+    <w:lvl w:ilvl="2" w:tentative="1">
+      <w:start w:val="1"/>
+      <w:numFmt w:val="bullet"/>
+      <w:lvlText w:val=""/>
+      <w:lvlJc w:val="left"/>
+      <w:pPr>
+        <w:tabs>
+          <w:tab w:val="num" w:pos="2160"/>
+        </w:tabs>
+        <w:ind w:left="2160" w:hanging="360"/>
+      </w:pPr>
+      <w:rPr>
+        <w:rFonts w:ascii="Symbol" w:hAnsi="Symbol" w:hint="default"/>
+        <w:sz w:val="20"/>
+      </w:rPr>
+    </w:lvl>
+    <w:lvl w:ilvl="3" w:tentative="1">
+      <w:start w:val="1"/>
+      <w:numFmt w:val="bullet"/>
+      <w:lvlText w:val=""/>
+      <w:lvlJc w:val="left"/>
+      <w:pPr>
+        <w:tabs>
+          <w:tab w:val="num" w:pos="2880"/>
+        </w:tabs>
+        <w:ind w:left="2880" w:hanging="360"/>
+      </w:pPr>
+      <w:rPr>
+        <w:rFonts w:ascii="Symbol" w:hAnsi="Symbol" w:hint="default"/>
+        <w:sz w:val="20"/>
+      </w:rPr>
+    </w:lvl>
+    <w:lvl w:ilvl="4" w:tentative="1">
+      <w:start w:val="1"/>
+      <w:numFmt w:val="bullet"/>
+      <w:lvlText w:val=""/>
+      <w:lvlJc w:val="left"/>
+      <w:pPr>
+        <w:tabs>
+          <w:tab w:val="num" w:pos="3600"/>
+        </w:tabs>
+        <w:ind w:left="3600" w:hanging="360"/>
+      </w:pPr>
+      <w:rPr>
+        <w:rFonts w:ascii="Symbol" w:hAnsi="Symbol" w:hint="default"/>
+        <w:sz w:val="20"/>
+      </w:rPr>
+    </w:lvl>
+    <w:lvl w:ilvl="5" w:tentative="1">
+      <w:start w:val="1"/>
+      <w:numFmt w:val="bullet"/>
+      <w:lvlText w:val=""/>
+      <w:lvlJc w:val="left"/>
+      <w:pPr>
+        <w:tabs>
+          <w:tab w:val="num" w:pos="4320"/>
+        </w:tabs>
+        <w:ind w:left="4320" w:hanging="360"/>
+      </w:pPr>
+      <w:rPr>
+        <w:rFonts w:ascii="Symbol" w:hAnsi="Symbol" w:hint="default"/>
+        <w:sz w:val="20"/>
+      </w:rPr>
+    </w:lvl>
+    <w:lvl w:ilvl="6" w:tentative="1">
+      <w:start w:val="1"/>
+      <w:numFmt w:val="bullet"/>
+      <w:lvlText w:val=""/>
+      <w:lvlJc w:val="left"/>
+      <w:pPr>
+        <w:tabs>
+          <w:tab w:val="num" w:pos="5040"/>
+        </w:tabs>
+        <w:ind w:left="5040" w:hanging="360"/>
+      </w:pPr>
+      <w:rPr>
+        <w:rFonts w:ascii="Symbol" w:hAnsi="Symbol" w:hint="default"/>
+        <w:sz w:val="20"/>
+      </w:rPr>
+    </w:lvl>
+    <w:lvl w:ilvl="7" w:tentative="1">
+      <w:start w:val="1"/>
+      <w:numFmt w:val="bullet"/>
+      <w:lvlText w:val=""/>
+      <w:lvlJc w:val="left"/>
+      <w:pPr>
+        <w:tabs>
+          <w:tab w:val="num" w:pos="5760"/>
+        </w:tabs>
+        <w:ind w:left="5760" w:hanging="360"/>
+      </w:pPr>
+      <w:rPr>
+        <w:rFonts w:ascii="Symbol" w:hAnsi="Symbol" w:hint="default"/>
+        <w:sz w:val="20"/>
+      </w:rPr>
+    </w:lvl>
+    <w:lvl w:ilvl="8" w:tentative="1">
+      <w:start w:val="1"/>
+      <w:numFmt w:val="bullet"/>
+      <w:lvlText w:val=""/>
+      <w:lvlJc w:val="left"/>
+      <w:pPr>
+        <w:tabs>
+          <w:tab w:val="num" w:pos="6480"/>
+        </w:tabs>
+        <w:ind w:left="6480" w:hanging="360"/>
+      </w:pPr>
+      <w:rPr>
+        <w:rFonts w:ascii="Symbol" w:hAnsi="Symbol" w:hint="default"/>
+        <w:sz w:val="20"/>
+      </w:rPr>
+    </w:lvl>
+  </w:abstractNum>
+  <w:abstractNum w:abstractNumId="1" w15:restartNumberingAfterBreak="0">
     <w:nsid w:val="06C61A33"/>
     <w:multiLevelType w:val="multilevel"/>
     <w:tmpl w:val="830248DA"/>
@@ -5785,7 +8396,305 @@
       </w:rPr>
     </w:lvl>
   </w:abstractNum>
-  <w:abstractNum w:abstractNumId="1" w15:restartNumberingAfterBreak="0">
+  <w:abstractNum w:abstractNumId="2" w15:restartNumberingAfterBreak="0">
+    <w:nsid w:val="080E3D9E"/>
+    <w:multiLevelType w:val="multilevel"/>
+    <w:tmpl w:val="104ED9C2"/>
+    <w:lvl w:ilvl="0">
+      <w:start w:val="1"/>
+      <w:numFmt w:val="bullet"/>
+      <w:lvlText w:val=""/>
+      <w:lvlJc w:val="left"/>
+      <w:pPr>
+        <w:tabs>
+          <w:tab w:val="num" w:pos="720"/>
+        </w:tabs>
+        <w:ind w:left="720" w:hanging="360"/>
+      </w:pPr>
+      <w:rPr>
+        <w:rFonts w:ascii="Symbol" w:hAnsi="Symbol" w:hint="default"/>
+        <w:sz w:val="20"/>
+      </w:rPr>
+    </w:lvl>
+    <w:lvl w:ilvl="1" w:tentative="1">
+      <w:start w:val="1"/>
+      <w:numFmt w:val="bullet"/>
+      <w:lvlText w:val=""/>
+      <w:lvlJc w:val="left"/>
+      <w:pPr>
+        <w:tabs>
+          <w:tab w:val="num" w:pos="1440"/>
+        </w:tabs>
+        <w:ind w:left="1440" w:hanging="360"/>
+      </w:pPr>
+      <w:rPr>
+        <w:rFonts w:ascii="Symbol" w:hAnsi="Symbol" w:hint="default"/>
+        <w:sz w:val="20"/>
+      </w:rPr>
+    </w:lvl>
+    <w:lvl w:ilvl="2" w:tentative="1">
+      <w:start w:val="1"/>
+      <w:numFmt w:val="bullet"/>
+      <w:lvlText w:val=""/>
+      <w:lvlJc w:val="left"/>
+      <w:pPr>
+        <w:tabs>
+          <w:tab w:val="num" w:pos="2160"/>
+        </w:tabs>
+        <w:ind w:left="2160" w:hanging="360"/>
+      </w:pPr>
+      <w:rPr>
+        <w:rFonts w:ascii="Symbol" w:hAnsi="Symbol" w:hint="default"/>
+        <w:sz w:val="20"/>
+      </w:rPr>
+    </w:lvl>
+    <w:lvl w:ilvl="3" w:tentative="1">
+      <w:start w:val="1"/>
+      <w:numFmt w:val="bullet"/>
+      <w:lvlText w:val=""/>
+      <w:lvlJc w:val="left"/>
+      <w:pPr>
+        <w:tabs>
+          <w:tab w:val="num" w:pos="2880"/>
+        </w:tabs>
+        <w:ind w:left="2880" w:hanging="360"/>
+      </w:pPr>
+      <w:rPr>
+        <w:rFonts w:ascii="Symbol" w:hAnsi="Symbol" w:hint="default"/>
+        <w:sz w:val="20"/>
+      </w:rPr>
+    </w:lvl>
+    <w:lvl w:ilvl="4" w:tentative="1">
+      <w:start w:val="1"/>
+      <w:numFmt w:val="bullet"/>
+      <w:lvlText w:val=""/>
+      <w:lvlJc w:val="left"/>
+      <w:pPr>
+        <w:tabs>
+          <w:tab w:val="num" w:pos="3600"/>
+        </w:tabs>
+        <w:ind w:left="3600" w:hanging="360"/>
+      </w:pPr>
+      <w:rPr>
+        <w:rFonts w:ascii="Symbol" w:hAnsi="Symbol" w:hint="default"/>
+        <w:sz w:val="20"/>
+      </w:rPr>
+    </w:lvl>
+    <w:lvl w:ilvl="5" w:tentative="1">
+      <w:start w:val="1"/>
+      <w:numFmt w:val="bullet"/>
+      <w:lvlText w:val=""/>
+      <w:lvlJc w:val="left"/>
+      <w:pPr>
+        <w:tabs>
+          <w:tab w:val="num" w:pos="4320"/>
+        </w:tabs>
+        <w:ind w:left="4320" w:hanging="360"/>
+      </w:pPr>
+      <w:rPr>
+        <w:rFonts w:ascii="Symbol" w:hAnsi="Symbol" w:hint="default"/>
+        <w:sz w:val="20"/>
+      </w:rPr>
+    </w:lvl>
+    <w:lvl w:ilvl="6" w:tentative="1">
+      <w:start w:val="1"/>
+      <w:numFmt w:val="bullet"/>
+      <w:lvlText w:val=""/>
+      <w:lvlJc w:val="left"/>
+      <w:pPr>
+        <w:tabs>
+          <w:tab w:val="num" w:pos="5040"/>
+        </w:tabs>
+        <w:ind w:left="5040" w:hanging="360"/>
+      </w:pPr>
+      <w:rPr>
+        <w:rFonts w:ascii="Symbol" w:hAnsi="Symbol" w:hint="default"/>
+        <w:sz w:val="20"/>
+      </w:rPr>
+    </w:lvl>
+    <w:lvl w:ilvl="7" w:tentative="1">
+      <w:start w:val="1"/>
+      <w:numFmt w:val="bullet"/>
+      <w:lvlText w:val=""/>
+      <w:lvlJc w:val="left"/>
+      <w:pPr>
+        <w:tabs>
+          <w:tab w:val="num" w:pos="5760"/>
+        </w:tabs>
+        <w:ind w:left="5760" w:hanging="360"/>
+      </w:pPr>
+      <w:rPr>
+        <w:rFonts w:ascii="Symbol" w:hAnsi="Symbol" w:hint="default"/>
+        <w:sz w:val="20"/>
+      </w:rPr>
+    </w:lvl>
+    <w:lvl w:ilvl="8" w:tentative="1">
+      <w:start w:val="1"/>
+      <w:numFmt w:val="bullet"/>
+      <w:lvlText w:val=""/>
+      <w:lvlJc w:val="left"/>
+      <w:pPr>
+        <w:tabs>
+          <w:tab w:val="num" w:pos="6480"/>
+        </w:tabs>
+        <w:ind w:left="6480" w:hanging="360"/>
+      </w:pPr>
+      <w:rPr>
+        <w:rFonts w:ascii="Symbol" w:hAnsi="Symbol" w:hint="default"/>
+        <w:sz w:val="20"/>
+      </w:rPr>
+    </w:lvl>
+  </w:abstractNum>
+  <w:abstractNum w:abstractNumId="3" w15:restartNumberingAfterBreak="0">
+    <w:nsid w:val="08B406D5"/>
+    <w:multiLevelType w:val="multilevel"/>
+    <w:tmpl w:val="7A629374"/>
+    <w:lvl w:ilvl="0">
+      <w:start w:val="1"/>
+      <w:numFmt w:val="bullet"/>
+      <w:lvlText w:val=""/>
+      <w:lvlJc w:val="left"/>
+      <w:pPr>
+        <w:tabs>
+          <w:tab w:val="num" w:pos="720"/>
+        </w:tabs>
+        <w:ind w:left="720" w:hanging="360"/>
+      </w:pPr>
+      <w:rPr>
+        <w:rFonts w:ascii="Symbol" w:hAnsi="Symbol" w:hint="default"/>
+        <w:sz w:val="20"/>
+      </w:rPr>
+    </w:lvl>
+    <w:lvl w:ilvl="1" w:tentative="1">
+      <w:start w:val="1"/>
+      <w:numFmt w:val="bullet"/>
+      <w:lvlText w:val=""/>
+      <w:lvlJc w:val="left"/>
+      <w:pPr>
+        <w:tabs>
+          <w:tab w:val="num" w:pos="1440"/>
+        </w:tabs>
+        <w:ind w:left="1440" w:hanging="360"/>
+      </w:pPr>
+      <w:rPr>
+        <w:rFonts w:ascii="Symbol" w:hAnsi="Symbol" w:hint="default"/>
+        <w:sz w:val="20"/>
+      </w:rPr>
+    </w:lvl>
+    <w:lvl w:ilvl="2" w:tentative="1">
+      <w:start w:val="1"/>
+      <w:numFmt w:val="bullet"/>
+      <w:lvlText w:val=""/>
+      <w:lvlJc w:val="left"/>
+      <w:pPr>
+        <w:tabs>
+          <w:tab w:val="num" w:pos="2160"/>
+        </w:tabs>
+        <w:ind w:left="2160" w:hanging="360"/>
+      </w:pPr>
+      <w:rPr>
+        <w:rFonts w:ascii="Symbol" w:hAnsi="Symbol" w:hint="default"/>
+        <w:sz w:val="20"/>
+      </w:rPr>
+    </w:lvl>
+    <w:lvl w:ilvl="3" w:tentative="1">
+      <w:start w:val="1"/>
+      <w:numFmt w:val="bullet"/>
+      <w:lvlText w:val=""/>
+      <w:lvlJc w:val="left"/>
+      <w:pPr>
+        <w:tabs>
+          <w:tab w:val="num" w:pos="2880"/>
+        </w:tabs>
+        <w:ind w:left="2880" w:hanging="360"/>
+      </w:pPr>
+      <w:rPr>
+        <w:rFonts w:ascii="Symbol" w:hAnsi="Symbol" w:hint="default"/>
+        <w:sz w:val="20"/>
+      </w:rPr>
+    </w:lvl>
+    <w:lvl w:ilvl="4" w:tentative="1">
+      <w:start w:val="1"/>
+      <w:numFmt w:val="bullet"/>
+      <w:lvlText w:val=""/>
+      <w:lvlJc w:val="left"/>
+      <w:pPr>
+        <w:tabs>
+          <w:tab w:val="num" w:pos="3600"/>
+        </w:tabs>
+        <w:ind w:left="3600" w:hanging="360"/>
+      </w:pPr>
+      <w:rPr>
+        <w:rFonts w:ascii="Symbol" w:hAnsi="Symbol" w:hint="default"/>
+        <w:sz w:val="20"/>
+      </w:rPr>
+    </w:lvl>
+    <w:lvl w:ilvl="5" w:tentative="1">
+      <w:start w:val="1"/>
+      <w:numFmt w:val="bullet"/>
+      <w:lvlText w:val=""/>
+      <w:lvlJc w:val="left"/>
+      <w:pPr>
+        <w:tabs>
+          <w:tab w:val="num" w:pos="4320"/>
+        </w:tabs>
+        <w:ind w:left="4320" w:hanging="360"/>
+      </w:pPr>
+      <w:rPr>
+        <w:rFonts w:ascii="Symbol" w:hAnsi="Symbol" w:hint="default"/>
+        <w:sz w:val="20"/>
+      </w:rPr>
+    </w:lvl>
+    <w:lvl w:ilvl="6" w:tentative="1">
+      <w:start w:val="1"/>
+      <w:numFmt w:val="bullet"/>
+      <w:lvlText w:val=""/>
+      <w:lvlJc w:val="left"/>
+      <w:pPr>
+        <w:tabs>
+          <w:tab w:val="num" w:pos="5040"/>
+        </w:tabs>
+        <w:ind w:left="5040" w:hanging="360"/>
+      </w:pPr>
+      <w:rPr>
+        <w:rFonts w:ascii="Symbol" w:hAnsi="Symbol" w:hint="default"/>
+        <w:sz w:val="20"/>
+      </w:rPr>
+    </w:lvl>
+    <w:lvl w:ilvl="7" w:tentative="1">
+      <w:start w:val="1"/>
+      <w:numFmt w:val="bullet"/>
+      <w:lvlText w:val=""/>
+      <w:lvlJc w:val="left"/>
+      <w:pPr>
+        <w:tabs>
+          <w:tab w:val="num" w:pos="5760"/>
+        </w:tabs>
+        <w:ind w:left="5760" w:hanging="360"/>
+      </w:pPr>
+      <w:rPr>
+        <w:rFonts w:ascii="Symbol" w:hAnsi="Symbol" w:hint="default"/>
+        <w:sz w:val="20"/>
+      </w:rPr>
+    </w:lvl>
+    <w:lvl w:ilvl="8" w:tentative="1">
+      <w:start w:val="1"/>
+      <w:numFmt w:val="bullet"/>
+      <w:lvlText w:val=""/>
+      <w:lvlJc w:val="left"/>
+      <w:pPr>
+        <w:tabs>
+          <w:tab w:val="num" w:pos="6480"/>
+        </w:tabs>
+        <w:ind w:left="6480" w:hanging="360"/>
+      </w:pPr>
+      <w:rPr>
+        <w:rFonts w:ascii="Symbol" w:hAnsi="Symbol" w:hint="default"/>
+        <w:sz w:val="20"/>
+      </w:rPr>
+    </w:lvl>
+  </w:abstractNum>
+  <w:abstractNum w:abstractNumId="4" w15:restartNumberingAfterBreak="0">
     <w:nsid w:val="0C914E60"/>
     <w:multiLevelType w:val="multilevel"/>
     <w:tmpl w:val="E9F87C2A"/>
@@ -5934,7 +8843,7 @@
       </w:rPr>
     </w:lvl>
   </w:abstractNum>
-  <w:abstractNum w:abstractNumId="2" w15:restartNumberingAfterBreak="0">
+  <w:abstractNum w:abstractNumId="5" w15:restartNumberingAfterBreak="0">
     <w:nsid w:val="10E009D4"/>
     <w:multiLevelType w:val="multilevel"/>
     <w:tmpl w:val="825A5312"/>
@@ -6083,7 +8992,156 @@
       </w:rPr>
     </w:lvl>
   </w:abstractNum>
-  <w:abstractNum w:abstractNumId="3" w15:restartNumberingAfterBreak="0">
+  <w:abstractNum w:abstractNumId="6" w15:restartNumberingAfterBreak="0">
+    <w:nsid w:val="19003D3E"/>
+    <w:multiLevelType w:val="multilevel"/>
+    <w:tmpl w:val="842E5A4A"/>
+    <w:lvl w:ilvl="0">
+      <w:start w:val="1"/>
+      <w:numFmt w:val="bullet"/>
+      <w:lvlText w:val=""/>
+      <w:lvlJc w:val="left"/>
+      <w:pPr>
+        <w:tabs>
+          <w:tab w:val="num" w:pos="720"/>
+        </w:tabs>
+        <w:ind w:left="720" w:hanging="360"/>
+      </w:pPr>
+      <w:rPr>
+        <w:rFonts w:ascii="Symbol" w:hAnsi="Symbol" w:hint="default"/>
+        <w:sz w:val="20"/>
+      </w:rPr>
+    </w:lvl>
+    <w:lvl w:ilvl="1" w:tentative="1">
+      <w:start w:val="1"/>
+      <w:numFmt w:val="bullet"/>
+      <w:lvlText w:val=""/>
+      <w:lvlJc w:val="left"/>
+      <w:pPr>
+        <w:tabs>
+          <w:tab w:val="num" w:pos="1440"/>
+        </w:tabs>
+        <w:ind w:left="1440" w:hanging="360"/>
+      </w:pPr>
+      <w:rPr>
+        <w:rFonts w:ascii="Symbol" w:hAnsi="Symbol" w:hint="default"/>
+        <w:sz w:val="20"/>
+      </w:rPr>
+    </w:lvl>
+    <w:lvl w:ilvl="2" w:tentative="1">
+      <w:start w:val="1"/>
+      <w:numFmt w:val="bullet"/>
+      <w:lvlText w:val=""/>
+      <w:lvlJc w:val="left"/>
+      <w:pPr>
+        <w:tabs>
+          <w:tab w:val="num" w:pos="2160"/>
+        </w:tabs>
+        <w:ind w:left="2160" w:hanging="360"/>
+      </w:pPr>
+      <w:rPr>
+        <w:rFonts w:ascii="Symbol" w:hAnsi="Symbol" w:hint="default"/>
+        <w:sz w:val="20"/>
+      </w:rPr>
+    </w:lvl>
+    <w:lvl w:ilvl="3" w:tentative="1">
+      <w:start w:val="1"/>
+      <w:numFmt w:val="bullet"/>
+      <w:lvlText w:val=""/>
+      <w:lvlJc w:val="left"/>
+      <w:pPr>
+        <w:tabs>
+          <w:tab w:val="num" w:pos="2880"/>
+        </w:tabs>
+        <w:ind w:left="2880" w:hanging="360"/>
+      </w:pPr>
+      <w:rPr>
+        <w:rFonts w:ascii="Symbol" w:hAnsi="Symbol" w:hint="default"/>
+        <w:sz w:val="20"/>
+      </w:rPr>
+    </w:lvl>
+    <w:lvl w:ilvl="4" w:tentative="1">
+      <w:start w:val="1"/>
+      <w:numFmt w:val="bullet"/>
+      <w:lvlText w:val=""/>
+      <w:lvlJc w:val="left"/>
+      <w:pPr>
+        <w:tabs>
+          <w:tab w:val="num" w:pos="3600"/>
+        </w:tabs>
+        <w:ind w:left="3600" w:hanging="360"/>
+      </w:pPr>
+      <w:rPr>
+        <w:rFonts w:ascii="Symbol" w:hAnsi="Symbol" w:hint="default"/>
+        <w:sz w:val="20"/>
+      </w:rPr>
+    </w:lvl>
+    <w:lvl w:ilvl="5" w:tentative="1">
+      <w:start w:val="1"/>
+      <w:numFmt w:val="bullet"/>
+      <w:lvlText w:val=""/>
+      <w:lvlJc w:val="left"/>
+      <w:pPr>
+        <w:tabs>
+          <w:tab w:val="num" w:pos="4320"/>
+        </w:tabs>
+        <w:ind w:left="4320" w:hanging="360"/>
+      </w:pPr>
+      <w:rPr>
+        <w:rFonts w:ascii="Symbol" w:hAnsi="Symbol" w:hint="default"/>
+        <w:sz w:val="20"/>
+      </w:rPr>
+    </w:lvl>
+    <w:lvl w:ilvl="6" w:tentative="1">
+      <w:start w:val="1"/>
+      <w:numFmt w:val="bullet"/>
+      <w:lvlText w:val=""/>
+      <w:lvlJc w:val="left"/>
+      <w:pPr>
+        <w:tabs>
+          <w:tab w:val="num" w:pos="5040"/>
+        </w:tabs>
+        <w:ind w:left="5040" w:hanging="360"/>
+      </w:pPr>
+      <w:rPr>
+        <w:rFonts w:ascii="Symbol" w:hAnsi="Symbol" w:hint="default"/>
+        <w:sz w:val="20"/>
+      </w:rPr>
+    </w:lvl>
+    <w:lvl w:ilvl="7" w:tentative="1">
+      <w:start w:val="1"/>
+      <w:numFmt w:val="bullet"/>
+      <w:lvlText w:val=""/>
+      <w:lvlJc w:val="left"/>
+      <w:pPr>
+        <w:tabs>
+          <w:tab w:val="num" w:pos="5760"/>
+        </w:tabs>
+        <w:ind w:left="5760" w:hanging="360"/>
+      </w:pPr>
+      <w:rPr>
+        <w:rFonts w:ascii="Symbol" w:hAnsi="Symbol" w:hint="default"/>
+        <w:sz w:val="20"/>
+      </w:rPr>
+    </w:lvl>
+    <w:lvl w:ilvl="8" w:tentative="1">
+      <w:start w:val="1"/>
+      <w:numFmt w:val="bullet"/>
+      <w:lvlText w:val=""/>
+      <w:lvlJc w:val="left"/>
+      <w:pPr>
+        <w:tabs>
+          <w:tab w:val="num" w:pos="6480"/>
+        </w:tabs>
+        <w:ind w:left="6480" w:hanging="360"/>
+      </w:pPr>
+      <w:rPr>
+        <w:rFonts w:ascii="Symbol" w:hAnsi="Symbol" w:hint="default"/>
+        <w:sz w:val="20"/>
+      </w:rPr>
+    </w:lvl>
+  </w:abstractNum>
+  <w:abstractNum w:abstractNumId="7" w15:restartNumberingAfterBreak="0">
     <w:nsid w:val="1AB94F04"/>
     <w:multiLevelType w:val="multilevel"/>
     <w:tmpl w:val="3858D5FC"/>
@@ -6232,7 +9290,7 @@
       </w:rPr>
     </w:lvl>
   </w:abstractNum>
-  <w:abstractNum w:abstractNumId="4" w15:restartNumberingAfterBreak="0">
+  <w:abstractNum w:abstractNumId="8" w15:restartNumberingAfterBreak="0">
     <w:nsid w:val="1BAB34BD"/>
     <w:multiLevelType w:val="multilevel"/>
     <w:tmpl w:val="C7A6D49E"/>
@@ -6381,7 +9439,7 @@
       </w:rPr>
     </w:lvl>
   </w:abstractNum>
-  <w:abstractNum w:abstractNumId="5" w15:restartNumberingAfterBreak="0">
+  <w:abstractNum w:abstractNumId="9" w15:restartNumberingAfterBreak="0">
     <w:nsid w:val="35A95BC9"/>
     <w:multiLevelType w:val="multilevel"/>
     <w:tmpl w:val="0D7E1900"/>
@@ -6530,7 +9588,156 @@
       </w:rPr>
     </w:lvl>
   </w:abstractNum>
-  <w:abstractNum w:abstractNumId="6" w15:restartNumberingAfterBreak="0">
+  <w:abstractNum w:abstractNumId="10" w15:restartNumberingAfterBreak="0">
+    <w:nsid w:val="3C12387D"/>
+    <w:multiLevelType w:val="multilevel"/>
+    <w:tmpl w:val="9E14104A"/>
+    <w:lvl w:ilvl="0">
+      <w:start w:val="1"/>
+      <w:numFmt w:val="bullet"/>
+      <w:lvlText w:val=""/>
+      <w:lvlJc w:val="left"/>
+      <w:pPr>
+        <w:tabs>
+          <w:tab w:val="num" w:pos="720"/>
+        </w:tabs>
+        <w:ind w:left="720" w:hanging="360"/>
+      </w:pPr>
+      <w:rPr>
+        <w:rFonts w:ascii="Symbol" w:hAnsi="Symbol" w:hint="default"/>
+        <w:sz w:val="20"/>
+      </w:rPr>
+    </w:lvl>
+    <w:lvl w:ilvl="1" w:tentative="1">
+      <w:start w:val="1"/>
+      <w:numFmt w:val="bullet"/>
+      <w:lvlText w:val=""/>
+      <w:lvlJc w:val="left"/>
+      <w:pPr>
+        <w:tabs>
+          <w:tab w:val="num" w:pos="1440"/>
+        </w:tabs>
+        <w:ind w:left="1440" w:hanging="360"/>
+      </w:pPr>
+      <w:rPr>
+        <w:rFonts w:ascii="Symbol" w:hAnsi="Symbol" w:hint="default"/>
+        <w:sz w:val="20"/>
+      </w:rPr>
+    </w:lvl>
+    <w:lvl w:ilvl="2" w:tentative="1">
+      <w:start w:val="1"/>
+      <w:numFmt w:val="bullet"/>
+      <w:lvlText w:val=""/>
+      <w:lvlJc w:val="left"/>
+      <w:pPr>
+        <w:tabs>
+          <w:tab w:val="num" w:pos="2160"/>
+        </w:tabs>
+        <w:ind w:left="2160" w:hanging="360"/>
+      </w:pPr>
+      <w:rPr>
+        <w:rFonts w:ascii="Symbol" w:hAnsi="Symbol" w:hint="default"/>
+        <w:sz w:val="20"/>
+      </w:rPr>
+    </w:lvl>
+    <w:lvl w:ilvl="3" w:tentative="1">
+      <w:start w:val="1"/>
+      <w:numFmt w:val="bullet"/>
+      <w:lvlText w:val=""/>
+      <w:lvlJc w:val="left"/>
+      <w:pPr>
+        <w:tabs>
+          <w:tab w:val="num" w:pos="2880"/>
+        </w:tabs>
+        <w:ind w:left="2880" w:hanging="360"/>
+      </w:pPr>
+      <w:rPr>
+        <w:rFonts w:ascii="Symbol" w:hAnsi="Symbol" w:hint="default"/>
+        <w:sz w:val="20"/>
+      </w:rPr>
+    </w:lvl>
+    <w:lvl w:ilvl="4" w:tentative="1">
+      <w:start w:val="1"/>
+      <w:numFmt w:val="bullet"/>
+      <w:lvlText w:val=""/>
+      <w:lvlJc w:val="left"/>
+      <w:pPr>
+        <w:tabs>
+          <w:tab w:val="num" w:pos="3600"/>
+        </w:tabs>
+        <w:ind w:left="3600" w:hanging="360"/>
+      </w:pPr>
+      <w:rPr>
+        <w:rFonts w:ascii="Symbol" w:hAnsi="Symbol" w:hint="default"/>
+        <w:sz w:val="20"/>
+      </w:rPr>
+    </w:lvl>
+    <w:lvl w:ilvl="5" w:tentative="1">
+      <w:start w:val="1"/>
+      <w:numFmt w:val="bullet"/>
+      <w:lvlText w:val=""/>
+      <w:lvlJc w:val="left"/>
+      <w:pPr>
+        <w:tabs>
+          <w:tab w:val="num" w:pos="4320"/>
+        </w:tabs>
+        <w:ind w:left="4320" w:hanging="360"/>
+      </w:pPr>
+      <w:rPr>
+        <w:rFonts w:ascii="Symbol" w:hAnsi="Symbol" w:hint="default"/>
+        <w:sz w:val="20"/>
+      </w:rPr>
+    </w:lvl>
+    <w:lvl w:ilvl="6" w:tentative="1">
+      <w:start w:val="1"/>
+      <w:numFmt w:val="bullet"/>
+      <w:lvlText w:val=""/>
+      <w:lvlJc w:val="left"/>
+      <w:pPr>
+        <w:tabs>
+          <w:tab w:val="num" w:pos="5040"/>
+        </w:tabs>
+        <w:ind w:left="5040" w:hanging="360"/>
+      </w:pPr>
+      <w:rPr>
+        <w:rFonts w:ascii="Symbol" w:hAnsi="Symbol" w:hint="default"/>
+        <w:sz w:val="20"/>
+      </w:rPr>
+    </w:lvl>
+    <w:lvl w:ilvl="7" w:tentative="1">
+      <w:start w:val="1"/>
+      <w:numFmt w:val="bullet"/>
+      <w:lvlText w:val=""/>
+      <w:lvlJc w:val="left"/>
+      <w:pPr>
+        <w:tabs>
+          <w:tab w:val="num" w:pos="5760"/>
+        </w:tabs>
+        <w:ind w:left="5760" w:hanging="360"/>
+      </w:pPr>
+      <w:rPr>
+        <w:rFonts w:ascii="Symbol" w:hAnsi="Symbol" w:hint="default"/>
+        <w:sz w:val="20"/>
+      </w:rPr>
+    </w:lvl>
+    <w:lvl w:ilvl="8" w:tentative="1">
+      <w:start w:val="1"/>
+      <w:numFmt w:val="bullet"/>
+      <w:lvlText w:val=""/>
+      <w:lvlJc w:val="left"/>
+      <w:pPr>
+        <w:tabs>
+          <w:tab w:val="num" w:pos="6480"/>
+        </w:tabs>
+        <w:ind w:left="6480" w:hanging="360"/>
+      </w:pPr>
+      <w:rPr>
+        <w:rFonts w:ascii="Symbol" w:hAnsi="Symbol" w:hint="default"/>
+        <w:sz w:val="20"/>
+      </w:rPr>
+    </w:lvl>
+  </w:abstractNum>
+  <w:abstractNum w:abstractNumId="11" w15:restartNumberingAfterBreak="0">
     <w:nsid w:val="42823EE6"/>
     <w:multiLevelType w:val="multilevel"/>
     <w:tmpl w:val="8EE8D394"/>
@@ -6679,7 +9886,7 @@
       </w:rPr>
     </w:lvl>
   </w:abstractNum>
-  <w:abstractNum w:abstractNumId="7" w15:restartNumberingAfterBreak="0">
+  <w:abstractNum w:abstractNumId="12" w15:restartNumberingAfterBreak="0">
     <w:nsid w:val="4F3E539F"/>
     <w:multiLevelType w:val="multilevel"/>
     <w:tmpl w:val="8382A780"/>
@@ -6828,7 +10035,7 @@
       </w:rPr>
     </w:lvl>
   </w:abstractNum>
-  <w:abstractNum w:abstractNumId="8" w15:restartNumberingAfterBreak="0">
+  <w:abstractNum w:abstractNumId="13" w15:restartNumberingAfterBreak="0">
     <w:nsid w:val="4F843E15"/>
     <w:multiLevelType w:val="multilevel"/>
     <w:tmpl w:val="E6D879DC"/>
@@ -6977,7 +10184,156 @@
       </w:rPr>
     </w:lvl>
   </w:abstractNum>
-  <w:abstractNum w:abstractNumId="9" w15:restartNumberingAfterBreak="0">
+  <w:abstractNum w:abstractNumId="14" w15:restartNumberingAfterBreak="0">
+    <w:nsid w:val="50DB300F"/>
+    <w:multiLevelType w:val="multilevel"/>
+    <w:tmpl w:val="DCC0545C"/>
+    <w:lvl w:ilvl="0">
+      <w:start w:val="1"/>
+      <w:numFmt w:val="bullet"/>
+      <w:lvlText w:val=""/>
+      <w:lvlJc w:val="left"/>
+      <w:pPr>
+        <w:tabs>
+          <w:tab w:val="num" w:pos="720"/>
+        </w:tabs>
+        <w:ind w:left="720" w:hanging="360"/>
+      </w:pPr>
+      <w:rPr>
+        <w:rFonts w:ascii="Symbol" w:hAnsi="Symbol" w:hint="default"/>
+        <w:sz w:val="20"/>
+      </w:rPr>
+    </w:lvl>
+    <w:lvl w:ilvl="1" w:tentative="1">
+      <w:start w:val="1"/>
+      <w:numFmt w:val="bullet"/>
+      <w:lvlText w:val=""/>
+      <w:lvlJc w:val="left"/>
+      <w:pPr>
+        <w:tabs>
+          <w:tab w:val="num" w:pos="1440"/>
+        </w:tabs>
+        <w:ind w:left="1440" w:hanging="360"/>
+      </w:pPr>
+      <w:rPr>
+        <w:rFonts w:ascii="Symbol" w:hAnsi="Symbol" w:hint="default"/>
+        <w:sz w:val="20"/>
+      </w:rPr>
+    </w:lvl>
+    <w:lvl w:ilvl="2" w:tentative="1">
+      <w:start w:val="1"/>
+      <w:numFmt w:val="bullet"/>
+      <w:lvlText w:val=""/>
+      <w:lvlJc w:val="left"/>
+      <w:pPr>
+        <w:tabs>
+          <w:tab w:val="num" w:pos="2160"/>
+        </w:tabs>
+        <w:ind w:left="2160" w:hanging="360"/>
+      </w:pPr>
+      <w:rPr>
+        <w:rFonts w:ascii="Symbol" w:hAnsi="Symbol" w:hint="default"/>
+        <w:sz w:val="20"/>
+      </w:rPr>
+    </w:lvl>
+    <w:lvl w:ilvl="3" w:tentative="1">
+      <w:start w:val="1"/>
+      <w:numFmt w:val="bullet"/>
+      <w:lvlText w:val=""/>
+      <w:lvlJc w:val="left"/>
+      <w:pPr>
+        <w:tabs>
+          <w:tab w:val="num" w:pos="2880"/>
+        </w:tabs>
+        <w:ind w:left="2880" w:hanging="360"/>
+      </w:pPr>
+      <w:rPr>
+        <w:rFonts w:ascii="Symbol" w:hAnsi="Symbol" w:hint="default"/>
+        <w:sz w:val="20"/>
+      </w:rPr>
+    </w:lvl>
+    <w:lvl w:ilvl="4" w:tentative="1">
+      <w:start w:val="1"/>
+      <w:numFmt w:val="bullet"/>
+      <w:lvlText w:val=""/>
+      <w:lvlJc w:val="left"/>
+      <w:pPr>
+        <w:tabs>
+          <w:tab w:val="num" w:pos="3600"/>
+        </w:tabs>
+        <w:ind w:left="3600" w:hanging="360"/>
+      </w:pPr>
+      <w:rPr>
+        <w:rFonts w:ascii="Symbol" w:hAnsi="Symbol" w:hint="default"/>
+        <w:sz w:val="20"/>
+      </w:rPr>
+    </w:lvl>
+    <w:lvl w:ilvl="5" w:tentative="1">
+      <w:start w:val="1"/>
+      <w:numFmt w:val="bullet"/>
+      <w:lvlText w:val=""/>
+      <w:lvlJc w:val="left"/>
+      <w:pPr>
+        <w:tabs>
+          <w:tab w:val="num" w:pos="4320"/>
+        </w:tabs>
+        <w:ind w:left="4320" w:hanging="360"/>
+      </w:pPr>
+      <w:rPr>
+        <w:rFonts w:ascii="Symbol" w:hAnsi="Symbol" w:hint="default"/>
+        <w:sz w:val="20"/>
+      </w:rPr>
+    </w:lvl>
+    <w:lvl w:ilvl="6" w:tentative="1">
+      <w:start w:val="1"/>
+      <w:numFmt w:val="bullet"/>
+      <w:lvlText w:val=""/>
+      <w:lvlJc w:val="left"/>
+      <w:pPr>
+        <w:tabs>
+          <w:tab w:val="num" w:pos="5040"/>
+        </w:tabs>
+        <w:ind w:left="5040" w:hanging="360"/>
+      </w:pPr>
+      <w:rPr>
+        <w:rFonts w:ascii="Symbol" w:hAnsi="Symbol" w:hint="default"/>
+        <w:sz w:val="20"/>
+      </w:rPr>
+    </w:lvl>
+    <w:lvl w:ilvl="7" w:tentative="1">
+      <w:start w:val="1"/>
+      <w:numFmt w:val="bullet"/>
+      <w:lvlText w:val=""/>
+      <w:lvlJc w:val="left"/>
+      <w:pPr>
+        <w:tabs>
+          <w:tab w:val="num" w:pos="5760"/>
+        </w:tabs>
+        <w:ind w:left="5760" w:hanging="360"/>
+      </w:pPr>
+      <w:rPr>
+        <w:rFonts w:ascii="Symbol" w:hAnsi="Symbol" w:hint="default"/>
+        <w:sz w:val="20"/>
+      </w:rPr>
+    </w:lvl>
+    <w:lvl w:ilvl="8" w:tentative="1">
+      <w:start w:val="1"/>
+      <w:numFmt w:val="bullet"/>
+      <w:lvlText w:val=""/>
+      <w:lvlJc w:val="left"/>
+      <w:pPr>
+        <w:tabs>
+          <w:tab w:val="num" w:pos="6480"/>
+        </w:tabs>
+        <w:ind w:left="6480" w:hanging="360"/>
+      </w:pPr>
+      <w:rPr>
+        <w:rFonts w:ascii="Symbol" w:hAnsi="Symbol" w:hint="default"/>
+        <w:sz w:val="20"/>
+      </w:rPr>
+    </w:lvl>
+  </w:abstractNum>
+  <w:abstractNum w:abstractNumId="15" w15:restartNumberingAfterBreak="0">
     <w:nsid w:val="544A7336"/>
     <w:multiLevelType w:val="multilevel"/>
     <w:tmpl w:val="754A0798"/>
@@ -7126,7 +10482,7 @@
       </w:rPr>
     </w:lvl>
   </w:abstractNum>
-  <w:abstractNum w:abstractNumId="10" w15:restartNumberingAfterBreak="0">
+  <w:abstractNum w:abstractNumId="16" w15:restartNumberingAfterBreak="0">
     <w:nsid w:val="576171E3"/>
     <w:multiLevelType w:val="multilevel"/>
     <w:tmpl w:val="DF80DC3E"/>
@@ -7275,7 +10631,7 @@
       </w:rPr>
     </w:lvl>
   </w:abstractNum>
-  <w:abstractNum w:abstractNumId="11" w15:restartNumberingAfterBreak="0">
+  <w:abstractNum w:abstractNumId="17" w15:restartNumberingAfterBreak="0">
     <w:nsid w:val="5D6538FB"/>
     <w:multiLevelType w:val="multilevel"/>
     <w:tmpl w:val="5E30CCB8"/>
@@ -7424,7 +10780,7 @@
       </w:rPr>
     </w:lvl>
   </w:abstractNum>
-  <w:abstractNum w:abstractNumId="12" w15:restartNumberingAfterBreak="0">
+  <w:abstractNum w:abstractNumId="18" w15:restartNumberingAfterBreak="0">
     <w:nsid w:val="764F176E"/>
     <w:multiLevelType w:val="multilevel"/>
     <w:tmpl w:val="3530BD80"/>
@@ -7573,43 +10929,213 @@
       </w:rPr>
     </w:lvl>
   </w:abstractNum>
+  <w:abstractNum w:abstractNumId="19" w15:restartNumberingAfterBreak="0">
+    <w:nsid w:val="79A0453D"/>
+    <w:multiLevelType w:val="multilevel"/>
+    <w:tmpl w:val="F16C64C6"/>
+    <w:lvl w:ilvl="0">
+      <w:start w:val="1"/>
+      <w:numFmt w:val="bullet"/>
+      <w:lvlText w:val=""/>
+      <w:lvlJc w:val="left"/>
+      <w:pPr>
+        <w:tabs>
+          <w:tab w:val="num" w:pos="720"/>
+        </w:tabs>
+        <w:ind w:left="720" w:hanging="360"/>
+      </w:pPr>
+      <w:rPr>
+        <w:rFonts w:ascii="Symbol" w:hAnsi="Symbol" w:hint="default"/>
+        <w:sz w:val="20"/>
+      </w:rPr>
+    </w:lvl>
+    <w:lvl w:ilvl="1" w:tentative="1">
+      <w:start w:val="1"/>
+      <w:numFmt w:val="bullet"/>
+      <w:lvlText w:val=""/>
+      <w:lvlJc w:val="left"/>
+      <w:pPr>
+        <w:tabs>
+          <w:tab w:val="num" w:pos="1440"/>
+        </w:tabs>
+        <w:ind w:left="1440" w:hanging="360"/>
+      </w:pPr>
+      <w:rPr>
+        <w:rFonts w:ascii="Symbol" w:hAnsi="Symbol" w:hint="default"/>
+        <w:sz w:val="20"/>
+      </w:rPr>
+    </w:lvl>
+    <w:lvl w:ilvl="2" w:tentative="1">
+      <w:start w:val="1"/>
+      <w:numFmt w:val="bullet"/>
+      <w:lvlText w:val=""/>
+      <w:lvlJc w:val="left"/>
+      <w:pPr>
+        <w:tabs>
+          <w:tab w:val="num" w:pos="2160"/>
+        </w:tabs>
+        <w:ind w:left="2160" w:hanging="360"/>
+      </w:pPr>
+      <w:rPr>
+        <w:rFonts w:ascii="Symbol" w:hAnsi="Symbol" w:hint="default"/>
+        <w:sz w:val="20"/>
+      </w:rPr>
+    </w:lvl>
+    <w:lvl w:ilvl="3" w:tentative="1">
+      <w:start w:val="1"/>
+      <w:numFmt w:val="bullet"/>
+      <w:lvlText w:val=""/>
+      <w:lvlJc w:val="left"/>
+      <w:pPr>
+        <w:tabs>
+          <w:tab w:val="num" w:pos="2880"/>
+        </w:tabs>
+        <w:ind w:left="2880" w:hanging="360"/>
+      </w:pPr>
+      <w:rPr>
+        <w:rFonts w:ascii="Symbol" w:hAnsi="Symbol" w:hint="default"/>
+        <w:sz w:val="20"/>
+      </w:rPr>
+    </w:lvl>
+    <w:lvl w:ilvl="4" w:tentative="1">
+      <w:start w:val="1"/>
+      <w:numFmt w:val="bullet"/>
+      <w:lvlText w:val=""/>
+      <w:lvlJc w:val="left"/>
+      <w:pPr>
+        <w:tabs>
+          <w:tab w:val="num" w:pos="3600"/>
+        </w:tabs>
+        <w:ind w:left="3600" w:hanging="360"/>
+      </w:pPr>
+      <w:rPr>
+        <w:rFonts w:ascii="Symbol" w:hAnsi="Symbol" w:hint="default"/>
+        <w:sz w:val="20"/>
+      </w:rPr>
+    </w:lvl>
+    <w:lvl w:ilvl="5" w:tentative="1">
+      <w:start w:val="1"/>
+      <w:numFmt w:val="bullet"/>
+      <w:lvlText w:val=""/>
+      <w:lvlJc w:val="left"/>
+      <w:pPr>
+        <w:tabs>
+          <w:tab w:val="num" w:pos="4320"/>
+        </w:tabs>
+        <w:ind w:left="4320" w:hanging="360"/>
+      </w:pPr>
+      <w:rPr>
+        <w:rFonts w:ascii="Symbol" w:hAnsi="Symbol" w:hint="default"/>
+        <w:sz w:val="20"/>
+      </w:rPr>
+    </w:lvl>
+    <w:lvl w:ilvl="6" w:tentative="1">
+      <w:start w:val="1"/>
+      <w:numFmt w:val="bullet"/>
+      <w:lvlText w:val=""/>
+      <w:lvlJc w:val="left"/>
+      <w:pPr>
+        <w:tabs>
+          <w:tab w:val="num" w:pos="5040"/>
+        </w:tabs>
+        <w:ind w:left="5040" w:hanging="360"/>
+      </w:pPr>
+      <w:rPr>
+        <w:rFonts w:ascii="Symbol" w:hAnsi="Symbol" w:hint="default"/>
+        <w:sz w:val="20"/>
+      </w:rPr>
+    </w:lvl>
+    <w:lvl w:ilvl="7" w:tentative="1">
+      <w:start w:val="1"/>
+      <w:numFmt w:val="bullet"/>
+      <w:lvlText w:val=""/>
+      <w:lvlJc w:val="left"/>
+      <w:pPr>
+        <w:tabs>
+          <w:tab w:val="num" w:pos="5760"/>
+        </w:tabs>
+        <w:ind w:left="5760" w:hanging="360"/>
+      </w:pPr>
+      <w:rPr>
+        <w:rFonts w:ascii="Symbol" w:hAnsi="Symbol" w:hint="default"/>
+        <w:sz w:val="20"/>
+      </w:rPr>
+    </w:lvl>
+    <w:lvl w:ilvl="8" w:tentative="1">
+      <w:start w:val="1"/>
+      <w:numFmt w:val="bullet"/>
+      <w:lvlText w:val=""/>
+      <w:lvlJc w:val="left"/>
+      <w:pPr>
+        <w:tabs>
+          <w:tab w:val="num" w:pos="6480"/>
+        </w:tabs>
+        <w:ind w:left="6480" w:hanging="360"/>
+      </w:pPr>
+      <w:rPr>
+        <w:rFonts w:ascii="Symbol" w:hAnsi="Symbol" w:hint="default"/>
+        <w:sz w:val="20"/>
+      </w:rPr>
+    </w:lvl>
+  </w:abstractNum>
   <w:num w:numId="1" w16cid:durableId="806817170">
+    <w:abstractNumId w:val="5"/>
+  </w:num>
+  <w:num w:numId="2" w16cid:durableId="1049644441">
+    <w:abstractNumId w:val="11"/>
+  </w:num>
+  <w:num w:numId="3" w16cid:durableId="855195527">
+    <w:abstractNumId w:val="12"/>
+  </w:num>
+  <w:num w:numId="4" w16cid:durableId="1456169704">
+    <w:abstractNumId w:val="15"/>
+  </w:num>
+  <w:num w:numId="5" w16cid:durableId="613444548">
+    <w:abstractNumId w:val="18"/>
+  </w:num>
+  <w:num w:numId="6" w16cid:durableId="269171363">
+    <w:abstractNumId w:val="1"/>
+  </w:num>
+  <w:num w:numId="7" w16cid:durableId="920456329">
+    <w:abstractNumId w:val="13"/>
+  </w:num>
+  <w:num w:numId="8" w16cid:durableId="811756253">
+    <w:abstractNumId w:val="8"/>
+  </w:num>
+  <w:num w:numId="9" w16cid:durableId="1310598230">
+    <w:abstractNumId w:val="7"/>
+  </w:num>
+  <w:num w:numId="10" w16cid:durableId="788863381">
+    <w:abstractNumId w:val="17"/>
+  </w:num>
+  <w:num w:numId="11" w16cid:durableId="1725178185">
+    <w:abstractNumId w:val="4"/>
+  </w:num>
+  <w:num w:numId="12" w16cid:durableId="791090743">
+    <w:abstractNumId w:val="9"/>
+  </w:num>
+  <w:num w:numId="13" w16cid:durableId="1897428191">
+    <w:abstractNumId w:val="16"/>
+  </w:num>
+  <w:num w:numId="14" w16cid:durableId="1205559669">
+    <w:abstractNumId w:val="19"/>
+  </w:num>
+  <w:num w:numId="15" w16cid:durableId="1427966037">
     <w:abstractNumId w:val="2"/>
   </w:num>
-  <w:num w:numId="2" w16cid:durableId="1049644441">
+  <w:num w:numId="16" w16cid:durableId="1589730193">
+    <w:abstractNumId w:val="14"/>
+  </w:num>
+  <w:num w:numId="17" w16cid:durableId="888999740">
+    <w:abstractNumId w:val="3"/>
+  </w:num>
+  <w:num w:numId="18" w16cid:durableId="627711037">
     <w:abstractNumId w:val="6"/>
   </w:num>
-  <w:num w:numId="3" w16cid:durableId="855195527">
-    <w:abstractNumId w:val="7"/>
-  </w:num>
-  <w:num w:numId="4" w16cid:durableId="1456169704">
-    <w:abstractNumId w:val="9"/>
-  </w:num>
-  <w:num w:numId="5" w16cid:durableId="613444548">
-    <w:abstractNumId w:val="12"/>
-  </w:num>
-  <w:num w:numId="6" w16cid:durableId="269171363">
+  <w:num w:numId="19" w16cid:durableId="1442726740">
     <w:abstractNumId w:val="0"/>
   </w:num>
-  <w:num w:numId="7" w16cid:durableId="920456329">
-    <w:abstractNumId w:val="8"/>
-  </w:num>
-  <w:num w:numId="8" w16cid:durableId="811756253">
-    <w:abstractNumId w:val="4"/>
-  </w:num>
-  <w:num w:numId="9" w16cid:durableId="1310598230">
-    <w:abstractNumId w:val="3"/>
-  </w:num>
-  <w:num w:numId="10" w16cid:durableId="788863381">
-    <w:abstractNumId w:val="11"/>
-  </w:num>
-  <w:num w:numId="11" w16cid:durableId="1725178185">
-    <w:abstractNumId w:val="1"/>
-  </w:num>
-  <w:num w:numId="12" w16cid:durableId="791090743">
-    <w:abstractNumId w:val="5"/>
-  </w:num>
-  <w:num w:numId="13" w16cid:durableId="1897428191">
+  <w:num w:numId="20" w16cid:durableId="762262061">
     <w:abstractNumId w:val="10"/>
   </w:num>
 </w:numbering>

--- a/Apna college sheet DSA/Array/Self Notes.docx
+++ b/Apna college sheet DSA/Array/Self Notes.docx
@@ -1,6 +1,6 @@
 
 <file path=word/document.xml><?xml version="1.0" encoding="utf-8"?>
-<w:document xmlns:wpc="http://schemas.microsoft.com/office/word/2010/wordprocessingCanvas" xmlns:cx="http://schemas.microsoft.com/office/drawing/2014/chartex" xmlns:cx1="http://schemas.microsoft.com/office/drawing/2015/9/8/chartex" xmlns:cx2="http://schemas.microsoft.com/office/drawing/2015/10/21/chartex" xmlns:cx3="http://schemas.microsoft.com/office/drawing/2016/5/9/chartex" xmlns:cx4="http://schemas.microsoft.com/office/drawing/2016/5/10/chartex" xmlns:cx5="http://schemas.microsoft.com/office/drawing/2016/5/11/chartex" xmlns:cx6="http://schemas.microsoft.com/office/drawing/2016/5/12/chartex" xmlns:cx7="http://schemas.microsoft.com/office/drawing/2016/5/13/chartex" xmlns:cx8="http://schemas.microsoft.com/office/drawing/2016/5/14/chartex" xmlns:mc="http://schemas.openxmlformats.org/markup-compatibility/2006" xmlns:aink="http://schemas.microsoft.com/office/drawing/2016/ink" xmlns:am3d="http://schemas.microsoft.com/office/drawing/2017/model3d" xmlns:o="urn:schemas-microsoft-com:office:office" xmlns:oel="http://schemas.microsoft.com/office/2019/extlst" xmlns:r="http://schemas.openxmlformats.org/officeDocument/2006/relationships" xmlns:m="http://schemas.openxmlformats.org/officeDocument/2006/math" xmlns:v="urn:schemas-microsoft-com:vml" xmlns:wp14="http://schemas.microsoft.com/office/word/2010/wordprocessingDrawing" xmlns:wp="http://schemas.openxmlformats.org/drawingml/2006/wordprocessingDrawing" xmlns:w10="urn:schemas-microsoft-com:office:word" xmlns:w="http://schemas.openxmlformats.org/wordprocessingml/2006/main" xmlns:w14="http://schemas.microsoft.com/office/word/2010/wordml" xmlns:w15="http://schemas.microsoft.com/office/word/2012/wordml" xmlns:w16cex="http://schemas.microsoft.com/office/word/2018/wordml/cex" xmlns:w16cid="http://schemas.microsoft.com/office/word/2016/wordml/cid" xmlns:w16="http://schemas.microsoft.com/office/word/2018/wordml" xmlns:w16du="http://schemas.microsoft.com/office/word/2023/wordml/word16du" xmlns:w16sdtdh="http://schemas.microsoft.com/office/word/2020/wordml/sdtdatahash" xmlns:w16sdtfl="http://schemas.microsoft.com/office/word/2024/wordml/sdtformatlock" xmlns:w16se="http://schemas.microsoft.com/office/word/2015/wordml/symex" xmlns:wpg="http://schemas.microsoft.com/office/word/2010/wordprocessingGroup" xmlns:wpi="http://schemas.microsoft.com/office/word/2010/wordprocessingInk" xmlns:wne="http://schemas.microsoft.com/office/word/2006/wordml" xmlns:wps="http://schemas.microsoft.com/office/word/2010/wordprocessingShape" mc:Ignorable="w14 w15 w16se w16cid w16 w16cex w16sdtdh w16sdtfl w16du wp14">
+<w:document xmlns:wpc="http://schemas.microsoft.com/office/word/2010/wordprocessingCanvas" xmlns:cx="http://schemas.microsoft.com/office/drawing/2014/chartex" xmlns:cx1="http://schemas.microsoft.com/office/drawing/2015/9/8/chartex" xmlns:cx2="http://schemas.microsoft.com/office/drawing/2015/10/21/chartex" xmlns:cx3="http://schemas.microsoft.com/office/drawing/2016/5/9/chartex" xmlns:cx4="http://schemas.microsoft.com/office/drawing/2016/5/10/chartex" xmlns:cx5="http://schemas.microsoft.com/office/drawing/2016/5/11/chartex" xmlns:cx6="http://schemas.microsoft.com/office/drawing/2016/5/12/chartex" xmlns:cx7="http://schemas.microsoft.com/office/drawing/2016/5/13/chartex" xmlns:cx8="http://schemas.microsoft.com/office/drawing/2016/5/14/chartex" xmlns:mc="http://schemas.openxmlformats.org/markup-compatibility/2006" xmlns:aink="http://schemas.microsoft.com/office/drawing/2016/ink" xmlns:am3d="http://schemas.microsoft.com/office/drawing/2017/model3d" xmlns:o="urn:schemas-microsoft-com:office:office" xmlns:oel="http://schemas.microsoft.com/office/2019/extlst" xmlns:r="http://schemas.openxmlformats.org/officeDocument/2006/relationships" xmlns:m="http://schemas.openxmlformats.org/officeDocument/2006/math" xmlns:v="urn:schemas-microsoft-com:vml" xmlns:wp14="http://schemas.microsoft.com/office/word/2010/wordprocessingDrawing" xmlns:wp="http://schemas.openxmlformats.org/drawingml/2006/wordprocessingDrawing" xmlns:w10="urn:schemas-microsoft-com:office:word" xmlns:w="http://schemas.openxmlformats.org/wordprocessingml/2006/main" xmlns:w14="http://schemas.microsoft.com/office/word/2010/wordml" xmlns:w15="http://schemas.microsoft.com/office/word/2012/wordml" xmlns:w16cei="http://schemas.microsoft.com/office/word/2026/wordml/cei" xmlns:w16cex="http://schemas.microsoft.com/office/word/2018/wordml/cex" xmlns:w16cid="http://schemas.microsoft.com/office/word/2016/wordml/cid" xmlns:w16="http://schemas.microsoft.com/office/word/2018/wordml" xmlns:w16du="http://schemas.microsoft.com/office/word/2023/wordml/word16du" xmlns:w16sdtdh="http://schemas.microsoft.com/office/word/2020/wordml/sdtdatahash" xmlns:w16sdtfl="http://schemas.microsoft.com/office/word/2024/wordml/sdtformatlock" xmlns:w16se="http://schemas.microsoft.com/office/word/2015/wordml/symex" xmlns:wpg="http://schemas.microsoft.com/office/word/2010/wordprocessingGroup" xmlns:wpi="http://schemas.microsoft.com/office/word/2010/wordprocessingInk" xmlns:wne="http://schemas.microsoft.com/office/word/2006/wordml" xmlns:wps="http://schemas.microsoft.com/office/word/2010/wordprocessingShape" mc:Ignorable="w14 w15 w16se w16cid w16 w16cex w16sdtdh w16sdtfl w16du wp14">
   <w:body>
     <w:p>
       <w:pPr>
@@ -5824,30 +5824,14 @@
           <w:sz w:val="26"/>
           <w:szCs w:val="26"/>
         </w:rPr>
-        <w:t xml:space="preserve">Problem </w:t>
-      </w:r>
-      <w:r>
-        <w:rPr>
-          <w:b/>
-          <w:bCs/>
-          <w:sz w:val="26"/>
-          <w:szCs w:val="26"/>
-        </w:rPr>
-        <w:t>Statement:</w:t>
-      </w:r>
-      <w:r>
-        <w:rPr>
-          <w:sz w:val="26"/>
-          <w:szCs w:val="26"/>
-        </w:rPr>
-        <w:t xml:space="preserve"> Given</w:t>
-      </w:r>
-      <w:r>
-        <w:rPr>
-          <w:sz w:val="26"/>
-          <w:szCs w:val="26"/>
-        </w:rPr>
-        <w:t xml:space="preserve"> an integer array </w:t>
+        <w:t>Problem Statement:</w:t>
+      </w:r>
+      <w:r>
+        <w:rPr>
+          <w:sz w:val="26"/>
+          <w:szCs w:val="26"/>
+        </w:rPr>
+        <w:t xml:space="preserve"> Given an integer array </w:t>
       </w:r>
       <w:proofErr w:type="spellStart"/>
       <w:r>
@@ -8086,6 +8070,684 @@
         </w:rPr>
       </w:pPr>
     </w:p>
+    <w:p>
+      <w:pPr>
+        <w:rPr>
+          <w:sz w:val="26"/>
+          <w:szCs w:val="26"/>
+        </w:rPr>
+      </w:pPr>
+    </w:p>
+    <w:p>
+      <w:pPr>
+        <w:rPr>
+          <w:sz w:val="26"/>
+          <w:szCs w:val="26"/>
+        </w:rPr>
+      </w:pPr>
+    </w:p>
+    <w:p>
+      <w:pPr>
+        <w:rPr>
+          <w:sz w:val="26"/>
+          <w:szCs w:val="26"/>
+        </w:rPr>
+      </w:pPr>
+    </w:p>
+    <w:p>
+      <w:pPr>
+        <w:rPr>
+          <w:sz w:val="26"/>
+          <w:szCs w:val="26"/>
+        </w:rPr>
+      </w:pPr>
+    </w:p>
+    <w:p>
+      <w:pPr>
+        <w:rPr>
+          <w:sz w:val="26"/>
+          <w:szCs w:val="26"/>
+        </w:rPr>
+      </w:pPr>
+    </w:p>
+    <w:p>
+      <w:pPr>
+        <w:rPr>
+          <w:b/>
+          <w:bCs/>
+          <w:sz w:val="40"/>
+          <w:szCs w:val="40"/>
+          <w:u w:val="single"/>
+        </w:rPr>
+      </w:pPr>
+      <w:r>
+        <w:rPr>
+          <w:b/>
+          <w:bCs/>
+          <w:sz w:val="40"/>
+          <w:szCs w:val="40"/>
+          <w:u w:val="single"/>
+        </w:rPr>
+        <w:t>11)</w:t>
+      </w:r>
+      <w:r>
+        <w:rPr>
+          <w:b/>
+          <w:bCs/>
+          <w:sz w:val="40"/>
+          <w:szCs w:val="40"/>
+          <w:u w:val="single"/>
+        </w:rPr>
+        <w:t>Container with most water</w:t>
+      </w:r>
+    </w:p>
+    <w:p>
+      <w:r>
+        <w:rPr>
+          <w:b/>
+          <w:bCs/>
+        </w:rPr>
+        <w:t xml:space="preserve">Problem </w:t>
+      </w:r>
+      <w:proofErr w:type="gramStart"/>
+      <w:r>
+        <w:rPr>
+          <w:b/>
+          <w:bCs/>
+        </w:rPr>
+        <w:t>Statement :</w:t>
+      </w:r>
+      <w:r>
+        <w:t>You</w:t>
+      </w:r>
+      <w:proofErr w:type="gramEnd"/>
+      <w:r>
+        <w:t xml:space="preserve"> are given an integer array </w:t>
+      </w:r>
+      <w:r>
+        <w:rPr>
+          <w:b/>
+          <w:bCs/>
+        </w:rPr>
+        <w:t>height</w:t>
+      </w:r>
+      <w:r>
+        <w:t> of length </w:t>
+      </w:r>
+      <w:r>
+        <w:rPr>
+          <w:b/>
+          <w:bCs/>
+        </w:rPr>
+        <w:t>n</w:t>
+      </w:r>
+      <w:r>
+        <w:t>. There are </w:t>
+      </w:r>
+      <w:r>
+        <w:rPr>
+          <w:b/>
+          <w:bCs/>
+        </w:rPr>
+        <w:t>n</w:t>
+      </w:r>
+      <w:r>
+        <w:t> vertical lines drawn such that the two endpoints of the </w:t>
+      </w:r>
+      <w:proofErr w:type="spellStart"/>
+      <w:r>
+        <w:rPr>
+          <w:b/>
+          <w:bCs/>
+        </w:rPr>
+        <w:t>i</w:t>
+      </w:r>
+      <w:proofErr w:type="spellEnd"/>
+      <w:r>
+        <w:rPr>
+          <w:b/>
+          <w:bCs/>
+        </w:rPr>
+        <w:t xml:space="preserve"> </w:t>
+      </w:r>
+      <w:proofErr w:type="spellStart"/>
+      <w:r>
+        <w:rPr>
+          <w:b/>
+          <w:bCs/>
+        </w:rPr>
+        <w:t>th</w:t>
+      </w:r>
+      <w:proofErr w:type="spellEnd"/>
+      <w:r>
+        <w:t> line are </w:t>
+      </w:r>
+      <w:r>
+        <w:rPr>
+          <w:b/>
+          <w:bCs/>
+        </w:rPr>
+        <w:t>(</w:t>
+      </w:r>
+      <w:proofErr w:type="spellStart"/>
+      <w:r>
+        <w:rPr>
+          <w:b/>
+          <w:bCs/>
+        </w:rPr>
+        <w:t>i</w:t>
+      </w:r>
+      <w:proofErr w:type="spellEnd"/>
+      <w:r>
+        <w:rPr>
+          <w:b/>
+          <w:bCs/>
+        </w:rPr>
+        <w:t>, 0)</w:t>
+      </w:r>
+      <w:r>
+        <w:t> and </w:t>
+      </w:r>
+      <w:r>
+        <w:rPr>
+          <w:b/>
+          <w:bCs/>
+        </w:rPr>
+        <w:t>(</w:t>
+      </w:r>
+      <w:proofErr w:type="spellStart"/>
+      <w:r>
+        <w:rPr>
+          <w:b/>
+          <w:bCs/>
+        </w:rPr>
+        <w:t>i</w:t>
+      </w:r>
+      <w:proofErr w:type="spellEnd"/>
+      <w:r>
+        <w:rPr>
+          <w:b/>
+          <w:bCs/>
+        </w:rPr>
+        <w:t>, height[</w:t>
+      </w:r>
+      <w:proofErr w:type="spellStart"/>
+      <w:r>
+        <w:rPr>
+          <w:b/>
+          <w:bCs/>
+        </w:rPr>
+        <w:t>i</w:t>
+      </w:r>
+      <w:proofErr w:type="spellEnd"/>
+      <w:r>
+        <w:rPr>
+          <w:b/>
+          <w:bCs/>
+        </w:rPr>
+        <w:t>])</w:t>
+      </w:r>
+      <w:r>
+        <w:t>.</w:t>
+      </w:r>
+    </w:p>
+    <w:p>
+      <w:r>
+        <w:t>Find two lines that together with the x-axis form a container, such that the container contains the most water.</w:t>
+      </w:r>
+    </w:p>
+    <w:p>
+      <w:r>
+        <w:t>Return the maximum amount of water a container can store.</w:t>
+      </w:r>
+    </w:p>
+    <w:p>
+      <w:proofErr w:type="gramStart"/>
+      <w:r>
+        <w:rPr>
+          <w:b/>
+          <w:bCs/>
+        </w:rPr>
+        <w:t>Example :</w:t>
+      </w:r>
+      <w:proofErr w:type="gramEnd"/>
+      <w:r>
+        <w:rPr>
+          <w:b/>
+          <w:bCs/>
+        </w:rPr>
+        <w:t xml:space="preserve"> Stick Height</w:t>
+      </w:r>
+    </w:p>
+    <w:p>
+      <w:r>
+        <w:t>Arjun saw that water collected between wooden sticks of different sizes. He wanted to find two sticks that could hold the most water. He noticed that the amount of water depended on the distance between the sticks and the shorter stick's height. To find the best pair, he and his friend started at opposite ends and moved inward, always shifting the shorter stick. This smart trick helped them find the biggest water container—just like solving the Container with Most Water problem in coding!</w:t>
+      </w:r>
+    </w:p>
+    <w:p/>
+    <w:p>
+      <w:r>
+        <w:t>Example1:</w:t>
+      </w:r>
+    </w:p>
+    <w:p>
+      <w:r>
+        <w:t>Input: height = [1, 8, 6, 2, 5, 4, 8, 3, 7]</w:t>
+      </w:r>
+    </w:p>
+    <w:p>
+      <w:r>
+        <w:t>Output: 49</w:t>
+      </w:r>
+    </w:p>
+    <w:p>
+      <w:r>
+        <w:t>Explanation: The above vertical lines are represented by an array [1, 8, 6, 2, 5, 4, 8, 3, 7]. In this case, the maximum area of water (blue section) the container can contain is 49.</w:t>
+      </w:r>
+    </w:p>
+    <w:tbl>
+      <w:tblPr>
+        <w:tblW w:w="13440" w:type="dxa"/>
+        <w:tblBorders>
+          <w:top w:val="single" w:sz="2" w:space="0" w:color="auto"/>
+          <w:left w:val="single" w:sz="2" w:space="0" w:color="auto"/>
+          <w:bottom w:val="single" w:sz="2" w:space="0" w:color="auto"/>
+          <w:right w:val="single" w:sz="2" w:space="0" w:color="auto"/>
+        </w:tblBorders>
+        <w:shd w:val="clear" w:color="auto" w:fill="1F2022"/>
+        <w:tblCellMar>
+          <w:left w:w="0" w:type="dxa"/>
+          <w:right w:w="0" w:type="dxa"/>
+        </w:tblCellMar>
+        <w:tblLook w:val="04A0" w:firstRow="1" w:lastRow="0" w:firstColumn="1" w:lastColumn="0" w:noHBand="0" w:noVBand="1"/>
+      </w:tblPr>
+      <w:tblGrid>
+        <w:gridCol w:w="2546"/>
+        <w:gridCol w:w="5308"/>
+        <w:gridCol w:w="5586"/>
+      </w:tblGrid>
+      <w:tr>
+        <w:trPr>
+          <w:tblHeader/>
+        </w:trPr>
+        <w:tc>
+          <w:tcPr>
+            <w:tcW w:w="0" w:type="auto"/>
+            <w:tcBorders>
+              <w:top w:val="single" w:sz="6" w:space="0" w:color="313336"/>
+              <w:left w:val="single" w:sz="2" w:space="0" w:color="313336"/>
+              <w:bottom w:val="single" w:sz="6" w:space="0" w:color="313336"/>
+              <w:right w:val="single" w:sz="2" w:space="0" w:color="313336"/>
+            </w:tcBorders>
+            <w:shd w:val="clear" w:color="auto" w:fill="1F2022"/>
+            <w:vAlign w:val="center"/>
+            <w:hideMark/>
+          </w:tcPr>
+          <w:p>
+            <w:pPr>
+              <w:rPr>
+                <w:b/>
+                <w:bCs/>
+              </w:rPr>
+            </w:pPr>
+            <w:r>
+              <w:rPr>
+                <w:b/>
+                <w:bCs/>
+              </w:rPr>
+              <w:t>Method</w:t>
+            </w:r>
+          </w:p>
+        </w:tc>
+        <w:tc>
+          <w:tcPr>
+            <w:tcW w:w="0" w:type="auto"/>
+            <w:tcBorders>
+              <w:top w:val="single" w:sz="6" w:space="0" w:color="313336"/>
+              <w:left w:val="single" w:sz="2" w:space="0" w:color="313336"/>
+              <w:bottom w:val="single" w:sz="6" w:space="0" w:color="313336"/>
+              <w:right w:val="single" w:sz="2" w:space="0" w:color="313336"/>
+            </w:tcBorders>
+            <w:shd w:val="clear" w:color="auto" w:fill="1F2022"/>
+            <w:vAlign w:val="center"/>
+            <w:hideMark/>
+          </w:tcPr>
+          <w:p>
+            <w:pPr>
+              <w:rPr>
+                <w:b/>
+                <w:bCs/>
+              </w:rPr>
+            </w:pPr>
+            <w:r>
+              <w:rPr>
+                <w:b/>
+                <w:bCs/>
+              </w:rPr>
+              <w:t>Time Complexity</w:t>
+            </w:r>
+          </w:p>
+        </w:tc>
+        <w:tc>
+          <w:tcPr>
+            <w:tcW w:w="0" w:type="auto"/>
+            <w:tcBorders>
+              <w:top w:val="single" w:sz="6" w:space="0" w:color="313336"/>
+              <w:left w:val="single" w:sz="2" w:space="0" w:color="313336"/>
+              <w:bottom w:val="single" w:sz="6" w:space="0" w:color="313336"/>
+              <w:right w:val="single" w:sz="2" w:space="0" w:color="313336"/>
+            </w:tcBorders>
+            <w:shd w:val="clear" w:color="auto" w:fill="1F2022"/>
+            <w:vAlign w:val="center"/>
+            <w:hideMark/>
+          </w:tcPr>
+          <w:p>
+            <w:pPr>
+              <w:rPr>
+                <w:b/>
+                <w:bCs/>
+              </w:rPr>
+            </w:pPr>
+            <w:r>
+              <w:rPr>
+                <w:b/>
+                <w:bCs/>
+              </w:rPr>
+              <w:t>Space Complexity</w:t>
+            </w:r>
+          </w:p>
+        </w:tc>
+      </w:tr>
+      <w:tr>
+        <w:tc>
+          <w:tcPr>
+            <w:tcW w:w="0" w:type="auto"/>
+            <w:tcBorders>
+              <w:top w:val="single" w:sz="2" w:space="0" w:color="313336"/>
+              <w:left w:val="single" w:sz="2" w:space="0" w:color="313336"/>
+              <w:bottom w:val="single" w:sz="6" w:space="0" w:color="313336"/>
+              <w:right w:val="single" w:sz="2" w:space="0" w:color="313336"/>
+            </w:tcBorders>
+            <w:shd w:val="clear" w:color="auto" w:fill="1F2022"/>
+            <w:vAlign w:val="center"/>
+            <w:hideMark/>
+          </w:tcPr>
+          <w:p>
+            <w:r>
+              <w:t>Naive</w:t>
+            </w:r>
+          </w:p>
+        </w:tc>
+        <w:tc>
+          <w:tcPr>
+            <w:tcW w:w="0" w:type="auto"/>
+            <w:tcBorders>
+              <w:top w:val="single" w:sz="2" w:space="0" w:color="313336"/>
+              <w:left w:val="single" w:sz="2" w:space="0" w:color="313336"/>
+              <w:bottom w:val="single" w:sz="6" w:space="0" w:color="313336"/>
+              <w:right w:val="single" w:sz="2" w:space="0" w:color="313336"/>
+            </w:tcBorders>
+            <w:shd w:val="clear" w:color="auto" w:fill="1F2022"/>
+            <w:vAlign w:val="center"/>
+            <w:hideMark/>
+          </w:tcPr>
+          <w:p>
+            <w:r>
+              <w:t>O(n^2)</w:t>
+            </w:r>
+          </w:p>
+        </w:tc>
+        <w:tc>
+          <w:tcPr>
+            <w:tcW w:w="0" w:type="auto"/>
+            <w:tcBorders>
+              <w:top w:val="single" w:sz="2" w:space="0" w:color="313336"/>
+              <w:left w:val="single" w:sz="2" w:space="0" w:color="313336"/>
+              <w:bottom w:val="single" w:sz="6" w:space="0" w:color="313336"/>
+              <w:right w:val="single" w:sz="2" w:space="0" w:color="313336"/>
+            </w:tcBorders>
+            <w:shd w:val="clear" w:color="auto" w:fill="1F2022"/>
+            <w:vAlign w:val="center"/>
+            <w:hideMark/>
+          </w:tcPr>
+          <w:p>
+            <w:proofErr w:type="gramStart"/>
+            <w:r>
+              <w:t>O(</w:t>
+            </w:r>
+            <w:proofErr w:type="gramEnd"/>
+            <w:r>
+              <w:t>1)</w:t>
+            </w:r>
+          </w:p>
+        </w:tc>
+      </w:tr>
+      <w:tr>
+        <w:tc>
+          <w:tcPr>
+            <w:tcW w:w="0" w:type="auto"/>
+            <w:tcBorders>
+              <w:top w:val="single" w:sz="2" w:space="0" w:color="313336"/>
+              <w:left w:val="single" w:sz="2" w:space="0" w:color="313336"/>
+              <w:bottom w:val="single" w:sz="6" w:space="0" w:color="313336"/>
+              <w:right w:val="single" w:sz="2" w:space="0" w:color="313336"/>
+            </w:tcBorders>
+            <w:shd w:val="clear" w:color="auto" w:fill="1F2022"/>
+            <w:vAlign w:val="center"/>
+            <w:hideMark/>
+          </w:tcPr>
+          <w:p>
+            <w:r>
+              <w:t>Best</w:t>
+            </w:r>
+          </w:p>
+        </w:tc>
+        <w:tc>
+          <w:tcPr>
+            <w:tcW w:w="0" w:type="auto"/>
+            <w:tcBorders>
+              <w:top w:val="single" w:sz="2" w:space="0" w:color="313336"/>
+              <w:left w:val="single" w:sz="2" w:space="0" w:color="313336"/>
+              <w:bottom w:val="single" w:sz="6" w:space="0" w:color="313336"/>
+              <w:right w:val="single" w:sz="2" w:space="0" w:color="313336"/>
+            </w:tcBorders>
+            <w:shd w:val="clear" w:color="auto" w:fill="1F2022"/>
+            <w:vAlign w:val="center"/>
+            <w:hideMark/>
+          </w:tcPr>
+          <w:p>
+            <w:r>
+              <w:t>O(n)</w:t>
+            </w:r>
+          </w:p>
+        </w:tc>
+        <w:tc>
+          <w:tcPr>
+            <w:tcW w:w="0" w:type="auto"/>
+            <w:tcBorders>
+              <w:top w:val="single" w:sz="2" w:space="0" w:color="313336"/>
+              <w:left w:val="single" w:sz="2" w:space="0" w:color="313336"/>
+              <w:bottom w:val="single" w:sz="6" w:space="0" w:color="313336"/>
+              <w:right w:val="single" w:sz="2" w:space="0" w:color="313336"/>
+            </w:tcBorders>
+            <w:shd w:val="clear" w:color="auto" w:fill="1F2022"/>
+            <w:vAlign w:val="center"/>
+            <w:hideMark/>
+          </w:tcPr>
+          <w:p>
+            <w:proofErr w:type="gramStart"/>
+            <w:r>
+              <w:t>O(</w:t>
+            </w:r>
+            <w:proofErr w:type="gramEnd"/>
+            <w:r>
+              <w:t>1)</w:t>
+            </w:r>
+          </w:p>
+        </w:tc>
+      </w:tr>
+    </w:tbl>
+    <w:p/>
+    <w:p>
+      <w:pPr>
+        <w:rPr>
+          <w:b/>
+          <w:bCs/>
+        </w:rPr>
+      </w:pPr>
+      <w:r>
+        <w:rPr>
+          <w:b/>
+          <w:bCs/>
+        </w:rPr>
+        <w:t>Approach</w:t>
+      </w:r>
+    </w:p>
+    <w:p>
+      <w:r>
+        <w:rPr>
+          <w:b/>
+          <w:bCs/>
+        </w:rPr>
+        <w:t xml:space="preserve">Using Nested </w:t>
+      </w:r>
+      <w:proofErr w:type="gramStart"/>
+      <w:r>
+        <w:rPr>
+          <w:b/>
+          <w:bCs/>
+        </w:rPr>
+        <w:t>Loops :</w:t>
+      </w:r>
+      <w:proofErr w:type="gramEnd"/>
+    </w:p>
+    <w:p>
+      <w:r>
+        <w:t>Find every possible pair of vertical lines using nested for loop, then determine how much water we can store, and update the maximum water area.</w:t>
+      </w:r>
+    </w:p>
+    <w:p>
+      <w:r>
+        <w:t xml:space="preserve">1. Initialize </w:t>
+      </w:r>
+      <w:proofErr w:type="spellStart"/>
+      <w:r>
+        <w:t>maxWater</w:t>
+      </w:r>
+      <w:proofErr w:type="spellEnd"/>
+      <w:r>
+        <w:t xml:space="preserve"> = 0.</w:t>
+      </w:r>
+    </w:p>
+    <w:p>
+      <w:r>
+        <w:t>2. Use two nested loops to try every possible pair of lines.</w:t>
+      </w:r>
+    </w:p>
+    <w:p>
+      <w:r>
+        <w:t>3. For each pair:</w:t>
+      </w:r>
+    </w:p>
+    <w:p>
+      <w:pPr>
+        <w:numPr>
+          <w:ilvl w:val="0"/>
+          <w:numId w:val="21"/>
+        </w:numPr>
+      </w:pPr>
+      <w:r>
+        <w:t xml:space="preserve">Calculate the width (j - </w:t>
+      </w:r>
+      <w:proofErr w:type="spellStart"/>
+      <w:r>
+        <w:t>i</w:t>
+      </w:r>
+      <w:proofErr w:type="spellEnd"/>
+      <w:r>
+        <w:t>).</w:t>
+      </w:r>
+    </w:p>
+    <w:p>
+      <w:pPr>
+        <w:numPr>
+          <w:ilvl w:val="0"/>
+          <w:numId w:val="21"/>
+        </w:numPr>
+      </w:pPr>
+      <w:r>
+        <w:t>Find the shorter height (min(height[</w:t>
+      </w:r>
+      <w:proofErr w:type="spellStart"/>
+      <w:r>
+        <w:t>i</w:t>
+      </w:r>
+      <w:proofErr w:type="spellEnd"/>
+      <w:r>
+        <w:t>], height[j])).</w:t>
+      </w:r>
+    </w:p>
+    <w:p>
+      <w:pPr>
+        <w:numPr>
+          <w:ilvl w:val="0"/>
+          <w:numId w:val="21"/>
+        </w:numPr>
+      </w:pPr>
+      <w:r>
+        <w:t>Compute the area (width * height).</w:t>
+      </w:r>
+    </w:p>
+    <w:p>
+      <w:pPr>
+        <w:numPr>
+          <w:ilvl w:val="0"/>
+          <w:numId w:val="21"/>
+        </w:numPr>
+      </w:pPr>
+      <w:r>
+        <w:t xml:space="preserve">Update </w:t>
+      </w:r>
+      <w:proofErr w:type="spellStart"/>
+      <w:r>
+        <w:t>maxWater</w:t>
+      </w:r>
+      <w:proofErr w:type="spellEnd"/>
+      <w:r>
+        <w:t xml:space="preserve"> if this area is larger.</w:t>
+      </w:r>
+    </w:p>
+    <w:p>
+      <w:r>
+        <w:t>4. Return the maximum area found after checking all pairs</w:t>
+      </w:r>
+    </w:p>
+    <w:p/>
+    <w:p/>
+    <w:p>
+      <w:pPr>
+        <w:rPr>
+          <w:sz w:val="26"/>
+          <w:szCs w:val="26"/>
+        </w:rPr>
+      </w:pPr>
+    </w:p>
+    <w:p>
+      <w:pPr>
+        <w:rPr>
+          <w:sz w:val="26"/>
+          <w:szCs w:val="26"/>
+        </w:rPr>
+      </w:pPr>
+    </w:p>
+    <w:p>
+      <w:pPr>
+        <w:rPr>
+          <w:sz w:val="26"/>
+          <w:szCs w:val="26"/>
+        </w:rPr>
+      </w:pPr>
+    </w:p>
     <w:sectPr>
       <w:pgSz w:w="11906" w:h="16838"/>
       <w:pgMar w:top="1440" w:right="1440" w:bottom="1440" w:left="1440" w:header="708" w:footer="708" w:gutter="0"/>
@@ -8097,7 +8759,7 @@
 </file>
 
 <file path=word/numbering.xml><?xml version="1.0" encoding="utf-8"?>
-<w:numbering xmlns:wpc="http://schemas.microsoft.com/office/word/2010/wordprocessingCanvas" xmlns:cx="http://schemas.microsoft.com/office/drawing/2014/chartex" xmlns:cx1="http://schemas.microsoft.com/office/drawing/2015/9/8/chartex" xmlns:cx2="http://schemas.microsoft.com/office/drawing/2015/10/21/chartex" xmlns:cx3="http://schemas.microsoft.com/office/drawing/2016/5/9/chartex" xmlns:cx4="http://schemas.microsoft.com/office/drawing/2016/5/10/chartex" xmlns:cx5="http://schemas.microsoft.com/office/drawing/2016/5/11/chartex" xmlns:cx6="http://schemas.microsoft.com/office/drawing/2016/5/12/chartex" xmlns:cx7="http://schemas.microsoft.com/office/drawing/2016/5/13/chartex" xmlns:cx8="http://schemas.microsoft.com/office/drawing/2016/5/14/chartex" xmlns:mc="http://schemas.openxmlformats.org/markup-compatibility/2006" xmlns:aink="http://schemas.microsoft.com/office/drawing/2016/ink" xmlns:am3d="http://schemas.microsoft.com/office/drawing/2017/model3d" xmlns:o="urn:schemas-microsoft-com:office:office" xmlns:oel="http://schemas.microsoft.com/office/2019/extlst" xmlns:r="http://schemas.openxmlformats.org/officeDocument/2006/relationships" xmlns:m="http://schemas.openxmlformats.org/officeDocument/2006/math" xmlns:v="urn:schemas-microsoft-com:vml" xmlns:wp14="http://schemas.microsoft.com/office/word/2010/wordprocessingDrawing" xmlns:wp="http://schemas.openxmlformats.org/drawingml/2006/wordprocessingDrawing" xmlns:w10="urn:schemas-microsoft-com:office:word" xmlns:w="http://schemas.openxmlformats.org/wordprocessingml/2006/main" xmlns:w14="http://schemas.microsoft.com/office/word/2010/wordml" xmlns:w15="http://schemas.microsoft.com/office/word/2012/wordml" xmlns:w16cex="http://schemas.microsoft.com/office/word/2018/wordml/cex" xmlns:w16cid="http://schemas.microsoft.com/office/word/2016/wordml/cid" xmlns:w16="http://schemas.microsoft.com/office/word/2018/wordml" xmlns:w16du="http://schemas.microsoft.com/office/word/2023/wordml/word16du" xmlns:w16sdtdh="http://schemas.microsoft.com/office/word/2020/wordml/sdtdatahash" xmlns:w16sdtfl="http://schemas.microsoft.com/office/word/2024/wordml/sdtformatlock" xmlns:w16se="http://schemas.microsoft.com/office/word/2015/wordml/symex" xmlns:wpg="http://schemas.microsoft.com/office/word/2010/wordprocessingGroup" xmlns:wpi="http://schemas.microsoft.com/office/word/2010/wordprocessingInk" xmlns:wne="http://schemas.microsoft.com/office/word/2006/wordml" xmlns:wps="http://schemas.microsoft.com/office/word/2010/wordprocessingShape" mc:Ignorable="w14 w15 w16se w16cid w16 w16cex w16sdtdh w16sdtfl w16du wp14">
+<w:numbering xmlns:wpc="http://schemas.microsoft.com/office/word/2010/wordprocessingCanvas" xmlns:cx="http://schemas.microsoft.com/office/drawing/2014/chartex" xmlns:cx1="http://schemas.microsoft.com/office/drawing/2015/9/8/chartex" xmlns:cx2="http://schemas.microsoft.com/office/drawing/2015/10/21/chartex" xmlns:cx3="http://schemas.microsoft.com/office/drawing/2016/5/9/chartex" xmlns:cx4="http://schemas.microsoft.com/office/drawing/2016/5/10/chartex" xmlns:cx5="http://schemas.microsoft.com/office/drawing/2016/5/11/chartex" xmlns:cx6="http://schemas.microsoft.com/office/drawing/2016/5/12/chartex" xmlns:cx7="http://schemas.microsoft.com/office/drawing/2016/5/13/chartex" xmlns:cx8="http://schemas.microsoft.com/office/drawing/2016/5/14/chartex" xmlns:mc="http://schemas.openxmlformats.org/markup-compatibility/2006" xmlns:aink="http://schemas.microsoft.com/office/drawing/2016/ink" xmlns:am3d="http://schemas.microsoft.com/office/drawing/2017/model3d" xmlns:o="urn:schemas-microsoft-com:office:office" xmlns:oel="http://schemas.microsoft.com/office/2019/extlst" xmlns:r="http://schemas.openxmlformats.org/officeDocument/2006/relationships" xmlns:m="http://schemas.openxmlformats.org/officeDocument/2006/math" xmlns:v="urn:schemas-microsoft-com:vml" xmlns:wp14="http://schemas.microsoft.com/office/word/2010/wordprocessingDrawing" xmlns:wp="http://schemas.openxmlformats.org/drawingml/2006/wordprocessingDrawing" xmlns:w10="urn:schemas-microsoft-com:office:word" xmlns:w="http://schemas.openxmlformats.org/wordprocessingml/2006/main" xmlns:w14="http://schemas.microsoft.com/office/word/2010/wordml" xmlns:w15="http://schemas.microsoft.com/office/word/2012/wordml" xmlns:w16cei="http://schemas.microsoft.com/office/word/2026/wordml/cei" xmlns:w16cex="http://schemas.microsoft.com/office/word/2018/wordml/cex" xmlns:w16cid="http://schemas.microsoft.com/office/word/2016/wordml/cid" xmlns:w16="http://schemas.microsoft.com/office/word/2018/wordml" xmlns:w16du="http://schemas.microsoft.com/office/word/2023/wordml/word16du" xmlns:w16sdtdh="http://schemas.microsoft.com/office/word/2020/wordml/sdtdatahash" xmlns:w16sdtfl="http://schemas.microsoft.com/office/word/2024/wordml/sdtformatlock" xmlns:w16se="http://schemas.microsoft.com/office/word/2015/wordml/symex" xmlns:wpg="http://schemas.microsoft.com/office/word/2010/wordprocessingGroup" xmlns:wpi="http://schemas.microsoft.com/office/word/2010/wordprocessingInk" xmlns:wne="http://schemas.microsoft.com/office/word/2006/wordml" xmlns:wps="http://schemas.microsoft.com/office/word/2010/wordprocessingShape" mc:Ignorable="w14 w15 w16se w16cid w16 w16cex w16sdtdh w16sdtfl w16du wp14">
   <w:abstractNum w:abstractNumId="0" w15:restartNumberingAfterBreak="0">
     <w:nsid w:val="02C44FA8"/>
     <w:multiLevelType w:val="multilevel"/>
@@ -8993,6 +9655,155 @@
     </w:lvl>
   </w:abstractNum>
   <w:abstractNum w:abstractNumId="6" w15:restartNumberingAfterBreak="0">
+    <w:nsid w:val="1691627C"/>
+    <w:multiLevelType w:val="multilevel"/>
+    <w:tmpl w:val="1B5A95E6"/>
+    <w:lvl w:ilvl="0">
+      <w:start w:val="1"/>
+      <w:numFmt w:val="bullet"/>
+      <w:lvlText w:val=""/>
+      <w:lvlJc w:val="left"/>
+      <w:pPr>
+        <w:tabs>
+          <w:tab w:val="num" w:pos="720"/>
+        </w:tabs>
+        <w:ind w:left="720" w:hanging="360"/>
+      </w:pPr>
+      <w:rPr>
+        <w:rFonts w:ascii="Symbol" w:hAnsi="Symbol" w:hint="default"/>
+        <w:sz w:val="20"/>
+      </w:rPr>
+    </w:lvl>
+    <w:lvl w:ilvl="1" w:tentative="1">
+      <w:start w:val="1"/>
+      <w:numFmt w:val="bullet"/>
+      <w:lvlText w:val=""/>
+      <w:lvlJc w:val="left"/>
+      <w:pPr>
+        <w:tabs>
+          <w:tab w:val="num" w:pos="1440"/>
+        </w:tabs>
+        <w:ind w:left="1440" w:hanging="360"/>
+      </w:pPr>
+      <w:rPr>
+        <w:rFonts w:ascii="Symbol" w:hAnsi="Symbol" w:hint="default"/>
+        <w:sz w:val="20"/>
+      </w:rPr>
+    </w:lvl>
+    <w:lvl w:ilvl="2" w:tentative="1">
+      <w:start w:val="1"/>
+      <w:numFmt w:val="bullet"/>
+      <w:lvlText w:val=""/>
+      <w:lvlJc w:val="left"/>
+      <w:pPr>
+        <w:tabs>
+          <w:tab w:val="num" w:pos="2160"/>
+        </w:tabs>
+        <w:ind w:left="2160" w:hanging="360"/>
+      </w:pPr>
+      <w:rPr>
+        <w:rFonts w:ascii="Symbol" w:hAnsi="Symbol" w:hint="default"/>
+        <w:sz w:val="20"/>
+      </w:rPr>
+    </w:lvl>
+    <w:lvl w:ilvl="3" w:tentative="1">
+      <w:start w:val="1"/>
+      <w:numFmt w:val="bullet"/>
+      <w:lvlText w:val=""/>
+      <w:lvlJc w:val="left"/>
+      <w:pPr>
+        <w:tabs>
+          <w:tab w:val="num" w:pos="2880"/>
+        </w:tabs>
+        <w:ind w:left="2880" w:hanging="360"/>
+      </w:pPr>
+      <w:rPr>
+        <w:rFonts w:ascii="Symbol" w:hAnsi="Symbol" w:hint="default"/>
+        <w:sz w:val="20"/>
+      </w:rPr>
+    </w:lvl>
+    <w:lvl w:ilvl="4" w:tentative="1">
+      <w:start w:val="1"/>
+      <w:numFmt w:val="bullet"/>
+      <w:lvlText w:val=""/>
+      <w:lvlJc w:val="left"/>
+      <w:pPr>
+        <w:tabs>
+          <w:tab w:val="num" w:pos="3600"/>
+        </w:tabs>
+        <w:ind w:left="3600" w:hanging="360"/>
+      </w:pPr>
+      <w:rPr>
+        <w:rFonts w:ascii="Symbol" w:hAnsi="Symbol" w:hint="default"/>
+        <w:sz w:val="20"/>
+      </w:rPr>
+    </w:lvl>
+    <w:lvl w:ilvl="5" w:tentative="1">
+      <w:start w:val="1"/>
+      <w:numFmt w:val="bullet"/>
+      <w:lvlText w:val=""/>
+      <w:lvlJc w:val="left"/>
+      <w:pPr>
+        <w:tabs>
+          <w:tab w:val="num" w:pos="4320"/>
+        </w:tabs>
+        <w:ind w:left="4320" w:hanging="360"/>
+      </w:pPr>
+      <w:rPr>
+        <w:rFonts w:ascii="Symbol" w:hAnsi="Symbol" w:hint="default"/>
+        <w:sz w:val="20"/>
+      </w:rPr>
+    </w:lvl>
+    <w:lvl w:ilvl="6" w:tentative="1">
+      <w:start w:val="1"/>
+      <w:numFmt w:val="bullet"/>
+      <w:lvlText w:val=""/>
+      <w:lvlJc w:val="left"/>
+      <w:pPr>
+        <w:tabs>
+          <w:tab w:val="num" w:pos="5040"/>
+        </w:tabs>
+        <w:ind w:left="5040" w:hanging="360"/>
+      </w:pPr>
+      <w:rPr>
+        <w:rFonts w:ascii="Symbol" w:hAnsi="Symbol" w:hint="default"/>
+        <w:sz w:val="20"/>
+      </w:rPr>
+    </w:lvl>
+    <w:lvl w:ilvl="7" w:tentative="1">
+      <w:start w:val="1"/>
+      <w:numFmt w:val="bullet"/>
+      <w:lvlText w:val=""/>
+      <w:lvlJc w:val="left"/>
+      <w:pPr>
+        <w:tabs>
+          <w:tab w:val="num" w:pos="5760"/>
+        </w:tabs>
+        <w:ind w:left="5760" w:hanging="360"/>
+      </w:pPr>
+      <w:rPr>
+        <w:rFonts w:ascii="Symbol" w:hAnsi="Symbol" w:hint="default"/>
+        <w:sz w:val="20"/>
+      </w:rPr>
+    </w:lvl>
+    <w:lvl w:ilvl="8" w:tentative="1">
+      <w:start w:val="1"/>
+      <w:numFmt w:val="bullet"/>
+      <w:lvlText w:val=""/>
+      <w:lvlJc w:val="left"/>
+      <w:pPr>
+        <w:tabs>
+          <w:tab w:val="num" w:pos="6480"/>
+        </w:tabs>
+        <w:ind w:left="6480" w:hanging="360"/>
+      </w:pPr>
+      <w:rPr>
+        <w:rFonts w:ascii="Symbol" w:hAnsi="Symbol" w:hint="default"/>
+        <w:sz w:val="20"/>
+      </w:rPr>
+    </w:lvl>
+  </w:abstractNum>
+  <w:abstractNum w:abstractNumId="7" w15:restartNumberingAfterBreak="0">
     <w:nsid w:val="19003D3E"/>
     <w:multiLevelType w:val="multilevel"/>
     <w:tmpl w:val="842E5A4A"/>
@@ -9141,7 +9952,7 @@
       </w:rPr>
     </w:lvl>
   </w:abstractNum>
-  <w:abstractNum w:abstractNumId="7" w15:restartNumberingAfterBreak="0">
+  <w:abstractNum w:abstractNumId="8" w15:restartNumberingAfterBreak="0">
     <w:nsid w:val="1AB94F04"/>
     <w:multiLevelType w:val="multilevel"/>
     <w:tmpl w:val="3858D5FC"/>
@@ -9290,7 +10101,7 @@
       </w:rPr>
     </w:lvl>
   </w:abstractNum>
-  <w:abstractNum w:abstractNumId="8" w15:restartNumberingAfterBreak="0">
+  <w:abstractNum w:abstractNumId="9" w15:restartNumberingAfterBreak="0">
     <w:nsid w:val="1BAB34BD"/>
     <w:multiLevelType w:val="multilevel"/>
     <w:tmpl w:val="C7A6D49E"/>
@@ -9439,7 +10250,7 @@
       </w:rPr>
     </w:lvl>
   </w:abstractNum>
-  <w:abstractNum w:abstractNumId="9" w15:restartNumberingAfterBreak="0">
+  <w:abstractNum w:abstractNumId="10" w15:restartNumberingAfterBreak="0">
     <w:nsid w:val="35A95BC9"/>
     <w:multiLevelType w:val="multilevel"/>
     <w:tmpl w:val="0D7E1900"/>
@@ -9588,7 +10399,7 @@
       </w:rPr>
     </w:lvl>
   </w:abstractNum>
-  <w:abstractNum w:abstractNumId="10" w15:restartNumberingAfterBreak="0">
+  <w:abstractNum w:abstractNumId="11" w15:restartNumberingAfterBreak="0">
     <w:nsid w:val="3C12387D"/>
     <w:multiLevelType w:val="multilevel"/>
     <w:tmpl w:val="9E14104A"/>
@@ -9737,7 +10548,7 @@
       </w:rPr>
     </w:lvl>
   </w:abstractNum>
-  <w:abstractNum w:abstractNumId="11" w15:restartNumberingAfterBreak="0">
+  <w:abstractNum w:abstractNumId="12" w15:restartNumberingAfterBreak="0">
     <w:nsid w:val="42823EE6"/>
     <w:multiLevelType w:val="multilevel"/>
     <w:tmpl w:val="8EE8D394"/>
@@ -9886,7 +10697,7 @@
       </w:rPr>
     </w:lvl>
   </w:abstractNum>
-  <w:abstractNum w:abstractNumId="12" w15:restartNumberingAfterBreak="0">
+  <w:abstractNum w:abstractNumId="13" w15:restartNumberingAfterBreak="0">
     <w:nsid w:val="4F3E539F"/>
     <w:multiLevelType w:val="multilevel"/>
     <w:tmpl w:val="8382A780"/>
@@ -10035,7 +10846,7 @@
       </w:rPr>
     </w:lvl>
   </w:abstractNum>
-  <w:abstractNum w:abstractNumId="13" w15:restartNumberingAfterBreak="0">
+  <w:abstractNum w:abstractNumId="14" w15:restartNumberingAfterBreak="0">
     <w:nsid w:val="4F843E15"/>
     <w:multiLevelType w:val="multilevel"/>
     <w:tmpl w:val="E6D879DC"/>
@@ -10184,7 +10995,7 @@
       </w:rPr>
     </w:lvl>
   </w:abstractNum>
-  <w:abstractNum w:abstractNumId="14" w15:restartNumberingAfterBreak="0">
+  <w:abstractNum w:abstractNumId="15" w15:restartNumberingAfterBreak="0">
     <w:nsid w:val="50DB300F"/>
     <w:multiLevelType w:val="multilevel"/>
     <w:tmpl w:val="DCC0545C"/>
@@ -10333,7 +11144,7 @@
       </w:rPr>
     </w:lvl>
   </w:abstractNum>
-  <w:abstractNum w:abstractNumId="15" w15:restartNumberingAfterBreak="0">
+  <w:abstractNum w:abstractNumId="16" w15:restartNumberingAfterBreak="0">
     <w:nsid w:val="544A7336"/>
     <w:multiLevelType w:val="multilevel"/>
     <w:tmpl w:val="754A0798"/>
@@ -10482,7 +11293,7 @@
       </w:rPr>
     </w:lvl>
   </w:abstractNum>
-  <w:abstractNum w:abstractNumId="16" w15:restartNumberingAfterBreak="0">
+  <w:abstractNum w:abstractNumId="17" w15:restartNumberingAfterBreak="0">
     <w:nsid w:val="576171E3"/>
     <w:multiLevelType w:val="multilevel"/>
     <w:tmpl w:val="DF80DC3E"/>
@@ -10631,7 +11442,7 @@
       </w:rPr>
     </w:lvl>
   </w:abstractNum>
-  <w:abstractNum w:abstractNumId="17" w15:restartNumberingAfterBreak="0">
+  <w:abstractNum w:abstractNumId="18" w15:restartNumberingAfterBreak="0">
     <w:nsid w:val="5D6538FB"/>
     <w:multiLevelType w:val="multilevel"/>
     <w:tmpl w:val="5E30CCB8"/>
@@ -10780,7 +11591,7 @@
       </w:rPr>
     </w:lvl>
   </w:abstractNum>
-  <w:abstractNum w:abstractNumId="18" w15:restartNumberingAfterBreak="0">
+  <w:abstractNum w:abstractNumId="19" w15:restartNumberingAfterBreak="0">
     <w:nsid w:val="764F176E"/>
     <w:multiLevelType w:val="multilevel"/>
     <w:tmpl w:val="3530BD80"/>
@@ -10929,7 +11740,7 @@
       </w:rPr>
     </w:lvl>
   </w:abstractNum>
-  <w:abstractNum w:abstractNumId="19" w15:restartNumberingAfterBreak="0">
+  <w:abstractNum w:abstractNumId="20" w15:restartNumberingAfterBreak="0">
     <w:nsid w:val="79A0453D"/>
     <w:multiLevelType w:val="multilevel"/>
     <w:tmpl w:val="F16C64C6"/>
@@ -11082,61 +11893,64 @@
     <w:abstractNumId w:val="5"/>
   </w:num>
   <w:num w:numId="2" w16cid:durableId="1049644441">
-    <w:abstractNumId w:val="11"/>
+    <w:abstractNumId w:val="12"/>
   </w:num>
   <w:num w:numId="3" w16cid:durableId="855195527">
-    <w:abstractNumId w:val="12"/>
+    <w:abstractNumId w:val="13"/>
   </w:num>
   <w:num w:numId="4" w16cid:durableId="1456169704">
-    <w:abstractNumId w:val="15"/>
+    <w:abstractNumId w:val="16"/>
   </w:num>
   <w:num w:numId="5" w16cid:durableId="613444548">
-    <w:abstractNumId w:val="18"/>
+    <w:abstractNumId w:val="19"/>
   </w:num>
   <w:num w:numId="6" w16cid:durableId="269171363">
     <w:abstractNumId w:val="1"/>
   </w:num>
   <w:num w:numId="7" w16cid:durableId="920456329">
-    <w:abstractNumId w:val="13"/>
+    <w:abstractNumId w:val="14"/>
   </w:num>
   <w:num w:numId="8" w16cid:durableId="811756253">
+    <w:abstractNumId w:val="9"/>
+  </w:num>
+  <w:num w:numId="9" w16cid:durableId="1310598230">
     <w:abstractNumId w:val="8"/>
   </w:num>
-  <w:num w:numId="9" w16cid:durableId="1310598230">
-    <w:abstractNumId w:val="7"/>
-  </w:num>
   <w:num w:numId="10" w16cid:durableId="788863381">
-    <w:abstractNumId w:val="17"/>
+    <w:abstractNumId w:val="18"/>
   </w:num>
   <w:num w:numId="11" w16cid:durableId="1725178185">
     <w:abstractNumId w:val="4"/>
   </w:num>
   <w:num w:numId="12" w16cid:durableId="791090743">
-    <w:abstractNumId w:val="9"/>
+    <w:abstractNumId w:val="10"/>
   </w:num>
   <w:num w:numId="13" w16cid:durableId="1897428191">
-    <w:abstractNumId w:val="16"/>
+    <w:abstractNumId w:val="17"/>
   </w:num>
   <w:num w:numId="14" w16cid:durableId="1205559669">
-    <w:abstractNumId w:val="19"/>
+    <w:abstractNumId w:val="20"/>
   </w:num>
   <w:num w:numId="15" w16cid:durableId="1427966037">
     <w:abstractNumId w:val="2"/>
   </w:num>
   <w:num w:numId="16" w16cid:durableId="1589730193">
-    <w:abstractNumId w:val="14"/>
+    <w:abstractNumId w:val="15"/>
   </w:num>
   <w:num w:numId="17" w16cid:durableId="888999740">
     <w:abstractNumId w:val="3"/>
   </w:num>
   <w:num w:numId="18" w16cid:durableId="627711037">
-    <w:abstractNumId w:val="6"/>
+    <w:abstractNumId w:val="7"/>
   </w:num>
   <w:num w:numId="19" w16cid:durableId="1442726740">
     <w:abstractNumId w:val="0"/>
   </w:num>
   <w:num w:numId="20" w16cid:durableId="762262061">
-    <w:abstractNumId w:val="10"/>
+    <w:abstractNumId w:val="11"/>
+  </w:num>
+  <w:num w:numId="21" w16cid:durableId="594216942">
+    <w:abstractNumId w:val="6"/>
   </w:num>
 </w:numbering>
 </file>

--- a/Apna college sheet DSA/Array/Self Notes.docx
+++ b/Apna college sheet DSA/Array/Self Notes.docx
@@ -38,7 +38,6 @@
           <w:bCs/>
         </w:rPr>
       </w:pPr>
-      <w:proofErr w:type="gramStart"/>
       <w:r>
         <w:rPr>
           <w:b/>
@@ -51,40 +50,23 @@
           <w:b/>
           <w:bCs/>
         </w:rPr>
-        <w:t>(</w:t>
-      </w:r>
-      <w:proofErr w:type="gramEnd"/>
-      <w:r>
-        <w:rPr>
-          <w:b/>
-          <w:bCs/>
-        </w:rPr>
-        <w:t>brute force)</w:t>
-      </w:r>
-    </w:p>
-    <w:p>
-      <w:pPr>
-        <w:rPr>
-          <w:b/>
-          <w:bCs/>
-        </w:rPr>
-      </w:pPr>
-      <w:r>
-        <w:rPr>
-          <w:b/>
-          <w:bCs/>
-        </w:rPr>
-        <w:t xml:space="preserve">Using Nested </w:t>
-      </w:r>
-      <w:proofErr w:type="gramStart"/>
-      <w:r>
-        <w:rPr>
-          <w:b/>
-          <w:bCs/>
-        </w:rPr>
-        <w:t>Loops :</w:t>
-      </w:r>
-      <w:proofErr w:type="gramEnd"/>
+        <w:t>(brute force)</w:t>
+      </w:r>
+    </w:p>
+    <w:p>
+      <w:pPr>
+        <w:rPr>
+          <w:b/>
+          <w:bCs/>
+        </w:rPr>
+      </w:pPr>
+      <w:r>
+        <w:rPr>
+          <w:b/>
+          <w:bCs/>
+        </w:rPr>
+        <w:t>Using Nested Loops :</w:t>
+      </w:r>
     </w:p>
     <w:p/>
     <w:p>
@@ -156,17 +138,8 @@
           <w:b/>
           <w:bCs/>
         </w:rPr>
-        <w:t xml:space="preserve">Using </w:t>
-      </w:r>
-      <w:proofErr w:type="gramStart"/>
-      <w:r>
-        <w:rPr>
-          <w:b/>
-          <w:bCs/>
-        </w:rPr>
-        <w:t>Hashing :</w:t>
-      </w:r>
-      <w:proofErr w:type="gramEnd"/>
+        <w:t>Using Hashing :</w:t>
+      </w:r>
     </w:p>
     <w:p/>
     <w:p>
@@ -179,15 +152,7 @@
       </w:r>
       <w:proofErr w:type="spellEnd"/>
       <w:r>
-        <w:t xml:space="preserve"> to count frequencies while traversing the array; return the number if its count exceeds [ n/</w:t>
-      </w:r>
-      <w:proofErr w:type="gramStart"/>
-      <w:r>
-        <w:t>2 ]</w:t>
-      </w:r>
-      <w:proofErr w:type="gramEnd"/>
-      <w:r>
-        <w:t xml:space="preserve"> , else return -1.</w:t>
+        <w:t xml:space="preserve"> to count frequencies while traversing the array; return the number if its count exceeds [ n/2 ] , else return -1.</w:t>
       </w:r>
     </w:p>
     <w:p/>
@@ -303,17 +268,8 @@
           <w:b/>
           <w:bCs/>
         </w:rPr>
-        <w:t xml:space="preserve">Using Boyer-Moore Voting </w:t>
-      </w:r>
-      <w:proofErr w:type="gramStart"/>
-      <w:r>
-        <w:rPr>
-          <w:b/>
-          <w:bCs/>
-        </w:rPr>
-        <w:t>Algorithm :</w:t>
-      </w:r>
-      <w:proofErr w:type="gramEnd"/>
+        <w:t>Using Boyer-Moore Voting Algorithm :</w:t>
+      </w:r>
     </w:p>
     <w:p/>
     <w:p>
@@ -335,17 +291,12 @@
         <w:t>1. Make the first element (</w:t>
       </w:r>
       <w:proofErr w:type="spellStart"/>
-      <w:proofErr w:type="gramStart"/>
       <w:r>
         <w:t>nums</w:t>
       </w:r>
       <w:proofErr w:type="spellEnd"/>
       <w:r>
-        <w:t>[</w:t>
-      </w:r>
-      <w:proofErr w:type="gramEnd"/>
-      <w:r>
-        <w:t>0]) the majority candidate, and its count = 1.</w:t>
+        <w:t>[0]) the majority candidate, and its count = 1.</w:t>
       </w:r>
     </w:p>
     <w:p>
@@ -585,13 +536,8 @@
             <w:hideMark/>
           </w:tcPr>
           <w:p>
-            <w:proofErr w:type="gramStart"/>
             <w:r>
-              <w:t>O(</w:t>
-            </w:r>
-            <w:proofErr w:type="gramEnd"/>
-            <w:r>
-              <w:t>1)</w:t>
+              <w:t>O(1)</w:t>
             </w:r>
           </w:p>
         </w:tc>
@@ -708,13 +654,8 @@
             <w:hideMark/>
           </w:tcPr>
           <w:p>
-            <w:proofErr w:type="gramStart"/>
             <w:r>
-              <w:t>O(</w:t>
-            </w:r>
-            <w:proofErr w:type="gramEnd"/>
-            <w:r>
-              <w:t>1)</w:t>
+              <w:t>O(1)</w:t>
             </w:r>
           </w:p>
         </w:tc>
@@ -774,7 +715,6 @@
           <w:bCs/>
         </w:rPr>
       </w:pPr>
-      <w:proofErr w:type="gramStart"/>
       <w:r>
         <w:rPr>
           <w:b/>
@@ -787,34 +727,17 @@
           <w:b/>
           <w:bCs/>
         </w:rPr>
-        <w:t>(</w:t>
-      </w:r>
-      <w:proofErr w:type="gramEnd"/>
-      <w:r>
-        <w:rPr>
-          <w:b/>
-          <w:bCs/>
-        </w:rPr>
-        <w:t>Naïve)</w:t>
-      </w:r>
-    </w:p>
-    <w:p>
-      <w:r>
-        <w:rPr>
-          <w:b/>
-          <w:bCs/>
-        </w:rPr>
-        <w:t xml:space="preserve">Frequency </w:t>
-      </w:r>
-      <w:proofErr w:type="gramStart"/>
-      <w:r>
-        <w:rPr>
-          <w:b/>
-          <w:bCs/>
-        </w:rPr>
-        <w:t>Counting :</w:t>
-      </w:r>
-      <w:proofErr w:type="gramEnd"/>
+        <w:t>(Naïve)</w:t>
+      </w:r>
+    </w:p>
+    <w:p>
+      <w:r>
+        <w:rPr>
+          <w:b/>
+          <w:bCs/>
+        </w:rPr>
+        <w:t>Frequency Counting :</w:t>
+      </w:r>
     </w:p>
     <w:p/>
     <w:p>
@@ -854,17 +777,12 @@
         <w:t xml:space="preserve">3. Go through </w:t>
       </w:r>
       <w:proofErr w:type="spellStart"/>
-      <w:proofErr w:type="gramStart"/>
       <w:r>
         <w:t>freq</w:t>
       </w:r>
       <w:proofErr w:type="spellEnd"/>
       <w:r>
-        <w:t>[</w:t>
-      </w:r>
-      <w:proofErr w:type="gramEnd"/>
-      <w:r>
-        <w:t xml:space="preserve">1] to </w:t>
+        <w:t xml:space="preserve">[1] to </w:t>
       </w:r>
       <w:proofErr w:type="spellStart"/>
       <w:r>
@@ -1093,17 +1011,8 @@
           <w:b/>
           <w:bCs/>
         </w:rPr>
-        <w:t xml:space="preserve">Problem </w:t>
-      </w:r>
-      <w:proofErr w:type="gramStart"/>
-      <w:r>
-        <w:rPr>
-          <w:b/>
-          <w:bCs/>
-        </w:rPr>
-        <w:t>Statement :</w:t>
-      </w:r>
-      <w:proofErr w:type="gramEnd"/>
+        <w:t>Problem Statement :</w:t>
+      </w:r>
     </w:p>
     <w:p>
       <w:r>
@@ -1284,7 +1193,6 @@
           <w:bCs/>
         </w:rPr>
       </w:pPr>
-      <w:proofErr w:type="gramStart"/>
       <w:r>
         <w:rPr>
           <w:b/>
@@ -1297,15 +1205,7 @@
           <w:b/>
           <w:bCs/>
         </w:rPr>
-        <w:t>(</w:t>
-      </w:r>
-      <w:proofErr w:type="gramEnd"/>
-      <w:r>
-        <w:rPr>
-          <w:b/>
-          <w:bCs/>
-        </w:rPr>
-        <w:t>Better)</w:t>
+        <w:t>(Better)</w:t>
       </w:r>
     </w:p>
     <w:p>
@@ -1494,29 +1394,8 @@
             <w:hideMark/>
           </w:tcPr>
           <w:p>
-            <w:proofErr w:type="gramStart"/>
             <w:r>
-              <w:t>O(</w:t>
-            </w:r>
-            <w:proofErr w:type="gramEnd"/>
-            <w:r>
-              <w:t xml:space="preserve">(m+ </w:t>
-            </w:r>
-            <w:proofErr w:type="gramStart"/>
-            <w:r>
-              <w:t>n)*</w:t>
-            </w:r>
-            <w:proofErr w:type="gramEnd"/>
-            <w:r>
-              <w:t xml:space="preserve"> </w:t>
-            </w:r>
-            <w:proofErr w:type="gramStart"/>
-            <w:r>
-              <w:t>log(</w:t>
-            </w:r>
-            <w:proofErr w:type="gramEnd"/>
-            <w:r>
-              <w:t>m +n))</w:t>
+              <w:t>O((m+ n)* log(m +n))</w:t>
             </w:r>
           </w:p>
         </w:tc>
@@ -1534,13 +1413,8 @@
             <w:hideMark/>
           </w:tcPr>
           <w:p>
-            <w:proofErr w:type="gramStart"/>
             <w:r>
-              <w:t>O(</w:t>
-            </w:r>
-            <w:proofErr w:type="gramEnd"/>
-            <w:r>
-              <w:t>1)</w:t>
+              <w:t>O(1)</w:t>
             </w:r>
           </w:p>
         </w:tc>
@@ -1606,13 +1480,8 @@
             <w:hideMark/>
           </w:tcPr>
           <w:p>
-            <w:proofErr w:type="gramStart"/>
             <w:r>
-              <w:t>O(</w:t>
-            </w:r>
-            <w:proofErr w:type="gramEnd"/>
-            <w:r>
-              <w:t>1)</w:t>
+              <w:t>O(1)</w:t>
             </w:r>
           </w:p>
         </w:tc>
@@ -1634,7 +1503,6 @@
           <w:bCs/>
         </w:rPr>
       </w:pPr>
-      <w:proofErr w:type="gramStart"/>
       <w:r>
         <w:rPr>
           <w:b/>
@@ -1647,34 +1515,17 @@
           <w:b/>
           <w:bCs/>
         </w:rPr>
-        <w:t>(</w:t>
-      </w:r>
-      <w:proofErr w:type="gramEnd"/>
-      <w:r>
-        <w:rPr>
-          <w:b/>
-          <w:bCs/>
-        </w:rPr>
-        <w:t>BEST)</w:t>
-      </w:r>
-    </w:p>
-    <w:p>
-      <w:r>
-        <w:rPr>
-          <w:b/>
-          <w:bCs/>
-        </w:rPr>
-        <w:t xml:space="preserve">Using three </w:t>
-      </w:r>
-      <w:proofErr w:type="gramStart"/>
-      <w:r>
-        <w:rPr>
-          <w:b/>
-          <w:bCs/>
-        </w:rPr>
-        <w:t>pointers :</w:t>
-      </w:r>
-      <w:proofErr w:type="gramEnd"/>
+        <w:t>(BEST)</w:t>
+      </w:r>
+    </w:p>
+    <w:p>
+      <w:r>
+        <w:rPr>
+          <w:b/>
+          <w:bCs/>
+        </w:rPr>
+        <w:t>Using three pointers :</w:t>
+      </w:r>
     </w:p>
     <w:p>
       <w:r>
@@ -1877,29 +1728,8 @@
             <w:hideMark/>
           </w:tcPr>
           <w:p>
-            <w:proofErr w:type="gramStart"/>
             <w:r>
-              <w:t>O(</w:t>
-            </w:r>
-            <w:proofErr w:type="gramEnd"/>
-            <w:r>
-              <w:t xml:space="preserve">(m+ </w:t>
-            </w:r>
-            <w:proofErr w:type="gramStart"/>
-            <w:r>
-              <w:t>n)*</w:t>
-            </w:r>
-            <w:proofErr w:type="gramEnd"/>
-            <w:r>
-              <w:t xml:space="preserve"> </w:t>
-            </w:r>
-            <w:proofErr w:type="gramStart"/>
-            <w:r>
-              <w:t>log(</w:t>
-            </w:r>
-            <w:proofErr w:type="gramEnd"/>
-            <w:r>
-              <w:t>m +n))</w:t>
+              <w:t>O((m+ n)* log(m +n))</w:t>
             </w:r>
           </w:p>
         </w:tc>
@@ -1916,13 +1746,8 @@
             <w:hideMark/>
           </w:tcPr>
           <w:p>
-            <w:proofErr w:type="gramStart"/>
             <w:r>
-              <w:t>O(</w:t>
-            </w:r>
-            <w:proofErr w:type="gramEnd"/>
-            <w:r>
-              <w:t>1)</w:t>
+              <w:t>O(1)</w:t>
             </w:r>
           </w:p>
         </w:tc>
@@ -1985,13 +1810,8 @@
             <w:hideMark/>
           </w:tcPr>
           <w:p>
-            <w:proofErr w:type="gramStart"/>
             <w:r>
-              <w:t>O(</w:t>
-            </w:r>
-            <w:proofErr w:type="gramEnd"/>
-            <w:r>
-              <w:t>1)</w:t>
+              <w:t>O(1)</w:t>
             </w:r>
           </w:p>
         </w:tc>
@@ -2024,17 +1844,8 @@
           <w:b/>
           <w:bCs/>
         </w:rPr>
-        <w:t xml:space="preserve">Problem </w:t>
-      </w:r>
-      <w:proofErr w:type="gramStart"/>
-      <w:r>
-        <w:rPr>
-          <w:b/>
-          <w:bCs/>
-        </w:rPr>
-        <w:t>Statement :</w:t>
-      </w:r>
-      <w:proofErr w:type="gramEnd"/>
+        <w:t>Problem Statement :</w:t>
+      </w:r>
     </w:p>
     <w:p/>
     <w:p>
@@ -2057,12 +1868,10 @@
         <w:t xml:space="preserve">, every element appears twice except for one. Find that single </w:t>
       </w:r>
       <w:proofErr w:type="spellStart"/>
-      <w:proofErr w:type="gramStart"/>
       <w:r>
         <w:t>one.You</w:t>
       </w:r>
       <w:proofErr w:type="spellEnd"/>
-      <w:proofErr w:type="gramEnd"/>
       <w:r>
         <w:t xml:space="preserve"> must implement a solution with a linear runtime complexity and use only constant extra space.</w:t>
       </w:r>
@@ -2076,21 +1885,12 @@
       <w:pPr>
         <w:pStyle w:val="NoSpacing"/>
       </w:pPr>
-      <w:proofErr w:type="gramStart"/>
-      <w:r>
-        <w:rPr>
-          <w:b/>
-          <w:bCs/>
-        </w:rPr>
-        <w:t>Example :</w:t>
-      </w:r>
-      <w:proofErr w:type="gramEnd"/>
-      <w:r>
-        <w:rPr>
-          <w:b/>
-          <w:bCs/>
-        </w:rPr>
-        <w:t xml:space="preserve"> The Mystery of the Extra Guest</w:t>
+      <w:r>
+        <w:rPr>
+          <w:b/>
+          <w:bCs/>
+        </w:rPr>
+        <w:t>Example : The Mystery of the Extra Guest</w:t>
       </w:r>
     </w:p>
     <w:p>
@@ -2127,7 +1927,6 @@
           <w:bCs/>
         </w:rPr>
       </w:pPr>
-      <w:proofErr w:type="gramStart"/>
       <w:r>
         <w:rPr>
           <w:b/>
@@ -2140,15 +1939,7 @@
           <w:b/>
           <w:bCs/>
         </w:rPr>
-        <w:t>(</w:t>
-      </w:r>
-      <w:proofErr w:type="gramEnd"/>
-      <w:r>
-        <w:rPr>
-          <w:b/>
-          <w:bCs/>
-        </w:rPr>
-        <w:t>Naïve)</w:t>
+        <w:t>(Naïve)</w:t>
       </w:r>
     </w:p>
     <w:p>
@@ -2160,17 +1951,8 @@
           <w:b/>
           <w:bCs/>
         </w:rPr>
-        <w:t xml:space="preserve">Using Nested </w:t>
-      </w:r>
-      <w:proofErr w:type="gramStart"/>
-      <w:r>
-        <w:rPr>
-          <w:b/>
-          <w:bCs/>
-        </w:rPr>
-        <w:t>Loops :</w:t>
-      </w:r>
-      <w:proofErr w:type="gramEnd"/>
+        <w:t>Using Nested Loops :</w:t>
+      </w:r>
     </w:p>
     <w:p>
       <w:pPr>
@@ -2482,13 +2264,8 @@
             <w:pPr>
               <w:pStyle w:val="NoSpacing"/>
             </w:pPr>
-            <w:proofErr w:type="gramStart"/>
             <w:r>
-              <w:t>O(</w:t>
-            </w:r>
-            <w:proofErr w:type="gramEnd"/>
-            <w:r>
-              <w:t>1)</w:t>
+              <w:t>O(1)</w:t>
             </w:r>
           </w:p>
         </w:tc>
@@ -2507,7 +2284,6 @@
           <w:bCs/>
         </w:rPr>
       </w:pPr>
-      <w:proofErr w:type="gramStart"/>
       <w:r>
         <w:rPr>
           <w:b/>
@@ -2520,15 +2296,7 @@
           <w:b/>
           <w:bCs/>
         </w:rPr>
-        <w:t>(</w:t>
-      </w:r>
-      <w:proofErr w:type="gramEnd"/>
-      <w:r>
-        <w:rPr>
-          <w:b/>
-          <w:bCs/>
-        </w:rPr>
-        <w:t>Better)</w:t>
+        <w:t>(Better)</w:t>
       </w:r>
     </w:p>
     <w:p>
@@ -2540,17 +2308,8 @@
           <w:b/>
           <w:bCs/>
         </w:rPr>
-        <w:t xml:space="preserve">Using </w:t>
-      </w:r>
-      <w:proofErr w:type="gramStart"/>
-      <w:r>
-        <w:rPr>
-          <w:b/>
-          <w:bCs/>
-        </w:rPr>
-        <w:t>HashMap :</w:t>
-      </w:r>
-      <w:proofErr w:type="gramEnd"/>
+        <w:t>Using HashMap :</w:t>
+      </w:r>
     </w:p>
     <w:p>
       <w:pPr>
@@ -2878,7 +2637,6 @@
           <w:bCs/>
         </w:rPr>
       </w:pPr>
-      <w:proofErr w:type="gramStart"/>
       <w:r>
         <w:rPr>
           <w:b/>
@@ -2891,15 +2649,7 @@
           <w:b/>
           <w:bCs/>
         </w:rPr>
-        <w:t>(</w:t>
-      </w:r>
-      <w:proofErr w:type="gramEnd"/>
-      <w:r>
-        <w:rPr>
-          <w:b/>
-          <w:bCs/>
-        </w:rPr>
-        <w:t>Best)</w:t>
+        <w:t>(Best)</w:t>
       </w:r>
     </w:p>
     <w:p>
@@ -2924,17 +2674,8 @@
           <w:b/>
           <w:bCs/>
         </w:rPr>
-        <w:t xml:space="preserve"> </w:t>
-      </w:r>
-      <w:proofErr w:type="gramStart"/>
-      <w:r>
-        <w:rPr>
-          <w:b/>
-          <w:bCs/>
-        </w:rPr>
-        <w:t>Operator :</w:t>
-      </w:r>
-      <w:proofErr w:type="gramEnd"/>
+        <w:t xml:space="preserve"> Operator :</w:t>
+      </w:r>
     </w:p>
     <w:p>
       <w:r>
@@ -3227,13 +2968,8 @@
             <w:hideMark/>
           </w:tcPr>
           <w:p>
-            <w:proofErr w:type="gramStart"/>
             <w:r>
-              <w:t>O(</w:t>
-            </w:r>
-            <w:proofErr w:type="gramEnd"/>
-            <w:r>
-              <w:t>1)</w:t>
+              <w:t>O(1)</w:t>
             </w:r>
           </w:p>
         </w:tc>
@@ -3265,17 +3001,8 @@
           <w:b/>
           <w:bCs/>
         </w:rPr>
-        <w:t xml:space="preserve">Problem </w:t>
-      </w:r>
-      <w:proofErr w:type="gramStart"/>
-      <w:r>
-        <w:rPr>
-          <w:b/>
-          <w:bCs/>
-        </w:rPr>
-        <w:t>Statement :</w:t>
-      </w:r>
-      <w:proofErr w:type="gramEnd"/>
+        <w:t>Problem Statement :</w:t>
+      </w:r>
     </w:p>
     <w:p>
       <w:pPr>
@@ -3284,7 +3011,6 @@
       <w:r>
         <w:t>You are given an array </w:t>
       </w:r>
-      <w:proofErr w:type="gramStart"/>
       <w:r>
         <w:rPr>
           <w:b/>
@@ -3292,7 +3018,6 @@
         </w:rPr>
         <w:t>prices</w:t>
       </w:r>
-      <w:proofErr w:type="gramEnd"/>
       <w:r>
         <w:t> where </w:t>
       </w:r>
@@ -3373,7 +3098,6 @@
           <w:bCs/>
         </w:rPr>
       </w:pPr>
-      <w:proofErr w:type="gramStart"/>
       <w:r>
         <w:rPr>
           <w:b/>
@@ -3386,15 +3110,7 @@
           <w:b/>
           <w:bCs/>
         </w:rPr>
-        <w:t>(</w:t>
-      </w:r>
-      <w:proofErr w:type="gramEnd"/>
-      <w:r>
-        <w:rPr>
-          <w:b/>
-          <w:bCs/>
-        </w:rPr>
-        <w:t>Naïve)</w:t>
+        <w:t>(Naïve)</w:t>
       </w:r>
     </w:p>
     <w:p>
@@ -3406,17 +3122,8 @@
           <w:b/>
           <w:bCs/>
         </w:rPr>
-        <w:t xml:space="preserve">Using nested for </w:t>
-      </w:r>
-      <w:proofErr w:type="gramStart"/>
-      <w:r>
-        <w:rPr>
-          <w:b/>
-          <w:bCs/>
-        </w:rPr>
-        <w:t>loop :</w:t>
-      </w:r>
-      <w:proofErr w:type="gramEnd"/>
+        <w:t>Using nested for loop :</w:t>
+      </w:r>
     </w:p>
     <w:p>
       <w:pPr>
@@ -3431,12 +3138,10 @@
         <w:t>To find the maximum profit, we inspect all possible (</w:t>
       </w:r>
       <w:proofErr w:type="spellStart"/>
-      <w:proofErr w:type="gramStart"/>
       <w:r>
         <w:t>buy,sell</w:t>
       </w:r>
       <w:proofErr w:type="spellEnd"/>
-      <w:proofErr w:type="gramEnd"/>
       <w:r>
         <w:t>) pairs using nested for loop. </w:t>
       </w:r>
@@ -3483,15 +3188,7 @@
         <w:pStyle w:val="NoSpacing"/>
       </w:pPr>
       <w:r>
-        <w:t xml:space="preserve">4. Calculate profit = </w:t>
-      </w:r>
-      <w:proofErr w:type="gramStart"/>
-      <w:r>
-        <w:t>max(</w:t>
-      </w:r>
-      <w:proofErr w:type="gramEnd"/>
-      <w:r>
-        <w:t>profit, prices[j] - prices[</w:t>
+        <w:t>4. Calculate profit = max(profit, prices[j] - prices[</w:t>
       </w:r>
       <w:proofErr w:type="spellStart"/>
       <w:r>
@@ -3674,13 +3371,8 @@
             <w:pPr>
               <w:pStyle w:val="NoSpacing"/>
             </w:pPr>
-            <w:proofErr w:type="gramStart"/>
             <w:r>
-              <w:t>O(</w:t>
-            </w:r>
-            <w:proofErr w:type="gramEnd"/>
-            <w:r>
-              <w:t>1)</w:t>
+              <w:t>O(1)</w:t>
             </w:r>
           </w:p>
         </w:tc>
@@ -3699,7 +3391,6 @@
           <w:bCs/>
         </w:rPr>
       </w:pPr>
-      <w:proofErr w:type="gramStart"/>
       <w:r>
         <w:rPr>
           <w:b/>
@@ -3712,15 +3403,7 @@
           <w:b/>
           <w:bCs/>
         </w:rPr>
-        <w:t>(</w:t>
-      </w:r>
-      <w:proofErr w:type="gramEnd"/>
-      <w:r>
-        <w:rPr>
-          <w:b/>
-          <w:bCs/>
-        </w:rPr>
-        <w:t>Best)</w:t>
+        <w:t>(Best)</w:t>
       </w:r>
     </w:p>
     <w:p>
@@ -3732,17 +3415,8 @@
           <w:b/>
           <w:bCs/>
         </w:rPr>
-        <w:t xml:space="preserve">Single pass </w:t>
-      </w:r>
-      <w:proofErr w:type="gramStart"/>
-      <w:r>
-        <w:rPr>
-          <w:b/>
-          <w:bCs/>
-        </w:rPr>
-        <w:t>approach :</w:t>
-      </w:r>
-      <w:proofErr w:type="gramEnd"/>
+        <w:t>Single pass approach :</w:t>
+      </w:r>
     </w:p>
     <w:p>
       <w:pPr>
@@ -3767,15 +3441,7 @@
         <w:pStyle w:val="NoSpacing"/>
       </w:pPr>
       <w:r>
-        <w:t xml:space="preserve">1. Initialize buy = </w:t>
-      </w:r>
-      <w:proofErr w:type="gramStart"/>
-      <w:r>
-        <w:t>prices[</w:t>
-      </w:r>
-      <w:proofErr w:type="gramEnd"/>
-      <w:r>
-        <w:t>0] and profit = 0 to track the best buying price and max profit.</w:t>
+        <w:t>1. Initialize buy = prices[0] and profit = 0 to track the best buying price and max profit.</w:t>
       </w:r>
     </w:p>
     <w:p>
@@ -3856,23 +3522,7 @@
         <w:pStyle w:val="NoSpacing"/>
       </w:pPr>
       <w:r>
-        <w:t xml:space="preserve">Initialization: Buy = </w:t>
-      </w:r>
-      <w:proofErr w:type="gramStart"/>
-      <w:r>
-        <w:t>prices[</w:t>
-      </w:r>
-      <w:proofErr w:type="gramEnd"/>
-      <w:r>
-        <w:t>0</w:t>
-      </w:r>
-      <w:proofErr w:type="gramStart"/>
-      <w:r>
-        <w:t>] ,</w:t>
-      </w:r>
-      <w:proofErr w:type="gramEnd"/>
-      <w:r>
-        <w:t xml:space="preserve"> Profit = 0</w:t>
+        <w:t>Initialization: Buy = prices[0] , Profit = 0</w:t>
       </w:r>
     </w:p>
     <w:p>
@@ -4078,13 +3728,8 @@
             <w:pPr>
               <w:pStyle w:val="NoSpacing"/>
             </w:pPr>
-            <w:proofErr w:type="gramStart"/>
             <w:r>
-              <w:t>O(</w:t>
-            </w:r>
-            <w:proofErr w:type="gramEnd"/>
-            <w:r>
-              <w:t>1)</w:t>
+              <w:t>O(1)</w:t>
             </w:r>
           </w:p>
         </w:tc>
@@ -4126,7 +3771,6 @@
         <w:t>50) Power(</w:t>
       </w:r>
       <w:proofErr w:type="spellStart"/>
-      <w:proofErr w:type="gramStart"/>
       <w:r>
         <w:rPr>
           <w:b/>
@@ -4138,7 +3782,6 @@
         <w:t>x,n</w:t>
       </w:r>
       <w:proofErr w:type="spellEnd"/>
-      <w:proofErr w:type="gramEnd"/>
       <w:r>
         <w:rPr>
           <w:b/>
@@ -4164,19 +3807,8 @@
           <w:sz w:val="26"/>
           <w:szCs w:val="26"/>
         </w:rPr>
-        <w:t xml:space="preserve">Problem </w:t>
-      </w:r>
-      <w:proofErr w:type="gramStart"/>
-      <w:r>
-        <w:rPr>
-          <w:b/>
-          <w:bCs/>
-          <w:sz w:val="26"/>
-          <w:szCs w:val="26"/>
-        </w:rPr>
-        <w:t>Statement :</w:t>
-      </w:r>
-      <w:proofErr w:type="gramEnd"/>
+        <w:t>Problem Statement :</w:t>
+      </w:r>
     </w:p>
     <w:p>
       <w:pPr>
@@ -4192,25 +3824,14 @@
         </w:rPr>
         <w:t>We are given two variables x and n. Implement </w:t>
       </w:r>
-      <w:proofErr w:type="gramStart"/>
-      <w:r>
-        <w:rPr>
-          <w:b/>
-          <w:bCs/>
-          <w:sz w:val="26"/>
-          <w:szCs w:val="26"/>
-        </w:rPr>
-        <w:t>pow(</w:t>
-      </w:r>
-      <w:proofErr w:type="gramEnd"/>
-      <w:r>
-        <w:rPr>
-          <w:b/>
-          <w:bCs/>
-          <w:sz w:val="26"/>
-          <w:szCs w:val="26"/>
-        </w:rPr>
-        <w:t>x, n)</w:t>
+      <w:r>
+        <w:rPr>
+          <w:b/>
+          <w:bCs/>
+          <w:sz w:val="26"/>
+          <w:szCs w:val="26"/>
+        </w:rPr>
+        <w:t>pow(x, n)</w:t>
       </w:r>
       <w:r>
         <w:rPr>
@@ -4375,25 +3996,14 @@
           <w:szCs w:val="26"/>
         </w:rPr>
       </w:pPr>
-      <w:proofErr w:type="gramStart"/>
-      <w:r>
-        <w:rPr>
-          <w:b/>
-          <w:bCs/>
-          <w:sz w:val="26"/>
-          <w:szCs w:val="26"/>
-        </w:rPr>
-        <w:t>Approach(</w:t>
-      </w:r>
-      <w:proofErr w:type="gramEnd"/>
-      <w:r>
-        <w:rPr>
-          <w:b/>
-          <w:bCs/>
-          <w:sz w:val="26"/>
-          <w:szCs w:val="26"/>
-        </w:rPr>
-        <w:t>Brute force)</w:t>
+      <w:r>
+        <w:rPr>
+          <w:b/>
+          <w:bCs/>
+          <w:sz w:val="26"/>
+          <w:szCs w:val="26"/>
+        </w:rPr>
+        <w:t>Approach(Brute force)</w:t>
       </w:r>
     </w:p>
     <w:p>
@@ -4411,19 +4021,8 @@
           <w:sz w:val="26"/>
           <w:szCs w:val="26"/>
         </w:rPr>
-        <w:t xml:space="preserve">Using Linear </w:t>
-      </w:r>
-      <w:proofErr w:type="gramStart"/>
-      <w:r>
-        <w:rPr>
-          <w:b/>
-          <w:bCs/>
-          <w:sz w:val="26"/>
-          <w:szCs w:val="26"/>
-        </w:rPr>
-        <w:t>Exponentiation :</w:t>
-      </w:r>
-      <w:proofErr w:type="gramEnd"/>
+        <w:t>Using Linear Exponentiation :</w:t>
+      </w:r>
     </w:p>
     <w:p>
       <w:pPr>
@@ -4782,13 +4381,8 @@
             <w:pPr>
               <w:pStyle w:val="NoSpacing"/>
             </w:pPr>
-            <w:proofErr w:type="gramStart"/>
             <w:r>
-              <w:t>O(</w:t>
-            </w:r>
-            <w:proofErr w:type="gramEnd"/>
-            <w:r>
-              <w:t>1)</w:t>
+              <w:t>O(1)</w:t>
             </w:r>
           </w:p>
         </w:tc>
@@ -4835,7 +4429,6 @@
           <w:bCs/>
         </w:rPr>
       </w:pPr>
-      <w:proofErr w:type="gramStart"/>
       <w:r>
         <w:rPr>
           <w:b/>
@@ -4848,53 +4441,23 @@
           <w:b/>
           <w:bCs/>
         </w:rPr>
-        <w:t>(</w:t>
-      </w:r>
-      <w:proofErr w:type="gramEnd"/>
-      <w:r>
-        <w:rPr>
-          <w:b/>
-          <w:bCs/>
-        </w:rPr>
-        <w:t>Better)</w:t>
-      </w:r>
-    </w:p>
-    <w:p>
-      <w:r>
-        <w:rPr>
-          <w:b/>
-          <w:bCs/>
-        </w:rPr>
-        <w:t xml:space="preserve">Using predefined </w:t>
-      </w:r>
-      <w:proofErr w:type="gramStart"/>
-      <w:r>
-        <w:rPr>
-          <w:b/>
-          <w:bCs/>
-        </w:rPr>
-        <w:t>function :</w:t>
-      </w:r>
-      <w:proofErr w:type="gramEnd"/>
+        <w:t>(Better)</w:t>
+      </w:r>
+    </w:p>
+    <w:p>
+      <w:r>
+        <w:rPr>
+          <w:b/>
+          <w:bCs/>
+        </w:rPr>
+        <w:t>Using predefined function :</w:t>
+      </w:r>
     </w:p>
     <w:p/>
     <w:p>
       <w:r>
-        <w:t xml:space="preserve">1.    The built-in </w:t>
-      </w:r>
-      <w:proofErr w:type="gramStart"/>
-      <w:r>
-        <w:t>pow(</w:t>
-      </w:r>
-      <w:proofErr w:type="gramEnd"/>
-      <w:r>
-        <w:t xml:space="preserve">x, n) function is being called </w:t>
-      </w:r>
-      <w:proofErr w:type="gramStart"/>
-      <w:r>
-        <w:t>here :</w:t>
-      </w:r>
-      <w:proofErr w:type="gramEnd"/>
+        <w:t>1.    The built-in pow(x, n) function is being called here :</w:t>
+      </w:r>
     </w:p>
     <w:p>
       <w:pPr>
@@ -4904,15 +4467,7 @@
         </w:numPr>
       </w:pPr>
       <w:r>
-        <w:t xml:space="preserve">The standard function </w:t>
-      </w:r>
-      <w:proofErr w:type="gramStart"/>
-      <w:r>
-        <w:t>pow(</w:t>
-      </w:r>
-      <w:proofErr w:type="gramEnd"/>
-      <w:r>
-        <w:t>x, n) is defined in the library.</w:t>
+        <w:t>The standard function pow(x, n) is defined in the library.</w:t>
       </w:r>
     </w:p>
     <w:p>
@@ -5098,13 +4653,8 @@
             <w:hideMark/>
           </w:tcPr>
           <w:p>
-            <w:proofErr w:type="gramStart"/>
             <w:r>
-              <w:t>O(</w:t>
-            </w:r>
-            <w:proofErr w:type="gramEnd"/>
-            <w:r>
-              <w:t>1)</w:t>
+              <w:t>O(1)</w:t>
             </w:r>
           </w:p>
         </w:tc>
@@ -5144,19 +4694,8 @@
           <w:sz w:val="26"/>
           <w:szCs w:val="26"/>
         </w:rPr>
-        <w:t xml:space="preserve">Exponentiation by Squaring Using </w:t>
-      </w:r>
-      <w:proofErr w:type="gramStart"/>
-      <w:r>
-        <w:rPr>
-          <w:b/>
-          <w:bCs/>
-          <w:sz w:val="26"/>
-          <w:szCs w:val="26"/>
-        </w:rPr>
-        <w:t>Recursion :</w:t>
-      </w:r>
-      <w:proofErr w:type="gramEnd"/>
+        <w:t>Exponentiation by Squaring Using Recursion :</w:t>
+      </w:r>
     </w:p>
     <w:p>
       <w:pPr>
@@ -5211,19 +4750,8 @@
           <w:sz w:val="26"/>
           <w:szCs w:val="26"/>
         </w:rPr>
-        <w:t>1. Even Exponent (n is even</w:t>
-      </w:r>
-      <w:proofErr w:type="gramStart"/>
-      <w:r>
-        <w:rPr>
-          <w:b/>
-          <w:bCs/>
-          <w:sz w:val="26"/>
-          <w:szCs w:val="26"/>
-        </w:rPr>
-        <w:t>) :</w:t>
-      </w:r>
-      <w:proofErr w:type="gramEnd"/>
+        <w:t>1. Even Exponent (n is even) :</w:t>
+      </w:r>
     </w:p>
     <w:p>
       <w:pPr>
@@ -5253,23 +4781,7 @@
           <w:sz w:val="26"/>
           <w:szCs w:val="26"/>
         </w:rPr>
-        <w:t xml:space="preserve"> as (x^{n/2</w:t>
-      </w:r>
-      <w:proofErr w:type="gramStart"/>
-      <w:r>
-        <w:rPr>
-          <w:sz w:val="26"/>
-          <w:szCs w:val="26"/>
-        </w:rPr>
-        <w:t>})^</w:t>
-      </w:r>
-      <w:proofErr w:type="gramEnd"/>
-      <w:r>
-        <w:rPr>
-          <w:sz w:val="26"/>
-          <w:szCs w:val="26"/>
-        </w:rPr>
-        <w:t xml:space="preserve">2. This reduces the problem to finding x^{n/2}, which we then square to get </w:t>
+        <w:t xml:space="preserve"> as (x^{n/2})^2. This reduces the problem to finding x^{n/2}, which we then square to get </w:t>
       </w:r>
       <w:proofErr w:type="spellStart"/>
       <w:r>
@@ -5333,23 +4845,7 @@
           <w:sz w:val="26"/>
           <w:szCs w:val="26"/>
         </w:rPr>
-        <w:t xml:space="preserve"> = x * x^{n-1}. Now, we can compute x^{n-1} as (x^{(n-1)/2</w:t>
-      </w:r>
-      <w:proofErr w:type="gramStart"/>
-      <w:r>
-        <w:rPr>
-          <w:sz w:val="26"/>
-          <w:szCs w:val="26"/>
-        </w:rPr>
-        <w:t>})^</w:t>
-      </w:r>
-      <w:proofErr w:type="gramEnd"/>
-      <w:r>
-        <w:rPr>
-          <w:sz w:val="26"/>
-          <w:szCs w:val="26"/>
-        </w:rPr>
-        <w:t>2 and multiply by x.</w:t>
+        <w:t xml:space="preserve"> = x * x^{n-1}. Now, we can compute x^{n-1} as (x^{(n-1)/2})^2 and multiply by x.</w:t>
       </w:r>
     </w:p>
     <w:p>
@@ -5859,25 +5355,14 @@
           <w:szCs w:val="26"/>
         </w:rPr>
       </w:pPr>
-      <w:proofErr w:type="gramStart"/>
-      <w:r>
-        <w:rPr>
-          <w:b/>
-          <w:bCs/>
-          <w:sz w:val="26"/>
-          <w:szCs w:val="26"/>
-        </w:rPr>
-        <w:t>Example :</w:t>
-      </w:r>
-      <w:proofErr w:type="gramEnd"/>
-      <w:r>
-        <w:rPr>
-          <w:b/>
-          <w:bCs/>
-          <w:sz w:val="26"/>
-          <w:szCs w:val="26"/>
-        </w:rPr>
-        <w:t xml:space="preserve"> </w:t>
+      <w:r>
+        <w:rPr>
+          <w:b/>
+          <w:bCs/>
+          <w:sz w:val="26"/>
+          <w:szCs w:val="26"/>
+        </w:rPr>
+        <w:t xml:space="preserve">Example : </w:t>
       </w:r>
       <w:proofErr w:type="spellStart"/>
       <w:r>
@@ -5956,7 +5441,6 @@
           <w:szCs w:val="26"/>
         </w:rPr>
       </w:pPr>
-      <w:proofErr w:type="gramStart"/>
       <w:r>
         <w:rPr>
           <w:b/>
@@ -5973,46 +5457,25 @@
           <w:sz w:val="26"/>
           <w:szCs w:val="26"/>
         </w:rPr>
-        <w:t>(</w:t>
-      </w:r>
-      <w:proofErr w:type="gramEnd"/>
-      <w:r>
-        <w:rPr>
-          <w:b/>
-          <w:bCs/>
-          <w:sz w:val="26"/>
-          <w:szCs w:val="26"/>
-        </w:rPr>
-        <w:t>Brute Force)</w:t>
-      </w:r>
-    </w:p>
-    <w:p>
-      <w:pPr>
-        <w:rPr>
-          <w:sz w:val="26"/>
-          <w:szCs w:val="26"/>
-        </w:rPr>
-      </w:pPr>
-      <w:r>
-        <w:rPr>
-          <w:b/>
-          <w:bCs/>
-          <w:sz w:val="26"/>
-          <w:szCs w:val="26"/>
-        </w:rPr>
-        <w:t xml:space="preserve">Using 2 </w:t>
-      </w:r>
-      <w:proofErr w:type="gramStart"/>
-      <w:r>
-        <w:rPr>
-          <w:b/>
-          <w:bCs/>
-          <w:sz w:val="26"/>
-          <w:szCs w:val="26"/>
-        </w:rPr>
-        <w:t>Loops :</w:t>
-      </w:r>
-      <w:proofErr w:type="gramEnd"/>
+        <w:t>(Brute Force)</w:t>
+      </w:r>
+    </w:p>
+    <w:p>
+      <w:pPr>
+        <w:rPr>
+          <w:sz w:val="26"/>
+          <w:szCs w:val="26"/>
+        </w:rPr>
+      </w:pPr>
+      <w:r>
+        <w:rPr>
+          <w:b/>
+          <w:bCs/>
+          <w:sz w:val="26"/>
+          <w:szCs w:val="26"/>
+        </w:rPr>
+        <w:t>Using 2 Loops :</w:t>
+      </w:r>
     </w:p>
     <w:p>
       <w:pPr>
@@ -6307,21 +5770,12 @@
                 <w:szCs w:val="26"/>
               </w:rPr>
             </w:pPr>
-            <w:proofErr w:type="gramStart"/>
             <w:r>
               <w:rPr>
                 <w:sz w:val="26"/>
                 <w:szCs w:val="26"/>
               </w:rPr>
-              <w:t>O(</w:t>
-            </w:r>
-            <w:proofErr w:type="gramEnd"/>
-            <w:r>
-              <w:rPr>
-                <w:sz w:val="26"/>
-                <w:szCs w:val="26"/>
-              </w:rPr>
-              <w:t>1)</w:t>
+              <w:t>O(1)</w:t>
             </w:r>
           </w:p>
         </w:tc>
@@ -6368,19 +5822,8 @@
           <w:sz w:val="26"/>
           <w:szCs w:val="26"/>
         </w:rPr>
-        <w:t xml:space="preserve">Using Dynamic </w:t>
-      </w:r>
-      <w:proofErr w:type="gramStart"/>
-      <w:r>
-        <w:rPr>
-          <w:b/>
-          <w:bCs/>
-          <w:sz w:val="26"/>
-          <w:szCs w:val="26"/>
-        </w:rPr>
-        <w:t>Programming :</w:t>
-      </w:r>
-      <w:proofErr w:type="gramEnd"/>
+        <w:t>Using Dynamic Programming :</w:t>
+      </w:r>
     </w:p>
     <w:p>
       <w:pPr>
@@ -6624,7 +6067,6 @@
         </w:rPr>
       </w:pPr>
       <w:proofErr w:type="spellStart"/>
-      <w:proofErr w:type="gramStart"/>
       <w:r>
         <w:rPr>
           <w:sz w:val="26"/>
@@ -6638,18 +6080,9 @@
           <w:sz w:val="26"/>
           <w:szCs w:val="26"/>
         </w:rPr>
-        <w:t>[</w:t>
-      </w:r>
-      <w:proofErr w:type="gramEnd"/>
-      <w:r>
-        <w:rPr>
-          <w:sz w:val="26"/>
-          <w:szCs w:val="26"/>
-        </w:rPr>
-        <w:t xml:space="preserve">0] = </w:t>
+        <w:t xml:space="preserve">[0] = </w:t>
       </w:r>
       <w:proofErr w:type="spellStart"/>
-      <w:proofErr w:type="gramStart"/>
       <w:r>
         <w:rPr>
           <w:sz w:val="26"/>
@@ -6663,15 +6096,7 @@
           <w:sz w:val="26"/>
           <w:szCs w:val="26"/>
         </w:rPr>
-        <w:t>[</w:t>
-      </w:r>
-      <w:proofErr w:type="gramEnd"/>
-      <w:r>
-        <w:rPr>
-          <w:sz w:val="26"/>
-          <w:szCs w:val="26"/>
-        </w:rPr>
-        <w:t>0]</w:t>
+        <w:t>[0]</w:t>
       </w:r>
     </w:p>
     <w:p>
@@ -6702,7 +6127,6 @@
         <w:t xml:space="preserve"> = </w:t>
       </w:r>
       <w:proofErr w:type="spellStart"/>
-      <w:proofErr w:type="gramStart"/>
       <w:r>
         <w:rPr>
           <w:sz w:val="26"/>
@@ -6716,15 +6140,7 @@
           <w:sz w:val="26"/>
           <w:szCs w:val="26"/>
         </w:rPr>
-        <w:t>[</w:t>
-      </w:r>
-      <w:proofErr w:type="gramEnd"/>
-      <w:r>
-        <w:rPr>
-          <w:sz w:val="26"/>
-          <w:szCs w:val="26"/>
-        </w:rPr>
-        <w:t>0]</w:t>
+        <w:t>[0]</w:t>
       </w:r>
     </w:p>
     <w:p>
@@ -6849,7 +6265,6 @@
         <w:t xml:space="preserve">], </w:t>
       </w:r>
       <w:proofErr w:type="spellStart"/>
-      <w:proofErr w:type="gramStart"/>
       <w:r>
         <w:rPr>
           <w:sz w:val="26"/>
@@ -6866,7 +6281,6 @@
         <w:t>[</w:t>
       </w:r>
       <w:proofErr w:type="spellStart"/>
-      <w:proofErr w:type="gramEnd"/>
       <w:r>
         <w:rPr>
           <w:sz w:val="26"/>
@@ -6981,18 +6395,9 @@
           <w:sz w:val="26"/>
           <w:szCs w:val="26"/>
         </w:rPr>
-        <w:t xml:space="preserve"> = </w:t>
-      </w:r>
-      <w:proofErr w:type="gramStart"/>
-      <w:r>
-        <w:rPr>
-          <w:sz w:val="26"/>
-          <w:szCs w:val="26"/>
-        </w:rPr>
-        <w:t>max(</w:t>
+        <w:t xml:space="preserve"> = max(</w:t>
       </w:r>
       <w:proofErr w:type="spellStart"/>
-      <w:proofErr w:type="gramEnd"/>
       <w:r>
         <w:rPr>
           <w:sz w:val="26"/>
@@ -7338,7 +6743,6 @@
           <w:szCs w:val="26"/>
         </w:rPr>
       </w:pPr>
-      <w:proofErr w:type="gramStart"/>
       <w:r>
         <w:rPr>
           <w:b/>
@@ -7355,17 +6759,7 @@
           <w:sz w:val="26"/>
           <w:szCs w:val="26"/>
         </w:rPr>
-        <w:t>(</w:t>
-      </w:r>
-      <w:proofErr w:type="gramEnd"/>
-      <w:r>
-        <w:rPr>
-          <w:b/>
-          <w:bCs/>
-          <w:sz w:val="26"/>
-          <w:szCs w:val="26"/>
-        </w:rPr>
-        <w:t>Best)</w:t>
+        <w:t>(Best)</w:t>
       </w:r>
     </w:p>
     <w:p>
@@ -7402,19 +6796,8 @@
           <w:sz w:val="26"/>
           <w:szCs w:val="26"/>
         </w:rPr>
-        <w:t xml:space="preserve"> </w:t>
-      </w:r>
-      <w:proofErr w:type="gramStart"/>
-      <w:r>
-        <w:rPr>
-          <w:b/>
-          <w:bCs/>
-          <w:sz w:val="26"/>
-          <w:szCs w:val="26"/>
-        </w:rPr>
-        <w:t>Algorithm :</w:t>
-      </w:r>
-      <w:proofErr w:type="gramEnd"/>
+        <w:t xml:space="preserve"> Algorithm :</w:t>
+      </w:r>
     </w:p>
     <w:p>
       <w:pPr>
@@ -7452,17 +6835,8 @@
           <w:sz w:val="26"/>
           <w:szCs w:val="26"/>
         </w:rPr>
-        <w:t xml:space="preserve"> Algorithm has two choices at every </w:t>
-      </w:r>
-      <w:proofErr w:type="gramStart"/>
-      <w:r>
-        <w:rPr>
-          <w:sz w:val="26"/>
-          <w:szCs w:val="26"/>
-        </w:rPr>
-        <w:t>element :</w:t>
-      </w:r>
-      <w:proofErr w:type="gramEnd"/>
+        <w:t xml:space="preserve"> Algorithm has two choices at every element :</w:t>
+      </w:r>
     </w:p>
     <w:p>
       <w:pPr>
@@ -7604,7 +6978,6 @@
         <w:t xml:space="preserve"> to </w:t>
       </w:r>
       <w:proofErr w:type="spellStart"/>
-      <w:proofErr w:type="gramStart"/>
       <w:r>
         <w:rPr>
           <w:sz w:val="26"/>
@@ -7618,15 +6991,7 @@
           <w:sz w:val="26"/>
           <w:szCs w:val="26"/>
         </w:rPr>
-        <w:t>[</w:t>
-      </w:r>
-      <w:proofErr w:type="gramEnd"/>
-      <w:r>
-        <w:rPr>
-          <w:sz w:val="26"/>
-          <w:szCs w:val="26"/>
-        </w:rPr>
-        <w:t>0].</w:t>
+        <w:t>[0].</w:t>
       </w:r>
     </w:p>
     <w:p>
@@ -8034,21 +7399,12 @@
                 <w:szCs w:val="26"/>
               </w:rPr>
             </w:pPr>
-            <w:proofErr w:type="gramStart"/>
             <w:r>
               <w:rPr>
                 <w:sz w:val="26"/>
                 <w:szCs w:val="26"/>
               </w:rPr>
-              <w:t>O(</w:t>
-            </w:r>
-            <w:proofErr w:type="gramEnd"/>
-            <w:r>
-              <w:rPr>
-                <w:sz w:val="26"/>
-                <w:szCs w:val="26"/>
-              </w:rPr>
-              <w:t>1)</w:t>
+              <w:t>O(1)</w:t>
             </w:r>
           </w:p>
         </w:tc>
@@ -8128,41 +7484,19 @@
           <w:szCs w:val="40"/>
           <w:u w:val="single"/>
         </w:rPr>
-        <w:t>11)</w:t>
-      </w:r>
-      <w:r>
-        <w:rPr>
-          <w:b/>
-          <w:bCs/>
-          <w:sz w:val="40"/>
-          <w:szCs w:val="40"/>
-          <w:u w:val="single"/>
-        </w:rPr>
-        <w:t>Container with most water</w:t>
-      </w:r>
-    </w:p>
-    <w:p>
-      <w:r>
-        <w:rPr>
-          <w:b/>
-          <w:bCs/>
-        </w:rPr>
-        <w:t xml:space="preserve">Problem </w:t>
-      </w:r>
-      <w:proofErr w:type="gramStart"/>
-      <w:r>
-        <w:rPr>
-          <w:b/>
-          <w:bCs/>
-        </w:rPr>
-        <w:t>Statement :</w:t>
-      </w:r>
-      <w:r>
-        <w:t>You</w:t>
-      </w:r>
-      <w:proofErr w:type="gramEnd"/>
-      <w:r>
-        <w:t xml:space="preserve"> are given an integer array </w:t>
+        <w:t>11)Container with most water</w:t>
+      </w:r>
+    </w:p>
+    <w:p>
+      <w:r>
+        <w:rPr>
+          <w:b/>
+          <w:bCs/>
+        </w:rPr>
+        <w:t>Problem Statement :</w:t>
+      </w:r>
+      <w:r>
+        <w:t>You are given an integer array </w:t>
       </w:r>
       <w:r>
         <w:rPr>
@@ -8208,7 +7542,17 @@
           <w:b/>
           <w:bCs/>
         </w:rPr>
-        <w:t xml:space="preserve"> </w:t>
+        <w:t xml:space="preserve"> th</w:t>
+      </w:r>
+      <w:r>
+        <w:t> line are </w:t>
+      </w:r>
+      <w:r>
+        <w:rPr>
+          <w:b/>
+          <w:bCs/>
+        </w:rPr>
+        <w:t>(</w:t>
       </w:r>
       <w:proofErr w:type="spellStart"/>
       <w:r>
@@ -8216,11 +7560,18 @@
           <w:b/>
           <w:bCs/>
         </w:rPr>
-        <w:t>th</w:t>
+        <w:t>i</w:t>
       </w:r>
       <w:proofErr w:type="spellEnd"/>
       <w:r>
-        <w:t> line are </w:t>
+        <w:rPr>
+          <w:b/>
+          <w:bCs/>
+        </w:rPr>
+        <w:t>, 0)</w:t>
+      </w:r>
+      <w:r>
+        <w:t> and </w:t>
       </w:r>
       <w:r>
         <w:rPr>
@@ -8243,17 +7594,7 @@
           <w:b/>
           <w:bCs/>
         </w:rPr>
-        <w:t>, 0)</w:t>
-      </w:r>
-      <w:r>
-        <w:t> and </w:t>
-      </w:r>
-      <w:r>
-        <w:rPr>
-          <w:b/>
-          <w:bCs/>
-        </w:rPr>
-        <w:t>(</w:t>
+        <w:t>, height[</w:t>
       </w:r>
       <w:proofErr w:type="spellStart"/>
       <w:r>
@@ -8269,22 +7610,6 @@
           <w:b/>
           <w:bCs/>
         </w:rPr>
-        <w:t>, height[</w:t>
-      </w:r>
-      <w:proofErr w:type="spellStart"/>
-      <w:r>
-        <w:rPr>
-          <w:b/>
-          <w:bCs/>
-        </w:rPr>
-        <w:t>i</w:t>
-      </w:r>
-      <w:proofErr w:type="spellEnd"/>
-      <w:r>
-        <w:rPr>
-          <w:b/>
-          <w:bCs/>
-        </w:rPr>
         <w:t>])</w:t>
       </w:r>
       <w:r>
@@ -8302,21 +7627,12 @@
       </w:r>
     </w:p>
     <w:p>
-      <w:proofErr w:type="gramStart"/>
-      <w:r>
-        <w:rPr>
-          <w:b/>
-          <w:bCs/>
-        </w:rPr>
-        <w:t>Example :</w:t>
-      </w:r>
-      <w:proofErr w:type="gramEnd"/>
-      <w:r>
-        <w:rPr>
-          <w:b/>
-          <w:bCs/>
-        </w:rPr>
-        <w:t xml:space="preserve"> Stick Height</w:t>
+      <w:r>
+        <w:rPr>
+          <w:b/>
+          <w:bCs/>
+        </w:rPr>
+        <w:t>Example : Stick Height</w:t>
       </w:r>
     </w:p>
     <w:p>
@@ -8511,13 +7827,8 @@
             <w:hideMark/>
           </w:tcPr>
           <w:p>
-            <w:proofErr w:type="gramStart"/>
             <w:r>
-              <w:t>O(</w:t>
-            </w:r>
-            <w:proofErr w:type="gramEnd"/>
-            <w:r>
-              <w:t>1)</w:t>
+              <w:t>O(1)</w:t>
             </w:r>
           </w:p>
         </w:tc>
@@ -8575,13 +7886,8 @@
             <w:hideMark/>
           </w:tcPr>
           <w:p>
-            <w:proofErr w:type="gramStart"/>
             <w:r>
-              <w:t>O(</w:t>
-            </w:r>
-            <w:proofErr w:type="gramEnd"/>
-            <w:r>
-              <w:t>1)</w:t>
+              <w:t>O(1)</w:t>
             </w:r>
           </w:p>
         </w:tc>
@@ -8609,17 +7915,8 @@
           <w:b/>
           <w:bCs/>
         </w:rPr>
-        <w:t xml:space="preserve">Using Nested </w:t>
-      </w:r>
-      <w:proofErr w:type="gramStart"/>
-      <w:r>
-        <w:rPr>
-          <w:b/>
-          <w:bCs/>
-        </w:rPr>
-        <w:t>Loops :</w:t>
-      </w:r>
-      <w:proofErr w:type="gramEnd"/>
+        <w:t>Using Nested Loops :</w:t>
+      </w:r>
     </w:p>
     <w:p>
       <w:r>
@@ -8722,6 +8019,295 @@
         <w:t>4. Return the maximum area found after checking all pairs</w:t>
       </w:r>
     </w:p>
+    <w:p/>
+    <w:p>
+      <w:r>
+        <w:rPr>
+          <w:b/>
+          <w:bCs/>
+        </w:rPr>
+        <w:t>Using Two Pointers :</w:t>
+      </w:r>
+    </w:p>
+    <w:p>
+      <w:r>
+        <w:t>We are using two pointers (left=0, right=n-1) to find the maximum area between two lines by always moving the pointer at the shorter height to potentially get a taller line and a larger area</w:t>
+      </w:r>
+    </w:p>
+    <w:p>
+      <w:r>
+        <w:t>1. Initialize Two Pointers:</w:t>
+      </w:r>
+    </w:p>
+    <w:p>
+      <w:pPr>
+        <w:numPr>
+          <w:ilvl w:val="0"/>
+          <w:numId w:val="22"/>
+        </w:numPr>
+      </w:pPr>
+      <w:r>
+        <w:t>Start with one pointer at the beginning (left=0) and the other at the end (right=n-1) of the array.</w:t>
+      </w:r>
+    </w:p>
+    <w:p>
+      <w:r>
+        <w:t>2. Calculate the Area:</w:t>
+      </w:r>
+    </w:p>
+    <w:p>
+      <w:pPr>
+        <w:numPr>
+          <w:ilvl w:val="0"/>
+          <w:numId w:val="23"/>
+        </w:numPr>
+      </w:pPr>
+      <w:r>
+        <w:t>For each pair of lines, compute the area as width × min(height[left], height[right]).</w:t>
+      </w:r>
+    </w:p>
+    <w:p>
+      <w:r>
+        <w:t>3. Update the Maximum Area:</w:t>
+      </w:r>
+    </w:p>
+    <w:p>
+      <w:pPr>
+        <w:numPr>
+          <w:ilvl w:val="0"/>
+          <w:numId w:val="24"/>
+        </w:numPr>
+      </w:pPr>
+      <w:r>
+        <w:t>Track the largest area found during the iteration.</w:t>
+      </w:r>
+    </w:p>
+    <w:p>
+      <w:r>
+        <w:t>4. Move the Pointer with Smaller Height:</w:t>
+      </w:r>
+    </w:p>
+    <w:p>
+      <w:pPr>
+        <w:numPr>
+          <w:ilvl w:val="0"/>
+          <w:numId w:val="25"/>
+        </w:numPr>
+      </w:pPr>
+      <w:r>
+        <w:t>To potentially increase the area, shift the pointer pointing to the shorter line inward.</w:t>
+      </w:r>
+    </w:p>
+    <w:p>
+      <w:r>
+        <w:t xml:space="preserve">5. Repeat the Process until the two pointers meet, and then return the </w:t>
+      </w:r>
+      <w:proofErr w:type="spellStart"/>
+      <w:r>
+        <w:t>maxArea</w:t>
+      </w:r>
+      <w:proofErr w:type="spellEnd"/>
+      <w:r>
+        <w:t>. </w:t>
+      </w:r>
+    </w:p>
+    <w:p/>
+    <w:p/>
+    <w:p/>
+    <w:p/>
+    <w:p/>
+    <w:p/>
+    <w:p/>
+    <w:p/>
+    <w:p/>
+    <w:p>
+      <w:pPr>
+        <w:rPr>
+          <w:b/>
+          <w:bCs/>
+          <w:sz w:val="40"/>
+          <w:szCs w:val="40"/>
+          <w:u w:val="single"/>
+        </w:rPr>
+      </w:pPr>
+      <w:r>
+        <w:rPr>
+          <w:sz w:val="40"/>
+          <w:szCs w:val="40"/>
+          <w:u w:val="single"/>
+        </w:rPr>
+        <w:t>75) Sort colours (</w:t>
+      </w:r>
+      <w:r>
+        <w:rPr>
+          <w:b/>
+          <w:bCs/>
+          <w:sz w:val="40"/>
+          <w:szCs w:val="40"/>
+          <w:u w:val="single"/>
+        </w:rPr>
+        <w:t>Sort array of 0s, 1s &amp; 2s</w:t>
+      </w:r>
+      <w:r>
+        <w:rPr>
+          <w:b/>
+          <w:bCs/>
+          <w:sz w:val="40"/>
+          <w:szCs w:val="40"/>
+          <w:u w:val="single"/>
+        </w:rPr>
+        <w:t>)</w:t>
+      </w:r>
+    </w:p>
+    <w:p>
+      <w:r>
+        <w:rPr>
+          <w:b/>
+          <w:bCs/>
+        </w:rPr>
+        <w:t xml:space="preserve">Problem </w:t>
+      </w:r>
+      <w:proofErr w:type="spellStart"/>
+      <w:r>
+        <w:rPr>
+          <w:b/>
+          <w:bCs/>
+        </w:rPr>
+        <w:t>Statement:</w:t>
+      </w:r>
+      <w:r>
+        <w:t>Given</w:t>
+      </w:r>
+      <w:proofErr w:type="spellEnd"/>
+      <w:r>
+        <w:t xml:space="preserve"> an array </w:t>
+      </w:r>
+      <w:proofErr w:type="spellStart"/>
+      <w:r>
+        <w:rPr>
+          <w:b/>
+          <w:bCs/>
+        </w:rPr>
+        <w:t>nums</w:t>
+      </w:r>
+      <w:proofErr w:type="spellEnd"/>
+      <w:r>
+        <w:t> with </w:t>
+      </w:r>
+      <w:r>
+        <w:rPr>
+          <w:b/>
+          <w:bCs/>
+        </w:rPr>
+        <w:t>n</w:t>
+      </w:r>
+      <w:r>
+        <w:t xml:space="preserve"> objects </w:t>
+      </w:r>
+      <w:proofErr w:type="spellStart"/>
+      <w:r>
+        <w:t>colored</w:t>
+      </w:r>
+      <w:proofErr w:type="spellEnd"/>
+      <w:r>
+        <w:t xml:space="preserve"> red, white, or blue, sort them in place so that objects of the same </w:t>
+      </w:r>
+      <w:proofErr w:type="spellStart"/>
+      <w:r>
+        <w:t>color</w:t>
+      </w:r>
+      <w:proofErr w:type="spellEnd"/>
+      <w:r>
+        <w:t xml:space="preserve"> are adjacent, with the </w:t>
+      </w:r>
+      <w:proofErr w:type="spellStart"/>
+      <w:r>
+        <w:t>colors</w:t>
+      </w:r>
+      <w:proofErr w:type="spellEnd"/>
+      <w:r>
+        <w:t xml:space="preserve"> in the order red, white, and </w:t>
+      </w:r>
+      <w:proofErr w:type="spellStart"/>
+      <w:r>
+        <w:t>blue.We</w:t>
+      </w:r>
+      <w:proofErr w:type="spellEnd"/>
+      <w:r>
+        <w:t xml:space="preserve"> will use the integers </w:t>
+      </w:r>
+      <w:r>
+        <w:rPr>
+          <w:b/>
+          <w:bCs/>
+        </w:rPr>
+        <w:t>0</w:t>
+      </w:r>
+      <w:r>
+        <w:t> , </w:t>
+      </w:r>
+      <w:r>
+        <w:rPr>
+          <w:b/>
+          <w:bCs/>
+        </w:rPr>
+        <w:t>1</w:t>
+      </w:r>
+      <w:r>
+        <w:t> , and </w:t>
+      </w:r>
+      <w:r>
+        <w:rPr>
+          <w:b/>
+          <w:bCs/>
+        </w:rPr>
+        <w:t>2</w:t>
+      </w:r>
+      <w:r>
+        <w:t xml:space="preserve"> to represent the </w:t>
+      </w:r>
+      <w:proofErr w:type="spellStart"/>
+      <w:r>
+        <w:t>color</w:t>
+      </w:r>
+      <w:proofErr w:type="spellEnd"/>
+      <w:r>
+        <w:t xml:space="preserve"> red, white, and blue, </w:t>
+      </w:r>
+      <w:proofErr w:type="spellStart"/>
+      <w:r>
+        <w:t>respectively.You</w:t>
+      </w:r>
+      <w:proofErr w:type="spellEnd"/>
+      <w:r>
+        <w:t xml:space="preserve"> must solve this problem without using the library's sort function.</w:t>
+      </w:r>
+    </w:p>
+    <w:p>
+      <w:r>
+        <w:rPr>
+          <w:b/>
+          <w:bCs/>
+        </w:rPr>
+        <w:t>Example: Toy Sorting</w:t>
+      </w:r>
+    </w:p>
+    <w:p>
+      <w:r>
+        <w:t xml:space="preserve">In a cheerful playroom, kids played all day with Red Cars, White Teddy Bears, and Blue Balls, leaving the toy box in a huge mess. The next morning, they struggled to find their </w:t>
+      </w:r>
+      <w:proofErr w:type="spellStart"/>
+      <w:r>
+        <w:t>favorite</w:t>
+      </w:r>
+      <w:proofErr w:type="spellEnd"/>
+      <w:r>
+        <w:t xml:space="preserve"> toys. Seeing this, the caretaker had a clever idea—instead of using extra bins, they neatly arranged the toys inside the same box. Red Cars first, Teddy Bears in the middle, and Blue Balls at the end—all sorted in no time! The kids were thrilled, and from that day on, keeping the toy box tidy became a fun and easy habit!</w:t>
+      </w:r>
+    </w:p>
+    <w:p/>
+    <w:p/>
+    <w:p/>
     <w:p/>
     <w:p/>
     <w:p>
@@ -9357,6 +8943,155 @@
     </w:lvl>
   </w:abstractNum>
   <w:abstractNum w:abstractNumId="4" w15:restartNumberingAfterBreak="0">
+    <w:nsid w:val="0A4B04AB"/>
+    <w:multiLevelType w:val="multilevel"/>
+    <w:tmpl w:val="7E7E0402"/>
+    <w:lvl w:ilvl="0">
+      <w:start w:val="1"/>
+      <w:numFmt w:val="bullet"/>
+      <w:lvlText w:val=""/>
+      <w:lvlJc w:val="left"/>
+      <w:pPr>
+        <w:tabs>
+          <w:tab w:val="num" w:pos="720"/>
+        </w:tabs>
+        <w:ind w:left="720" w:hanging="360"/>
+      </w:pPr>
+      <w:rPr>
+        <w:rFonts w:ascii="Symbol" w:hAnsi="Symbol" w:hint="default"/>
+        <w:sz w:val="20"/>
+      </w:rPr>
+    </w:lvl>
+    <w:lvl w:ilvl="1" w:tentative="1">
+      <w:start w:val="1"/>
+      <w:numFmt w:val="bullet"/>
+      <w:lvlText w:val=""/>
+      <w:lvlJc w:val="left"/>
+      <w:pPr>
+        <w:tabs>
+          <w:tab w:val="num" w:pos="1440"/>
+        </w:tabs>
+        <w:ind w:left="1440" w:hanging="360"/>
+      </w:pPr>
+      <w:rPr>
+        <w:rFonts w:ascii="Symbol" w:hAnsi="Symbol" w:hint="default"/>
+        <w:sz w:val="20"/>
+      </w:rPr>
+    </w:lvl>
+    <w:lvl w:ilvl="2" w:tentative="1">
+      <w:start w:val="1"/>
+      <w:numFmt w:val="bullet"/>
+      <w:lvlText w:val=""/>
+      <w:lvlJc w:val="left"/>
+      <w:pPr>
+        <w:tabs>
+          <w:tab w:val="num" w:pos="2160"/>
+        </w:tabs>
+        <w:ind w:left="2160" w:hanging="360"/>
+      </w:pPr>
+      <w:rPr>
+        <w:rFonts w:ascii="Symbol" w:hAnsi="Symbol" w:hint="default"/>
+        <w:sz w:val="20"/>
+      </w:rPr>
+    </w:lvl>
+    <w:lvl w:ilvl="3" w:tentative="1">
+      <w:start w:val="1"/>
+      <w:numFmt w:val="bullet"/>
+      <w:lvlText w:val=""/>
+      <w:lvlJc w:val="left"/>
+      <w:pPr>
+        <w:tabs>
+          <w:tab w:val="num" w:pos="2880"/>
+        </w:tabs>
+        <w:ind w:left="2880" w:hanging="360"/>
+      </w:pPr>
+      <w:rPr>
+        <w:rFonts w:ascii="Symbol" w:hAnsi="Symbol" w:hint="default"/>
+        <w:sz w:val="20"/>
+      </w:rPr>
+    </w:lvl>
+    <w:lvl w:ilvl="4" w:tentative="1">
+      <w:start w:val="1"/>
+      <w:numFmt w:val="bullet"/>
+      <w:lvlText w:val=""/>
+      <w:lvlJc w:val="left"/>
+      <w:pPr>
+        <w:tabs>
+          <w:tab w:val="num" w:pos="3600"/>
+        </w:tabs>
+        <w:ind w:left="3600" w:hanging="360"/>
+      </w:pPr>
+      <w:rPr>
+        <w:rFonts w:ascii="Symbol" w:hAnsi="Symbol" w:hint="default"/>
+        <w:sz w:val="20"/>
+      </w:rPr>
+    </w:lvl>
+    <w:lvl w:ilvl="5" w:tentative="1">
+      <w:start w:val="1"/>
+      <w:numFmt w:val="bullet"/>
+      <w:lvlText w:val=""/>
+      <w:lvlJc w:val="left"/>
+      <w:pPr>
+        <w:tabs>
+          <w:tab w:val="num" w:pos="4320"/>
+        </w:tabs>
+        <w:ind w:left="4320" w:hanging="360"/>
+      </w:pPr>
+      <w:rPr>
+        <w:rFonts w:ascii="Symbol" w:hAnsi="Symbol" w:hint="default"/>
+        <w:sz w:val="20"/>
+      </w:rPr>
+    </w:lvl>
+    <w:lvl w:ilvl="6" w:tentative="1">
+      <w:start w:val="1"/>
+      <w:numFmt w:val="bullet"/>
+      <w:lvlText w:val=""/>
+      <w:lvlJc w:val="left"/>
+      <w:pPr>
+        <w:tabs>
+          <w:tab w:val="num" w:pos="5040"/>
+        </w:tabs>
+        <w:ind w:left="5040" w:hanging="360"/>
+      </w:pPr>
+      <w:rPr>
+        <w:rFonts w:ascii="Symbol" w:hAnsi="Symbol" w:hint="default"/>
+        <w:sz w:val="20"/>
+      </w:rPr>
+    </w:lvl>
+    <w:lvl w:ilvl="7" w:tentative="1">
+      <w:start w:val="1"/>
+      <w:numFmt w:val="bullet"/>
+      <w:lvlText w:val=""/>
+      <w:lvlJc w:val="left"/>
+      <w:pPr>
+        <w:tabs>
+          <w:tab w:val="num" w:pos="5760"/>
+        </w:tabs>
+        <w:ind w:left="5760" w:hanging="360"/>
+      </w:pPr>
+      <w:rPr>
+        <w:rFonts w:ascii="Symbol" w:hAnsi="Symbol" w:hint="default"/>
+        <w:sz w:val="20"/>
+      </w:rPr>
+    </w:lvl>
+    <w:lvl w:ilvl="8" w:tentative="1">
+      <w:start w:val="1"/>
+      <w:numFmt w:val="bullet"/>
+      <w:lvlText w:val=""/>
+      <w:lvlJc w:val="left"/>
+      <w:pPr>
+        <w:tabs>
+          <w:tab w:val="num" w:pos="6480"/>
+        </w:tabs>
+        <w:ind w:left="6480" w:hanging="360"/>
+      </w:pPr>
+      <w:rPr>
+        <w:rFonts w:ascii="Symbol" w:hAnsi="Symbol" w:hint="default"/>
+        <w:sz w:val="20"/>
+      </w:rPr>
+    </w:lvl>
+  </w:abstractNum>
+  <w:abstractNum w:abstractNumId="5" w15:restartNumberingAfterBreak="0">
     <w:nsid w:val="0C914E60"/>
     <w:multiLevelType w:val="multilevel"/>
     <w:tmpl w:val="E9F87C2A"/>
@@ -9505,7 +9240,7 @@
       </w:rPr>
     </w:lvl>
   </w:abstractNum>
-  <w:abstractNum w:abstractNumId="5" w15:restartNumberingAfterBreak="0">
+  <w:abstractNum w:abstractNumId="6" w15:restartNumberingAfterBreak="0">
     <w:nsid w:val="10E009D4"/>
     <w:multiLevelType w:val="multilevel"/>
     <w:tmpl w:val="825A5312"/>
@@ -9654,7 +9389,7 @@
       </w:rPr>
     </w:lvl>
   </w:abstractNum>
-  <w:abstractNum w:abstractNumId="6" w15:restartNumberingAfterBreak="0">
+  <w:abstractNum w:abstractNumId="7" w15:restartNumberingAfterBreak="0">
     <w:nsid w:val="1691627C"/>
     <w:multiLevelType w:val="multilevel"/>
     <w:tmpl w:val="1B5A95E6"/>
@@ -9803,7 +9538,7 @@
       </w:rPr>
     </w:lvl>
   </w:abstractNum>
-  <w:abstractNum w:abstractNumId="7" w15:restartNumberingAfterBreak="0">
+  <w:abstractNum w:abstractNumId="8" w15:restartNumberingAfterBreak="0">
     <w:nsid w:val="19003D3E"/>
     <w:multiLevelType w:val="multilevel"/>
     <w:tmpl w:val="842E5A4A"/>
@@ -9952,7 +9687,156 @@
       </w:rPr>
     </w:lvl>
   </w:abstractNum>
-  <w:abstractNum w:abstractNumId="8" w15:restartNumberingAfterBreak="0">
+  <w:abstractNum w:abstractNumId="9" w15:restartNumberingAfterBreak="0">
+    <w:nsid w:val="194A7204"/>
+    <w:multiLevelType w:val="multilevel"/>
+    <w:tmpl w:val="C24A2F7C"/>
+    <w:lvl w:ilvl="0">
+      <w:start w:val="1"/>
+      <w:numFmt w:val="bullet"/>
+      <w:lvlText w:val=""/>
+      <w:lvlJc w:val="left"/>
+      <w:pPr>
+        <w:tabs>
+          <w:tab w:val="num" w:pos="720"/>
+        </w:tabs>
+        <w:ind w:left="720" w:hanging="360"/>
+      </w:pPr>
+      <w:rPr>
+        <w:rFonts w:ascii="Symbol" w:hAnsi="Symbol" w:hint="default"/>
+        <w:sz w:val="20"/>
+      </w:rPr>
+    </w:lvl>
+    <w:lvl w:ilvl="1" w:tentative="1">
+      <w:start w:val="1"/>
+      <w:numFmt w:val="bullet"/>
+      <w:lvlText w:val=""/>
+      <w:lvlJc w:val="left"/>
+      <w:pPr>
+        <w:tabs>
+          <w:tab w:val="num" w:pos="1440"/>
+        </w:tabs>
+        <w:ind w:left="1440" w:hanging="360"/>
+      </w:pPr>
+      <w:rPr>
+        <w:rFonts w:ascii="Symbol" w:hAnsi="Symbol" w:hint="default"/>
+        <w:sz w:val="20"/>
+      </w:rPr>
+    </w:lvl>
+    <w:lvl w:ilvl="2" w:tentative="1">
+      <w:start w:val="1"/>
+      <w:numFmt w:val="bullet"/>
+      <w:lvlText w:val=""/>
+      <w:lvlJc w:val="left"/>
+      <w:pPr>
+        <w:tabs>
+          <w:tab w:val="num" w:pos="2160"/>
+        </w:tabs>
+        <w:ind w:left="2160" w:hanging="360"/>
+      </w:pPr>
+      <w:rPr>
+        <w:rFonts w:ascii="Symbol" w:hAnsi="Symbol" w:hint="default"/>
+        <w:sz w:val="20"/>
+      </w:rPr>
+    </w:lvl>
+    <w:lvl w:ilvl="3" w:tentative="1">
+      <w:start w:val="1"/>
+      <w:numFmt w:val="bullet"/>
+      <w:lvlText w:val=""/>
+      <w:lvlJc w:val="left"/>
+      <w:pPr>
+        <w:tabs>
+          <w:tab w:val="num" w:pos="2880"/>
+        </w:tabs>
+        <w:ind w:left="2880" w:hanging="360"/>
+      </w:pPr>
+      <w:rPr>
+        <w:rFonts w:ascii="Symbol" w:hAnsi="Symbol" w:hint="default"/>
+        <w:sz w:val="20"/>
+      </w:rPr>
+    </w:lvl>
+    <w:lvl w:ilvl="4" w:tentative="1">
+      <w:start w:val="1"/>
+      <w:numFmt w:val="bullet"/>
+      <w:lvlText w:val=""/>
+      <w:lvlJc w:val="left"/>
+      <w:pPr>
+        <w:tabs>
+          <w:tab w:val="num" w:pos="3600"/>
+        </w:tabs>
+        <w:ind w:left="3600" w:hanging="360"/>
+      </w:pPr>
+      <w:rPr>
+        <w:rFonts w:ascii="Symbol" w:hAnsi="Symbol" w:hint="default"/>
+        <w:sz w:val="20"/>
+      </w:rPr>
+    </w:lvl>
+    <w:lvl w:ilvl="5" w:tentative="1">
+      <w:start w:val="1"/>
+      <w:numFmt w:val="bullet"/>
+      <w:lvlText w:val=""/>
+      <w:lvlJc w:val="left"/>
+      <w:pPr>
+        <w:tabs>
+          <w:tab w:val="num" w:pos="4320"/>
+        </w:tabs>
+        <w:ind w:left="4320" w:hanging="360"/>
+      </w:pPr>
+      <w:rPr>
+        <w:rFonts w:ascii="Symbol" w:hAnsi="Symbol" w:hint="default"/>
+        <w:sz w:val="20"/>
+      </w:rPr>
+    </w:lvl>
+    <w:lvl w:ilvl="6" w:tentative="1">
+      <w:start w:val="1"/>
+      <w:numFmt w:val="bullet"/>
+      <w:lvlText w:val=""/>
+      <w:lvlJc w:val="left"/>
+      <w:pPr>
+        <w:tabs>
+          <w:tab w:val="num" w:pos="5040"/>
+        </w:tabs>
+        <w:ind w:left="5040" w:hanging="360"/>
+      </w:pPr>
+      <w:rPr>
+        <w:rFonts w:ascii="Symbol" w:hAnsi="Symbol" w:hint="default"/>
+        <w:sz w:val="20"/>
+      </w:rPr>
+    </w:lvl>
+    <w:lvl w:ilvl="7" w:tentative="1">
+      <w:start w:val="1"/>
+      <w:numFmt w:val="bullet"/>
+      <w:lvlText w:val=""/>
+      <w:lvlJc w:val="left"/>
+      <w:pPr>
+        <w:tabs>
+          <w:tab w:val="num" w:pos="5760"/>
+        </w:tabs>
+        <w:ind w:left="5760" w:hanging="360"/>
+      </w:pPr>
+      <w:rPr>
+        <w:rFonts w:ascii="Symbol" w:hAnsi="Symbol" w:hint="default"/>
+        <w:sz w:val="20"/>
+      </w:rPr>
+    </w:lvl>
+    <w:lvl w:ilvl="8" w:tentative="1">
+      <w:start w:val="1"/>
+      <w:numFmt w:val="bullet"/>
+      <w:lvlText w:val=""/>
+      <w:lvlJc w:val="left"/>
+      <w:pPr>
+        <w:tabs>
+          <w:tab w:val="num" w:pos="6480"/>
+        </w:tabs>
+        <w:ind w:left="6480" w:hanging="360"/>
+      </w:pPr>
+      <w:rPr>
+        <w:rFonts w:ascii="Symbol" w:hAnsi="Symbol" w:hint="default"/>
+        <w:sz w:val="20"/>
+      </w:rPr>
+    </w:lvl>
+  </w:abstractNum>
+  <w:abstractNum w:abstractNumId="10" w15:restartNumberingAfterBreak="0">
     <w:nsid w:val="1AB94F04"/>
     <w:multiLevelType w:val="multilevel"/>
     <w:tmpl w:val="3858D5FC"/>
@@ -10101,7 +9985,7 @@
       </w:rPr>
     </w:lvl>
   </w:abstractNum>
-  <w:abstractNum w:abstractNumId="9" w15:restartNumberingAfterBreak="0">
+  <w:abstractNum w:abstractNumId="11" w15:restartNumberingAfterBreak="0">
     <w:nsid w:val="1BAB34BD"/>
     <w:multiLevelType w:val="multilevel"/>
     <w:tmpl w:val="C7A6D49E"/>
@@ -10250,7 +10134,156 @@
       </w:rPr>
     </w:lvl>
   </w:abstractNum>
-  <w:abstractNum w:abstractNumId="10" w15:restartNumberingAfterBreak="0">
+  <w:abstractNum w:abstractNumId="12" w15:restartNumberingAfterBreak="0">
+    <w:nsid w:val="201F0944"/>
+    <w:multiLevelType w:val="multilevel"/>
+    <w:tmpl w:val="4BD4531E"/>
+    <w:lvl w:ilvl="0">
+      <w:start w:val="1"/>
+      <w:numFmt w:val="bullet"/>
+      <w:lvlText w:val=""/>
+      <w:lvlJc w:val="left"/>
+      <w:pPr>
+        <w:tabs>
+          <w:tab w:val="num" w:pos="720"/>
+        </w:tabs>
+        <w:ind w:left="720" w:hanging="360"/>
+      </w:pPr>
+      <w:rPr>
+        <w:rFonts w:ascii="Symbol" w:hAnsi="Symbol" w:hint="default"/>
+        <w:sz w:val="20"/>
+      </w:rPr>
+    </w:lvl>
+    <w:lvl w:ilvl="1" w:tentative="1">
+      <w:start w:val="1"/>
+      <w:numFmt w:val="bullet"/>
+      <w:lvlText w:val=""/>
+      <w:lvlJc w:val="left"/>
+      <w:pPr>
+        <w:tabs>
+          <w:tab w:val="num" w:pos="1440"/>
+        </w:tabs>
+        <w:ind w:left="1440" w:hanging="360"/>
+      </w:pPr>
+      <w:rPr>
+        <w:rFonts w:ascii="Symbol" w:hAnsi="Symbol" w:hint="default"/>
+        <w:sz w:val="20"/>
+      </w:rPr>
+    </w:lvl>
+    <w:lvl w:ilvl="2" w:tentative="1">
+      <w:start w:val="1"/>
+      <w:numFmt w:val="bullet"/>
+      <w:lvlText w:val=""/>
+      <w:lvlJc w:val="left"/>
+      <w:pPr>
+        <w:tabs>
+          <w:tab w:val="num" w:pos="2160"/>
+        </w:tabs>
+        <w:ind w:left="2160" w:hanging="360"/>
+      </w:pPr>
+      <w:rPr>
+        <w:rFonts w:ascii="Symbol" w:hAnsi="Symbol" w:hint="default"/>
+        <w:sz w:val="20"/>
+      </w:rPr>
+    </w:lvl>
+    <w:lvl w:ilvl="3" w:tentative="1">
+      <w:start w:val="1"/>
+      <w:numFmt w:val="bullet"/>
+      <w:lvlText w:val=""/>
+      <w:lvlJc w:val="left"/>
+      <w:pPr>
+        <w:tabs>
+          <w:tab w:val="num" w:pos="2880"/>
+        </w:tabs>
+        <w:ind w:left="2880" w:hanging="360"/>
+      </w:pPr>
+      <w:rPr>
+        <w:rFonts w:ascii="Symbol" w:hAnsi="Symbol" w:hint="default"/>
+        <w:sz w:val="20"/>
+      </w:rPr>
+    </w:lvl>
+    <w:lvl w:ilvl="4" w:tentative="1">
+      <w:start w:val="1"/>
+      <w:numFmt w:val="bullet"/>
+      <w:lvlText w:val=""/>
+      <w:lvlJc w:val="left"/>
+      <w:pPr>
+        <w:tabs>
+          <w:tab w:val="num" w:pos="3600"/>
+        </w:tabs>
+        <w:ind w:left="3600" w:hanging="360"/>
+      </w:pPr>
+      <w:rPr>
+        <w:rFonts w:ascii="Symbol" w:hAnsi="Symbol" w:hint="default"/>
+        <w:sz w:val="20"/>
+      </w:rPr>
+    </w:lvl>
+    <w:lvl w:ilvl="5" w:tentative="1">
+      <w:start w:val="1"/>
+      <w:numFmt w:val="bullet"/>
+      <w:lvlText w:val=""/>
+      <w:lvlJc w:val="left"/>
+      <w:pPr>
+        <w:tabs>
+          <w:tab w:val="num" w:pos="4320"/>
+        </w:tabs>
+        <w:ind w:left="4320" w:hanging="360"/>
+      </w:pPr>
+      <w:rPr>
+        <w:rFonts w:ascii="Symbol" w:hAnsi="Symbol" w:hint="default"/>
+        <w:sz w:val="20"/>
+      </w:rPr>
+    </w:lvl>
+    <w:lvl w:ilvl="6" w:tentative="1">
+      <w:start w:val="1"/>
+      <w:numFmt w:val="bullet"/>
+      <w:lvlText w:val=""/>
+      <w:lvlJc w:val="left"/>
+      <w:pPr>
+        <w:tabs>
+          <w:tab w:val="num" w:pos="5040"/>
+        </w:tabs>
+        <w:ind w:left="5040" w:hanging="360"/>
+      </w:pPr>
+      <w:rPr>
+        <w:rFonts w:ascii="Symbol" w:hAnsi="Symbol" w:hint="default"/>
+        <w:sz w:val="20"/>
+      </w:rPr>
+    </w:lvl>
+    <w:lvl w:ilvl="7" w:tentative="1">
+      <w:start w:val="1"/>
+      <w:numFmt w:val="bullet"/>
+      <w:lvlText w:val=""/>
+      <w:lvlJc w:val="left"/>
+      <w:pPr>
+        <w:tabs>
+          <w:tab w:val="num" w:pos="5760"/>
+        </w:tabs>
+        <w:ind w:left="5760" w:hanging="360"/>
+      </w:pPr>
+      <w:rPr>
+        <w:rFonts w:ascii="Symbol" w:hAnsi="Symbol" w:hint="default"/>
+        <w:sz w:val="20"/>
+      </w:rPr>
+    </w:lvl>
+    <w:lvl w:ilvl="8" w:tentative="1">
+      <w:start w:val="1"/>
+      <w:numFmt w:val="bullet"/>
+      <w:lvlText w:val=""/>
+      <w:lvlJc w:val="left"/>
+      <w:pPr>
+        <w:tabs>
+          <w:tab w:val="num" w:pos="6480"/>
+        </w:tabs>
+        <w:ind w:left="6480" w:hanging="360"/>
+      </w:pPr>
+      <w:rPr>
+        <w:rFonts w:ascii="Symbol" w:hAnsi="Symbol" w:hint="default"/>
+        <w:sz w:val="20"/>
+      </w:rPr>
+    </w:lvl>
+  </w:abstractNum>
+  <w:abstractNum w:abstractNumId="13" w15:restartNumberingAfterBreak="0">
     <w:nsid w:val="35A95BC9"/>
     <w:multiLevelType w:val="multilevel"/>
     <w:tmpl w:val="0D7E1900"/>
@@ -10399,7 +10432,7 @@
       </w:rPr>
     </w:lvl>
   </w:abstractNum>
-  <w:abstractNum w:abstractNumId="11" w15:restartNumberingAfterBreak="0">
+  <w:abstractNum w:abstractNumId="14" w15:restartNumberingAfterBreak="0">
     <w:nsid w:val="3C12387D"/>
     <w:multiLevelType w:val="multilevel"/>
     <w:tmpl w:val="9E14104A"/>
@@ -10548,7 +10581,7 @@
       </w:rPr>
     </w:lvl>
   </w:abstractNum>
-  <w:abstractNum w:abstractNumId="12" w15:restartNumberingAfterBreak="0">
+  <w:abstractNum w:abstractNumId="15" w15:restartNumberingAfterBreak="0">
     <w:nsid w:val="42823EE6"/>
     <w:multiLevelType w:val="multilevel"/>
     <w:tmpl w:val="8EE8D394"/>
@@ -10697,7 +10730,156 @@
       </w:rPr>
     </w:lvl>
   </w:abstractNum>
-  <w:abstractNum w:abstractNumId="13" w15:restartNumberingAfterBreak="0">
+  <w:abstractNum w:abstractNumId="16" w15:restartNumberingAfterBreak="0">
+    <w:nsid w:val="4CD83726"/>
+    <w:multiLevelType w:val="multilevel"/>
+    <w:tmpl w:val="D4A68B0C"/>
+    <w:lvl w:ilvl="0">
+      <w:start w:val="1"/>
+      <w:numFmt w:val="bullet"/>
+      <w:lvlText w:val=""/>
+      <w:lvlJc w:val="left"/>
+      <w:pPr>
+        <w:tabs>
+          <w:tab w:val="num" w:pos="720"/>
+        </w:tabs>
+        <w:ind w:left="720" w:hanging="360"/>
+      </w:pPr>
+      <w:rPr>
+        <w:rFonts w:ascii="Symbol" w:hAnsi="Symbol" w:hint="default"/>
+        <w:sz w:val="20"/>
+      </w:rPr>
+    </w:lvl>
+    <w:lvl w:ilvl="1" w:tentative="1">
+      <w:start w:val="1"/>
+      <w:numFmt w:val="bullet"/>
+      <w:lvlText w:val=""/>
+      <w:lvlJc w:val="left"/>
+      <w:pPr>
+        <w:tabs>
+          <w:tab w:val="num" w:pos="1440"/>
+        </w:tabs>
+        <w:ind w:left="1440" w:hanging="360"/>
+      </w:pPr>
+      <w:rPr>
+        <w:rFonts w:ascii="Symbol" w:hAnsi="Symbol" w:hint="default"/>
+        <w:sz w:val="20"/>
+      </w:rPr>
+    </w:lvl>
+    <w:lvl w:ilvl="2" w:tentative="1">
+      <w:start w:val="1"/>
+      <w:numFmt w:val="bullet"/>
+      <w:lvlText w:val=""/>
+      <w:lvlJc w:val="left"/>
+      <w:pPr>
+        <w:tabs>
+          <w:tab w:val="num" w:pos="2160"/>
+        </w:tabs>
+        <w:ind w:left="2160" w:hanging="360"/>
+      </w:pPr>
+      <w:rPr>
+        <w:rFonts w:ascii="Symbol" w:hAnsi="Symbol" w:hint="default"/>
+        <w:sz w:val="20"/>
+      </w:rPr>
+    </w:lvl>
+    <w:lvl w:ilvl="3" w:tentative="1">
+      <w:start w:val="1"/>
+      <w:numFmt w:val="bullet"/>
+      <w:lvlText w:val=""/>
+      <w:lvlJc w:val="left"/>
+      <w:pPr>
+        <w:tabs>
+          <w:tab w:val="num" w:pos="2880"/>
+        </w:tabs>
+        <w:ind w:left="2880" w:hanging="360"/>
+      </w:pPr>
+      <w:rPr>
+        <w:rFonts w:ascii="Symbol" w:hAnsi="Symbol" w:hint="default"/>
+        <w:sz w:val="20"/>
+      </w:rPr>
+    </w:lvl>
+    <w:lvl w:ilvl="4" w:tentative="1">
+      <w:start w:val="1"/>
+      <w:numFmt w:val="bullet"/>
+      <w:lvlText w:val=""/>
+      <w:lvlJc w:val="left"/>
+      <w:pPr>
+        <w:tabs>
+          <w:tab w:val="num" w:pos="3600"/>
+        </w:tabs>
+        <w:ind w:left="3600" w:hanging="360"/>
+      </w:pPr>
+      <w:rPr>
+        <w:rFonts w:ascii="Symbol" w:hAnsi="Symbol" w:hint="default"/>
+        <w:sz w:val="20"/>
+      </w:rPr>
+    </w:lvl>
+    <w:lvl w:ilvl="5" w:tentative="1">
+      <w:start w:val="1"/>
+      <w:numFmt w:val="bullet"/>
+      <w:lvlText w:val=""/>
+      <w:lvlJc w:val="left"/>
+      <w:pPr>
+        <w:tabs>
+          <w:tab w:val="num" w:pos="4320"/>
+        </w:tabs>
+        <w:ind w:left="4320" w:hanging="360"/>
+      </w:pPr>
+      <w:rPr>
+        <w:rFonts w:ascii="Symbol" w:hAnsi="Symbol" w:hint="default"/>
+        <w:sz w:val="20"/>
+      </w:rPr>
+    </w:lvl>
+    <w:lvl w:ilvl="6" w:tentative="1">
+      <w:start w:val="1"/>
+      <w:numFmt w:val="bullet"/>
+      <w:lvlText w:val=""/>
+      <w:lvlJc w:val="left"/>
+      <w:pPr>
+        <w:tabs>
+          <w:tab w:val="num" w:pos="5040"/>
+        </w:tabs>
+        <w:ind w:left="5040" w:hanging="360"/>
+      </w:pPr>
+      <w:rPr>
+        <w:rFonts w:ascii="Symbol" w:hAnsi="Symbol" w:hint="default"/>
+        <w:sz w:val="20"/>
+      </w:rPr>
+    </w:lvl>
+    <w:lvl w:ilvl="7" w:tentative="1">
+      <w:start w:val="1"/>
+      <w:numFmt w:val="bullet"/>
+      <w:lvlText w:val=""/>
+      <w:lvlJc w:val="left"/>
+      <w:pPr>
+        <w:tabs>
+          <w:tab w:val="num" w:pos="5760"/>
+        </w:tabs>
+        <w:ind w:left="5760" w:hanging="360"/>
+      </w:pPr>
+      <w:rPr>
+        <w:rFonts w:ascii="Symbol" w:hAnsi="Symbol" w:hint="default"/>
+        <w:sz w:val="20"/>
+      </w:rPr>
+    </w:lvl>
+    <w:lvl w:ilvl="8" w:tentative="1">
+      <w:start w:val="1"/>
+      <w:numFmt w:val="bullet"/>
+      <w:lvlText w:val=""/>
+      <w:lvlJc w:val="left"/>
+      <w:pPr>
+        <w:tabs>
+          <w:tab w:val="num" w:pos="6480"/>
+        </w:tabs>
+        <w:ind w:left="6480" w:hanging="360"/>
+      </w:pPr>
+      <w:rPr>
+        <w:rFonts w:ascii="Symbol" w:hAnsi="Symbol" w:hint="default"/>
+        <w:sz w:val="20"/>
+      </w:rPr>
+    </w:lvl>
+  </w:abstractNum>
+  <w:abstractNum w:abstractNumId="17" w15:restartNumberingAfterBreak="0">
     <w:nsid w:val="4F3E539F"/>
     <w:multiLevelType w:val="multilevel"/>
     <w:tmpl w:val="8382A780"/>
@@ -10846,7 +11028,7 @@
       </w:rPr>
     </w:lvl>
   </w:abstractNum>
-  <w:abstractNum w:abstractNumId="14" w15:restartNumberingAfterBreak="0">
+  <w:abstractNum w:abstractNumId="18" w15:restartNumberingAfterBreak="0">
     <w:nsid w:val="4F843E15"/>
     <w:multiLevelType w:val="multilevel"/>
     <w:tmpl w:val="E6D879DC"/>
@@ -10995,7 +11177,7 @@
       </w:rPr>
     </w:lvl>
   </w:abstractNum>
-  <w:abstractNum w:abstractNumId="15" w15:restartNumberingAfterBreak="0">
+  <w:abstractNum w:abstractNumId="19" w15:restartNumberingAfterBreak="0">
     <w:nsid w:val="50DB300F"/>
     <w:multiLevelType w:val="multilevel"/>
     <w:tmpl w:val="DCC0545C"/>
@@ -11144,7 +11326,7 @@
       </w:rPr>
     </w:lvl>
   </w:abstractNum>
-  <w:abstractNum w:abstractNumId="16" w15:restartNumberingAfterBreak="0">
+  <w:abstractNum w:abstractNumId="20" w15:restartNumberingAfterBreak="0">
     <w:nsid w:val="544A7336"/>
     <w:multiLevelType w:val="multilevel"/>
     <w:tmpl w:val="754A0798"/>
@@ -11293,7 +11475,7 @@
       </w:rPr>
     </w:lvl>
   </w:abstractNum>
-  <w:abstractNum w:abstractNumId="17" w15:restartNumberingAfterBreak="0">
+  <w:abstractNum w:abstractNumId="21" w15:restartNumberingAfterBreak="0">
     <w:nsid w:val="576171E3"/>
     <w:multiLevelType w:val="multilevel"/>
     <w:tmpl w:val="DF80DC3E"/>
@@ -11442,7 +11624,7 @@
       </w:rPr>
     </w:lvl>
   </w:abstractNum>
-  <w:abstractNum w:abstractNumId="18" w15:restartNumberingAfterBreak="0">
+  <w:abstractNum w:abstractNumId="22" w15:restartNumberingAfterBreak="0">
     <w:nsid w:val="5D6538FB"/>
     <w:multiLevelType w:val="multilevel"/>
     <w:tmpl w:val="5E30CCB8"/>
@@ -11591,7 +11773,7 @@
       </w:rPr>
     </w:lvl>
   </w:abstractNum>
-  <w:abstractNum w:abstractNumId="19" w15:restartNumberingAfterBreak="0">
+  <w:abstractNum w:abstractNumId="23" w15:restartNumberingAfterBreak="0">
     <w:nsid w:val="764F176E"/>
     <w:multiLevelType w:val="multilevel"/>
     <w:tmpl w:val="3530BD80"/>
@@ -11740,7 +11922,7 @@
       </w:rPr>
     </w:lvl>
   </w:abstractNum>
-  <w:abstractNum w:abstractNumId="20" w15:restartNumberingAfterBreak="0">
+  <w:abstractNum w:abstractNumId="24" w15:restartNumberingAfterBreak="0">
     <w:nsid w:val="79A0453D"/>
     <w:multiLevelType w:val="multilevel"/>
     <w:tmpl w:val="F16C64C6"/>
@@ -11890,67 +12072,79 @@
     </w:lvl>
   </w:abstractNum>
   <w:num w:numId="1" w16cid:durableId="806817170">
-    <w:abstractNumId w:val="5"/>
+    <w:abstractNumId w:val="6"/>
   </w:num>
   <w:num w:numId="2" w16cid:durableId="1049644441">
-    <w:abstractNumId w:val="12"/>
+    <w:abstractNumId w:val="15"/>
   </w:num>
   <w:num w:numId="3" w16cid:durableId="855195527">
-    <w:abstractNumId w:val="13"/>
+    <w:abstractNumId w:val="17"/>
   </w:num>
   <w:num w:numId="4" w16cid:durableId="1456169704">
-    <w:abstractNumId w:val="16"/>
+    <w:abstractNumId w:val="20"/>
   </w:num>
   <w:num w:numId="5" w16cid:durableId="613444548">
-    <w:abstractNumId w:val="19"/>
+    <w:abstractNumId w:val="23"/>
   </w:num>
   <w:num w:numId="6" w16cid:durableId="269171363">
     <w:abstractNumId w:val="1"/>
   </w:num>
   <w:num w:numId="7" w16cid:durableId="920456329">
-    <w:abstractNumId w:val="14"/>
+    <w:abstractNumId w:val="18"/>
   </w:num>
   <w:num w:numId="8" w16cid:durableId="811756253">
-    <w:abstractNumId w:val="9"/>
+    <w:abstractNumId w:val="11"/>
   </w:num>
   <w:num w:numId="9" w16cid:durableId="1310598230">
-    <w:abstractNumId w:val="8"/>
+    <w:abstractNumId w:val="10"/>
   </w:num>
   <w:num w:numId="10" w16cid:durableId="788863381">
-    <w:abstractNumId w:val="18"/>
+    <w:abstractNumId w:val="22"/>
   </w:num>
   <w:num w:numId="11" w16cid:durableId="1725178185">
-    <w:abstractNumId w:val="4"/>
+    <w:abstractNumId w:val="5"/>
   </w:num>
   <w:num w:numId="12" w16cid:durableId="791090743">
-    <w:abstractNumId w:val="10"/>
+    <w:abstractNumId w:val="13"/>
   </w:num>
   <w:num w:numId="13" w16cid:durableId="1897428191">
-    <w:abstractNumId w:val="17"/>
+    <w:abstractNumId w:val="21"/>
   </w:num>
   <w:num w:numId="14" w16cid:durableId="1205559669">
-    <w:abstractNumId w:val="20"/>
+    <w:abstractNumId w:val="24"/>
   </w:num>
   <w:num w:numId="15" w16cid:durableId="1427966037">
     <w:abstractNumId w:val="2"/>
   </w:num>
   <w:num w:numId="16" w16cid:durableId="1589730193">
-    <w:abstractNumId w:val="15"/>
+    <w:abstractNumId w:val="19"/>
   </w:num>
   <w:num w:numId="17" w16cid:durableId="888999740">
     <w:abstractNumId w:val="3"/>
   </w:num>
   <w:num w:numId="18" w16cid:durableId="627711037">
-    <w:abstractNumId w:val="7"/>
+    <w:abstractNumId w:val="8"/>
   </w:num>
   <w:num w:numId="19" w16cid:durableId="1442726740">
     <w:abstractNumId w:val="0"/>
   </w:num>
   <w:num w:numId="20" w16cid:durableId="762262061">
-    <w:abstractNumId w:val="11"/>
+    <w:abstractNumId w:val="14"/>
   </w:num>
   <w:num w:numId="21" w16cid:durableId="594216942">
-    <w:abstractNumId w:val="6"/>
+    <w:abstractNumId w:val="7"/>
+  </w:num>
+  <w:num w:numId="22" w16cid:durableId="266893318">
+    <w:abstractNumId w:val="4"/>
+  </w:num>
+  <w:num w:numId="23" w16cid:durableId="1743142609">
+    <w:abstractNumId w:val="16"/>
+  </w:num>
+  <w:num w:numId="24" w16cid:durableId="460542968">
+    <w:abstractNumId w:val="9"/>
+  </w:num>
+  <w:num w:numId="25" w16cid:durableId="315034473">
+    <w:abstractNumId w:val="12"/>
   </w:num>
 </w:numbering>
 </file>
